--- a/docs/BYYEAR/Расстреляны_1923-1929.docx
+++ b/docs/BYYEAR/Расстреляны_1923-1929.docx
@@ -1,6 +1,6 @@
 
 <file path=word/document.xml><?xml version="1.0" encoding="utf-8"?>
-<w:document xmlns:wpc="http://schemas.microsoft.com/office/word/2010/wordprocessingCanvas" xmlns:cx="http://schemas.microsoft.com/office/drawing/2014/chartex" xmlns:cx1="http://schemas.microsoft.com/office/drawing/2015/9/8/chartex" xmlns:cx2="http://schemas.microsoft.com/office/drawing/2015/10/21/chartex" xmlns:cx3="http://schemas.microsoft.com/office/drawing/2016/5/9/chartex" xmlns:cx4="http://schemas.microsoft.com/office/drawing/2016/5/10/chartex" xmlns:cx5="http://schemas.microsoft.com/office/drawing/2016/5/11/chartex" xmlns:cx6="http://schemas.microsoft.com/office/drawing/2016/5/12/chartex" xmlns:cx7="http://schemas.microsoft.com/office/drawing/2016/5/13/chartex" xmlns:cx8="http://schemas.microsoft.com/office/drawing/2016/5/14/chartex" xmlns:mc="http://schemas.openxmlformats.org/markup-compatibility/2006" xmlns:aink="http://schemas.microsoft.com/office/drawing/2016/ink" xmlns:am3d="http://schemas.microsoft.com/office/drawing/2017/model3d" xmlns:o="urn:schemas-microsoft-com:office:office" xmlns:oel="http://schemas.microsoft.com/office/2019/extlst" xmlns:r="http://schemas.openxmlformats.org/officeDocument/2006/relationships" xmlns:m="http://schemas.openxmlformats.org/officeDocument/2006/math" xmlns:v="urn:schemas-microsoft-com:vml" xmlns:wp14="http://schemas.microsoft.com/office/word/2010/wordprocessingDrawing" xmlns:wp="http://schemas.openxmlformats.org/drawingml/2006/wordprocessingDrawing" xmlns:w10="urn:schemas-microsoft-com:office:word" xmlns:w="http://schemas.openxmlformats.org/wordprocessingml/2006/main" xmlns:w14="http://schemas.microsoft.com/office/word/2010/wordml" xmlns:w15="http://schemas.microsoft.com/office/word/2012/wordml" xmlns:w16cex="http://schemas.microsoft.com/office/word/2018/wordml/cex" xmlns:w16cid="http://schemas.microsoft.com/office/word/2016/wordml/cid" xmlns:w16="http://schemas.microsoft.com/office/word/2018/wordml" xmlns:w16du="http://schemas.microsoft.com/office/word/2023/wordml/word16du" xmlns:w16sdtdh="http://schemas.microsoft.com/office/word/2020/wordml/sdtdatahash" xmlns:w16se="http://schemas.microsoft.com/office/word/2015/wordml/symex" xmlns:wpg="http://schemas.microsoft.com/office/word/2010/wordprocessingGroup" xmlns:wpi="http://schemas.microsoft.com/office/word/2010/wordprocessingInk" xmlns:wne="http://schemas.microsoft.com/office/word/2006/wordml" xmlns:wps="http://schemas.microsoft.com/office/word/2010/wordprocessingShape" mc:Ignorable="w14 w15 w16se w16cid w16 w16cex w16sdtdh w16du wp14">
+<w:document xmlns:wpc="http://schemas.microsoft.com/office/word/2010/wordprocessingCanvas" xmlns:cx="http://schemas.microsoft.com/office/drawing/2014/chartex" xmlns:cx1="http://schemas.microsoft.com/office/drawing/2015/9/8/chartex" xmlns:cx2="http://schemas.microsoft.com/office/drawing/2015/10/21/chartex" xmlns:cx3="http://schemas.microsoft.com/office/drawing/2016/5/9/chartex" xmlns:cx4="http://schemas.microsoft.com/office/drawing/2016/5/10/chartex" xmlns:cx5="http://schemas.microsoft.com/office/drawing/2016/5/11/chartex" xmlns:cx6="http://schemas.microsoft.com/office/drawing/2016/5/12/chartex" xmlns:cx7="http://schemas.microsoft.com/office/drawing/2016/5/13/chartex" xmlns:cx8="http://schemas.microsoft.com/office/drawing/2016/5/14/chartex" xmlns:mc="http://schemas.openxmlformats.org/markup-compatibility/2006" xmlns:aink="http://schemas.microsoft.com/office/drawing/2016/ink" xmlns:am3d="http://schemas.microsoft.com/office/drawing/2017/model3d" xmlns:o="urn:schemas-microsoft-com:office:office" xmlns:oel="http://schemas.microsoft.com/office/2019/extlst" xmlns:r="http://schemas.openxmlformats.org/officeDocument/2006/relationships" xmlns:m="http://schemas.openxmlformats.org/officeDocument/2006/math" xmlns:v="urn:schemas-microsoft-com:vml" xmlns:wp14="http://schemas.microsoft.com/office/word/2010/wordprocessingDrawing" xmlns:wp="http://schemas.openxmlformats.org/drawingml/2006/wordprocessingDrawing" xmlns:w10="urn:schemas-microsoft-com:office:word" xmlns:w="http://schemas.openxmlformats.org/wordprocessingml/2006/main" xmlns:w14="http://schemas.microsoft.com/office/word/2010/wordml" xmlns:w15="http://schemas.microsoft.com/office/word/2012/wordml" xmlns:w16cex="http://schemas.microsoft.com/office/word/2018/wordml/cex" xmlns:w16cid="http://schemas.microsoft.com/office/word/2016/wordml/cid" xmlns:w16="http://schemas.microsoft.com/office/word/2018/wordml" xmlns:w16du="http://schemas.microsoft.com/office/word/2023/wordml/word16du" xmlns:w16sdtdh="http://schemas.microsoft.com/office/word/2020/wordml/sdtdatahash" xmlns:w16sdtfl="http://schemas.microsoft.com/office/word/2024/wordml/sdtformatlock" xmlns:w16se="http://schemas.microsoft.com/office/word/2015/wordml/symex" xmlns:wpg="http://schemas.microsoft.com/office/word/2010/wordprocessingGroup" xmlns:wpi="http://schemas.microsoft.com/office/word/2010/wordprocessingInk" xmlns:wne="http://schemas.microsoft.com/office/word/2006/wordml" xmlns:wps="http://schemas.microsoft.com/office/word/2010/wordprocessingShape" mc:Ignorable="w14 w15 w16se w16cid w16 w16cex w16sdtdh w16sdtfl w16du wp14">
   <w:body>
     <w:p>
       <w:pPr>
@@ -14,6 +14,7 @@
           <w:lang w:val="ru-RU"/>
         </w:rPr>
       </w:pPr>
+      <w:proofErr w:type="gramStart"/>
       <w:r>
         <w:rPr>
           <w:rFonts w:ascii="Arial" w:hAnsi="Arial" w:cs="Arial"/>
@@ -23,7 +24,19 @@
           <w:szCs w:val="16"/>
           <w:lang w:val="ru-RU"/>
         </w:rPr>
-        <w:t>СПИСОК ЖЕНЩИН РАССТРЕЛЯН</w:t>
+        <w:t>СПИСОК ЖЕНЩИН</w:t>
+      </w:r>
+      <w:proofErr w:type="gramEnd"/>
+      <w:r>
+        <w:rPr>
+          <w:rFonts w:ascii="Arial" w:hAnsi="Arial" w:cs="Arial"/>
+          <w:b/>
+          <w:bCs/>
+          <w:sz w:val="16"/>
+          <w:szCs w:val="16"/>
+          <w:lang w:val="ru-RU"/>
+        </w:rPr>
+        <w:t xml:space="preserve"> РАССТРЕЛЯН</w:t>
       </w:r>
       <w:r>
         <w:rPr>
@@ -90,7 +103,31 @@
           <w:szCs w:val="16"/>
           <w:lang w:val="ru-RU"/>
         </w:rPr>
-        <w:t>В 1923-1929 ГОДАХ</w:t>
+        <w:t xml:space="preserve">В </w:t>
+      </w:r>
+      <w:proofErr w:type="gramStart"/>
+      <w:r>
+        <w:rPr>
+          <w:rFonts w:ascii="Arial" w:hAnsi="Arial" w:cs="Arial"/>
+          <w:b/>
+          <w:bCs/>
+          <w:sz w:val="16"/>
+          <w:szCs w:val="16"/>
+          <w:lang w:val="ru-RU"/>
+        </w:rPr>
+        <w:t>1923-1929</w:t>
+      </w:r>
+      <w:proofErr w:type="gramEnd"/>
+      <w:r>
+        <w:rPr>
+          <w:rFonts w:ascii="Arial" w:hAnsi="Arial" w:cs="Arial"/>
+          <w:b/>
+          <w:bCs/>
+          <w:sz w:val="16"/>
+          <w:szCs w:val="16"/>
+          <w:lang w:val="ru-RU"/>
+        </w:rPr>
+        <w:t xml:space="preserve"> ГОДАХ</w:t>
       </w:r>
     </w:p>
     <w:p>
@@ -132,6 +169,7 @@
       <w:pPr>
         <w:rPr>
           <w:rFonts w:hint="eastAsia"/>
+          <w:lang w:val="ru-RU"/>
         </w:rPr>
       </w:pPr>
     </w:p>
@@ -142,12 +180,12 @@
         <w:tblLook w:val="04A0" w:firstRow="1" w:lastRow="0" w:firstColumn="1" w:lastColumn="0" w:noHBand="0" w:noVBand="1"/>
       </w:tblPr>
       <w:tblGrid>
-        <w:gridCol w:w="9360"/>
+        <w:gridCol w:w="9350"/>
       </w:tblGrid>
       <w:tr>
         <w:tc>
           <w:tcPr>
-            <w:tcW w:w="9576" w:type="dxa"/>
+            <w:tcW w:w="9350" w:type="dxa"/>
             <w:tcBorders>
               <w:top w:val="nil"/>
               <w:left w:val="nil"/>
@@ -160,22 +198,41 @@
               <w:tabs>
                 <w:tab w:val="left" w:pos="1260"/>
               </w:tabs>
-              <w:jc w:val="both"/>
-              <w:rPr>
-                <w:rFonts w:ascii="Arial" w:hAnsi="Arial" w:cs="Arial"/>
-                <w:sz w:val="16"/>
-                <w:szCs w:val="16"/>
-                <w:lang w:val="ru-RU"/>
-              </w:rPr>
-            </w:pPr>
-            <w:r>
-              <w:rPr>
-                <w:rFonts w:ascii="Arial" w:hAnsi="Arial" w:cs="Arial"/>
-                <w:sz w:val="16"/>
-                <w:szCs w:val="16"/>
-                <w:lang w:val="ru-RU"/>
-              </w:rPr>
-              <w:t>За 7 лет Советской власти с 1923-1929 годы в России расстреляли 32 женщины</w:t>
+              <w:rPr>
+                <w:rFonts w:ascii="Arial" w:hAnsi="Arial" w:cs="Arial"/>
+                <w:sz w:val="16"/>
+                <w:szCs w:val="16"/>
+                <w:lang w:val="ru-RU"/>
+              </w:rPr>
+            </w:pPr>
+            <w:r>
+              <w:rPr>
+                <w:rFonts w:ascii="Arial" w:hAnsi="Arial" w:cs="Arial"/>
+                <w:sz w:val="16"/>
+                <w:szCs w:val="16"/>
+                <w:lang w:val="ru-RU"/>
+              </w:rPr>
+              <w:t xml:space="preserve">За 7 лет Советской власти с </w:t>
+            </w:r>
+            <w:proofErr w:type="gramStart"/>
+            <w:r>
+              <w:rPr>
+                <w:rFonts w:ascii="Arial" w:hAnsi="Arial" w:cs="Arial"/>
+                <w:sz w:val="16"/>
+                <w:szCs w:val="16"/>
+                <w:lang w:val="ru-RU"/>
+              </w:rPr>
+              <w:t>1923-1929</w:t>
+            </w:r>
+            <w:proofErr w:type="gramEnd"/>
+            <w:r>
+              <w:rPr>
+                <w:rFonts w:ascii="Arial" w:hAnsi="Arial" w:cs="Arial"/>
+                <w:sz w:val="16"/>
+                <w:szCs w:val="16"/>
+                <w:lang w:val="ru-RU"/>
+              </w:rPr>
+              <w:t xml:space="preserve"> годы в России расстреляли 32 женщины</w:t>
             </w:r>
             <w:r>
               <w:rPr>
@@ -216,7 +273,6 @@
           </w:p>
           <w:p>
             <w:pPr>
-              <w:jc w:val="both"/>
               <w:rPr>
                 <w:rFonts w:ascii="Arial" w:hAnsi="Arial" w:cs="Arial"/>
                 <w:sz w:val="16"/>
@@ -254,7 +310,6 @@
           </w:p>
           <w:p>
             <w:pPr>
-              <w:jc w:val="both"/>
               <w:rPr>
                 <w:rFonts w:ascii="Arial" w:hAnsi="Arial" w:cs="Arial"/>
                 <w:sz w:val="16"/>
@@ -297,7 +352,6 @@
           </w:p>
           <w:p>
             <w:pPr>
-              <w:jc w:val="both"/>
               <w:rPr>
                 <w:rFonts w:ascii="Arial" w:hAnsi="Arial" w:cs="Arial"/>
                 <w:sz w:val="16"/>
@@ -349,7 +403,6 @@
           </w:p>
           <w:p>
             <w:pPr>
-              <w:jc w:val="both"/>
               <w:rPr>
                 <w:rFonts w:ascii="Arial" w:hAnsi="Arial" w:cs="Arial"/>
                 <w:sz w:val="16"/>
@@ -427,7 +480,6 @@
           </w:p>
           <w:p>
             <w:pPr>
-              <w:jc w:val="both"/>
               <w:rPr>
                 <w:rFonts w:ascii="Arial" w:hAnsi="Arial" w:cs="Arial"/>
                 <w:sz w:val="16"/>
@@ -459,7 +511,6 @@
           </w:p>
           <w:p>
             <w:pPr>
-              <w:jc w:val="both"/>
               <w:rPr>
                 <w:rFonts w:ascii="Arial" w:hAnsi="Arial" w:cs="Arial"/>
                 <w:sz w:val="16"/>
@@ -530,6 +581,7 @@
             <w:pPr>
               <w:rPr>
                 <w:rFonts w:hint="eastAsia"/>
+                <w:lang w:val="ru-RU"/>
               </w:rPr>
             </w:pPr>
             <w:r>
@@ -549,1146 +601,303 @@
       <w:pPr>
         <w:rPr>
           <w:rFonts w:hint="eastAsia"/>
+          <w:lang w:val="ru-RU"/>
         </w:rPr>
       </w:pPr>
     </w:p>
-    <w:tbl>
-      <w:tblPr>
-        <w:tblpPr w:leftFromText="180" w:rightFromText="180" w:vertAnchor="page" w:horzAnchor="margin" w:tblpXSpec="center" w:tblpY="4407"/>
-        <w:tblW w:w="10962" w:type="dxa"/>
-        <w:tblBorders>
-          <w:top w:val="single" w:sz="4" w:space="0" w:color="auto"/>
-          <w:left w:val="single" w:sz="4" w:space="0" w:color="auto"/>
-          <w:bottom w:val="single" w:sz="4" w:space="0" w:color="auto"/>
-          <w:right w:val="single" w:sz="4" w:space="0" w:color="auto"/>
-          <w:insideH w:val="single" w:sz="4" w:space="0" w:color="auto"/>
-          <w:insideV w:val="single" w:sz="4" w:space="0" w:color="auto"/>
-        </w:tblBorders>
-        <w:tblLayout w:type="fixed"/>
-        <w:tblCellMar>
-          <w:top w:w="28" w:type="dxa"/>
-          <w:left w:w="28" w:type="dxa"/>
-          <w:bottom w:w="28" w:type="dxa"/>
-          <w:right w:w="28" w:type="dxa"/>
-        </w:tblCellMar>
-        <w:tblLook w:val="0000" w:firstRow="0" w:lastRow="0" w:firstColumn="0" w:lastColumn="0" w:noHBand="0" w:noVBand="0"/>
-      </w:tblPr>
-      <w:tblGrid>
-        <w:gridCol w:w="1566"/>
-        <w:gridCol w:w="1566"/>
-        <w:gridCol w:w="1566"/>
-        <w:gridCol w:w="1566"/>
-        <w:gridCol w:w="1566"/>
-        <w:gridCol w:w="1566"/>
-        <w:gridCol w:w="1566"/>
-      </w:tblGrid>
-      <w:tr>
-        <w:tc>
-          <w:tcPr>
-            <w:tcW w:w="10962" w:type="dxa"/>
-            <w:gridSpan w:val="7"/>
-            <w:shd w:val="clear" w:color="auto" w:fill="auto"/>
-            <w:vAlign w:val="center"/>
-          </w:tcPr>
-          <w:p>
-            <w:pPr>
-              <w:pStyle w:val="TableContents"/>
-              <w:snapToGrid w:val="0"/>
-              <w:jc w:val="center"/>
-              <w:rPr>
-                <w:rFonts w:ascii="Arial" w:hAnsi="Arial" w:cs="Arial"/>
-                <w:sz w:val="16"/>
-                <w:szCs w:val="16"/>
-                <w:lang w:val="ru-RU"/>
-              </w:rPr>
-            </w:pPr>
-            <w:r>
-              <w:rPr>
-                <w:rFonts w:ascii="Arial" w:hAnsi="Arial" w:cs="Arial"/>
-                <w:b/>
-                <w:bCs/>
-                <w:sz w:val="16"/>
-                <w:szCs w:val="16"/>
-                <w:lang w:val="ru-RU"/>
-              </w:rPr>
-              <w:t xml:space="preserve">ЧИСЛО  РАССТРЕЛЯННЫХ ЖЕНЩИН ПО ГОДАМ  (Возрастной разброс 17-61 год)   </w:t>
-            </w:r>
-          </w:p>
-        </w:tc>
-      </w:tr>
-      <w:tr>
-        <w:trPr>
-          <w:trHeight w:val="236"/>
-        </w:trPr>
-        <w:tc>
-          <w:tcPr>
-            <w:tcW w:w="1566" w:type="dxa"/>
-            <w:shd w:val="clear" w:color="auto" w:fill="auto"/>
-            <w:vAlign w:val="center"/>
-          </w:tcPr>
-          <w:p>
-            <w:pPr>
-              <w:pStyle w:val="TableContents"/>
-              <w:snapToGrid w:val="0"/>
-              <w:jc w:val="center"/>
-              <w:rPr>
-                <w:rFonts w:ascii="Arial" w:hAnsi="Arial" w:cs="Arial"/>
-                <w:b/>
-                <w:bCs/>
-                <w:sz w:val="16"/>
-                <w:szCs w:val="16"/>
-                <w:lang w:val="ru-RU"/>
-              </w:rPr>
-            </w:pPr>
-            <w:r>
-              <w:rPr>
-                <w:rFonts w:ascii="Arial" w:hAnsi="Arial" w:cs="Arial"/>
-                <w:b/>
-                <w:bCs/>
-                <w:sz w:val="16"/>
-                <w:szCs w:val="16"/>
-                <w:lang w:val="ru-RU"/>
-              </w:rPr>
-              <w:t>1923 год</w:t>
-            </w:r>
-          </w:p>
-        </w:tc>
-        <w:tc>
-          <w:tcPr>
-            <w:tcW w:w="1566" w:type="dxa"/>
-            <w:shd w:val="clear" w:color="auto" w:fill="auto"/>
-          </w:tcPr>
-          <w:p>
-            <w:pPr>
-              <w:pStyle w:val="TableContents"/>
-              <w:snapToGrid w:val="0"/>
-              <w:jc w:val="center"/>
-              <w:rPr>
-                <w:rFonts w:ascii="Arial" w:hAnsi="Arial" w:cs="Arial"/>
-                <w:b/>
-                <w:bCs/>
-                <w:sz w:val="16"/>
-                <w:szCs w:val="16"/>
-              </w:rPr>
-            </w:pPr>
-            <w:r>
-              <w:rPr>
-                <w:rFonts w:ascii="Arial" w:hAnsi="Arial" w:cs="Arial"/>
-                <w:b/>
-                <w:bCs/>
-                <w:sz w:val="16"/>
-                <w:szCs w:val="16"/>
-                <w:lang w:val="ru-RU"/>
-              </w:rPr>
-              <w:t>1924 год</w:t>
-            </w:r>
-          </w:p>
-        </w:tc>
-        <w:tc>
-          <w:tcPr>
-            <w:tcW w:w="1566" w:type="dxa"/>
-            <w:shd w:val="clear" w:color="auto" w:fill="auto"/>
-          </w:tcPr>
-          <w:p>
-            <w:pPr>
-              <w:pStyle w:val="TableContents"/>
-              <w:snapToGrid w:val="0"/>
-              <w:jc w:val="center"/>
-              <w:rPr>
-                <w:rFonts w:ascii="Arial" w:hAnsi="Arial" w:cs="Arial"/>
-                <w:b/>
-                <w:bCs/>
-                <w:sz w:val="16"/>
-                <w:szCs w:val="16"/>
-                <w:lang w:val="ru-RU"/>
-              </w:rPr>
-            </w:pPr>
-            <w:r>
-              <w:rPr>
-                <w:rFonts w:ascii="Arial" w:hAnsi="Arial" w:cs="Arial"/>
-                <w:b/>
-                <w:bCs/>
-                <w:sz w:val="16"/>
-                <w:szCs w:val="16"/>
-                <w:lang w:val="ru-RU"/>
-              </w:rPr>
-              <w:t>1925 год</w:t>
-            </w:r>
-          </w:p>
-        </w:tc>
-        <w:tc>
-          <w:tcPr>
-            <w:tcW w:w="1566" w:type="dxa"/>
-            <w:shd w:val="clear" w:color="auto" w:fill="auto"/>
-          </w:tcPr>
-          <w:p>
-            <w:pPr>
-              <w:pStyle w:val="TableContents"/>
-              <w:snapToGrid w:val="0"/>
-              <w:jc w:val="center"/>
-              <w:rPr>
-                <w:rFonts w:ascii="Arial" w:hAnsi="Arial" w:cs="Arial"/>
-                <w:b/>
-                <w:bCs/>
-                <w:sz w:val="16"/>
-                <w:szCs w:val="16"/>
-                <w:lang w:val="ru-RU"/>
-              </w:rPr>
-            </w:pPr>
-            <w:r>
-              <w:rPr>
-                <w:rFonts w:ascii="Arial" w:hAnsi="Arial" w:cs="Arial"/>
-                <w:b/>
-                <w:bCs/>
-                <w:sz w:val="16"/>
-                <w:szCs w:val="16"/>
-                <w:lang w:val="ru-RU"/>
-              </w:rPr>
-              <w:t>1926 год</w:t>
-            </w:r>
-          </w:p>
-        </w:tc>
-        <w:tc>
-          <w:tcPr>
-            <w:tcW w:w="1566" w:type="dxa"/>
-            <w:shd w:val="clear" w:color="auto" w:fill="auto"/>
-          </w:tcPr>
-          <w:p>
-            <w:pPr>
-              <w:pStyle w:val="TableContents"/>
-              <w:snapToGrid w:val="0"/>
-              <w:jc w:val="center"/>
-              <w:rPr>
-                <w:rFonts w:ascii="Arial" w:hAnsi="Arial" w:cs="Arial"/>
-                <w:b/>
-                <w:bCs/>
-                <w:sz w:val="16"/>
-                <w:szCs w:val="16"/>
-                <w:lang w:val="ru-RU"/>
-              </w:rPr>
-            </w:pPr>
-            <w:r>
-              <w:rPr>
-                <w:rFonts w:ascii="Arial" w:hAnsi="Arial" w:cs="Arial"/>
-                <w:b/>
-                <w:bCs/>
-                <w:sz w:val="16"/>
-                <w:szCs w:val="16"/>
-                <w:lang w:val="ru-RU"/>
-              </w:rPr>
-              <w:t>1927 год</w:t>
-            </w:r>
-          </w:p>
-        </w:tc>
-        <w:tc>
-          <w:tcPr>
-            <w:tcW w:w="1566" w:type="dxa"/>
-            <w:shd w:val="clear" w:color="auto" w:fill="auto"/>
-          </w:tcPr>
-          <w:p>
-            <w:pPr>
-              <w:pStyle w:val="TableContents"/>
-              <w:snapToGrid w:val="0"/>
-              <w:jc w:val="center"/>
-              <w:rPr>
-                <w:rFonts w:ascii="Arial" w:hAnsi="Arial" w:cs="Arial"/>
-                <w:b/>
-                <w:bCs/>
-                <w:sz w:val="16"/>
-                <w:szCs w:val="16"/>
-                <w:lang w:val="ru-RU"/>
-              </w:rPr>
-            </w:pPr>
-            <w:r>
-              <w:rPr>
-                <w:rFonts w:ascii="Arial" w:hAnsi="Arial" w:cs="Arial"/>
-                <w:b/>
-                <w:bCs/>
-                <w:sz w:val="16"/>
-                <w:szCs w:val="16"/>
-                <w:lang w:val="ru-RU"/>
-              </w:rPr>
-              <w:t>1928 год</w:t>
-            </w:r>
-          </w:p>
-        </w:tc>
-        <w:tc>
-          <w:tcPr>
-            <w:tcW w:w="1566" w:type="dxa"/>
-            <w:shd w:val="clear" w:color="auto" w:fill="auto"/>
-          </w:tcPr>
-          <w:p>
-            <w:pPr>
-              <w:pStyle w:val="TableContents"/>
-              <w:snapToGrid w:val="0"/>
-              <w:jc w:val="center"/>
-              <w:rPr>
-                <w:rFonts w:ascii="Arial" w:hAnsi="Arial" w:cs="Arial"/>
-                <w:b/>
-                <w:bCs/>
-                <w:sz w:val="16"/>
-                <w:szCs w:val="16"/>
-                <w:lang w:val="ru-RU"/>
-              </w:rPr>
-            </w:pPr>
-            <w:r>
-              <w:rPr>
-                <w:rFonts w:ascii="Arial" w:hAnsi="Arial" w:cs="Arial"/>
-                <w:b/>
-                <w:bCs/>
-                <w:sz w:val="16"/>
-                <w:szCs w:val="16"/>
-                <w:lang w:val="ru-RU"/>
-              </w:rPr>
-              <w:t>1929 год</w:t>
-            </w:r>
-          </w:p>
-        </w:tc>
-      </w:tr>
-      <w:tr>
-        <w:trPr>
-          <w:trHeight w:val="276"/>
-        </w:trPr>
-        <w:tc>
-          <w:tcPr>
-            <w:tcW w:w="1566" w:type="dxa"/>
-            <w:shd w:val="clear" w:color="auto" w:fill="auto"/>
-            <w:vAlign w:val="center"/>
-          </w:tcPr>
-          <w:p>
-            <w:pPr>
-              <w:pStyle w:val="TableContents"/>
-              <w:snapToGrid w:val="0"/>
-              <w:ind w:left="240" w:hanging="180"/>
-              <w:jc w:val="center"/>
-              <w:rPr>
-                <w:rFonts w:ascii="Arial" w:hAnsi="Arial" w:cs="Arial"/>
-                <w:sz w:val="16"/>
-                <w:szCs w:val="16"/>
-                <w:lang w:val="ru-RU"/>
-              </w:rPr>
-            </w:pPr>
-            <w:r>
-              <w:rPr>
-                <w:rFonts w:ascii="Arial" w:hAnsi="Arial" w:cs="Arial"/>
-                <w:sz w:val="16"/>
-                <w:szCs w:val="16"/>
-                <w:lang w:val="ru-RU"/>
-              </w:rPr>
-              <w:t>5</w:t>
-            </w:r>
-          </w:p>
-        </w:tc>
-        <w:tc>
-          <w:tcPr>
-            <w:tcW w:w="1566" w:type="dxa"/>
-            <w:shd w:val="clear" w:color="auto" w:fill="auto"/>
-            <w:vAlign w:val="center"/>
-          </w:tcPr>
-          <w:p>
-            <w:pPr>
-              <w:pStyle w:val="TableContents"/>
-              <w:snapToGrid w:val="0"/>
-              <w:ind w:left="240" w:hanging="180"/>
-              <w:jc w:val="center"/>
-              <w:rPr>
-                <w:rFonts w:ascii="Arial" w:hAnsi="Arial" w:cs="Arial"/>
-                <w:sz w:val="16"/>
-                <w:szCs w:val="16"/>
-                <w:lang w:val="ru-RU"/>
-              </w:rPr>
-            </w:pPr>
-            <w:r>
-              <w:rPr>
-                <w:rFonts w:ascii="Arial" w:hAnsi="Arial" w:cs="Arial"/>
-                <w:sz w:val="16"/>
-                <w:szCs w:val="16"/>
-                <w:lang w:val="ru-RU"/>
-              </w:rPr>
-              <w:t>3</w:t>
-            </w:r>
-          </w:p>
-        </w:tc>
-        <w:tc>
-          <w:tcPr>
-            <w:tcW w:w="1566" w:type="dxa"/>
-            <w:shd w:val="clear" w:color="auto" w:fill="auto"/>
-            <w:vAlign w:val="center"/>
-          </w:tcPr>
-          <w:p>
-            <w:pPr>
-              <w:pStyle w:val="TableContents"/>
-              <w:snapToGrid w:val="0"/>
-              <w:ind w:left="240" w:hanging="180"/>
-              <w:jc w:val="center"/>
-              <w:rPr>
-                <w:rFonts w:ascii="Arial" w:hAnsi="Arial" w:cs="Arial"/>
-                <w:sz w:val="16"/>
-                <w:szCs w:val="16"/>
-                <w:lang w:val="ru-RU"/>
-              </w:rPr>
-            </w:pPr>
-            <w:r>
-              <w:rPr>
-                <w:rFonts w:ascii="Arial" w:hAnsi="Arial" w:cs="Arial"/>
-                <w:sz w:val="16"/>
-                <w:szCs w:val="16"/>
-                <w:lang w:val="ru-RU"/>
-              </w:rPr>
-              <w:t>8</w:t>
-            </w:r>
-          </w:p>
-        </w:tc>
-        <w:tc>
-          <w:tcPr>
-            <w:tcW w:w="1566" w:type="dxa"/>
-            <w:shd w:val="clear" w:color="auto" w:fill="auto"/>
-            <w:vAlign w:val="center"/>
-          </w:tcPr>
-          <w:p>
-            <w:pPr>
-              <w:pStyle w:val="TableContents"/>
-              <w:snapToGrid w:val="0"/>
-              <w:ind w:left="240" w:hanging="180"/>
-              <w:jc w:val="center"/>
-              <w:rPr>
-                <w:rFonts w:ascii="Arial" w:hAnsi="Arial" w:cs="Arial"/>
-                <w:sz w:val="16"/>
-                <w:szCs w:val="16"/>
-                <w:lang w:val="ru-RU"/>
-              </w:rPr>
-            </w:pPr>
-            <w:r>
-              <w:rPr>
-                <w:rFonts w:ascii="Arial" w:hAnsi="Arial" w:cs="Arial"/>
-                <w:sz w:val="16"/>
-                <w:szCs w:val="16"/>
-                <w:lang w:val="ru-RU"/>
-              </w:rPr>
-              <w:t>1</w:t>
-            </w:r>
-          </w:p>
-        </w:tc>
-        <w:tc>
-          <w:tcPr>
-            <w:tcW w:w="1566" w:type="dxa"/>
-            <w:shd w:val="clear" w:color="auto" w:fill="auto"/>
-            <w:vAlign w:val="center"/>
-          </w:tcPr>
-          <w:p>
-            <w:pPr>
-              <w:pStyle w:val="TableContents"/>
-              <w:snapToGrid w:val="0"/>
-              <w:ind w:left="240" w:hanging="180"/>
-              <w:jc w:val="center"/>
-              <w:rPr>
-                <w:rFonts w:ascii="Arial" w:hAnsi="Arial" w:cs="Arial"/>
-                <w:sz w:val="16"/>
-                <w:szCs w:val="16"/>
-                <w:lang w:val="ru-RU"/>
-              </w:rPr>
-            </w:pPr>
-            <w:r>
-              <w:rPr>
-                <w:rFonts w:ascii="Arial" w:hAnsi="Arial" w:cs="Arial"/>
-                <w:sz w:val="16"/>
-                <w:szCs w:val="16"/>
-                <w:lang w:val="ru-RU"/>
-              </w:rPr>
-              <w:t>4</w:t>
-            </w:r>
-          </w:p>
-        </w:tc>
-        <w:tc>
-          <w:tcPr>
-            <w:tcW w:w="1566" w:type="dxa"/>
-            <w:shd w:val="clear" w:color="auto" w:fill="auto"/>
-            <w:vAlign w:val="center"/>
-          </w:tcPr>
-          <w:p>
-            <w:pPr>
-              <w:pStyle w:val="TableContents"/>
-              <w:snapToGrid w:val="0"/>
-              <w:ind w:left="240" w:hanging="180"/>
-              <w:jc w:val="center"/>
-              <w:rPr>
-                <w:rFonts w:ascii="Arial" w:hAnsi="Arial" w:cs="Arial"/>
-                <w:sz w:val="16"/>
-                <w:szCs w:val="16"/>
-                <w:lang w:val="ru-RU"/>
-              </w:rPr>
-            </w:pPr>
-            <w:r>
-              <w:rPr>
-                <w:rFonts w:ascii="Arial" w:hAnsi="Arial" w:cs="Arial"/>
-                <w:sz w:val="16"/>
-                <w:szCs w:val="16"/>
-                <w:lang w:val="ru-RU"/>
-              </w:rPr>
-              <w:t>2</w:t>
-            </w:r>
-          </w:p>
-        </w:tc>
-        <w:tc>
-          <w:tcPr>
-            <w:tcW w:w="1566" w:type="dxa"/>
-            <w:shd w:val="clear" w:color="auto" w:fill="auto"/>
-            <w:vAlign w:val="center"/>
-          </w:tcPr>
-          <w:p>
-            <w:pPr>
-              <w:pStyle w:val="TableContents"/>
-              <w:snapToGrid w:val="0"/>
-              <w:ind w:left="240" w:hanging="180"/>
-              <w:jc w:val="center"/>
-              <w:rPr>
-                <w:rFonts w:ascii="Arial" w:hAnsi="Arial" w:cs="Arial"/>
-                <w:sz w:val="16"/>
-                <w:szCs w:val="16"/>
-                <w:lang w:val="ru-RU"/>
-              </w:rPr>
-            </w:pPr>
-            <w:r>
-              <w:rPr>
-                <w:rFonts w:ascii="Arial" w:hAnsi="Arial" w:cs="Arial"/>
-                <w:sz w:val="16"/>
-                <w:szCs w:val="16"/>
-                <w:lang w:val="ru-RU"/>
-              </w:rPr>
-              <w:t>9</w:t>
-            </w:r>
-          </w:p>
-        </w:tc>
-      </w:tr>
-    </w:tbl>
-    <w:tbl>
-      <w:tblPr>
-        <w:tblpPr w:leftFromText="180" w:rightFromText="180" w:vertAnchor="page" w:horzAnchor="margin" w:tblpXSpec="center" w:tblpY="5674"/>
-        <w:tblW w:w="10962" w:type="dxa"/>
-        <w:tblBorders>
-          <w:top w:val="single" w:sz="4" w:space="0" w:color="auto"/>
-          <w:left w:val="single" w:sz="4" w:space="0" w:color="auto"/>
-          <w:bottom w:val="single" w:sz="4" w:space="0" w:color="auto"/>
-          <w:right w:val="single" w:sz="4" w:space="0" w:color="auto"/>
-          <w:insideH w:val="single" w:sz="4" w:space="0" w:color="auto"/>
-          <w:insideV w:val="single" w:sz="4" w:space="0" w:color="auto"/>
-        </w:tblBorders>
-        <w:tblLayout w:type="fixed"/>
-        <w:tblCellMar>
-          <w:top w:w="28" w:type="dxa"/>
-          <w:left w:w="28" w:type="dxa"/>
-          <w:bottom w:w="28" w:type="dxa"/>
-          <w:right w:w="28" w:type="dxa"/>
-        </w:tblCellMar>
-        <w:tblLook w:val="0000" w:firstRow="0" w:lastRow="0" w:firstColumn="0" w:lastColumn="0" w:noHBand="0" w:noVBand="0"/>
-      </w:tblPr>
-      <w:tblGrid>
-        <w:gridCol w:w="1370"/>
-        <w:gridCol w:w="1370"/>
-        <w:gridCol w:w="1370"/>
-        <w:gridCol w:w="1371"/>
-        <w:gridCol w:w="1370"/>
-        <w:gridCol w:w="1370"/>
-        <w:gridCol w:w="1370"/>
-        <w:gridCol w:w="1371"/>
-      </w:tblGrid>
-      <w:tr>
-        <w:tc>
-          <w:tcPr>
-            <w:tcW w:w="10962" w:type="dxa"/>
-            <w:gridSpan w:val="8"/>
-            <w:shd w:val="clear" w:color="auto" w:fill="auto"/>
-            <w:vAlign w:val="center"/>
-          </w:tcPr>
-          <w:p>
-            <w:pPr>
-              <w:pStyle w:val="TableContents"/>
-              <w:snapToGrid w:val="0"/>
-              <w:jc w:val="center"/>
-              <w:rPr>
-                <w:rFonts w:ascii="Arial" w:hAnsi="Arial" w:cs="Arial"/>
-                <w:sz w:val="16"/>
-                <w:szCs w:val="16"/>
-                <w:lang w:val="ru-RU"/>
-              </w:rPr>
-            </w:pPr>
-            <w:r>
-              <w:rPr>
-                <w:rFonts w:ascii="Arial" w:hAnsi="Arial" w:cs="Arial"/>
-                <w:b/>
-                <w:bCs/>
-                <w:sz w:val="16"/>
-                <w:szCs w:val="16"/>
-                <w:lang w:val="ru-RU"/>
-              </w:rPr>
-              <w:t xml:space="preserve">ВОЗРАСТНАЯ ТАБЛИЦА / ЧИСЛО  РАССТРЕЛЯННЫХ ЖЕНЩИН (Возрастой разброс 17-61 год) </w:t>
-            </w:r>
-          </w:p>
-        </w:tc>
-      </w:tr>
-      <w:tr>
-        <w:trPr>
-          <w:trHeight w:val="236"/>
-        </w:trPr>
-        <w:tc>
-          <w:tcPr>
-            <w:tcW w:w="1370" w:type="dxa"/>
-            <w:shd w:val="clear" w:color="auto" w:fill="auto"/>
-            <w:vAlign w:val="center"/>
-          </w:tcPr>
-          <w:p>
-            <w:pPr>
-              <w:pStyle w:val="TableContents"/>
-              <w:snapToGrid w:val="0"/>
-              <w:jc w:val="center"/>
-              <w:rPr>
-                <w:rFonts w:ascii="Arial" w:hAnsi="Arial" w:cs="Arial"/>
-                <w:b/>
-                <w:bCs/>
-                <w:sz w:val="16"/>
-                <w:szCs w:val="16"/>
-                <w:lang w:val="ru-RU"/>
-              </w:rPr>
-            </w:pPr>
-            <w:r>
-              <w:rPr>
-                <w:rFonts w:ascii="Arial" w:hAnsi="Arial" w:cs="Arial"/>
-                <w:b/>
-                <w:bCs/>
-                <w:sz w:val="16"/>
-                <w:szCs w:val="16"/>
-                <w:lang w:val="ru-RU"/>
-              </w:rPr>
-              <w:t>17-20</w:t>
-            </w:r>
-          </w:p>
-        </w:tc>
-        <w:tc>
-          <w:tcPr>
-            <w:tcW w:w="1370" w:type="dxa"/>
-            <w:shd w:val="clear" w:color="auto" w:fill="auto"/>
-            <w:vAlign w:val="center"/>
-          </w:tcPr>
-          <w:p>
-            <w:pPr>
-              <w:pStyle w:val="TableContents"/>
-              <w:snapToGrid w:val="0"/>
-              <w:jc w:val="center"/>
-              <w:rPr>
-                <w:rFonts w:ascii="Arial" w:hAnsi="Arial" w:cs="Arial"/>
-                <w:b/>
-                <w:bCs/>
-                <w:sz w:val="16"/>
-                <w:szCs w:val="16"/>
-              </w:rPr>
-            </w:pPr>
-            <w:r>
-              <w:rPr>
-                <w:rFonts w:ascii="Arial" w:hAnsi="Arial" w:cs="Arial"/>
-                <w:b/>
-                <w:bCs/>
-                <w:sz w:val="16"/>
-                <w:szCs w:val="16"/>
-                <w:lang w:val="ru-RU"/>
-              </w:rPr>
-              <w:t>21</w:t>
-            </w:r>
-            <w:r>
-              <w:rPr>
-                <w:rFonts w:ascii="Arial" w:hAnsi="Arial" w:cs="Arial"/>
-                <w:b/>
-                <w:bCs/>
-                <w:sz w:val="16"/>
-                <w:szCs w:val="16"/>
-              </w:rPr>
-              <w:t>-</w:t>
-            </w:r>
-            <w:r>
-              <w:rPr>
-                <w:rFonts w:ascii="Arial" w:hAnsi="Arial" w:cs="Arial"/>
-                <w:b/>
-                <w:bCs/>
-                <w:sz w:val="16"/>
-                <w:szCs w:val="16"/>
-                <w:lang w:val="ru-RU"/>
-              </w:rPr>
-              <w:t>2</w:t>
-            </w:r>
-            <w:r>
-              <w:rPr>
-                <w:rFonts w:ascii="Arial" w:hAnsi="Arial" w:cs="Arial"/>
-                <w:b/>
-                <w:bCs/>
-                <w:sz w:val="16"/>
-                <w:szCs w:val="16"/>
-              </w:rPr>
-              <w:t>5</w:t>
-            </w:r>
-          </w:p>
-        </w:tc>
-        <w:tc>
-          <w:tcPr>
-            <w:tcW w:w="1370" w:type="dxa"/>
-            <w:shd w:val="clear" w:color="auto" w:fill="auto"/>
-            <w:vAlign w:val="center"/>
-          </w:tcPr>
-          <w:p>
-            <w:pPr>
-              <w:pStyle w:val="TableContents"/>
-              <w:snapToGrid w:val="0"/>
-              <w:jc w:val="center"/>
-              <w:rPr>
-                <w:rFonts w:ascii="Arial" w:hAnsi="Arial" w:cs="Arial"/>
-                <w:b/>
-                <w:bCs/>
-                <w:sz w:val="16"/>
-                <w:szCs w:val="16"/>
-                <w:lang w:val="ru-RU"/>
-              </w:rPr>
-            </w:pPr>
-            <w:r>
-              <w:rPr>
-                <w:rFonts w:ascii="Arial" w:hAnsi="Arial" w:cs="Arial"/>
-                <w:b/>
-                <w:bCs/>
-                <w:sz w:val="16"/>
-                <w:szCs w:val="16"/>
-              </w:rPr>
-              <w:t>26-</w:t>
-            </w:r>
-            <w:r>
-              <w:rPr>
-                <w:rFonts w:ascii="Arial" w:hAnsi="Arial" w:cs="Arial"/>
-                <w:b/>
-                <w:bCs/>
-                <w:sz w:val="16"/>
-                <w:szCs w:val="16"/>
-                <w:lang w:val="ru-RU"/>
-              </w:rPr>
-              <w:t>30</w:t>
-            </w:r>
-          </w:p>
-        </w:tc>
-        <w:tc>
-          <w:tcPr>
-            <w:tcW w:w="1371" w:type="dxa"/>
-            <w:shd w:val="clear" w:color="auto" w:fill="auto"/>
-            <w:vAlign w:val="center"/>
-          </w:tcPr>
-          <w:p>
-            <w:pPr>
-              <w:pStyle w:val="TableContents"/>
-              <w:snapToGrid w:val="0"/>
-              <w:jc w:val="center"/>
-              <w:rPr>
-                <w:rFonts w:ascii="Arial" w:hAnsi="Arial" w:cs="Arial"/>
-                <w:b/>
-                <w:bCs/>
-                <w:sz w:val="16"/>
-                <w:szCs w:val="16"/>
-                <w:lang w:val="ru-RU"/>
-              </w:rPr>
-            </w:pPr>
-            <w:r>
-              <w:rPr>
-                <w:rFonts w:ascii="Arial" w:hAnsi="Arial" w:cs="Arial"/>
-                <w:b/>
-                <w:bCs/>
-                <w:sz w:val="16"/>
-                <w:szCs w:val="16"/>
-                <w:lang w:val="ru-RU"/>
-              </w:rPr>
-              <w:t>31-35</w:t>
-            </w:r>
-          </w:p>
-        </w:tc>
-        <w:tc>
-          <w:tcPr>
-            <w:tcW w:w="1370" w:type="dxa"/>
-            <w:shd w:val="clear" w:color="auto" w:fill="auto"/>
-            <w:vAlign w:val="center"/>
-          </w:tcPr>
-          <w:p>
-            <w:pPr>
-              <w:pStyle w:val="TableContents"/>
-              <w:snapToGrid w:val="0"/>
-              <w:jc w:val="center"/>
-              <w:rPr>
-                <w:rFonts w:ascii="Arial" w:hAnsi="Arial" w:cs="Arial"/>
-                <w:b/>
-                <w:bCs/>
-                <w:sz w:val="16"/>
-                <w:szCs w:val="16"/>
-                <w:lang w:val="ru-RU"/>
-              </w:rPr>
-            </w:pPr>
-            <w:r>
-              <w:rPr>
-                <w:rFonts w:ascii="Arial" w:hAnsi="Arial" w:cs="Arial"/>
-                <w:b/>
-                <w:bCs/>
-                <w:sz w:val="16"/>
-                <w:szCs w:val="16"/>
-                <w:lang w:val="ru-RU"/>
-              </w:rPr>
-              <w:t>36-40</w:t>
-            </w:r>
-          </w:p>
-        </w:tc>
-        <w:tc>
-          <w:tcPr>
-            <w:tcW w:w="1370" w:type="dxa"/>
-            <w:shd w:val="clear" w:color="auto" w:fill="auto"/>
-            <w:vAlign w:val="center"/>
-          </w:tcPr>
-          <w:p>
-            <w:pPr>
-              <w:pStyle w:val="TableContents"/>
-              <w:snapToGrid w:val="0"/>
-              <w:jc w:val="center"/>
-              <w:rPr>
-                <w:rFonts w:ascii="Arial" w:hAnsi="Arial" w:cs="Arial"/>
-                <w:b/>
-                <w:bCs/>
-                <w:sz w:val="16"/>
-                <w:szCs w:val="16"/>
-                <w:lang w:val="ru-RU"/>
-              </w:rPr>
-            </w:pPr>
-            <w:r>
-              <w:rPr>
-                <w:rFonts w:ascii="Arial" w:hAnsi="Arial" w:cs="Arial"/>
-                <w:b/>
-                <w:bCs/>
-                <w:sz w:val="16"/>
-                <w:szCs w:val="16"/>
-                <w:lang w:val="ru-RU"/>
-              </w:rPr>
-              <w:t>41-45</w:t>
-            </w:r>
-          </w:p>
-        </w:tc>
-        <w:tc>
-          <w:tcPr>
-            <w:tcW w:w="1370" w:type="dxa"/>
-            <w:shd w:val="clear" w:color="auto" w:fill="auto"/>
-            <w:vAlign w:val="center"/>
-          </w:tcPr>
-          <w:p>
-            <w:pPr>
-              <w:pStyle w:val="TableContents"/>
-              <w:snapToGrid w:val="0"/>
-              <w:jc w:val="center"/>
-              <w:rPr>
-                <w:rFonts w:ascii="Arial" w:hAnsi="Arial" w:cs="Arial"/>
-                <w:b/>
-                <w:bCs/>
-                <w:sz w:val="16"/>
-                <w:szCs w:val="16"/>
-                <w:lang w:val="ru-RU"/>
-              </w:rPr>
-            </w:pPr>
-            <w:r>
-              <w:rPr>
-                <w:rFonts w:ascii="Arial" w:hAnsi="Arial" w:cs="Arial"/>
-                <w:b/>
-                <w:bCs/>
-                <w:sz w:val="16"/>
-                <w:szCs w:val="16"/>
-                <w:lang w:val="ru-RU"/>
-              </w:rPr>
-              <w:t>46-50</w:t>
-            </w:r>
-          </w:p>
-        </w:tc>
-        <w:tc>
-          <w:tcPr>
-            <w:tcW w:w="1371" w:type="dxa"/>
-            <w:shd w:val="clear" w:color="auto" w:fill="auto"/>
-            <w:vAlign w:val="center"/>
-          </w:tcPr>
-          <w:p>
-            <w:pPr>
-              <w:pStyle w:val="TableContents"/>
-              <w:snapToGrid w:val="0"/>
-              <w:jc w:val="center"/>
-              <w:rPr>
-                <w:rFonts w:ascii="Arial" w:hAnsi="Arial" w:cs="Arial"/>
-                <w:b/>
-                <w:bCs/>
-                <w:sz w:val="16"/>
-                <w:szCs w:val="16"/>
-                <w:lang w:val="ru-RU"/>
-              </w:rPr>
-            </w:pPr>
-            <w:r>
-              <w:rPr>
-                <w:rFonts w:ascii="Arial" w:hAnsi="Arial" w:cs="Arial"/>
-                <w:b/>
-                <w:bCs/>
-                <w:sz w:val="16"/>
-                <w:szCs w:val="16"/>
-                <w:lang w:val="ru-RU"/>
-              </w:rPr>
-              <w:t>55-61</w:t>
-            </w:r>
-          </w:p>
-        </w:tc>
-      </w:tr>
-      <w:tr>
-        <w:trPr>
-          <w:trHeight w:val="276"/>
-        </w:trPr>
-        <w:tc>
-          <w:tcPr>
-            <w:tcW w:w="1370" w:type="dxa"/>
-            <w:shd w:val="clear" w:color="auto" w:fill="auto"/>
-            <w:vAlign w:val="center"/>
-          </w:tcPr>
-          <w:p>
-            <w:pPr>
-              <w:pStyle w:val="TableContents"/>
-              <w:snapToGrid w:val="0"/>
-              <w:ind w:left="240" w:hanging="180"/>
-              <w:jc w:val="center"/>
-              <w:rPr>
-                <w:rFonts w:ascii="Arial" w:hAnsi="Arial" w:cs="Arial"/>
-                <w:sz w:val="16"/>
-                <w:szCs w:val="16"/>
-                <w:lang w:val="ru-RU"/>
-              </w:rPr>
-            </w:pPr>
-            <w:r>
-              <w:rPr>
-                <w:rFonts w:ascii="Arial" w:hAnsi="Arial" w:cs="Arial"/>
-                <w:sz w:val="16"/>
-                <w:szCs w:val="16"/>
-                <w:lang w:val="ru-RU"/>
-              </w:rPr>
-              <w:t>2</w:t>
-            </w:r>
-          </w:p>
-        </w:tc>
-        <w:tc>
-          <w:tcPr>
-            <w:tcW w:w="1370" w:type="dxa"/>
-            <w:shd w:val="clear" w:color="auto" w:fill="auto"/>
-            <w:vAlign w:val="center"/>
-          </w:tcPr>
-          <w:p>
-            <w:pPr>
-              <w:pStyle w:val="TableContents"/>
-              <w:snapToGrid w:val="0"/>
-              <w:ind w:left="240" w:hanging="180"/>
-              <w:jc w:val="center"/>
-              <w:rPr>
-                <w:rFonts w:ascii="Arial" w:hAnsi="Arial" w:cs="Arial"/>
-                <w:sz w:val="16"/>
-                <w:szCs w:val="16"/>
-                <w:lang w:val="ru-RU"/>
-              </w:rPr>
-            </w:pPr>
-            <w:r>
-              <w:rPr>
-                <w:rFonts w:ascii="Arial" w:hAnsi="Arial" w:cs="Arial"/>
-                <w:sz w:val="16"/>
-                <w:szCs w:val="16"/>
-                <w:lang w:val="ru-RU"/>
-              </w:rPr>
-              <w:t>7</w:t>
-            </w:r>
-          </w:p>
-        </w:tc>
-        <w:tc>
-          <w:tcPr>
-            <w:tcW w:w="1370" w:type="dxa"/>
-            <w:shd w:val="clear" w:color="auto" w:fill="auto"/>
-            <w:vAlign w:val="center"/>
-          </w:tcPr>
-          <w:p>
-            <w:pPr>
-              <w:pStyle w:val="TableContents"/>
-              <w:snapToGrid w:val="0"/>
-              <w:ind w:left="240" w:hanging="180"/>
-              <w:jc w:val="center"/>
-              <w:rPr>
-                <w:rFonts w:ascii="Arial" w:hAnsi="Arial" w:cs="Arial"/>
-                <w:sz w:val="16"/>
-                <w:szCs w:val="16"/>
-                <w:lang w:val="ru-RU"/>
-              </w:rPr>
-            </w:pPr>
-            <w:r>
-              <w:rPr>
-                <w:rFonts w:ascii="Arial" w:hAnsi="Arial" w:cs="Arial"/>
-                <w:sz w:val="16"/>
-                <w:szCs w:val="16"/>
-                <w:lang w:val="ru-RU"/>
-              </w:rPr>
-              <w:t>7</w:t>
-            </w:r>
-          </w:p>
-        </w:tc>
-        <w:tc>
-          <w:tcPr>
-            <w:tcW w:w="1371" w:type="dxa"/>
-            <w:shd w:val="clear" w:color="auto" w:fill="auto"/>
-            <w:vAlign w:val="center"/>
-          </w:tcPr>
-          <w:p>
-            <w:pPr>
-              <w:pStyle w:val="TableContents"/>
-              <w:snapToGrid w:val="0"/>
-              <w:ind w:left="240" w:hanging="180"/>
-              <w:jc w:val="center"/>
-              <w:rPr>
-                <w:rFonts w:ascii="Arial" w:hAnsi="Arial" w:cs="Arial"/>
-                <w:sz w:val="16"/>
-                <w:szCs w:val="16"/>
-                <w:lang w:val="ru-RU"/>
-              </w:rPr>
-            </w:pPr>
-            <w:r>
-              <w:rPr>
-                <w:rFonts w:ascii="Arial" w:hAnsi="Arial" w:cs="Arial"/>
-                <w:sz w:val="16"/>
-                <w:szCs w:val="16"/>
-                <w:lang w:val="ru-RU"/>
-              </w:rPr>
-              <w:t>4</w:t>
-            </w:r>
-          </w:p>
-        </w:tc>
-        <w:tc>
-          <w:tcPr>
-            <w:tcW w:w="1370" w:type="dxa"/>
-            <w:shd w:val="clear" w:color="auto" w:fill="auto"/>
-            <w:vAlign w:val="center"/>
-          </w:tcPr>
-          <w:p>
-            <w:pPr>
-              <w:pStyle w:val="TableContents"/>
-              <w:snapToGrid w:val="0"/>
-              <w:ind w:left="240" w:hanging="180"/>
-              <w:jc w:val="center"/>
-              <w:rPr>
-                <w:rFonts w:ascii="Arial" w:hAnsi="Arial" w:cs="Arial"/>
-                <w:sz w:val="16"/>
-                <w:szCs w:val="16"/>
-                <w:lang w:val="ru-RU"/>
-              </w:rPr>
-            </w:pPr>
-            <w:r>
-              <w:rPr>
-                <w:rFonts w:ascii="Arial" w:hAnsi="Arial" w:cs="Arial"/>
-                <w:sz w:val="16"/>
-                <w:szCs w:val="16"/>
-                <w:lang w:val="ru-RU"/>
-              </w:rPr>
-              <w:t>2</w:t>
-            </w:r>
-          </w:p>
-        </w:tc>
-        <w:tc>
-          <w:tcPr>
-            <w:tcW w:w="1370" w:type="dxa"/>
-            <w:shd w:val="clear" w:color="auto" w:fill="auto"/>
-            <w:vAlign w:val="center"/>
-          </w:tcPr>
-          <w:p>
-            <w:pPr>
-              <w:pStyle w:val="TableContents"/>
-              <w:snapToGrid w:val="0"/>
-              <w:ind w:left="240" w:hanging="180"/>
-              <w:jc w:val="center"/>
-              <w:rPr>
-                <w:rFonts w:ascii="Arial" w:hAnsi="Arial" w:cs="Arial"/>
-                <w:sz w:val="16"/>
-                <w:szCs w:val="16"/>
-                <w:lang w:val="ru-RU"/>
-              </w:rPr>
-            </w:pPr>
-            <w:r>
-              <w:rPr>
-                <w:rFonts w:ascii="Arial" w:hAnsi="Arial" w:cs="Arial"/>
-                <w:sz w:val="16"/>
-                <w:szCs w:val="16"/>
-                <w:lang w:val="ru-RU"/>
-              </w:rPr>
-              <w:t>3</w:t>
-            </w:r>
-          </w:p>
-        </w:tc>
-        <w:tc>
-          <w:tcPr>
-            <w:tcW w:w="1370" w:type="dxa"/>
-            <w:shd w:val="clear" w:color="auto" w:fill="auto"/>
-            <w:vAlign w:val="center"/>
-          </w:tcPr>
-          <w:p>
-            <w:pPr>
-              <w:pStyle w:val="TableContents"/>
-              <w:snapToGrid w:val="0"/>
-              <w:ind w:left="240" w:hanging="180"/>
-              <w:jc w:val="center"/>
-              <w:rPr>
-                <w:rFonts w:ascii="Arial" w:hAnsi="Arial" w:cs="Arial"/>
-                <w:sz w:val="16"/>
-                <w:szCs w:val="16"/>
-                <w:lang w:val="ru-RU"/>
-              </w:rPr>
-            </w:pPr>
-            <w:r>
-              <w:rPr>
-                <w:rFonts w:ascii="Arial" w:hAnsi="Arial" w:cs="Arial"/>
-                <w:sz w:val="16"/>
-                <w:szCs w:val="16"/>
-                <w:lang w:val="ru-RU"/>
-              </w:rPr>
-              <w:t>3</w:t>
-            </w:r>
-          </w:p>
-        </w:tc>
-        <w:tc>
-          <w:tcPr>
-            <w:tcW w:w="1371" w:type="dxa"/>
-            <w:shd w:val="clear" w:color="auto" w:fill="auto"/>
-            <w:vAlign w:val="center"/>
-          </w:tcPr>
-          <w:p>
-            <w:pPr>
-              <w:pStyle w:val="TableContents"/>
-              <w:snapToGrid w:val="0"/>
-              <w:ind w:left="240" w:hanging="180"/>
-              <w:jc w:val="center"/>
-              <w:rPr>
-                <w:rFonts w:ascii="Arial" w:hAnsi="Arial" w:cs="Arial"/>
-                <w:sz w:val="16"/>
-                <w:szCs w:val="16"/>
-                <w:lang w:val="ru-RU"/>
-              </w:rPr>
-            </w:pPr>
-            <w:r>
-              <w:rPr>
-                <w:rFonts w:ascii="Arial" w:hAnsi="Arial" w:cs="Arial"/>
-                <w:sz w:val="16"/>
-                <w:szCs w:val="16"/>
-                <w:lang w:val="ru-RU"/>
-              </w:rPr>
-              <w:t>3</w:t>
-            </w:r>
-          </w:p>
-        </w:tc>
-      </w:tr>
-    </w:tbl>
+    <w:p>
+      <w:pPr>
+        <w:suppressAutoHyphens w:val="0"/>
+        <w:jc w:val="center"/>
+        <w:rPr>
+          <w:rFonts w:ascii="Arial" w:eastAsia="Times New Roman" w:hAnsi="Arial" w:cs="Arial"/>
+          <w:b/>
+          <w:bCs/>
+          <w:color w:val="000000"/>
+          <w:kern w:val="0"/>
+          <w:sz w:val="18"/>
+          <w:szCs w:val="18"/>
+          <w:lang w:val="ru-RU" w:eastAsia="en-US" w:bidi="ar-SA"/>
+          <w14:ligatures w14:val="none"/>
+        </w:rPr>
+      </w:pPr>
+      <w:r>
+        <w:rPr>
+          <w:rFonts w:ascii="Arial" w:eastAsia="Times New Roman" w:hAnsi="Arial" w:cs="Arial"/>
+          <w:b/>
+          <w:bCs/>
+          <w:color w:val="000000"/>
+          <w:kern w:val="0"/>
+          <w:sz w:val="18"/>
+          <w:szCs w:val="18"/>
+          <w:lang w:val="ru-RU" w:eastAsia="en-US" w:bidi="ar-SA"/>
+          <w14:ligatures w14:val="none"/>
+        </w:rPr>
+        <w:t>ЧИСЛЕННОСТЬ РАССТРЕЛЯННЫХ ЖЕНЩИН ПО ГОДАМ</w:t>
+      </w:r>
+      <w:r>
+        <w:rPr>
+          <w:rFonts w:ascii="Arial" w:eastAsia="Times New Roman" w:hAnsi="Arial" w:cs="Arial"/>
+          <w:b/>
+          <w:bCs/>
+          <w:color w:val="000000"/>
+          <w:kern w:val="0"/>
+          <w:sz w:val="18"/>
+          <w:szCs w:val="18"/>
+          <w:lang w:val="ru-RU" w:eastAsia="en-US" w:bidi="ar-SA"/>
+          <w14:ligatures w14:val="none"/>
+        </w:rPr>
+        <w:t xml:space="preserve">, </w:t>
+      </w:r>
+      <w:proofErr w:type="gramStart"/>
+      <w:r>
+        <w:rPr>
+          <w:rFonts w:ascii="Arial" w:eastAsia="Times New Roman" w:hAnsi="Arial" w:cs="Arial"/>
+          <w:b/>
+          <w:bCs/>
+          <w:color w:val="000000"/>
+          <w:kern w:val="0"/>
+          <w:sz w:val="18"/>
+          <w:szCs w:val="18"/>
+          <w:lang w:val="ru-RU" w:eastAsia="en-US" w:bidi="ar-SA"/>
+          <w14:ligatures w14:val="none"/>
+        </w:rPr>
+        <w:t>1923-1929</w:t>
+      </w:r>
+      <w:proofErr w:type="gramEnd"/>
+      <w:r>
+        <w:rPr>
+          <w:rFonts w:ascii="Arial" w:eastAsia="Times New Roman" w:hAnsi="Arial" w:cs="Arial"/>
+          <w:b/>
+          <w:bCs/>
+          <w:color w:val="000000"/>
+          <w:kern w:val="0"/>
+          <w:sz w:val="18"/>
+          <w:szCs w:val="18"/>
+          <w:lang w:val="ru-RU" w:eastAsia="en-US" w:bidi="ar-SA"/>
+          <w14:ligatures w14:val="none"/>
+        </w:rPr>
+        <w:t xml:space="preserve"> гг.</w:t>
+      </w:r>
+    </w:p>
+    <w:p>
+      <w:pPr>
+        <w:suppressAutoHyphens w:val="0"/>
+        <w:jc w:val="center"/>
+        <w:rPr>
+          <w:rFonts w:ascii="Arial" w:eastAsia="Times New Roman" w:hAnsi="Arial" w:cs="Arial"/>
+          <w:b/>
+          <w:bCs/>
+          <w:color w:val="000000"/>
+          <w:kern w:val="0"/>
+          <w:sz w:val="18"/>
+          <w:szCs w:val="18"/>
+          <w:lang w:val="ru-RU" w:eastAsia="en-US" w:bidi="ar-SA"/>
+          <w14:ligatures w14:val="none"/>
+        </w:rPr>
+      </w:pPr>
+      <w:r>
+        <w:rPr>
+          <w:rFonts w:ascii="Arial" w:eastAsia="Times New Roman" w:hAnsi="Arial" w:cs="Arial"/>
+          <w:b/>
+          <w:bCs/>
+          <w:noProof/>
+          <w:color w:val="000000"/>
+          <w:kern w:val="0"/>
+          <w:sz w:val="18"/>
+          <w:szCs w:val="18"/>
+          <w:lang w:val="ru-RU" w:eastAsia="en-US" w:bidi="ar-SA"/>
+          <w14:ligatures w14:val="none"/>
+        </w:rPr>
+        <w:drawing>
+          <wp:inline distT="0" distB="0" distL="0" distR="0" wp14:anchorId="352D7D51" wp14:editId="5F3586E9">
+            <wp:extent cx="4542155" cy="2658110"/>
+            <wp:effectExtent l="0" t="0" r="0" b="8890"/>
+            <wp:docPr id="389277872" name="Picture 1"/>
+            <wp:cNvGraphicFramePr>
+              <a:graphicFrameLocks xmlns:a="http://schemas.openxmlformats.org/drawingml/2006/main" noChangeAspect="1"/>
+            </wp:cNvGraphicFramePr>
+            <a:graphic xmlns:a="http://schemas.openxmlformats.org/drawingml/2006/main">
+              <a:graphicData uri="http://schemas.openxmlformats.org/drawingml/2006/picture">
+                <pic:pic xmlns:pic="http://schemas.openxmlformats.org/drawingml/2006/picture">
+                  <pic:nvPicPr>
+                    <pic:cNvPr id="0" name="Picture 2"/>
+                    <pic:cNvPicPr>
+                      <a:picLocks noChangeAspect="1" noChangeArrowheads="1"/>
+                    </pic:cNvPicPr>
+                  </pic:nvPicPr>
+                  <pic:blipFill>
+                    <a:blip r:embed="rId4">
+                      <a:extLst>
+                        <a:ext uri="{28A0092B-C50C-407E-A947-70E740481C1C}">
+                          <a14:useLocalDpi xmlns:a14="http://schemas.microsoft.com/office/drawing/2010/main" val="0"/>
+                        </a:ext>
+                      </a:extLst>
+                    </a:blip>
+                    <a:srcRect/>
+                    <a:stretch>
+                      <a:fillRect/>
+                    </a:stretch>
+                  </pic:blipFill>
+                  <pic:spPr bwMode="auto">
+                    <a:xfrm>
+                      <a:off x="0" y="0"/>
+                      <a:ext cx="4542155" cy="2658110"/>
+                    </a:xfrm>
+                    <a:prstGeom prst="rect">
+                      <a:avLst/>
+                    </a:prstGeom>
+                    <a:noFill/>
+                  </pic:spPr>
+                </pic:pic>
+              </a:graphicData>
+            </a:graphic>
+          </wp:inline>
+        </w:drawing>
+      </w:r>
+    </w:p>
     <w:p>
       <w:pPr>
         <w:rPr>
           <w:rFonts w:hint="eastAsia"/>
-          <w:color w:val="FF0000"/>
           <w:lang w:val="ru-RU"/>
         </w:rPr>
       </w:pPr>
+    </w:p>
+    <w:p>
+      <w:pPr>
+        <w:jc w:val="center"/>
+        <w:rPr>
+          <w:rFonts w:ascii="Arial" w:eastAsia="Times New Roman" w:hAnsi="Arial" w:cs="Arial"/>
+          <w:b/>
+          <w:bCs/>
+          <w:color w:val="000000"/>
+          <w:kern w:val="0"/>
+          <w:sz w:val="18"/>
+          <w:szCs w:val="18"/>
+          <w:lang w:val="ru-RU" w:eastAsia="en-US" w:bidi="ar-SA"/>
+          <w14:ligatures w14:val="none"/>
+        </w:rPr>
+      </w:pPr>
+      <w:r>
+        <w:rPr>
+          <w:rFonts w:ascii="Arial" w:eastAsia="Times New Roman" w:hAnsi="Arial" w:cs="Arial"/>
+          <w:b/>
+          <w:bCs/>
+          <w:color w:val="000000"/>
+          <w:kern w:val="0"/>
+          <w:sz w:val="18"/>
+          <w:szCs w:val="18"/>
+          <w:lang w:val="ru-RU" w:eastAsia="en-US" w:bidi="ar-SA"/>
+          <w14:ligatures w14:val="none"/>
+        </w:rPr>
+        <w:t xml:space="preserve">ЧИСЛЕННОСТЬ РАССТРЕЛЯННЫХ ЖЕНЩИН ПО </w:t>
+      </w:r>
+      <w:r>
+        <w:rPr>
+          <w:rFonts w:ascii="Arial" w:eastAsia="Times New Roman" w:hAnsi="Arial" w:cs="Arial"/>
+          <w:b/>
+          <w:bCs/>
+          <w:color w:val="000000"/>
+          <w:kern w:val="0"/>
+          <w:sz w:val="18"/>
+          <w:szCs w:val="18"/>
+          <w:lang w:val="ru-RU" w:eastAsia="en-US" w:bidi="ar-SA"/>
+          <w14:ligatures w14:val="none"/>
+        </w:rPr>
+        <w:t xml:space="preserve">ВОЗРАСТАМ, </w:t>
+      </w:r>
+      <w:proofErr w:type="gramStart"/>
+      <w:r>
+        <w:rPr>
+          <w:rFonts w:ascii="Arial" w:eastAsia="Times New Roman" w:hAnsi="Arial" w:cs="Arial"/>
+          <w:b/>
+          <w:bCs/>
+          <w:color w:val="000000"/>
+          <w:kern w:val="0"/>
+          <w:sz w:val="18"/>
+          <w:szCs w:val="18"/>
+          <w:lang w:val="ru-RU" w:eastAsia="en-US" w:bidi="ar-SA"/>
+          <w14:ligatures w14:val="none"/>
+        </w:rPr>
+        <w:t>1923-1929</w:t>
+      </w:r>
+      <w:proofErr w:type="gramEnd"/>
+      <w:r>
+        <w:rPr>
+          <w:rFonts w:ascii="Arial" w:eastAsia="Times New Roman" w:hAnsi="Arial" w:cs="Arial"/>
+          <w:b/>
+          <w:bCs/>
+          <w:color w:val="000000"/>
+          <w:kern w:val="0"/>
+          <w:sz w:val="18"/>
+          <w:szCs w:val="18"/>
+          <w:lang w:val="ru-RU" w:eastAsia="en-US" w:bidi="ar-SA"/>
+          <w14:ligatures w14:val="none"/>
+        </w:rPr>
+        <w:t xml:space="preserve"> гг.</w:t>
+      </w:r>
+    </w:p>
+    <w:p>
+      <w:pPr>
+        <w:jc w:val="center"/>
+        <w:rPr>
+          <w:rFonts w:hint="eastAsia"/>
+          <w:lang w:val="ru-RU"/>
+        </w:rPr>
+      </w:pPr>
+      <w:r>
+        <w:rPr>
+          <w:rFonts w:hint="eastAsia"/>
+          <w:noProof/>
+          <w:lang w:val="ru-RU"/>
+        </w:rPr>
+        <w:drawing>
+          <wp:inline distT="0" distB="0" distL="0" distR="0" wp14:anchorId="406CD76C" wp14:editId="7A6E2D30">
+            <wp:extent cx="4432300" cy="2322830"/>
+            <wp:effectExtent l="0" t="0" r="6350" b="1270"/>
+            <wp:docPr id="336213084" name="Picture 2"/>
+            <wp:cNvGraphicFramePr>
+              <a:graphicFrameLocks xmlns:a="http://schemas.openxmlformats.org/drawingml/2006/main" noChangeAspect="1"/>
+            </wp:cNvGraphicFramePr>
+            <a:graphic xmlns:a="http://schemas.openxmlformats.org/drawingml/2006/main">
+              <a:graphicData uri="http://schemas.openxmlformats.org/drawingml/2006/picture">
+                <pic:pic xmlns:pic="http://schemas.openxmlformats.org/drawingml/2006/picture">
+                  <pic:nvPicPr>
+                    <pic:cNvPr id="0" name="Picture 3"/>
+                    <pic:cNvPicPr>
+                      <a:picLocks noChangeAspect="1" noChangeArrowheads="1"/>
+                    </pic:cNvPicPr>
+                  </pic:nvPicPr>
+                  <pic:blipFill>
+                    <a:blip r:embed="rId5">
+                      <a:extLst>
+                        <a:ext uri="{28A0092B-C50C-407E-A947-70E740481C1C}">
+                          <a14:useLocalDpi xmlns:a14="http://schemas.microsoft.com/office/drawing/2010/main" val="0"/>
+                        </a:ext>
+                      </a:extLst>
+                    </a:blip>
+                    <a:srcRect/>
+                    <a:stretch>
+                      <a:fillRect/>
+                    </a:stretch>
+                  </pic:blipFill>
+                  <pic:spPr bwMode="auto">
+                    <a:xfrm>
+                      <a:off x="0" y="0"/>
+                      <a:ext cx="4432300" cy="2322830"/>
+                    </a:xfrm>
+                    <a:prstGeom prst="rect">
+                      <a:avLst/>
+                    </a:prstGeom>
+                    <a:noFill/>
+                  </pic:spPr>
+                </pic:pic>
+              </a:graphicData>
+            </a:graphic>
+          </wp:inline>
+        </w:drawing>
+      </w:r>
       <w:r>
         <w:rPr>
           <w:lang w:val="ru-RU"/>
@@ -1699,6 +908,7 @@
     </w:p>
     <w:p>
       <w:pPr>
+        <w:ind w:left="1440" w:firstLine="720"/>
         <w:rPr>
           <w:rFonts w:ascii="Arial" w:hAnsi="Arial" w:cs="Arial"/>
           <w:sz w:val="16"/>
@@ -1785,7 +995,29 @@
                 <w:szCs w:val="16"/>
                 <w:lang w:val="ru-RU"/>
               </w:rPr>
-              <w:t xml:space="preserve">Алешечкина Зинаида Федоровна  23 года    </w:t>
+              <w:t xml:space="preserve">Алешечкина Зинаида </w:t>
+            </w:r>
+            <w:proofErr w:type="gramStart"/>
+            <w:r>
+              <w:rPr>
+                <w:rFonts w:ascii="Arial" w:hAnsi="Arial" w:cs="Arial"/>
+                <w:b/>
+                <w:sz w:val="16"/>
+                <w:szCs w:val="16"/>
+                <w:lang w:val="ru-RU"/>
+              </w:rPr>
+              <w:t>Федоровна  23</w:t>
+            </w:r>
+            <w:proofErr w:type="gramEnd"/>
+            <w:r>
+              <w:rPr>
+                <w:rFonts w:ascii="Arial" w:hAnsi="Arial" w:cs="Arial"/>
+                <w:b/>
+                <w:sz w:val="16"/>
+                <w:szCs w:val="16"/>
+                <w:lang w:val="ru-RU"/>
+              </w:rPr>
+              <w:t xml:space="preserve"> года    </w:t>
             </w:r>
           </w:p>
           <w:p>
@@ -1806,7 +1038,27 @@
                 <w:szCs w:val="16"/>
                 <w:lang w:val="ru-RU"/>
               </w:rPr>
-              <w:t>(варианты фамилии: Эдерберг-Вавилова) Родилась</w:t>
+              <w:t xml:space="preserve">(варианты фамилии: </w:t>
+            </w:r>
+            <w:proofErr w:type="spellStart"/>
+            <w:r>
+              <w:rPr>
+                <w:rFonts w:ascii="Arial" w:hAnsi="Arial" w:cs="Arial"/>
+                <w:sz w:val="16"/>
+                <w:szCs w:val="16"/>
+                <w:lang w:val="ru-RU"/>
+              </w:rPr>
+              <w:t>Эдерберг</w:t>
+            </w:r>
+            <w:proofErr w:type="spellEnd"/>
+            <w:r>
+              <w:rPr>
+                <w:rFonts w:ascii="Arial" w:hAnsi="Arial" w:cs="Arial"/>
+                <w:sz w:val="16"/>
+                <w:szCs w:val="16"/>
+                <w:lang w:val="ru-RU"/>
+              </w:rPr>
+              <w:t>-Вавилова) Родилась</w:t>
             </w:r>
             <w:r>
               <w:rPr>
@@ -1833,7 +1085,27 @@
                 <w:lang w:val="ru-RU"/>
               </w:rPr>
               <w:br/>
-              <w:t>Приговорена: ВТ ЛВО 22 марта 1924 г., обв.:</w:t>
+              <w:t xml:space="preserve">Приговорена: ВТ ЛВО 22 марта 1924 г., </w:t>
+            </w:r>
+            <w:proofErr w:type="spellStart"/>
+            <w:r>
+              <w:rPr>
+                <w:rFonts w:ascii="Arial" w:hAnsi="Arial" w:cs="Arial"/>
+                <w:sz w:val="16"/>
+                <w:szCs w:val="16"/>
+                <w:lang w:val="ru-RU"/>
+              </w:rPr>
+              <w:t>обв</w:t>
+            </w:r>
+            <w:proofErr w:type="spellEnd"/>
+            <w:r>
+              <w:rPr>
+                <w:rFonts w:ascii="Arial" w:hAnsi="Arial" w:cs="Arial"/>
+                <w:sz w:val="16"/>
+                <w:szCs w:val="16"/>
+                <w:lang w:val="ru-RU"/>
+              </w:rPr>
+              <w:t>.:</w:t>
             </w:r>
             <w:r>
               <w:rPr>
@@ -1874,7 +1146,7 @@
               </w:rPr>
               <w:t xml:space="preserve">Источник: Книга памяти Псковской обл.;  </w:t>
             </w:r>
-            <w:hyperlink r:id="rId4" w:history="1">
+            <w:hyperlink r:id="rId6" w:history="1">
               <w:r>
                 <w:rPr>
                   <w:rStyle w:val="Hyperlink"/>
@@ -1910,15 +1182,27 @@
                 <w:lang w:val="ru-RU"/>
               </w:rPr>
             </w:pPr>
-            <w:r>
-              <w:rPr>
-                <w:rFonts w:ascii="Arial" w:hAnsi="Arial" w:cs="Arial"/>
-                <w:b/>
-                <w:sz w:val="16"/>
-                <w:szCs w:val="16"/>
-                <w:lang w:val="ru-RU"/>
-              </w:rPr>
-              <w:t xml:space="preserve">Арямова Евгения Исааковна 30 лет    </w:t>
+            <w:proofErr w:type="spellStart"/>
+            <w:r>
+              <w:rPr>
+                <w:rFonts w:ascii="Arial" w:hAnsi="Arial" w:cs="Arial"/>
+                <w:b/>
+                <w:sz w:val="16"/>
+                <w:szCs w:val="16"/>
+                <w:lang w:val="ru-RU"/>
+              </w:rPr>
+              <w:t>Арямова</w:t>
+            </w:r>
+            <w:proofErr w:type="spellEnd"/>
+            <w:r>
+              <w:rPr>
+                <w:rFonts w:ascii="Arial" w:hAnsi="Arial" w:cs="Arial"/>
+                <w:b/>
+                <w:sz w:val="16"/>
+                <w:szCs w:val="16"/>
+                <w:lang w:val="ru-RU"/>
+              </w:rPr>
+              <w:t xml:space="preserve"> Евгения Исааковна 30 лет    </w:t>
             </w:r>
           </w:p>
           <w:p>
@@ -1939,6 +1223,7 @@
                 <w:szCs w:val="16"/>
                 <w:lang w:val="ru-RU"/>
               </w:rPr>
+              <w:lastRenderedPageBreak/>
               <w:t>Родилась</w:t>
             </w:r>
             <w:r>
@@ -1956,7 +1241,47 @@
                 <w:szCs w:val="16"/>
                 <w:lang w:val="ru-RU"/>
               </w:rPr>
-              <w:t>в 1897 г., г. Орша; бухгалтер Госстраха. Прож.: г. Москва, ул. Воровского 31, кв. 40.  Арестована 10 июня 1927 г. Приговорена: ОГПУ 3 октября 1927 г., обв.:</w:t>
+              <w:t xml:space="preserve">в 1897 г., г. Орша; бухгалтер Госстраха. </w:t>
+            </w:r>
+            <w:proofErr w:type="spellStart"/>
+            <w:r>
+              <w:rPr>
+                <w:rFonts w:ascii="Arial" w:hAnsi="Arial" w:cs="Arial"/>
+                <w:sz w:val="16"/>
+                <w:szCs w:val="16"/>
+                <w:lang w:val="ru-RU"/>
+              </w:rPr>
+              <w:t>Прож</w:t>
+            </w:r>
+            <w:proofErr w:type="spellEnd"/>
+            <w:r>
+              <w:rPr>
+                <w:rFonts w:ascii="Arial" w:hAnsi="Arial" w:cs="Arial"/>
+                <w:sz w:val="16"/>
+                <w:szCs w:val="16"/>
+                <w:lang w:val="ru-RU"/>
+              </w:rPr>
+              <w:t xml:space="preserve">.: г. Москва, ул. Воровского 31, кв. 40.  Арестована 10 июня 1927 г. Приговорена: ОГПУ 3 октября 1927 г., </w:t>
+            </w:r>
+            <w:proofErr w:type="spellStart"/>
+            <w:r>
+              <w:rPr>
+                <w:rFonts w:ascii="Arial" w:hAnsi="Arial" w:cs="Arial"/>
+                <w:sz w:val="16"/>
+                <w:szCs w:val="16"/>
+                <w:lang w:val="ru-RU"/>
+              </w:rPr>
+              <w:t>обв</w:t>
+            </w:r>
+            <w:proofErr w:type="spellEnd"/>
+            <w:r>
+              <w:rPr>
+                <w:rFonts w:ascii="Arial" w:hAnsi="Arial" w:cs="Arial"/>
+                <w:sz w:val="16"/>
+                <w:szCs w:val="16"/>
+                <w:lang w:val="ru-RU"/>
+              </w:rPr>
+              <w:t>.:</w:t>
             </w:r>
             <w:r>
               <w:rPr>
@@ -1966,15 +1291,37 @@
               </w:rPr>
               <w:t> </w:t>
             </w:r>
-            <w:r>
-              <w:rPr>
-                <w:rFonts w:ascii="Arial" w:hAnsi="Arial" w:cs="Arial"/>
-                <w:sz w:val="16"/>
-                <w:szCs w:val="16"/>
-                <w:lang w:val="ru-RU"/>
-              </w:rPr>
-              <w:t>58-10.  Приговор: расстрел Реабилитирована в апреле 1998 г. Прокуратура г.Москвы</w:t>
-            </w:r>
+            <w:proofErr w:type="gramStart"/>
+            <w:r>
+              <w:rPr>
+                <w:rFonts w:ascii="Arial" w:hAnsi="Arial" w:cs="Arial"/>
+                <w:sz w:val="16"/>
+                <w:szCs w:val="16"/>
+                <w:lang w:val="ru-RU"/>
+              </w:rPr>
+              <w:t>58-10</w:t>
+            </w:r>
+            <w:proofErr w:type="gramEnd"/>
+            <w:r>
+              <w:rPr>
+                <w:rFonts w:ascii="Arial" w:hAnsi="Arial" w:cs="Arial"/>
+                <w:sz w:val="16"/>
+                <w:szCs w:val="16"/>
+                <w:lang w:val="ru-RU"/>
+              </w:rPr>
+              <w:t xml:space="preserve">.  Приговор: расстрел Реабилитирована в апреле 1998 г. Прокуратура </w:t>
+            </w:r>
+            <w:proofErr w:type="spellStart"/>
+            <w:r>
+              <w:rPr>
+                <w:rFonts w:ascii="Arial" w:hAnsi="Arial" w:cs="Arial"/>
+                <w:sz w:val="16"/>
+                <w:szCs w:val="16"/>
+                <w:lang w:val="ru-RU"/>
+              </w:rPr>
+              <w:t>г.Москвы</w:t>
+            </w:r>
+            <w:proofErr w:type="spellEnd"/>
           </w:p>
           <w:p>
             <w:pPr>
@@ -2002,127 +1349,19 @@
                 <w:szCs w:val="16"/>
                 <w:lang w:val="ru-RU"/>
               </w:rPr>
-              <w:t xml:space="preserve">Источник: Прокуратура г.Москвы;  </w:t>
-            </w:r>
-            <w:hyperlink r:id="rId5" w:history="1">
-              <w:r>
-                <w:rPr>
-                  <w:rStyle w:val="Hyperlink"/>
-                  <w:rFonts w:ascii="Arial" w:hAnsi="Arial" w:cs="Arial"/>
-                  <w:b/>
-                  <w:bCs/>
-                  <w:color w:val="auto"/>
-                  <w:sz w:val="16"/>
-                  <w:szCs w:val="16"/>
-                  <w:lang w:val="ru-RU"/>
-                </w:rPr>
-                <w:t>Открытый список</w:t>
-              </w:r>
-            </w:hyperlink>
-          </w:p>
-        </w:tc>
-      </w:tr>
-      <w:tr>
-        <w:tc>
-          <w:tcPr>
-            <w:tcW w:w="10980" w:type="dxa"/>
-            <w:shd w:val="clear" w:color="auto" w:fill="auto"/>
-            <w:vAlign w:val="center"/>
-          </w:tcPr>
-          <w:p>
-            <w:pPr>
-              <w:pStyle w:val="BodyText"/>
-              <w:pBdr>
-                <w:top w:val="none" w:sz="0" w:space="0" w:color="000000"/>
-                <w:left w:val="none" w:sz="0" w:space="0" w:color="000000"/>
-                <w:bottom w:val="none" w:sz="0" w:space="0" w:color="000000"/>
-                <w:right w:val="none" w:sz="0" w:space="0" w:color="000000"/>
-              </w:pBdr>
-              <w:tabs>
-                <w:tab w:val="left" w:pos="0"/>
-              </w:tabs>
-              <w:spacing w:after="0" w:line="240" w:lineRule="auto"/>
-              <w:rPr>
-                <w:rFonts w:ascii="Arial" w:hAnsi="Arial" w:cs="Arial"/>
-                <w:b/>
-                <w:sz w:val="16"/>
-                <w:szCs w:val="16"/>
-                <w:lang w:val="ru-RU"/>
-              </w:rPr>
-            </w:pPr>
-            <w:r>
-              <w:rPr>
-                <w:rFonts w:ascii="Arial" w:hAnsi="Arial" w:cs="Arial"/>
-                <w:b/>
-                <w:sz w:val="16"/>
-                <w:szCs w:val="16"/>
-                <w:lang w:val="ru-RU"/>
-              </w:rPr>
-              <w:t xml:space="preserve">Банкул Анастасия Фаддеевна  нет даты рождения  </w:t>
-            </w:r>
-          </w:p>
-          <w:p>
-            <w:pPr>
-              <w:pStyle w:val="BodyText"/>
-              <w:pBdr>
-                <w:top w:val="none" w:sz="0" w:space="0" w:color="000000"/>
-                <w:left w:val="none" w:sz="0" w:space="0" w:color="000000"/>
-                <w:bottom w:val="none" w:sz="0" w:space="0" w:color="000000"/>
-                <w:right w:val="none" w:sz="0" w:space="0" w:color="000000"/>
-              </w:pBdr>
-              <w:tabs>
-                <w:tab w:val="left" w:pos="0"/>
-              </w:tabs>
-              <w:spacing w:after="0" w:line="240" w:lineRule="auto"/>
-              <w:rPr>
-                <w:rFonts w:ascii="Arial" w:hAnsi="Arial" w:cs="Arial"/>
-                <w:bCs/>
-                <w:sz w:val="16"/>
-                <w:szCs w:val="16"/>
-                <w:lang w:val="ru-RU"/>
-              </w:rPr>
-            </w:pPr>
-            <w:r>
-              <w:rPr>
-                <w:rFonts w:ascii="Arial" w:hAnsi="Arial" w:cs="Arial"/>
-                <w:bCs/>
-                <w:sz w:val="16"/>
-                <w:szCs w:val="16"/>
-                <w:lang w:val="ru-RU"/>
-              </w:rPr>
-              <w:t>Расстреляна большевиками 6 апр. 1923 в Одессе. /487/</w:t>
-            </w:r>
-          </w:p>
-          <w:p>
-            <w:pPr>
-              <w:pStyle w:val="BodyText"/>
-              <w:spacing w:after="0" w:line="240" w:lineRule="auto"/>
-              <w:rPr>
-                <w:rFonts w:ascii="Arial" w:hAnsi="Arial" w:cs="Arial"/>
-                <w:sz w:val="16"/>
-                <w:szCs w:val="16"/>
-                <w:lang w:val="ru-RU"/>
-              </w:rPr>
-            </w:pPr>
-            <w:r>
-              <w:rPr>
-                <w:rFonts w:ascii="Arial" w:hAnsi="Arial" w:cs="Arial"/>
-                <w:sz w:val="16"/>
-                <w:szCs w:val="16"/>
-                <w:lang w:val="ru-RU"/>
-              </w:rPr>
-              <w:t xml:space="preserve">Источник: </w:t>
-            </w:r>
-            <w:r>
-              <w:rPr>
-                <w:rFonts w:ascii="Arial" w:hAnsi="Arial" w:cs="Arial"/>
-                <w:sz w:val="16"/>
-                <w:szCs w:val="16"/>
-                <w:shd w:val="clear" w:color="auto" w:fill="FFFFFF"/>
-                <w:lang w:val="ru-RU"/>
-              </w:rPr>
-              <w:t>База данных «Участники Белого движения в России»</w:t>
-            </w:r>
+              <w:t xml:space="preserve">Источник: Прокуратура </w:t>
+            </w:r>
+            <w:proofErr w:type="spellStart"/>
+            <w:r>
+              <w:rPr>
+                <w:rFonts w:ascii="Arial" w:hAnsi="Arial" w:cs="Arial"/>
+                <w:sz w:val="16"/>
+                <w:szCs w:val="16"/>
+                <w:lang w:val="ru-RU"/>
+              </w:rPr>
+              <w:t>г.Москвы</w:t>
+            </w:r>
+            <w:proofErr w:type="spellEnd"/>
             <w:r>
               <w:rPr>
                 <w:rFonts w:ascii="Arial" w:hAnsi="Arial" w:cs="Arial"/>
@@ -2131,116 +1370,6 @@
                 <w:lang w:val="ru-RU"/>
               </w:rPr>
               <w:t xml:space="preserve">;  </w:t>
-            </w:r>
-            <w:hyperlink r:id="rId6" w:history="1">
-              <w:r>
-                <w:rPr>
-                  <w:rStyle w:val="Hyperlink"/>
-                  <w:rFonts w:ascii="Arial" w:hAnsi="Arial" w:cs="Arial"/>
-                  <w:b/>
-                  <w:bCs/>
-                  <w:color w:val="auto"/>
-                  <w:sz w:val="16"/>
-                  <w:szCs w:val="16"/>
-                  <w:lang w:val="ru-RU"/>
-                </w:rPr>
-                <w:t>Архивная ссылка</w:t>
-              </w:r>
-            </w:hyperlink>
-          </w:p>
-        </w:tc>
-      </w:tr>
-      <w:tr>
-        <w:tc>
-          <w:tcPr>
-            <w:tcW w:w="10980" w:type="dxa"/>
-            <w:shd w:val="clear" w:color="auto" w:fill="auto"/>
-            <w:vAlign w:val="center"/>
-          </w:tcPr>
-          <w:p>
-            <w:pPr>
-              <w:pStyle w:val="BodyText"/>
-              <w:pBdr>
-                <w:top w:val="none" w:sz="0" w:space="0" w:color="000000"/>
-                <w:left w:val="none" w:sz="0" w:space="0" w:color="000000"/>
-                <w:bottom w:val="none" w:sz="0" w:space="0" w:color="000000"/>
-                <w:right w:val="none" w:sz="0" w:space="0" w:color="000000"/>
-              </w:pBdr>
-              <w:spacing w:after="0" w:line="240" w:lineRule="auto"/>
-              <w:rPr>
-                <w:rFonts w:ascii="Arial" w:hAnsi="Arial" w:cs="Arial"/>
-                <w:sz w:val="16"/>
-                <w:szCs w:val="16"/>
-                <w:lang w:val="ru-RU"/>
-              </w:rPr>
-            </w:pPr>
-            <w:r>
-              <w:rPr>
-                <w:rFonts w:ascii="Arial" w:hAnsi="Arial" w:cs="Arial"/>
-                <w:b/>
-                <w:bCs/>
-                <w:sz w:val="16"/>
-                <w:szCs w:val="16"/>
-                <w:lang w:val="ru-RU"/>
-              </w:rPr>
-              <w:t xml:space="preserve">Бауэр Наталья Арнольдовна  32 года  </w:t>
-            </w:r>
-          </w:p>
-          <w:p>
-            <w:pPr>
-              <w:pStyle w:val="BodyText"/>
-              <w:pBdr>
-                <w:top w:val="none" w:sz="0" w:space="0" w:color="000000"/>
-                <w:left w:val="none" w:sz="0" w:space="0" w:color="000000"/>
-                <w:bottom w:val="none" w:sz="0" w:space="0" w:color="000000"/>
-                <w:right w:val="none" w:sz="0" w:space="0" w:color="000000"/>
-              </w:pBdr>
-              <w:spacing w:after="0" w:line="240" w:lineRule="auto"/>
-              <w:rPr>
-                <w:rFonts w:ascii="Arial" w:hAnsi="Arial" w:cs="Arial"/>
-                <w:sz w:val="16"/>
-                <w:szCs w:val="16"/>
-                <w:lang w:val="ru-RU"/>
-              </w:rPr>
-            </w:pPr>
-            <w:r>
-              <w:rPr>
-                <w:rFonts w:ascii="Arial" w:hAnsi="Arial" w:cs="Arial"/>
-                <w:sz w:val="16"/>
-                <w:szCs w:val="16"/>
-                <w:lang w:val="ru-RU"/>
-              </w:rPr>
-              <w:t>(варианты фамилии: Цетлин, Бауэр-Цетлин) Родилась в 1891 г. социалист-революционер; Прож.: г. Москва. Арестована 23 марта 1921 г. Приговорена: , обв.: эсеровская деятельность. Приговор: 3 года концлагеря, 16.06.1923 вместе с мужем М.С. Цетлиным была этапирована из Пертоминска в Соловецкий лагерь. 19.12.1923 была убита охраной Соловецкого лагеря</w:t>
-            </w:r>
-          </w:p>
-          <w:p>
-            <w:pPr>
-              <w:pStyle w:val="BodyText"/>
-              <w:pBdr>
-                <w:top w:val="none" w:sz="0" w:space="0" w:color="000000"/>
-                <w:left w:val="none" w:sz="0" w:space="0" w:color="000000"/>
-                <w:bottom w:val="none" w:sz="0" w:space="0" w:color="000000"/>
-                <w:right w:val="none" w:sz="0" w:space="0" w:color="000000"/>
-              </w:pBdr>
-              <w:spacing w:after="60" w:line="240" w:lineRule="auto"/>
-              <w:rPr>
-                <w:rFonts w:ascii="Arial" w:hAnsi="Arial" w:cs="Arial"/>
-                <w:i/>
-                <w:sz w:val="16"/>
-                <w:szCs w:val="16"/>
-                <w:lang w:val="ru-RU"/>
-              </w:rPr>
-            </w:pPr>
-            <w:r>
-              <w:rPr>
-                <w:rFonts w:ascii="Arial" w:hAnsi="Arial" w:cs="Arial"/>
-                <w:b/>
-                <w:bCs/>
-                <w:sz w:val="16"/>
-                <w:szCs w:val="16"/>
-                <w:lang w:val="ru-RU"/>
-              </w:rPr>
-              <w:t xml:space="preserve">Источник: Материалы к биографическому словарю социалистов и анархистов, НИПЦ "Мемориал" (Москва); </w:t>
             </w:r>
             <w:hyperlink r:id="rId7" w:history="1">
               <w:r>
@@ -2276,27 +1405,74 @@
                 <w:bottom w:val="none" w:sz="0" w:space="0" w:color="000000"/>
                 <w:right w:val="none" w:sz="0" w:space="0" w:color="000000"/>
               </w:pBdr>
-              <w:snapToGrid w:val="0"/>
+              <w:tabs>
+                <w:tab w:val="left" w:pos="0"/>
+              </w:tabs>
               <w:spacing w:after="0" w:line="240" w:lineRule="auto"/>
               <w:rPr>
                 <w:rFonts w:ascii="Arial" w:hAnsi="Arial" w:cs="Arial"/>
                 <w:b/>
-                <w:bCs/>
-                <w:sz w:val="16"/>
-                <w:szCs w:val="16"/>
-                <w:lang w:val="ru-RU"/>
-              </w:rPr>
-            </w:pPr>
-            <w:r>
-              <w:rPr>
-                <w:rFonts w:ascii="Arial" w:hAnsi="Arial" w:cs="Arial"/>
-                <w:b/>
-                <w:bCs/>
-                <w:sz w:val="16"/>
-                <w:szCs w:val="16"/>
-                <w:lang w:val="ru-RU"/>
-              </w:rPr>
-              <w:t xml:space="preserve">Высоцкая София (Софья) Дмитриевна  41 год  </w:t>
+                <w:sz w:val="16"/>
+                <w:szCs w:val="16"/>
+                <w:lang w:val="ru-RU"/>
+              </w:rPr>
+            </w:pPr>
+            <w:proofErr w:type="spellStart"/>
+            <w:r>
+              <w:rPr>
+                <w:rFonts w:ascii="Arial" w:hAnsi="Arial" w:cs="Arial"/>
+                <w:b/>
+                <w:sz w:val="16"/>
+                <w:szCs w:val="16"/>
+                <w:lang w:val="ru-RU"/>
+              </w:rPr>
+              <w:lastRenderedPageBreak/>
+              <w:t>Банкул</w:t>
+            </w:r>
+            <w:proofErr w:type="spellEnd"/>
+            <w:r>
+              <w:rPr>
+                <w:rFonts w:ascii="Arial" w:hAnsi="Arial" w:cs="Arial"/>
+                <w:b/>
+                <w:sz w:val="16"/>
+                <w:szCs w:val="16"/>
+                <w:lang w:val="ru-RU"/>
+              </w:rPr>
+              <w:t xml:space="preserve"> Анастасия </w:t>
+            </w:r>
+            <w:proofErr w:type="spellStart"/>
+            <w:proofErr w:type="gramStart"/>
+            <w:r>
+              <w:rPr>
+                <w:rFonts w:ascii="Arial" w:hAnsi="Arial" w:cs="Arial"/>
+                <w:b/>
+                <w:sz w:val="16"/>
+                <w:szCs w:val="16"/>
+                <w:lang w:val="ru-RU"/>
+              </w:rPr>
+              <w:t>Фаддеевна</w:t>
+            </w:r>
+            <w:proofErr w:type="spellEnd"/>
+            <w:r>
+              <w:rPr>
+                <w:rFonts w:ascii="Arial" w:hAnsi="Arial" w:cs="Arial"/>
+                <w:b/>
+                <w:sz w:val="16"/>
+                <w:szCs w:val="16"/>
+                <w:lang w:val="ru-RU"/>
+              </w:rPr>
+              <w:t xml:space="preserve">  нет</w:t>
+            </w:r>
+            <w:proofErr w:type="gramEnd"/>
+            <w:r>
+              <w:rPr>
+                <w:rFonts w:ascii="Arial" w:hAnsi="Arial" w:cs="Arial"/>
+                <w:b/>
+                <w:sz w:val="16"/>
+                <w:szCs w:val="16"/>
+                <w:lang w:val="ru-RU"/>
+              </w:rPr>
+              <w:t xml:space="preserve"> даты рождения  </w:t>
             </w:r>
           </w:p>
           <w:p>
@@ -2308,69 +1484,67 @@
                 <w:bottom w:val="none" w:sz="0" w:space="0" w:color="000000"/>
                 <w:right w:val="none" w:sz="0" w:space="0" w:color="000000"/>
               </w:pBdr>
-              <w:snapToGrid w:val="0"/>
+              <w:tabs>
+                <w:tab w:val="left" w:pos="0"/>
+              </w:tabs>
               <w:spacing w:after="0" w:line="240" w:lineRule="auto"/>
               <w:rPr>
                 <w:rFonts w:ascii="Arial" w:hAnsi="Arial" w:cs="Arial"/>
-                <w:sz w:val="16"/>
-                <w:szCs w:val="16"/>
-                <w:lang w:val="ru-RU"/>
-              </w:rPr>
-            </w:pPr>
-            <w:r>
-              <w:rPr>
-                <w:rFonts w:ascii="Arial" w:hAnsi="Arial" w:cs="Arial"/>
-                <w:sz w:val="16"/>
-                <w:szCs w:val="16"/>
-                <w:lang w:val="ru-RU"/>
-              </w:rPr>
-              <w:t xml:space="preserve">Родилась 12 сентября 1883 г., г. Санкт-Петербург, русская, дочь купца 2-ой гильдии, выпускница Санкт-Петербургского Елизаветинского Института, домохозяйка. Арестована: ОКРО (Отдел КонтрРазведывательных Операций) ПП ОГПУ в ЛВО. Дата ареста: 12 июня 1924 г., Обвинение: шпионаж и к/р  деятельность. Осуждение: 13 октября 1924 г., Осудивший орган: Коллегия ОГПУ (во внесудебном порядке). Статья: 68 УК. Приговор: ВМН (расстрел) с конфискацией имущества. Дата расстрела: 23 октября 1924 г. Место смерти: г. Ленинград. </w:t>
-            </w:r>
-            <w:r>
-              <w:rPr>
-                <w:rFonts w:ascii="Arial" w:hAnsi="Arial" w:cs="Arial"/>
-                <w:sz w:val="16"/>
-                <w:szCs w:val="16"/>
-                <w:lang w:val="ru-RU"/>
-              </w:rPr>
-              <w:t>Реабилитирована</w:t>
-            </w:r>
-            <w:r>
-              <w:rPr>
-                <w:rFonts w:ascii="Arial" w:hAnsi="Arial" w:cs="Arial"/>
-                <w:sz w:val="16"/>
-                <w:szCs w:val="16"/>
-                <w:lang w:val="ru-RU"/>
-              </w:rPr>
-              <w:t>: 30 октября 1989 г. Архивное дело: Архивно-следственное дело № П-74181</w:t>
+                <w:bCs/>
+                <w:sz w:val="16"/>
+                <w:szCs w:val="16"/>
+                <w:lang w:val="ru-RU"/>
+              </w:rPr>
+            </w:pPr>
+            <w:r>
+              <w:rPr>
+                <w:rFonts w:ascii="Arial" w:hAnsi="Arial" w:cs="Arial"/>
+                <w:bCs/>
+                <w:sz w:val="16"/>
+                <w:szCs w:val="16"/>
+                <w:lang w:val="ru-RU"/>
+              </w:rPr>
+              <w:t>Расстреляна большевиками 6 апр. 1923 в Одессе. /487/</w:t>
             </w:r>
           </w:p>
           <w:p>
             <w:pPr>
               <w:pStyle w:val="BodyText"/>
-              <w:pBdr>
-                <w:top w:val="none" w:sz="0" w:space="0" w:color="000000"/>
-                <w:left w:val="none" w:sz="0" w:space="0" w:color="000000"/>
-                <w:bottom w:val="none" w:sz="0" w:space="0" w:color="000000"/>
-                <w:right w:val="none" w:sz="0" w:space="0" w:color="000000"/>
-              </w:pBdr>
               <w:spacing w:after="0" w:line="240" w:lineRule="auto"/>
               <w:rPr>
                 <w:rFonts w:ascii="Arial" w:hAnsi="Arial" w:cs="Arial"/>
-                <w:b/>
-                <w:sz w:val="16"/>
-                <w:szCs w:val="16"/>
-                <w:lang w:val="ru-RU"/>
-              </w:rPr>
-            </w:pPr>
-            <w:r>
-              <w:rPr>
-                <w:rFonts w:ascii="Arial" w:hAnsi="Arial" w:cs="Arial"/>
-                <w:sz w:val="16"/>
-                <w:szCs w:val="16"/>
-                <w:lang w:val="ru-RU"/>
-              </w:rPr>
-              <w:t xml:space="preserve">Источники данных: Архив управления ФСБ по СПб и ЛО;  </w:t>
+                <w:sz w:val="16"/>
+                <w:szCs w:val="16"/>
+                <w:lang w:val="ru-RU"/>
+              </w:rPr>
+            </w:pPr>
+            <w:r>
+              <w:rPr>
+                <w:rFonts w:ascii="Arial" w:hAnsi="Arial" w:cs="Arial"/>
+                <w:sz w:val="16"/>
+                <w:szCs w:val="16"/>
+                <w:lang w:val="ru-RU"/>
+              </w:rPr>
+              <w:t xml:space="preserve">Источник: </w:t>
+            </w:r>
+            <w:r>
+              <w:rPr>
+                <w:rFonts w:ascii="Arial" w:hAnsi="Arial" w:cs="Arial"/>
+                <w:sz w:val="16"/>
+                <w:szCs w:val="16"/>
+                <w:shd w:val="clear" w:color="auto" w:fill="FFFFFF"/>
+                <w:lang w:val="ru-RU"/>
+              </w:rPr>
+              <w:t>База данных «Участники Белого движения в России»</w:t>
+            </w:r>
+            <w:r>
+              <w:rPr>
+                <w:rFonts w:ascii="Arial" w:hAnsi="Arial" w:cs="Arial"/>
+                <w:sz w:val="16"/>
+                <w:szCs w:val="16"/>
+                <w:lang w:val="ru-RU"/>
+              </w:rPr>
+              <w:t xml:space="preserve">;  </w:t>
             </w:r>
             <w:hyperlink r:id="rId8" w:history="1">
               <w:r>
@@ -2384,7 +1558,7 @@
                   <w:szCs w:val="16"/>
                   <w:lang w:val="ru-RU"/>
                 </w:rPr>
-                <w:t>Открытый список</w:t>
+                <w:t>Архивная ссылка</w:t>
               </w:r>
             </w:hyperlink>
           </w:p>
@@ -2406,26 +1580,48 @@
                 <w:bottom w:val="none" w:sz="0" w:space="0" w:color="000000"/>
                 <w:right w:val="none" w:sz="0" w:space="0" w:color="000000"/>
               </w:pBdr>
-              <w:snapToGrid w:val="0"/>
               <w:spacing w:after="0" w:line="240" w:lineRule="auto"/>
-              <w:ind w:right="60"/>
-              <w:rPr>
-                <w:rFonts w:ascii="Arial" w:hAnsi="Arial" w:cs="Arial"/>
-                <w:sz w:val="16"/>
-                <w:szCs w:val="16"/>
-                <w:lang w:val="ru-RU"/>
-              </w:rPr>
-            </w:pPr>
-            <w:r>
-              <w:rPr>
-                <w:rFonts w:ascii="Arial" w:hAnsi="Arial" w:cs="Arial"/>
-                <w:b/>
-                <w:bCs/>
-                <w:sz w:val="16"/>
-                <w:szCs w:val="16"/>
-                <w:lang w:val="ru-RU"/>
-              </w:rPr>
-              <w:t xml:space="preserve">Вильман-Элоранто Эльвира Ивановна  50 лет  </w:t>
+              <w:rPr>
+                <w:rFonts w:ascii="Arial" w:hAnsi="Arial" w:cs="Arial"/>
+                <w:sz w:val="16"/>
+                <w:szCs w:val="16"/>
+                <w:lang w:val="ru-RU"/>
+              </w:rPr>
+            </w:pPr>
+            <w:r>
+              <w:rPr>
+                <w:rFonts w:ascii="Arial" w:hAnsi="Arial" w:cs="Arial"/>
+                <w:b/>
+                <w:bCs/>
+                <w:sz w:val="16"/>
+                <w:szCs w:val="16"/>
+                <w:lang w:val="ru-RU"/>
+              </w:rPr>
+              <w:t xml:space="preserve">Бауэр Наталья </w:t>
+            </w:r>
+            <w:proofErr w:type="gramStart"/>
+            <w:r>
+              <w:rPr>
+                <w:rFonts w:ascii="Arial" w:hAnsi="Arial" w:cs="Arial"/>
+                <w:b/>
+                <w:bCs/>
+                <w:sz w:val="16"/>
+                <w:szCs w:val="16"/>
+                <w:lang w:val="ru-RU"/>
+              </w:rPr>
+              <w:t>Арнольдовна  32</w:t>
+            </w:r>
+            <w:proofErr w:type="gramEnd"/>
+            <w:r>
+              <w:rPr>
+                <w:rFonts w:ascii="Arial" w:hAnsi="Arial" w:cs="Arial"/>
+                <w:b/>
+                <w:bCs/>
+                <w:sz w:val="16"/>
+                <w:szCs w:val="16"/>
+                <w:lang w:val="ru-RU"/>
+              </w:rPr>
+              <w:t xml:space="preserve"> года  </w:t>
             </w:r>
           </w:p>
           <w:p>
@@ -2438,66 +1634,141 @@
                 <w:right w:val="none" w:sz="0" w:space="0" w:color="000000"/>
               </w:pBdr>
               <w:spacing w:after="0" w:line="240" w:lineRule="auto"/>
-              <w:ind w:right="60"/>
-              <w:rPr>
-                <w:rFonts w:ascii="Arial" w:hAnsi="Arial" w:cs="Arial"/>
-                <w:sz w:val="16"/>
-                <w:szCs w:val="16"/>
-                <w:lang w:val="ru-RU"/>
-              </w:rPr>
-            </w:pPr>
-            <w:r>
-              <w:rPr>
-                <w:rFonts w:ascii="Arial" w:hAnsi="Arial" w:cs="Arial"/>
-                <w:sz w:val="16"/>
-                <w:szCs w:val="16"/>
-                <w:lang w:val="ru-RU"/>
-              </w:rPr>
-              <w:t>Родилась</w:t>
-            </w:r>
-            <w:r>
-              <w:rPr>
-                <w:rFonts w:ascii="Arial" w:hAnsi="Arial" w:cs="Arial"/>
-                <w:sz w:val="16"/>
-                <w:szCs w:val="16"/>
-              </w:rPr>
-              <w:t> </w:t>
-            </w:r>
-            <w:r>
-              <w:rPr>
-                <w:rFonts w:ascii="Arial" w:hAnsi="Arial" w:cs="Arial"/>
-                <w:sz w:val="16"/>
-                <w:szCs w:val="16"/>
-                <w:lang w:val="ru-RU"/>
-              </w:rPr>
-              <w:t>в 1875 г., Финляндия, г. Нюстадт; финка; образование высшее; член Финской компартии; гувернантка. Прож.: г. Москва, ул. Сущевская, 17-2.  Арестована 3 июля 1924 г. Приговорена: Коллегией ОГПУ 13 апреля 1925 г., обв.:</w:t>
-            </w:r>
-            <w:r>
-              <w:rPr>
-                <w:rFonts w:ascii="Arial" w:hAnsi="Arial" w:cs="Arial"/>
-                <w:sz w:val="16"/>
-                <w:szCs w:val="16"/>
-              </w:rPr>
-              <w:t> </w:t>
-            </w:r>
-            <w:r>
-              <w:rPr>
-                <w:rFonts w:ascii="Arial" w:hAnsi="Arial" w:cs="Arial"/>
-                <w:sz w:val="16"/>
-                <w:szCs w:val="16"/>
-                <w:lang w:val="ru-RU"/>
-              </w:rPr>
-              <w:t>шпионаж.</w:t>
-            </w:r>
-            <w:r>
-              <w:rPr>
-                <w:rFonts w:ascii="Arial" w:hAnsi="Arial" w:cs="Arial"/>
-                <w:sz w:val="16"/>
-                <w:szCs w:val="16"/>
-                <w:lang w:val="ru-RU"/>
-              </w:rPr>
-              <w:br/>
-              <w:t>Расстреляна 17 апреля 1925 г. Место захоронения - Москва, Яузская больница. Реабилитирована Закон РСФСР от 18 октября 1991 года</w:t>
+              <w:rPr>
+                <w:rFonts w:ascii="Arial" w:hAnsi="Arial" w:cs="Arial"/>
+                <w:sz w:val="16"/>
+                <w:szCs w:val="16"/>
+                <w:lang w:val="ru-RU"/>
+              </w:rPr>
+            </w:pPr>
+            <w:r>
+              <w:rPr>
+                <w:rFonts w:ascii="Arial" w:hAnsi="Arial" w:cs="Arial"/>
+                <w:sz w:val="16"/>
+                <w:szCs w:val="16"/>
+                <w:lang w:val="ru-RU"/>
+              </w:rPr>
+              <w:t xml:space="preserve">(варианты фамилии: </w:t>
+            </w:r>
+            <w:proofErr w:type="spellStart"/>
+            <w:r>
+              <w:rPr>
+                <w:rFonts w:ascii="Arial" w:hAnsi="Arial" w:cs="Arial"/>
+                <w:sz w:val="16"/>
+                <w:szCs w:val="16"/>
+                <w:lang w:val="ru-RU"/>
+              </w:rPr>
+              <w:t>Цетлин</w:t>
+            </w:r>
+            <w:proofErr w:type="spellEnd"/>
+            <w:r>
+              <w:rPr>
+                <w:rFonts w:ascii="Arial" w:hAnsi="Arial" w:cs="Arial"/>
+                <w:sz w:val="16"/>
+                <w:szCs w:val="16"/>
+                <w:lang w:val="ru-RU"/>
+              </w:rPr>
+              <w:t>, Бауэр-</w:t>
+            </w:r>
+            <w:proofErr w:type="spellStart"/>
+            <w:r>
+              <w:rPr>
+                <w:rFonts w:ascii="Arial" w:hAnsi="Arial" w:cs="Arial"/>
+                <w:sz w:val="16"/>
+                <w:szCs w:val="16"/>
+                <w:lang w:val="ru-RU"/>
+              </w:rPr>
+              <w:t>Цетлин</w:t>
+            </w:r>
+            <w:proofErr w:type="spellEnd"/>
+            <w:r>
+              <w:rPr>
+                <w:rFonts w:ascii="Arial" w:hAnsi="Arial" w:cs="Arial"/>
+                <w:sz w:val="16"/>
+                <w:szCs w:val="16"/>
+                <w:lang w:val="ru-RU"/>
+              </w:rPr>
+              <w:t xml:space="preserve">) Родилась в 1891 г. социалист-революционер; </w:t>
+            </w:r>
+            <w:proofErr w:type="spellStart"/>
+            <w:r>
+              <w:rPr>
+                <w:rFonts w:ascii="Arial" w:hAnsi="Arial" w:cs="Arial"/>
+                <w:sz w:val="16"/>
+                <w:szCs w:val="16"/>
+                <w:lang w:val="ru-RU"/>
+              </w:rPr>
+              <w:t>Прож</w:t>
+            </w:r>
+            <w:proofErr w:type="spellEnd"/>
+            <w:r>
+              <w:rPr>
+                <w:rFonts w:ascii="Arial" w:hAnsi="Arial" w:cs="Arial"/>
+                <w:sz w:val="16"/>
+                <w:szCs w:val="16"/>
+                <w:lang w:val="ru-RU"/>
+              </w:rPr>
+              <w:t>.: г. Москва. Арестована 23 марта 1921 г. Приговорена</w:t>
+            </w:r>
+            <w:proofErr w:type="gramStart"/>
+            <w:r>
+              <w:rPr>
+                <w:rFonts w:ascii="Arial" w:hAnsi="Arial" w:cs="Arial"/>
+                <w:sz w:val="16"/>
+                <w:szCs w:val="16"/>
+                <w:lang w:val="ru-RU"/>
+              </w:rPr>
+              <w:t>: ,</w:t>
+            </w:r>
+            <w:proofErr w:type="gramEnd"/>
+            <w:r>
+              <w:rPr>
+                <w:rFonts w:ascii="Arial" w:hAnsi="Arial" w:cs="Arial"/>
+                <w:sz w:val="16"/>
+                <w:szCs w:val="16"/>
+                <w:lang w:val="ru-RU"/>
+              </w:rPr>
+              <w:t xml:space="preserve"> </w:t>
+            </w:r>
+            <w:proofErr w:type="spellStart"/>
+            <w:r>
+              <w:rPr>
+                <w:rFonts w:ascii="Arial" w:hAnsi="Arial" w:cs="Arial"/>
+                <w:sz w:val="16"/>
+                <w:szCs w:val="16"/>
+                <w:lang w:val="ru-RU"/>
+              </w:rPr>
+              <w:t>обв</w:t>
+            </w:r>
+            <w:proofErr w:type="spellEnd"/>
+            <w:r>
+              <w:rPr>
+                <w:rFonts w:ascii="Arial" w:hAnsi="Arial" w:cs="Arial"/>
+                <w:sz w:val="16"/>
+                <w:szCs w:val="16"/>
+                <w:lang w:val="ru-RU"/>
+              </w:rPr>
+              <w:t xml:space="preserve">.: эсеровская деятельность. Приговор: 3 года концлагеря, 16.06.1923 вместе с мужем М.С. </w:t>
+            </w:r>
+            <w:proofErr w:type="spellStart"/>
+            <w:r>
+              <w:rPr>
+                <w:rFonts w:ascii="Arial" w:hAnsi="Arial" w:cs="Arial"/>
+                <w:sz w:val="16"/>
+                <w:szCs w:val="16"/>
+                <w:lang w:val="ru-RU"/>
+              </w:rPr>
+              <w:t>Цетлиным</w:t>
+            </w:r>
+            <w:proofErr w:type="spellEnd"/>
+            <w:r>
+              <w:rPr>
+                <w:rFonts w:ascii="Arial" w:hAnsi="Arial" w:cs="Arial"/>
+                <w:sz w:val="16"/>
+                <w:szCs w:val="16"/>
+                <w:lang w:val="ru-RU"/>
+              </w:rPr>
+              <w:t xml:space="preserve"> была этапирована из Пертоминска в Соловецкий лагерь. 19.12.1923 была убита охраной Соловецкого лагеря</w:t>
             </w:r>
           </w:p>
           <w:p>
@@ -2509,20 +1780,7 @@
                 <w:bottom w:val="none" w:sz="0" w:space="0" w:color="000000"/>
                 <w:right w:val="none" w:sz="0" w:space="0" w:color="000000"/>
               </w:pBdr>
-              <w:tabs>
-                <w:tab w:val="left" w:pos="0"/>
-              </w:tabs>
-              <w:snapToGrid w:val="0"/>
-              <w:spacing w:after="0" w:line="240" w:lineRule="auto"/>
-              <w:rPr>
-                <w:rFonts w:ascii="Arial" w:hAnsi="Arial" w:cs="Arial"/>
-                <w:b/>
-                <w:sz w:val="16"/>
-                <w:szCs w:val="16"/>
-                <w:lang w:val="ru-RU"/>
-              </w:rPr>
-            </w:pPr>
-            <w:r>
+              <w:spacing w:after="60" w:line="240" w:lineRule="auto"/>
               <w:rPr>
                 <w:rFonts w:ascii="Arial" w:hAnsi="Arial" w:cs="Arial"/>
                 <w:i/>
@@ -2530,7 +1788,17 @@
                 <w:szCs w:val="16"/>
                 <w:lang w:val="ru-RU"/>
               </w:rPr>
-              <w:t xml:space="preserve">Источник: Москва, расстрельные списки - Яузская больница;  </w:t>
+            </w:pPr>
+            <w:r>
+              <w:rPr>
+                <w:rFonts w:ascii="Arial" w:hAnsi="Arial" w:cs="Arial"/>
+                <w:b/>
+                <w:bCs/>
+                <w:sz w:val="16"/>
+                <w:szCs w:val="16"/>
+                <w:lang w:val="ru-RU"/>
+              </w:rPr>
+              <w:t xml:space="preserve">Источник: Материалы к биографическому словарю социалистов и анархистов, НИПЦ "Мемориал" (Москва); </w:t>
             </w:r>
             <w:hyperlink r:id="rId9" w:history="1">
               <w:r>
@@ -2570,21 +1838,153 @@
               <w:spacing w:after="0" w:line="240" w:lineRule="auto"/>
               <w:rPr>
                 <w:rFonts w:ascii="Arial" w:hAnsi="Arial" w:cs="Arial"/>
-                <w:sz w:val="16"/>
-                <w:szCs w:val="16"/>
-                <w:lang w:val="ru-RU"/>
-              </w:rPr>
-            </w:pPr>
-            <w:r>
-              <w:rPr>
-                <w:rFonts w:ascii="Arial" w:hAnsi="Arial" w:cs="Arial"/>
-                <w:b/>
-                <w:bCs/>
-                <w:sz w:val="16"/>
-                <w:szCs w:val="16"/>
-                <w:lang w:val="ru-RU"/>
-              </w:rPr>
-              <w:t xml:space="preserve">Высоцкая Агафья Семеновна  41 год  </w:t>
+                <w:b/>
+                <w:bCs/>
+                <w:sz w:val="16"/>
+                <w:szCs w:val="16"/>
+                <w:lang w:val="ru-RU"/>
+              </w:rPr>
+            </w:pPr>
+            <w:r>
+              <w:rPr>
+                <w:rFonts w:ascii="Arial" w:hAnsi="Arial" w:cs="Arial"/>
+                <w:b/>
+                <w:bCs/>
+                <w:sz w:val="16"/>
+                <w:szCs w:val="16"/>
+                <w:lang w:val="ru-RU"/>
+              </w:rPr>
+              <w:t xml:space="preserve">Высоцкая София (Софья) </w:t>
+            </w:r>
+            <w:proofErr w:type="gramStart"/>
+            <w:r>
+              <w:rPr>
+                <w:rFonts w:ascii="Arial" w:hAnsi="Arial" w:cs="Arial"/>
+                <w:b/>
+                <w:bCs/>
+                <w:sz w:val="16"/>
+                <w:szCs w:val="16"/>
+                <w:lang w:val="ru-RU"/>
+              </w:rPr>
+              <w:t>Дмитриевна  41</w:t>
+            </w:r>
+            <w:proofErr w:type="gramEnd"/>
+            <w:r>
+              <w:rPr>
+                <w:rFonts w:ascii="Arial" w:hAnsi="Arial" w:cs="Arial"/>
+                <w:b/>
+                <w:bCs/>
+                <w:sz w:val="16"/>
+                <w:szCs w:val="16"/>
+                <w:lang w:val="ru-RU"/>
+              </w:rPr>
+              <w:t xml:space="preserve"> год  </w:t>
+            </w:r>
+          </w:p>
+          <w:p>
+            <w:pPr>
+              <w:pStyle w:val="BodyText"/>
+              <w:pBdr>
+                <w:top w:val="none" w:sz="0" w:space="0" w:color="000000"/>
+                <w:left w:val="none" w:sz="0" w:space="0" w:color="000000"/>
+                <w:bottom w:val="none" w:sz="0" w:space="0" w:color="000000"/>
+                <w:right w:val="none" w:sz="0" w:space="0" w:color="000000"/>
+              </w:pBdr>
+              <w:snapToGrid w:val="0"/>
+              <w:spacing w:after="0" w:line="240" w:lineRule="auto"/>
+              <w:rPr>
+                <w:rFonts w:ascii="Arial" w:hAnsi="Arial" w:cs="Arial"/>
+                <w:sz w:val="16"/>
+                <w:szCs w:val="16"/>
+                <w:lang w:val="ru-RU"/>
+              </w:rPr>
+            </w:pPr>
+            <w:r>
+              <w:rPr>
+                <w:rFonts w:ascii="Arial" w:hAnsi="Arial" w:cs="Arial"/>
+                <w:sz w:val="16"/>
+                <w:szCs w:val="16"/>
+                <w:lang w:val="ru-RU"/>
+              </w:rPr>
+              <w:t xml:space="preserve">Родилась 12 сентября 1883 г., г. Санкт-Петербург, русская, дочь купца </w:t>
+            </w:r>
+            <w:proofErr w:type="gramStart"/>
+            <w:r>
+              <w:rPr>
+                <w:rFonts w:ascii="Arial" w:hAnsi="Arial" w:cs="Arial"/>
+                <w:sz w:val="16"/>
+                <w:szCs w:val="16"/>
+                <w:lang w:val="ru-RU"/>
+              </w:rPr>
+              <w:t>2-ой</w:t>
+            </w:r>
+            <w:proofErr w:type="gramEnd"/>
+            <w:r>
+              <w:rPr>
+                <w:rFonts w:ascii="Arial" w:hAnsi="Arial" w:cs="Arial"/>
+                <w:sz w:val="16"/>
+                <w:szCs w:val="16"/>
+                <w:lang w:val="ru-RU"/>
+              </w:rPr>
+              <w:t xml:space="preserve"> гильдии, выпускница Санкт-Петербургского Елизаветинского Института, домохозяйка. Арестована: ОКРО (Отдел </w:t>
+            </w:r>
+            <w:proofErr w:type="spellStart"/>
+            <w:r>
+              <w:rPr>
+                <w:rFonts w:ascii="Arial" w:hAnsi="Arial" w:cs="Arial"/>
+                <w:sz w:val="16"/>
+                <w:szCs w:val="16"/>
+                <w:lang w:val="ru-RU"/>
+              </w:rPr>
+              <w:t>КонтрРазведывательных</w:t>
+            </w:r>
+            <w:proofErr w:type="spellEnd"/>
+            <w:r>
+              <w:rPr>
+                <w:rFonts w:ascii="Arial" w:hAnsi="Arial" w:cs="Arial"/>
+                <w:sz w:val="16"/>
+                <w:szCs w:val="16"/>
+                <w:lang w:val="ru-RU"/>
+              </w:rPr>
+              <w:t xml:space="preserve"> Операций) ПП ОГПУ в ЛВО. Дата ареста: 12 июня 1924 г., Обвинение: шпионаж и к/</w:t>
+            </w:r>
+            <w:proofErr w:type="gramStart"/>
+            <w:r>
+              <w:rPr>
+                <w:rFonts w:ascii="Arial" w:hAnsi="Arial" w:cs="Arial"/>
+                <w:sz w:val="16"/>
+                <w:szCs w:val="16"/>
+                <w:lang w:val="ru-RU"/>
+              </w:rPr>
+              <w:t>р  деятельность</w:t>
+            </w:r>
+            <w:proofErr w:type="gramEnd"/>
+            <w:r>
+              <w:rPr>
+                <w:rFonts w:ascii="Arial" w:hAnsi="Arial" w:cs="Arial"/>
+                <w:sz w:val="16"/>
+                <w:szCs w:val="16"/>
+                <w:lang w:val="ru-RU"/>
+              </w:rPr>
+              <w:t xml:space="preserve">. Осуждение: 13 октября 1924 г., Осудивший орган: Коллегия ОГПУ (во внесудебном порядке). Статья: 68 УК. Приговор: ВМН (расстрел) с конфискацией имущества. Дата расстрела: 23 октября 1924 г. Место смерти: г. Ленинград. </w:t>
+            </w:r>
+            <w:r>
+              <w:rPr>
+                <w:rFonts w:ascii="Arial" w:hAnsi="Arial" w:cs="Arial"/>
+                <w:sz w:val="16"/>
+                <w:szCs w:val="16"/>
+                <w:lang w:val="ru-RU"/>
+              </w:rPr>
+              <w:t>Реабилитирована</w:t>
+            </w:r>
+            <w:r>
+              <w:rPr>
+                <w:rFonts w:ascii="Arial" w:hAnsi="Arial" w:cs="Arial"/>
+                <w:sz w:val="16"/>
+                <w:szCs w:val="16"/>
+                <w:lang w:val="ru-RU"/>
+              </w:rPr>
+              <w:t>: 30 октября 1989 г. Архивное дело: Архивно-следственное дело № П-74181</w:t>
             </w:r>
           </w:p>
           <w:p>
@@ -2597,133 +1997,22 @@
                 <w:right w:val="none" w:sz="0" w:space="0" w:color="000000"/>
               </w:pBdr>
               <w:spacing w:after="0" w:line="240" w:lineRule="auto"/>
-              <w:ind w:right="60"/>
-              <w:rPr>
-                <w:rFonts w:ascii="Arial" w:hAnsi="Arial" w:cs="Arial"/>
-                <w:sz w:val="16"/>
-                <w:szCs w:val="16"/>
-                <w:lang w:val="ru-RU"/>
-              </w:rPr>
-            </w:pPr>
-            <w:r>
-              <w:rPr>
-                <w:rFonts w:ascii="Arial" w:hAnsi="Arial" w:cs="Arial"/>
-                <w:sz w:val="16"/>
-                <w:szCs w:val="16"/>
-                <w:lang w:val="ru-RU"/>
-              </w:rPr>
-              <w:t>(Субботина) Родилась</w:t>
-            </w:r>
-            <w:r>
-              <w:rPr>
-                <w:rFonts w:ascii="Arial" w:hAnsi="Arial" w:cs="Arial"/>
-                <w:sz w:val="16"/>
-                <w:szCs w:val="16"/>
-              </w:rPr>
-              <w:t> </w:t>
-            </w:r>
-            <w:r>
-              <w:rPr>
-                <w:rFonts w:ascii="Arial" w:hAnsi="Arial" w:cs="Arial"/>
-                <w:sz w:val="16"/>
-                <w:szCs w:val="16"/>
-                <w:lang w:val="ru-RU"/>
-              </w:rPr>
-              <w:t>в 1888 г., Томская губ.; русская; малограмотная; б/п; БОЗ. Прож.:</w:t>
-            </w:r>
-            <w:r>
-              <w:rPr>
-                <w:rFonts w:ascii="Arial" w:hAnsi="Arial" w:cs="Arial"/>
-                <w:sz w:val="16"/>
-                <w:szCs w:val="16"/>
-              </w:rPr>
-              <w:t> </w:t>
-            </w:r>
-            <w:r>
-              <w:rPr>
-                <w:rFonts w:ascii="Arial" w:hAnsi="Arial" w:cs="Arial"/>
-                <w:sz w:val="16"/>
-                <w:szCs w:val="16"/>
-                <w:lang w:val="ru-RU"/>
-              </w:rPr>
-              <w:t>г. Владивосток. Арестована 26 апреля 1929 г.</w:t>
-            </w:r>
-            <w:r>
-              <w:rPr>
-                <w:rFonts w:ascii="Arial" w:hAnsi="Arial" w:cs="Arial"/>
-                <w:sz w:val="16"/>
-                <w:szCs w:val="16"/>
-                <w:lang w:val="ru-RU"/>
-              </w:rPr>
-              <w:br/>
-              <w:t>Приговорена: Тройка при ОГПУ 24 августа 1929 г., обв.:</w:t>
-            </w:r>
-            <w:r>
-              <w:rPr>
-                <w:rFonts w:ascii="Arial" w:hAnsi="Arial" w:cs="Arial"/>
-                <w:sz w:val="16"/>
-                <w:szCs w:val="16"/>
-              </w:rPr>
-              <w:t> </w:t>
-            </w:r>
-            <w:r>
-              <w:rPr>
-                <w:rFonts w:ascii="Arial" w:hAnsi="Arial" w:cs="Arial"/>
-                <w:sz w:val="16"/>
-                <w:szCs w:val="16"/>
-                <w:lang w:val="ru-RU"/>
-              </w:rPr>
-              <w:t>по ст. ст. 58-6, 59-8, 59-10. Приговор: ВМН. Расстреляна 15 сентября 1929 г. Место захоронения</w:t>
-            </w:r>
-            <w:r>
-              <w:rPr>
-                <w:rFonts w:ascii="Arial" w:hAnsi="Arial" w:cs="Arial"/>
-                <w:sz w:val="16"/>
-                <w:szCs w:val="16"/>
-              </w:rPr>
-              <w:t> </w:t>
-            </w:r>
-            <w:r>
-              <w:rPr>
-                <w:rFonts w:ascii="Arial" w:hAnsi="Arial" w:cs="Arial"/>
-                <w:sz w:val="16"/>
-                <w:szCs w:val="16"/>
-                <w:lang w:val="ru-RU"/>
-              </w:rPr>
-              <w:t>- г. Хабаровск. Реабилитирована 28 декабря 1989 г. на основании Указа ПВС СССР</w:t>
-            </w:r>
-          </w:p>
-          <w:p>
-            <w:pPr>
-              <w:pStyle w:val="BodyText"/>
-              <w:pBdr>
-                <w:top w:val="none" w:sz="0" w:space="0" w:color="000000"/>
-                <w:left w:val="none" w:sz="0" w:space="0" w:color="000000"/>
-                <w:bottom w:val="none" w:sz="0" w:space="0" w:color="000000"/>
-                <w:right w:val="none" w:sz="0" w:space="0" w:color="000000"/>
-              </w:pBdr>
-              <w:tabs>
-                <w:tab w:val="left" w:pos="0"/>
-              </w:tabs>
-              <w:snapToGrid w:val="0"/>
-              <w:spacing w:after="0" w:line="240" w:lineRule="auto"/>
-              <w:rPr>
-                <w:rFonts w:ascii="Arial" w:hAnsi="Arial" w:cs="Arial"/>
-                <w:b/>
-                <w:sz w:val="16"/>
-                <w:szCs w:val="16"/>
-                <w:lang w:val="ru-RU"/>
-              </w:rPr>
-            </w:pPr>
-            <w:r>
-              <w:rPr>
-                <w:rFonts w:ascii="Arial" w:hAnsi="Arial" w:cs="Arial"/>
-                <w:i/>
-                <w:sz w:val="16"/>
-                <w:szCs w:val="16"/>
-                <w:lang w:val="ru-RU"/>
-              </w:rPr>
-              <w:t xml:space="preserve">Источник: База данных о жертвах репрессий Приморского края;  </w:t>
+              <w:rPr>
+                <w:rFonts w:ascii="Arial" w:hAnsi="Arial" w:cs="Arial"/>
+                <w:b/>
+                <w:sz w:val="16"/>
+                <w:szCs w:val="16"/>
+                <w:lang w:val="ru-RU"/>
+              </w:rPr>
+            </w:pPr>
+            <w:r>
+              <w:rPr>
+                <w:rFonts w:ascii="Arial" w:hAnsi="Arial" w:cs="Arial"/>
+                <w:sz w:val="16"/>
+                <w:szCs w:val="16"/>
+                <w:lang w:val="ru-RU"/>
+              </w:rPr>
+              <w:t xml:space="preserve">Источники данных: Архив управления ФСБ по СПб и ЛО;  </w:t>
             </w:r>
             <w:hyperlink r:id="rId10" w:history="1">
               <w:r>
@@ -2761,25 +2050,272 @@
               </w:pBdr>
               <w:snapToGrid w:val="0"/>
               <w:spacing w:after="0" w:line="240" w:lineRule="auto"/>
-              <w:rPr>
-                <w:rFonts w:ascii="Arial" w:hAnsi="Arial" w:cs="Arial"/>
-                <w:sz w:val="16"/>
-                <w:szCs w:val="16"/>
-                <w:lang w:val="ru-RU"/>
-              </w:rPr>
-            </w:pPr>
-            <w:r>
-              <w:rPr>
-                <w:rFonts w:ascii="Arial" w:hAnsi="Arial" w:cs="Arial"/>
-                <w:b/>
-                <w:bCs/>
-                <w:sz w:val="16"/>
-                <w:szCs w:val="16"/>
-                <w:lang w:val="ru-RU"/>
-              </w:rPr>
-              <w:t xml:space="preserve">Гришко Надежда Федоровна  22 года  </w:t>
-            </w:r>
-          </w:p>
+              <w:ind w:right="60"/>
+              <w:rPr>
+                <w:rFonts w:ascii="Arial" w:hAnsi="Arial" w:cs="Arial"/>
+                <w:sz w:val="16"/>
+                <w:szCs w:val="16"/>
+                <w:lang w:val="ru-RU"/>
+              </w:rPr>
+            </w:pPr>
+            <w:proofErr w:type="spellStart"/>
+            <w:r>
+              <w:rPr>
+                <w:rFonts w:ascii="Arial" w:hAnsi="Arial" w:cs="Arial"/>
+                <w:b/>
+                <w:bCs/>
+                <w:sz w:val="16"/>
+                <w:szCs w:val="16"/>
+                <w:lang w:val="ru-RU"/>
+              </w:rPr>
+              <w:t>Вильман-Элоранто</w:t>
+            </w:r>
+            <w:proofErr w:type="spellEnd"/>
+            <w:r>
+              <w:rPr>
+                <w:rFonts w:ascii="Arial" w:hAnsi="Arial" w:cs="Arial"/>
+                <w:b/>
+                <w:bCs/>
+                <w:sz w:val="16"/>
+                <w:szCs w:val="16"/>
+                <w:lang w:val="ru-RU"/>
+              </w:rPr>
+              <w:t xml:space="preserve"> Эльвира </w:t>
+            </w:r>
+            <w:proofErr w:type="gramStart"/>
+            <w:r>
+              <w:rPr>
+                <w:rFonts w:ascii="Arial" w:hAnsi="Arial" w:cs="Arial"/>
+                <w:b/>
+                <w:bCs/>
+                <w:sz w:val="16"/>
+                <w:szCs w:val="16"/>
+                <w:lang w:val="ru-RU"/>
+              </w:rPr>
+              <w:t>Ивановна  50</w:t>
+            </w:r>
+            <w:proofErr w:type="gramEnd"/>
+            <w:r>
+              <w:rPr>
+                <w:rFonts w:ascii="Arial" w:hAnsi="Arial" w:cs="Arial"/>
+                <w:b/>
+                <w:bCs/>
+                <w:sz w:val="16"/>
+                <w:szCs w:val="16"/>
+                <w:lang w:val="ru-RU"/>
+              </w:rPr>
+              <w:t xml:space="preserve"> лет  </w:t>
+            </w:r>
+          </w:p>
+          <w:p>
+            <w:pPr>
+              <w:pStyle w:val="BodyText"/>
+              <w:pBdr>
+                <w:top w:val="none" w:sz="0" w:space="0" w:color="000000"/>
+                <w:left w:val="none" w:sz="0" w:space="0" w:color="000000"/>
+                <w:bottom w:val="none" w:sz="0" w:space="0" w:color="000000"/>
+                <w:right w:val="none" w:sz="0" w:space="0" w:color="000000"/>
+              </w:pBdr>
+              <w:spacing w:after="0" w:line="240" w:lineRule="auto"/>
+              <w:ind w:right="60"/>
+              <w:rPr>
+                <w:rFonts w:ascii="Arial" w:hAnsi="Arial" w:cs="Arial"/>
+                <w:sz w:val="16"/>
+                <w:szCs w:val="16"/>
+                <w:lang w:val="ru-RU"/>
+              </w:rPr>
+            </w:pPr>
+            <w:r>
+              <w:rPr>
+                <w:rFonts w:ascii="Arial" w:hAnsi="Arial" w:cs="Arial"/>
+                <w:sz w:val="16"/>
+                <w:szCs w:val="16"/>
+                <w:lang w:val="ru-RU"/>
+              </w:rPr>
+              <w:t>Родилась</w:t>
+            </w:r>
+            <w:r>
+              <w:rPr>
+                <w:rFonts w:ascii="Arial" w:hAnsi="Arial" w:cs="Arial"/>
+                <w:sz w:val="16"/>
+                <w:szCs w:val="16"/>
+              </w:rPr>
+              <w:t> </w:t>
+            </w:r>
+            <w:r>
+              <w:rPr>
+                <w:rFonts w:ascii="Arial" w:hAnsi="Arial" w:cs="Arial"/>
+                <w:sz w:val="16"/>
+                <w:szCs w:val="16"/>
+                <w:lang w:val="ru-RU"/>
+              </w:rPr>
+              <w:t xml:space="preserve">в 1875 г., Финляндия, г. </w:t>
+            </w:r>
+            <w:proofErr w:type="spellStart"/>
+            <w:r>
+              <w:rPr>
+                <w:rFonts w:ascii="Arial" w:hAnsi="Arial" w:cs="Arial"/>
+                <w:sz w:val="16"/>
+                <w:szCs w:val="16"/>
+                <w:lang w:val="ru-RU"/>
+              </w:rPr>
+              <w:t>Нюстадт</w:t>
+            </w:r>
+            <w:proofErr w:type="spellEnd"/>
+            <w:r>
+              <w:rPr>
+                <w:rFonts w:ascii="Arial" w:hAnsi="Arial" w:cs="Arial"/>
+                <w:sz w:val="16"/>
+                <w:szCs w:val="16"/>
+                <w:lang w:val="ru-RU"/>
+              </w:rPr>
+              <w:t xml:space="preserve">; финка; образование высшее; член Финской компартии; гувернантка. </w:t>
+            </w:r>
+            <w:proofErr w:type="spellStart"/>
+            <w:r>
+              <w:rPr>
+                <w:rFonts w:ascii="Arial" w:hAnsi="Arial" w:cs="Arial"/>
+                <w:sz w:val="16"/>
+                <w:szCs w:val="16"/>
+                <w:lang w:val="ru-RU"/>
+              </w:rPr>
+              <w:t>Прож</w:t>
+            </w:r>
+            <w:proofErr w:type="spellEnd"/>
+            <w:r>
+              <w:rPr>
+                <w:rFonts w:ascii="Arial" w:hAnsi="Arial" w:cs="Arial"/>
+                <w:sz w:val="16"/>
+                <w:szCs w:val="16"/>
+                <w:lang w:val="ru-RU"/>
+              </w:rPr>
+              <w:t xml:space="preserve">.: г. Москва, ул. Сущевская, </w:t>
+            </w:r>
+            <w:proofErr w:type="gramStart"/>
+            <w:r>
+              <w:rPr>
+                <w:rFonts w:ascii="Arial" w:hAnsi="Arial" w:cs="Arial"/>
+                <w:sz w:val="16"/>
+                <w:szCs w:val="16"/>
+                <w:lang w:val="ru-RU"/>
+              </w:rPr>
+              <w:t>17-2</w:t>
+            </w:r>
+            <w:proofErr w:type="gramEnd"/>
+            <w:r>
+              <w:rPr>
+                <w:rFonts w:ascii="Arial" w:hAnsi="Arial" w:cs="Arial"/>
+                <w:sz w:val="16"/>
+                <w:szCs w:val="16"/>
+                <w:lang w:val="ru-RU"/>
+              </w:rPr>
+              <w:t xml:space="preserve">.  Арестована 3 июля 1924 г. Приговорена: Коллегией ОГПУ 13 апреля 1925 г., </w:t>
+            </w:r>
+            <w:proofErr w:type="spellStart"/>
+            <w:r>
+              <w:rPr>
+                <w:rFonts w:ascii="Arial" w:hAnsi="Arial" w:cs="Arial"/>
+                <w:sz w:val="16"/>
+                <w:szCs w:val="16"/>
+                <w:lang w:val="ru-RU"/>
+              </w:rPr>
+              <w:t>обв</w:t>
+            </w:r>
+            <w:proofErr w:type="spellEnd"/>
+            <w:r>
+              <w:rPr>
+                <w:rFonts w:ascii="Arial" w:hAnsi="Arial" w:cs="Arial"/>
+                <w:sz w:val="16"/>
+                <w:szCs w:val="16"/>
+                <w:lang w:val="ru-RU"/>
+              </w:rPr>
+              <w:t>.:</w:t>
+            </w:r>
+            <w:r>
+              <w:rPr>
+                <w:rFonts w:ascii="Arial" w:hAnsi="Arial" w:cs="Arial"/>
+                <w:sz w:val="16"/>
+                <w:szCs w:val="16"/>
+              </w:rPr>
+              <w:t> </w:t>
+            </w:r>
+            <w:r>
+              <w:rPr>
+                <w:rFonts w:ascii="Arial" w:hAnsi="Arial" w:cs="Arial"/>
+                <w:sz w:val="16"/>
+                <w:szCs w:val="16"/>
+                <w:lang w:val="ru-RU"/>
+              </w:rPr>
+              <w:t>шпионаж.</w:t>
+            </w:r>
+            <w:r>
+              <w:rPr>
+                <w:rFonts w:ascii="Arial" w:hAnsi="Arial" w:cs="Arial"/>
+                <w:sz w:val="16"/>
+                <w:szCs w:val="16"/>
+                <w:lang w:val="ru-RU"/>
+              </w:rPr>
+              <w:br/>
+              <w:t>Расстреляна 17 апреля 1925 г. Место захоронения - Москва, Яузская больница. Реабилитирована Закон РСФСР от 18 октября 1991 года</w:t>
+            </w:r>
+          </w:p>
+          <w:p>
+            <w:pPr>
+              <w:pStyle w:val="BodyText"/>
+              <w:pBdr>
+                <w:top w:val="none" w:sz="0" w:space="0" w:color="000000"/>
+                <w:left w:val="none" w:sz="0" w:space="0" w:color="000000"/>
+                <w:bottom w:val="none" w:sz="0" w:space="0" w:color="000000"/>
+                <w:right w:val="none" w:sz="0" w:space="0" w:color="000000"/>
+              </w:pBdr>
+              <w:tabs>
+                <w:tab w:val="left" w:pos="0"/>
+              </w:tabs>
+              <w:snapToGrid w:val="0"/>
+              <w:spacing w:after="0" w:line="240" w:lineRule="auto"/>
+              <w:rPr>
+                <w:rFonts w:ascii="Arial" w:hAnsi="Arial" w:cs="Arial"/>
+                <w:b/>
+                <w:sz w:val="16"/>
+                <w:szCs w:val="16"/>
+                <w:lang w:val="ru-RU"/>
+              </w:rPr>
+            </w:pPr>
+            <w:r>
+              <w:rPr>
+                <w:rFonts w:ascii="Arial" w:hAnsi="Arial" w:cs="Arial"/>
+                <w:i/>
+                <w:sz w:val="16"/>
+                <w:szCs w:val="16"/>
+                <w:lang w:val="ru-RU"/>
+              </w:rPr>
+              <w:t xml:space="preserve">Источник: Москва, расстрельные списки - Яузская больница;  </w:t>
+            </w:r>
+            <w:hyperlink r:id="rId11" w:history="1">
+              <w:r>
+                <w:rPr>
+                  <w:rStyle w:val="Hyperlink"/>
+                  <w:rFonts w:ascii="Arial" w:hAnsi="Arial" w:cs="Arial"/>
+                  <w:b/>
+                  <w:bCs/>
+                  <w:color w:val="auto"/>
+                  <w:sz w:val="16"/>
+                  <w:szCs w:val="16"/>
+                  <w:lang w:val="ru-RU"/>
+                </w:rPr>
+                <w:t>Открытый список</w:t>
+              </w:r>
+            </w:hyperlink>
+          </w:p>
+        </w:tc>
+      </w:tr>
+      <w:tr>
+        <w:tc>
+          <w:tcPr>
+            <w:tcW w:w="10980" w:type="dxa"/>
+            <w:shd w:val="clear" w:color="auto" w:fill="auto"/>
+            <w:vAlign w:val="center"/>
+          </w:tcPr>
           <w:p>
             <w:pPr>
               <w:pStyle w:val="BodyText"/>
@@ -2801,21 +2337,502 @@
             <w:r>
               <w:rPr>
                 <w:rFonts w:ascii="Arial" w:hAnsi="Arial" w:cs="Arial"/>
-                <w:sz w:val="16"/>
-                <w:szCs w:val="16"/>
-                <w:lang w:val="ru-RU"/>
-              </w:rPr>
-              <w:t xml:space="preserve">Родилась в  1902 г., Одесская губ., русская,  из крестьян,  образование: среднее, курсистка. Прож.: г. Симферополь,  б/п.  Арестована 28 ноября 1924 г. ГПУ Крыма. Обвинение: член к/р монархической организации. Осуждена 11 декабря 1924 г. тройкой ПП ОГПУ по Крыму.бСтатья: 60, 61, </w:t>
-            </w:r>
-            <w:r>
-              <w:rPr>
-                <w:rFonts w:ascii="Arial" w:hAnsi="Arial" w:cs="Arial"/>
-                <w:sz w:val="16"/>
-                <w:szCs w:val="16"/>
-                <w:lang w:val="ru-RU"/>
-              </w:rPr>
-              <w:lastRenderedPageBreak/>
-              <w:t xml:space="preserve">64, 68, 73 УК РСФСР. Приговор: ВМН (расстрел). Дата расстрела: 11 декабря 1924 г. </w:t>
+                <w:b/>
+                <w:bCs/>
+                <w:sz w:val="16"/>
+                <w:szCs w:val="16"/>
+                <w:lang w:val="ru-RU"/>
+              </w:rPr>
+              <w:t xml:space="preserve">Высоцкая Агафья </w:t>
+            </w:r>
+            <w:proofErr w:type="gramStart"/>
+            <w:r>
+              <w:rPr>
+                <w:rFonts w:ascii="Arial" w:hAnsi="Arial" w:cs="Arial"/>
+                <w:b/>
+                <w:bCs/>
+                <w:sz w:val="16"/>
+                <w:szCs w:val="16"/>
+                <w:lang w:val="ru-RU"/>
+              </w:rPr>
+              <w:t>Семеновна  41</w:t>
+            </w:r>
+            <w:proofErr w:type="gramEnd"/>
+            <w:r>
+              <w:rPr>
+                <w:rFonts w:ascii="Arial" w:hAnsi="Arial" w:cs="Arial"/>
+                <w:b/>
+                <w:bCs/>
+                <w:sz w:val="16"/>
+                <w:szCs w:val="16"/>
+                <w:lang w:val="ru-RU"/>
+              </w:rPr>
+              <w:t xml:space="preserve"> год  </w:t>
+            </w:r>
+          </w:p>
+          <w:p>
+            <w:pPr>
+              <w:pStyle w:val="BodyText"/>
+              <w:pBdr>
+                <w:top w:val="none" w:sz="0" w:space="0" w:color="000000"/>
+                <w:left w:val="none" w:sz="0" w:space="0" w:color="000000"/>
+                <w:bottom w:val="none" w:sz="0" w:space="0" w:color="000000"/>
+                <w:right w:val="none" w:sz="0" w:space="0" w:color="000000"/>
+              </w:pBdr>
+              <w:spacing w:after="0" w:line="240" w:lineRule="auto"/>
+              <w:ind w:right="60"/>
+              <w:rPr>
+                <w:rFonts w:ascii="Arial" w:hAnsi="Arial" w:cs="Arial"/>
+                <w:sz w:val="16"/>
+                <w:szCs w:val="16"/>
+                <w:lang w:val="ru-RU"/>
+              </w:rPr>
+            </w:pPr>
+            <w:r>
+              <w:rPr>
+                <w:rFonts w:ascii="Arial" w:hAnsi="Arial" w:cs="Arial"/>
+                <w:sz w:val="16"/>
+                <w:szCs w:val="16"/>
+                <w:lang w:val="ru-RU"/>
+              </w:rPr>
+              <w:t>(Субботина) Родилась</w:t>
+            </w:r>
+            <w:r>
+              <w:rPr>
+                <w:rFonts w:ascii="Arial" w:hAnsi="Arial" w:cs="Arial"/>
+                <w:sz w:val="16"/>
+                <w:szCs w:val="16"/>
+              </w:rPr>
+              <w:t> </w:t>
+            </w:r>
+            <w:r>
+              <w:rPr>
+                <w:rFonts w:ascii="Arial" w:hAnsi="Arial" w:cs="Arial"/>
+                <w:sz w:val="16"/>
+                <w:szCs w:val="16"/>
+                <w:lang w:val="ru-RU"/>
+              </w:rPr>
+              <w:t xml:space="preserve">в 1888 г., Томская губ.; русская; малограмотная; б/п; БОЗ. </w:t>
+            </w:r>
+            <w:proofErr w:type="spellStart"/>
+            <w:r>
+              <w:rPr>
+                <w:rFonts w:ascii="Arial" w:hAnsi="Arial" w:cs="Arial"/>
+                <w:sz w:val="16"/>
+                <w:szCs w:val="16"/>
+                <w:lang w:val="ru-RU"/>
+              </w:rPr>
+              <w:t>Прож</w:t>
+            </w:r>
+            <w:proofErr w:type="spellEnd"/>
+            <w:r>
+              <w:rPr>
+                <w:rFonts w:ascii="Arial" w:hAnsi="Arial" w:cs="Arial"/>
+                <w:sz w:val="16"/>
+                <w:szCs w:val="16"/>
+                <w:lang w:val="ru-RU"/>
+              </w:rPr>
+              <w:t>.:</w:t>
+            </w:r>
+            <w:r>
+              <w:rPr>
+                <w:rFonts w:ascii="Arial" w:hAnsi="Arial" w:cs="Arial"/>
+                <w:sz w:val="16"/>
+                <w:szCs w:val="16"/>
+              </w:rPr>
+              <w:t> </w:t>
+            </w:r>
+            <w:r>
+              <w:rPr>
+                <w:rFonts w:ascii="Arial" w:hAnsi="Arial" w:cs="Arial"/>
+                <w:sz w:val="16"/>
+                <w:szCs w:val="16"/>
+                <w:lang w:val="ru-RU"/>
+              </w:rPr>
+              <w:t>г. Владивосток. Арестована 26 апреля 1929 г.</w:t>
+            </w:r>
+            <w:r>
+              <w:rPr>
+                <w:rFonts w:ascii="Arial" w:hAnsi="Arial" w:cs="Arial"/>
+                <w:sz w:val="16"/>
+                <w:szCs w:val="16"/>
+                <w:lang w:val="ru-RU"/>
+              </w:rPr>
+              <w:br/>
+              <w:t xml:space="preserve">Приговорена: Тройка при ОГПУ 24 августа 1929 г., </w:t>
+            </w:r>
+            <w:proofErr w:type="spellStart"/>
+            <w:r>
+              <w:rPr>
+                <w:rFonts w:ascii="Arial" w:hAnsi="Arial" w:cs="Arial"/>
+                <w:sz w:val="16"/>
+                <w:szCs w:val="16"/>
+                <w:lang w:val="ru-RU"/>
+              </w:rPr>
+              <w:t>обв</w:t>
+            </w:r>
+            <w:proofErr w:type="spellEnd"/>
+            <w:r>
+              <w:rPr>
+                <w:rFonts w:ascii="Arial" w:hAnsi="Arial" w:cs="Arial"/>
+                <w:sz w:val="16"/>
+                <w:szCs w:val="16"/>
+                <w:lang w:val="ru-RU"/>
+              </w:rPr>
+              <w:t>.:</w:t>
+            </w:r>
+            <w:r>
+              <w:rPr>
+                <w:rFonts w:ascii="Arial" w:hAnsi="Arial" w:cs="Arial"/>
+                <w:sz w:val="16"/>
+                <w:szCs w:val="16"/>
+              </w:rPr>
+              <w:t> </w:t>
+            </w:r>
+            <w:r>
+              <w:rPr>
+                <w:rFonts w:ascii="Arial" w:hAnsi="Arial" w:cs="Arial"/>
+                <w:sz w:val="16"/>
+                <w:szCs w:val="16"/>
+                <w:lang w:val="ru-RU"/>
+              </w:rPr>
+              <w:t xml:space="preserve">по ст. ст. </w:t>
+            </w:r>
+            <w:proofErr w:type="gramStart"/>
+            <w:r>
+              <w:rPr>
+                <w:rFonts w:ascii="Arial" w:hAnsi="Arial" w:cs="Arial"/>
+                <w:sz w:val="16"/>
+                <w:szCs w:val="16"/>
+                <w:lang w:val="ru-RU"/>
+              </w:rPr>
+              <w:t>58-6</w:t>
+            </w:r>
+            <w:proofErr w:type="gramEnd"/>
+            <w:r>
+              <w:rPr>
+                <w:rFonts w:ascii="Arial" w:hAnsi="Arial" w:cs="Arial"/>
+                <w:sz w:val="16"/>
+                <w:szCs w:val="16"/>
+                <w:lang w:val="ru-RU"/>
+              </w:rPr>
+              <w:t xml:space="preserve">, </w:t>
+            </w:r>
+            <w:proofErr w:type="gramStart"/>
+            <w:r>
+              <w:rPr>
+                <w:rFonts w:ascii="Arial" w:hAnsi="Arial" w:cs="Arial"/>
+                <w:sz w:val="16"/>
+                <w:szCs w:val="16"/>
+                <w:lang w:val="ru-RU"/>
+              </w:rPr>
+              <w:t>59-8</w:t>
+            </w:r>
+            <w:proofErr w:type="gramEnd"/>
+            <w:r>
+              <w:rPr>
+                <w:rFonts w:ascii="Arial" w:hAnsi="Arial" w:cs="Arial"/>
+                <w:sz w:val="16"/>
+                <w:szCs w:val="16"/>
+                <w:lang w:val="ru-RU"/>
+              </w:rPr>
+              <w:t xml:space="preserve">, </w:t>
+            </w:r>
+            <w:proofErr w:type="gramStart"/>
+            <w:r>
+              <w:rPr>
+                <w:rFonts w:ascii="Arial" w:hAnsi="Arial" w:cs="Arial"/>
+                <w:sz w:val="16"/>
+                <w:szCs w:val="16"/>
+                <w:lang w:val="ru-RU"/>
+              </w:rPr>
+              <w:t>59-10</w:t>
+            </w:r>
+            <w:proofErr w:type="gramEnd"/>
+            <w:r>
+              <w:rPr>
+                <w:rFonts w:ascii="Arial" w:hAnsi="Arial" w:cs="Arial"/>
+                <w:sz w:val="16"/>
+                <w:szCs w:val="16"/>
+                <w:lang w:val="ru-RU"/>
+              </w:rPr>
+              <w:t>. Приговор: ВМН. Расстреляна 15 сентября 1929 г. Место захоронения</w:t>
+            </w:r>
+            <w:r>
+              <w:rPr>
+                <w:rFonts w:ascii="Arial" w:hAnsi="Arial" w:cs="Arial"/>
+                <w:sz w:val="16"/>
+                <w:szCs w:val="16"/>
+              </w:rPr>
+              <w:t> </w:t>
+            </w:r>
+            <w:r>
+              <w:rPr>
+                <w:rFonts w:ascii="Arial" w:hAnsi="Arial" w:cs="Arial"/>
+                <w:sz w:val="16"/>
+                <w:szCs w:val="16"/>
+                <w:lang w:val="ru-RU"/>
+              </w:rPr>
+              <w:t>- г. Хабаровск. Реабилитирована 28 декабря 1989 г. на основании Указа ПВС СССР</w:t>
+            </w:r>
+          </w:p>
+          <w:p>
+            <w:pPr>
+              <w:pStyle w:val="BodyText"/>
+              <w:pBdr>
+                <w:top w:val="none" w:sz="0" w:space="0" w:color="000000"/>
+                <w:left w:val="none" w:sz="0" w:space="0" w:color="000000"/>
+                <w:bottom w:val="none" w:sz="0" w:space="0" w:color="000000"/>
+                <w:right w:val="none" w:sz="0" w:space="0" w:color="000000"/>
+              </w:pBdr>
+              <w:tabs>
+                <w:tab w:val="left" w:pos="0"/>
+              </w:tabs>
+              <w:snapToGrid w:val="0"/>
+              <w:spacing w:after="0" w:line="240" w:lineRule="auto"/>
+              <w:rPr>
+                <w:rFonts w:ascii="Arial" w:hAnsi="Arial" w:cs="Arial"/>
+                <w:b/>
+                <w:sz w:val="16"/>
+                <w:szCs w:val="16"/>
+                <w:lang w:val="ru-RU"/>
+              </w:rPr>
+            </w:pPr>
+            <w:r>
+              <w:rPr>
+                <w:rFonts w:ascii="Arial" w:hAnsi="Arial" w:cs="Arial"/>
+                <w:i/>
+                <w:sz w:val="16"/>
+                <w:szCs w:val="16"/>
+                <w:lang w:val="ru-RU"/>
+              </w:rPr>
+              <w:t xml:space="preserve">Источник: База данных о жертвах репрессий Приморского края;  </w:t>
+            </w:r>
+            <w:hyperlink r:id="rId12" w:history="1">
+              <w:r>
+                <w:rPr>
+                  <w:rStyle w:val="Hyperlink"/>
+                  <w:rFonts w:ascii="Arial" w:hAnsi="Arial" w:cs="Arial"/>
+                  <w:b/>
+                  <w:bCs/>
+                  <w:color w:val="auto"/>
+                  <w:sz w:val="16"/>
+                  <w:szCs w:val="16"/>
+                  <w:lang w:val="ru-RU"/>
+                </w:rPr>
+                <w:t>Открытый список</w:t>
+              </w:r>
+            </w:hyperlink>
+          </w:p>
+        </w:tc>
+      </w:tr>
+      <w:tr>
+        <w:tc>
+          <w:tcPr>
+            <w:tcW w:w="10980" w:type="dxa"/>
+            <w:shd w:val="clear" w:color="auto" w:fill="auto"/>
+            <w:vAlign w:val="center"/>
+          </w:tcPr>
+          <w:p>
+            <w:pPr>
+              <w:pStyle w:val="BodyText"/>
+              <w:pBdr>
+                <w:top w:val="none" w:sz="0" w:space="0" w:color="000000"/>
+                <w:left w:val="none" w:sz="0" w:space="0" w:color="000000"/>
+                <w:bottom w:val="none" w:sz="0" w:space="0" w:color="000000"/>
+                <w:right w:val="none" w:sz="0" w:space="0" w:color="000000"/>
+              </w:pBdr>
+              <w:snapToGrid w:val="0"/>
+              <w:spacing w:after="0" w:line="240" w:lineRule="auto"/>
+              <w:rPr>
+                <w:rFonts w:ascii="Arial" w:hAnsi="Arial" w:cs="Arial"/>
+                <w:sz w:val="16"/>
+                <w:szCs w:val="16"/>
+                <w:lang w:val="ru-RU"/>
+              </w:rPr>
+            </w:pPr>
+            <w:r>
+              <w:rPr>
+                <w:rFonts w:ascii="Arial" w:hAnsi="Arial" w:cs="Arial"/>
+                <w:b/>
+                <w:bCs/>
+                <w:sz w:val="16"/>
+                <w:szCs w:val="16"/>
+                <w:lang w:val="ru-RU"/>
+              </w:rPr>
+              <w:t xml:space="preserve">Гришко Надежда </w:t>
+            </w:r>
+            <w:proofErr w:type="gramStart"/>
+            <w:r>
+              <w:rPr>
+                <w:rFonts w:ascii="Arial" w:hAnsi="Arial" w:cs="Arial"/>
+                <w:b/>
+                <w:bCs/>
+                <w:sz w:val="16"/>
+                <w:szCs w:val="16"/>
+                <w:lang w:val="ru-RU"/>
+              </w:rPr>
+              <w:t>Федоровна  22</w:t>
+            </w:r>
+            <w:proofErr w:type="gramEnd"/>
+            <w:r>
+              <w:rPr>
+                <w:rFonts w:ascii="Arial" w:hAnsi="Arial" w:cs="Arial"/>
+                <w:b/>
+                <w:bCs/>
+                <w:sz w:val="16"/>
+                <w:szCs w:val="16"/>
+                <w:lang w:val="ru-RU"/>
+              </w:rPr>
+              <w:t xml:space="preserve"> года  </w:t>
+            </w:r>
+          </w:p>
+          <w:p>
+            <w:pPr>
+              <w:pStyle w:val="BodyText"/>
+              <w:pBdr>
+                <w:top w:val="none" w:sz="0" w:space="0" w:color="000000"/>
+                <w:left w:val="none" w:sz="0" w:space="0" w:color="000000"/>
+                <w:bottom w:val="none" w:sz="0" w:space="0" w:color="000000"/>
+                <w:right w:val="none" w:sz="0" w:space="0" w:color="000000"/>
+              </w:pBdr>
+              <w:snapToGrid w:val="0"/>
+              <w:spacing w:after="0" w:line="240" w:lineRule="auto"/>
+              <w:rPr>
+                <w:rFonts w:ascii="Arial" w:hAnsi="Arial" w:cs="Arial"/>
+                <w:sz w:val="16"/>
+                <w:szCs w:val="16"/>
+                <w:lang w:val="ru-RU"/>
+              </w:rPr>
+            </w:pPr>
+            <w:r>
+              <w:rPr>
+                <w:rFonts w:ascii="Arial" w:hAnsi="Arial" w:cs="Arial"/>
+                <w:sz w:val="16"/>
+                <w:szCs w:val="16"/>
+                <w:lang w:val="ru-RU"/>
+              </w:rPr>
+              <w:t xml:space="preserve">Родилась </w:t>
+            </w:r>
+            <w:proofErr w:type="gramStart"/>
+            <w:r>
+              <w:rPr>
+                <w:rFonts w:ascii="Arial" w:hAnsi="Arial" w:cs="Arial"/>
+                <w:sz w:val="16"/>
+                <w:szCs w:val="16"/>
+                <w:lang w:val="ru-RU"/>
+              </w:rPr>
+              <w:t>в  1902</w:t>
+            </w:r>
+            <w:proofErr w:type="gramEnd"/>
+            <w:r>
+              <w:rPr>
+                <w:rFonts w:ascii="Arial" w:hAnsi="Arial" w:cs="Arial"/>
+                <w:sz w:val="16"/>
+                <w:szCs w:val="16"/>
+                <w:lang w:val="ru-RU"/>
+              </w:rPr>
+              <w:t xml:space="preserve"> г., Одесская губ., </w:t>
+            </w:r>
+            <w:proofErr w:type="gramStart"/>
+            <w:r>
+              <w:rPr>
+                <w:rFonts w:ascii="Arial" w:hAnsi="Arial" w:cs="Arial"/>
+                <w:sz w:val="16"/>
+                <w:szCs w:val="16"/>
+                <w:lang w:val="ru-RU"/>
+              </w:rPr>
+              <w:t>русская,  из</w:t>
+            </w:r>
+            <w:proofErr w:type="gramEnd"/>
+            <w:r>
+              <w:rPr>
+                <w:rFonts w:ascii="Arial" w:hAnsi="Arial" w:cs="Arial"/>
+                <w:sz w:val="16"/>
+                <w:szCs w:val="16"/>
+                <w:lang w:val="ru-RU"/>
+              </w:rPr>
+              <w:t xml:space="preserve"> </w:t>
+            </w:r>
+            <w:proofErr w:type="gramStart"/>
+            <w:r>
+              <w:rPr>
+                <w:rFonts w:ascii="Arial" w:hAnsi="Arial" w:cs="Arial"/>
+                <w:sz w:val="16"/>
+                <w:szCs w:val="16"/>
+                <w:lang w:val="ru-RU"/>
+              </w:rPr>
+              <w:t>крестьян,  образование</w:t>
+            </w:r>
+            <w:proofErr w:type="gramEnd"/>
+            <w:r>
+              <w:rPr>
+                <w:rFonts w:ascii="Arial" w:hAnsi="Arial" w:cs="Arial"/>
+                <w:sz w:val="16"/>
+                <w:szCs w:val="16"/>
+                <w:lang w:val="ru-RU"/>
+              </w:rPr>
+              <w:t xml:space="preserve">: среднее, курсистка. </w:t>
+            </w:r>
+            <w:proofErr w:type="spellStart"/>
+            <w:r>
+              <w:rPr>
+                <w:rFonts w:ascii="Arial" w:hAnsi="Arial" w:cs="Arial"/>
+                <w:sz w:val="16"/>
+                <w:szCs w:val="16"/>
+                <w:lang w:val="ru-RU"/>
+              </w:rPr>
+              <w:t>Прож</w:t>
+            </w:r>
+            <w:proofErr w:type="spellEnd"/>
+            <w:r>
+              <w:rPr>
+                <w:rFonts w:ascii="Arial" w:hAnsi="Arial" w:cs="Arial"/>
+                <w:sz w:val="16"/>
+                <w:szCs w:val="16"/>
+                <w:lang w:val="ru-RU"/>
+              </w:rPr>
+              <w:t xml:space="preserve">.: г. </w:t>
+            </w:r>
+            <w:proofErr w:type="gramStart"/>
+            <w:r>
+              <w:rPr>
+                <w:rFonts w:ascii="Arial" w:hAnsi="Arial" w:cs="Arial"/>
+                <w:sz w:val="16"/>
+                <w:szCs w:val="16"/>
+                <w:lang w:val="ru-RU"/>
+              </w:rPr>
+              <w:t>Симферополь,  б</w:t>
+            </w:r>
+            <w:proofErr w:type="gramEnd"/>
+            <w:r>
+              <w:rPr>
+                <w:rFonts w:ascii="Arial" w:hAnsi="Arial" w:cs="Arial"/>
+                <w:sz w:val="16"/>
+                <w:szCs w:val="16"/>
+                <w:lang w:val="ru-RU"/>
+              </w:rPr>
+              <w:t xml:space="preserve">/п.  Арестована 28 ноября 1924 г. ГПУ Крыма. Обвинение: член к/р монархической организации. Осуждена 11 декабря 1924 г. тройкой ПП ОГПУ по </w:t>
+            </w:r>
+            <w:proofErr w:type="spellStart"/>
+            <w:r>
+              <w:rPr>
+                <w:rFonts w:ascii="Arial" w:hAnsi="Arial" w:cs="Arial"/>
+                <w:sz w:val="16"/>
+                <w:szCs w:val="16"/>
+                <w:lang w:val="ru-RU"/>
+              </w:rPr>
+              <w:t>Крыму.бСтатья</w:t>
+            </w:r>
+            <w:proofErr w:type="spellEnd"/>
+            <w:r>
+              <w:rPr>
+                <w:rFonts w:ascii="Arial" w:hAnsi="Arial" w:cs="Arial"/>
+                <w:sz w:val="16"/>
+                <w:szCs w:val="16"/>
+                <w:lang w:val="ru-RU"/>
+              </w:rPr>
+              <w:t xml:space="preserve">: 60, 61, 64, 68, 73 УК РСФСР. Приговор: ВМН (расстрел). Дата расстрела: 11 декабря 1924 г. </w:t>
             </w:r>
             <w:r>
               <w:rPr>
@@ -2862,7 +2879,7 @@
               </w:rPr>
               <w:t xml:space="preserve">Источники данных: Книга памяти Автономной Республики Крым;  </w:t>
             </w:r>
-            <w:hyperlink r:id="rId11" w:history="1">
+            <w:hyperlink r:id="rId13" w:history="1">
               <w:r>
                 <w:rPr>
                   <w:rStyle w:val="Hyperlink"/>
@@ -2913,8 +2930,41 @@
                 <w:szCs w:val="16"/>
                 <w:lang w:val="ru-RU"/>
               </w:rPr>
-              <w:lastRenderedPageBreak/>
-              <w:t xml:space="preserve">Глушко Ефимия Мартыновна  42 года    </w:t>
+              <w:t xml:space="preserve">Глушко Ефимия </w:t>
+            </w:r>
+            <w:proofErr w:type="spellStart"/>
+            <w:proofErr w:type="gramStart"/>
+            <w:r>
+              <w:rPr>
+                <w:rFonts w:ascii="Arial" w:hAnsi="Arial" w:cs="Arial"/>
+                <w:b/>
+                <w:sz w:val="16"/>
+                <w:szCs w:val="16"/>
+                <w:lang w:val="ru-RU"/>
+              </w:rPr>
+              <w:t>Мартыновна</w:t>
+            </w:r>
+            <w:proofErr w:type="spellEnd"/>
+            <w:r>
+              <w:rPr>
+                <w:rFonts w:ascii="Arial" w:hAnsi="Arial" w:cs="Arial"/>
+                <w:b/>
+                <w:sz w:val="16"/>
+                <w:szCs w:val="16"/>
+                <w:lang w:val="ru-RU"/>
+              </w:rPr>
+              <w:t xml:space="preserve">  42</w:t>
+            </w:r>
+            <w:proofErr w:type="gramEnd"/>
+            <w:r>
+              <w:rPr>
+                <w:rFonts w:ascii="Arial" w:hAnsi="Arial" w:cs="Arial"/>
+                <w:b/>
+                <w:sz w:val="16"/>
+                <w:szCs w:val="16"/>
+                <w:lang w:val="ru-RU"/>
+              </w:rPr>
+              <w:t xml:space="preserve"> года    </w:t>
             </w:r>
           </w:p>
           <w:p>
@@ -2976,7 +3026,7 @@
               </w:rPr>
               <w:t xml:space="preserve">Источник: Реабилитированные историей: Днепропетровская обл. Том 2;  </w:t>
             </w:r>
-            <w:hyperlink r:id="rId12" w:history="1">
+            <w:hyperlink r:id="rId14" w:history="1">
               <w:r>
                 <w:rPr>
                   <w:rStyle w:val="Hyperlink"/>
@@ -3019,16 +3069,29 @@
                 <w:lang w:val="ru-RU"/>
               </w:rPr>
             </w:pPr>
-            <w:r>
-              <w:rPr>
-                <w:rFonts w:ascii="Arial" w:hAnsi="Arial" w:cs="Arial"/>
-                <w:b/>
-                <w:bCs/>
-                <w:sz w:val="16"/>
-                <w:szCs w:val="16"/>
-                <w:lang w:val="ru-RU"/>
-              </w:rPr>
-              <w:t xml:space="preserve">Гардош Фридерика Михайловна 30 лет  </w:t>
+            <w:proofErr w:type="spellStart"/>
+            <w:r>
+              <w:rPr>
+                <w:rFonts w:ascii="Arial" w:hAnsi="Arial" w:cs="Arial"/>
+                <w:b/>
+                <w:bCs/>
+                <w:sz w:val="16"/>
+                <w:szCs w:val="16"/>
+                <w:lang w:val="ru-RU"/>
+              </w:rPr>
+              <w:t>Гардош</w:t>
+            </w:r>
+            <w:proofErr w:type="spellEnd"/>
+            <w:r>
+              <w:rPr>
+                <w:rFonts w:ascii="Arial" w:hAnsi="Arial" w:cs="Arial"/>
+                <w:b/>
+                <w:bCs/>
+                <w:sz w:val="16"/>
+                <w:szCs w:val="16"/>
+                <w:lang w:val="ru-RU"/>
+              </w:rPr>
+              <w:t xml:space="preserve"> Фридерика Михайловна 30 лет  </w:t>
             </w:r>
           </w:p>
           <w:p>
@@ -3072,7 +3135,67 @@
                 <w:szCs w:val="16"/>
                 <w:lang w:val="ru-RU"/>
               </w:rPr>
-              <w:t>в 1895 г., г. Будапешт; венгерка; подданство: подданная Венгрии; образование незаконченное среднее; б/п; машинистка ОГПУ. Прож.: г. Москва, Кузнецкий мост, 5/15-10. Арестована 29 января 1925 г. Приговорена: Коллегией ОГПУ 16 марта 1925 г., обв.:</w:t>
+              <w:t xml:space="preserve">в 1895 г., г. Будапешт; венгерка; подданство: подданная Венгрии; образование незаконченное среднее; б/п; машинистка ОГПУ. </w:t>
+            </w:r>
+            <w:proofErr w:type="spellStart"/>
+            <w:r>
+              <w:rPr>
+                <w:rFonts w:ascii="Arial" w:hAnsi="Arial" w:cs="Arial"/>
+                <w:sz w:val="16"/>
+                <w:szCs w:val="16"/>
+                <w:lang w:val="ru-RU"/>
+              </w:rPr>
+              <w:t>Прож</w:t>
+            </w:r>
+            <w:proofErr w:type="spellEnd"/>
+            <w:r>
+              <w:rPr>
+                <w:rFonts w:ascii="Arial" w:hAnsi="Arial" w:cs="Arial"/>
+                <w:sz w:val="16"/>
+                <w:szCs w:val="16"/>
+                <w:lang w:val="ru-RU"/>
+              </w:rPr>
+              <w:t xml:space="preserve">.: г. Москва, Кузнецкий мост, </w:t>
+            </w:r>
+            <w:proofErr w:type="gramStart"/>
+            <w:r>
+              <w:rPr>
+                <w:rFonts w:ascii="Arial" w:hAnsi="Arial" w:cs="Arial"/>
+                <w:sz w:val="16"/>
+                <w:szCs w:val="16"/>
+                <w:lang w:val="ru-RU"/>
+              </w:rPr>
+              <w:t>5/15-10</w:t>
+            </w:r>
+            <w:proofErr w:type="gramEnd"/>
+            <w:r>
+              <w:rPr>
+                <w:rFonts w:ascii="Arial" w:hAnsi="Arial" w:cs="Arial"/>
+                <w:sz w:val="16"/>
+                <w:szCs w:val="16"/>
+                <w:lang w:val="ru-RU"/>
+              </w:rPr>
+              <w:t xml:space="preserve">. Арестована 29 января 1925 г. Приговорена: Коллегией ОГПУ 16 марта 1925 г., </w:t>
+            </w:r>
+            <w:proofErr w:type="spellStart"/>
+            <w:r>
+              <w:rPr>
+                <w:rFonts w:ascii="Arial" w:hAnsi="Arial" w:cs="Arial"/>
+                <w:sz w:val="16"/>
+                <w:szCs w:val="16"/>
+                <w:lang w:val="ru-RU"/>
+              </w:rPr>
+              <w:t>обв</w:t>
+            </w:r>
+            <w:proofErr w:type="spellEnd"/>
+            <w:r>
+              <w:rPr>
+                <w:rFonts w:ascii="Arial" w:hAnsi="Arial" w:cs="Arial"/>
+                <w:sz w:val="16"/>
+                <w:szCs w:val="16"/>
+                <w:lang w:val="ru-RU"/>
+              </w:rPr>
+              <w:t>.:</w:t>
             </w:r>
             <w:r>
               <w:rPr>
@@ -3082,14 +3205,25 @@
               </w:rPr>
               <w:t> </w:t>
             </w:r>
-            <w:r>
-              <w:rPr>
-                <w:rFonts w:ascii="Arial" w:hAnsi="Arial" w:cs="Arial"/>
-                <w:sz w:val="16"/>
-                <w:szCs w:val="16"/>
-                <w:lang w:val="ru-RU"/>
-              </w:rPr>
-              <w:t>шпионаж..  Расстреляна 21 марта 1925 г. Место захоронения - Москва, Яузская больница. Реабилитирована Закон РСФСР от 18 октября 1991 года</w:t>
+            <w:proofErr w:type="gramStart"/>
+            <w:r>
+              <w:rPr>
+                <w:rFonts w:ascii="Arial" w:hAnsi="Arial" w:cs="Arial"/>
+                <w:sz w:val="16"/>
+                <w:szCs w:val="16"/>
+                <w:lang w:val="ru-RU"/>
+              </w:rPr>
+              <w:t>шпионаж..</w:t>
+            </w:r>
+            <w:proofErr w:type="gramEnd"/>
+            <w:r>
+              <w:rPr>
+                <w:rFonts w:ascii="Arial" w:hAnsi="Arial" w:cs="Arial"/>
+                <w:sz w:val="16"/>
+                <w:szCs w:val="16"/>
+                <w:lang w:val="ru-RU"/>
+              </w:rPr>
+              <w:t xml:space="preserve">  Расстреляна 21 марта 1925 г. Место захоронения - Москва, Яузская больница. Реабилитирована Закон РСФСР от 18 октября 1991 года</w:t>
             </w:r>
           </w:p>
           <w:p>
@@ -3119,7 +3253,7 @@
               </w:rPr>
               <w:t xml:space="preserve">Источник: Москва, расстрельные списки - Яузская больница;  </w:t>
             </w:r>
-            <w:hyperlink r:id="rId13" w:history="1">
+            <w:hyperlink r:id="rId15" w:history="1">
               <w:r>
                 <w:rPr>
                   <w:rStyle w:val="Hyperlink"/>
@@ -3173,26 +3307,130 @@
                 <w:szCs w:val="16"/>
                 <w:lang w:val="ru-RU"/>
               </w:rPr>
-              <w:t xml:space="preserve">Голицина Люция Константиновна  23 года  </w:t>
-            </w:r>
-          </w:p>
-          <w:p>
-            <w:pPr>
-              <w:rPr>
-                <w:rFonts w:ascii="Arial" w:hAnsi="Arial" w:cs="Arial"/>
-                <w:sz w:val="16"/>
-                <w:szCs w:val="16"/>
-                <w:lang w:val="ru-RU"/>
-              </w:rPr>
-            </w:pPr>
-            <w:r>
-              <w:rPr>
-                <w:rFonts w:ascii="Arial" w:hAnsi="Arial" w:cs="Arial"/>
-                <w:sz w:val="16"/>
-                <w:szCs w:val="16"/>
-                <w:lang w:val="ru-RU"/>
-              </w:rPr>
-              <w:t>1902 г.р., м.р.: Днепропетровская обл. с. Богдановка Павлоградского р-на, россиянка русская, из служащих, б/п,  образование высшее,  без постоянного места работы. Арест. 20.01.1925 г., обвиненная в участии в к/рев. Организации. Приговорена к расстрелу. Приговор приведен в исполнение. Реабилитирована 12.01.1994 г. Информация внесена в банк реперссириванных Украины: 11-10-2013</w:t>
+              <w:t xml:space="preserve">Голицина Люция </w:t>
+            </w:r>
+            <w:proofErr w:type="gramStart"/>
+            <w:r>
+              <w:rPr>
+                <w:rFonts w:ascii="Arial" w:hAnsi="Arial" w:cs="Arial"/>
+                <w:b/>
+                <w:bCs/>
+                <w:sz w:val="16"/>
+                <w:szCs w:val="16"/>
+                <w:lang w:val="ru-RU"/>
+              </w:rPr>
+              <w:t>Константиновна  23</w:t>
+            </w:r>
+            <w:proofErr w:type="gramEnd"/>
+            <w:r>
+              <w:rPr>
+                <w:rFonts w:ascii="Arial" w:hAnsi="Arial" w:cs="Arial"/>
+                <w:b/>
+                <w:bCs/>
+                <w:sz w:val="16"/>
+                <w:szCs w:val="16"/>
+                <w:lang w:val="ru-RU"/>
+              </w:rPr>
+              <w:t xml:space="preserve"> года  </w:t>
+            </w:r>
+          </w:p>
+          <w:p>
+            <w:pPr>
+              <w:rPr>
+                <w:rFonts w:ascii="Arial" w:hAnsi="Arial" w:cs="Arial"/>
+                <w:sz w:val="16"/>
+                <w:szCs w:val="16"/>
+                <w:lang w:val="ru-RU"/>
+              </w:rPr>
+            </w:pPr>
+            <w:r>
+              <w:rPr>
+                <w:rFonts w:ascii="Arial" w:hAnsi="Arial" w:cs="Arial"/>
+                <w:sz w:val="16"/>
+                <w:szCs w:val="16"/>
+                <w:lang w:val="ru-RU"/>
+              </w:rPr>
+              <w:t xml:space="preserve">1902 г.р., </w:t>
+            </w:r>
+            <w:proofErr w:type="spellStart"/>
+            <w:r>
+              <w:rPr>
+                <w:rFonts w:ascii="Arial" w:hAnsi="Arial" w:cs="Arial"/>
+                <w:sz w:val="16"/>
+                <w:szCs w:val="16"/>
+                <w:lang w:val="ru-RU"/>
+              </w:rPr>
+              <w:t>м.р</w:t>
+            </w:r>
+            <w:proofErr w:type="spellEnd"/>
+            <w:r>
+              <w:rPr>
+                <w:rFonts w:ascii="Arial" w:hAnsi="Arial" w:cs="Arial"/>
+                <w:sz w:val="16"/>
+                <w:szCs w:val="16"/>
+                <w:lang w:val="ru-RU"/>
+              </w:rPr>
+              <w:t>.: Днепропетровская обл. с. Богдановка Павлоградского р-на, россиянка русская, из служащих, б/</w:t>
+            </w:r>
+            <w:proofErr w:type="gramStart"/>
+            <w:r>
+              <w:rPr>
+                <w:rFonts w:ascii="Arial" w:hAnsi="Arial" w:cs="Arial"/>
+                <w:sz w:val="16"/>
+                <w:szCs w:val="16"/>
+                <w:lang w:val="ru-RU"/>
+              </w:rPr>
+              <w:t>п,  образование</w:t>
+            </w:r>
+            <w:proofErr w:type="gramEnd"/>
+            <w:r>
+              <w:rPr>
+                <w:rFonts w:ascii="Arial" w:hAnsi="Arial" w:cs="Arial"/>
+                <w:sz w:val="16"/>
+                <w:szCs w:val="16"/>
+                <w:lang w:val="ru-RU"/>
+              </w:rPr>
+              <w:t xml:space="preserve"> </w:t>
+            </w:r>
+            <w:proofErr w:type="gramStart"/>
+            <w:r>
+              <w:rPr>
+                <w:rFonts w:ascii="Arial" w:hAnsi="Arial" w:cs="Arial"/>
+                <w:sz w:val="16"/>
+                <w:szCs w:val="16"/>
+                <w:lang w:val="ru-RU"/>
+              </w:rPr>
+              <w:t>высшее,  без</w:t>
+            </w:r>
+            <w:proofErr w:type="gramEnd"/>
+            <w:r>
+              <w:rPr>
+                <w:rFonts w:ascii="Arial" w:hAnsi="Arial" w:cs="Arial"/>
+                <w:sz w:val="16"/>
+                <w:szCs w:val="16"/>
+                <w:lang w:val="ru-RU"/>
+              </w:rPr>
+              <w:t xml:space="preserve"> постоянного места работы. Арест. 20.01.1925 г., обвиненная в участии в к/рев. Организации. Приговорена к расстрелу. Приговор приведен в исполнение. Реабилитирована 12.01.1994 г. Информация внесена в банк </w:t>
+            </w:r>
+            <w:proofErr w:type="spellStart"/>
+            <w:r>
+              <w:rPr>
+                <w:rFonts w:ascii="Arial" w:hAnsi="Arial" w:cs="Arial"/>
+                <w:sz w:val="16"/>
+                <w:szCs w:val="16"/>
+                <w:lang w:val="ru-RU"/>
+              </w:rPr>
+              <w:t>реперссириванных</w:t>
+            </w:r>
+            <w:proofErr w:type="spellEnd"/>
+            <w:r>
+              <w:rPr>
+                <w:rFonts w:ascii="Arial" w:hAnsi="Arial" w:cs="Arial"/>
+                <w:sz w:val="16"/>
+                <w:szCs w:val="16"/>
+                <w:lang w:val="ru-RU"/>
+              </w:rPr>
+              <w:t xml:space="preserve"> Украины: 11-10-2013</w:t>
             </w:r>
           </w:p>
           <w:p>
@@ -3221,23 +3459,131 @@
                 <w:szCs w:val="16"/>
                 <w:lang w:val="ru-RU"/>
               </w:rPr>
-              <w:t xml:space="preserve">Источник: Национальный банк репессириванных;   </w:t>
-            </w:r>
-            <w:hyperlink r:id="rId14" w:history="1">
-              <w:r>
-                <w:rPr>
-                  <w:rStyle w:val="Hyperlink"/>
-                  <w:rFonts w:ascii="Arial" w:hAnsi="Arial" w:cs="Arial"/>
-                  <w:b/>
-                  <w:bCs/>
-                  <w:color w:val="auto"/>
-                  <w:sz w:val="16"/>
-                  <w:szCs w:val="16"/>
-                  <w:lang w:val="ru-RU"/>
-                </w:rPr>
-                <w:t>Архивная ссылка</w:t>
-              </w:r>
-            </w:hyperlink>
+              <w:t xml:space="preserve">Источник: Национальный банк </w:t>
+            </w:r>
+            <w:proofErr w:type="spellStart"/>
+            <w:proofErr w:type="gramStart"/>
+            <w:r>
+              <w:rPr>
+                <w:rFonts w:ascii="Arial" w:hAnsi="Arial" w:cs="Arial"/>
+                <w:b/>
+                <w:bCs/>
+                <w:sz w:val="16"/>
+                <w:szCs w:val="16"/>
+                <w:lang w:val="ru-RU"/>
+              </w:rPr>
+              <w:t>репессириванных</w:t>
+            </w:r>
+            <w:proofErr w:type="spellEnd"/>
+            <w:r>
+              <w:rPr>
+                <w:rFonts w:ascii="Arial" w:hAnsi="Arial" w:cs="Arial"/>
+                <w:b/>
+                <w:bCs/>
+                <w:sz w:val="16"/>
+                <w:szCs w:val="16"/>
+                <w:lang w:val="ru-RU"/>
+              </w:rPr>
+              <w:t xml:space="preserve">;   </w:t>
+            </w:r>
+            <w:proofErr w:type="gramEnd"/>
+            <w:r>
+              <w:fldChar w:fldCharType="begin"/>
+            </w:r>
+            <w:r>
+              <w:instrText>HYPERLINK</w:instrText>
+            </w:r>
+            <w:r>
+              <w:rPr>
+                <w:lang w:val="ru-RU"/>
+              </w:rPr>
+              <w:instrText xml:space="preserve"> "</w:instrText>
+            </w:r>
+            <w:r>
+              <w:instrText>http</w:instrText>
+            </w:r>
+            <w:r>
+              <w:rPr>
+                <w:lang w:val="ru-RU"/>
+              </w:rPr>
+              <w:instrText>://</w:instrText>
+            </w:r>
+            <w:r>
+              <w:instrText>www</w:instrText>
+            </w:r>
+            <w:r>
+              <w:rPr>
+                <w:lang w:val="ru-RU"/>
+              </w:rPr>
+              <w:instrText>.</w:instrText>
+            </w:r>
+            <w:r>
+              <w:instrText>reabit</w:instrText>
+            </w:r>
+            <w:r>
+              <w:rPr>
+                <w:lang w:val="ru-RU"/>
+              </w:rPr>
+              <w:instrText>.</w:instrText>
+            </w:r>
+            <w:r>
+              <w:instrText>org</w:instrText>
+            </w:r>
+            <w:r>
+              <w:rPr>
+                <w:lang w:val="ru-RU"/>
+              </w:rPr>
+              <w:instrText>.</w:instrText>
+            </w:r>
+            <w:r>
+              <w:instrText>ua</w:instrText>
+            </w:r>
+            <w:r>
+              <w:rPr>
+                <w:lang w:val="ru-RU"/>
+              </w:rPr>
+              <w:instrText>/</w:instrText>
+            </w:r>
+            <w:r>
+              <w:instrText>nbr</w:instrText>
+            </w:r>
+            <w:r>
+              <w:rPr>
+                <w:lang w:val="ru-RU"/>
+              </w:rPr>
+              <w:instrText>/?</w:instrText>
+            </w:r>
+            <w:r>
+              <w:instrText>ID</w:instrText>
+            </w:r>
+            <w:r>
+              <w:rPr>
+                <w:lang w:val="ru-RU"/>
+              </w:rPr>
+              <w:instrText>=104681"</w:instrText>
+            </w:r>
+            <w:r>
+              <w:rPr>
+                <w:rFonts w:hint="eastAsia"/>
+              </w:rPr>
+              <w:fldChar w:fldCharType="separate"/>
+            </w:r>
+            <w:r>
+              <w:rPr>
+                <w:rStyle w:val="Hyperlink"/>
+                <w:rFonts w:ascii="Arial" w:hAnsi="Arial" w:cs="Arial"/>
+                <w:b/>
+                <w:bCs/>
+                <w:color w:val="auto"/>
+                <w:sz w:val="16"/>
+                <w:szCs w:val="16"/>
+                <w:lang w:val="ru-RU"/>
+              </w:rPr>
+              <w:t>Архивная ссылка</w:t>
+            </w:r>
+            <w:r>
+              <w:fldChar w:fldCharType="end"/>
+            </w:r>
           </w:p>
         </w:tc>
       </w:tr>
@@ -3275,7 +3621,31 @@
                 <w:szCs w:val="16"/>
                 <w:lang w:val="ru-RU"/>
               </w:rPr>
-              <w:t xml:space="preserve">Грабовская Ядвига Ивановна  17 лет  </w:t>
+              <w:t xml:space="preserve">Грабовская Ядвига </w:t>
+            </w:r>
+            <w:proofErr w:type="gramStart"/>
+            <w:r>
+              <w:rPr>
+                <w:rFonts w:ascii="Arial" w:hAnsi="Arial" w:cs="Arial"/>
+                <w:b/>
+                <w:bCs/>
+                <w:sz w:val="16"/>
+                <w:szCs w:val="16"/>
+                <w:lang w:val="ru-RU"/>
+              </w:rPr>
+              <w:t>Ивановна  17</w:t>
+            </w:r>
+            <w:proofErr w:type="gramEnd"/>
+            <w:r>
+              <w:rPr>
+                <w:rFonts w:ascii="Arial" w:hAnsi="Arial" w:cs="Arial"/>
+                <w:b/>
+                <w:bCs/>
+                <w:sz w:val="16"/>
+                <w:szCs w:val="16"/>
+                <w:lang w:val="ru-RU"/>
+              </w:rPr>
+              <w:t xml:space="preserve"> лет  </w:t>
             </w:r>
           </w:p>
           <w:p>
@@ -3302,7 +3672,27 @@
                 <w:szCs w:val="16"/>
                 <w:lang w:val="ru-RU"/>
               </w:rPr>
-              <w:t>(варианты фамилии: Филоник; варианты имени: Елена) Родилась</w:t>
+              <w:t xml:space="preserve">(варианты фамилии: </w:t>
+            </w:r>
+            <w:proofErr w:type="spellStart"/>
+            <w:r>
+              <w:rPr>
+                <w:rFonts w:ascii="Arial" w:hAnsi="Arial" w:cs="Arial"/>
+                <w:sz w:val="16"/>
+                <w:szCs w:val="16"/>
+                <w:lang w:val="ru-RU"/>
+              </w:rPr>
+              <w:t>Филоник</w:t>
+            </w:r>
+            <w:proofErr w:type="spellEnd"/>
+            <w:r>
+              <w:rPr>
+                <w:rFonts w:ascii="Arial" w:hAnsi="Arial" w:cs="Arial"/>
+                <w:sz w:val="16"/>
+                <w:szCs w:val="16"/>
+                <w:lang w:val="ru-RU"/>
+              </w:rPr>
+              <w:t>; варианты имени: Елена) Родилась</w:t>
             </w:r>
             <w:r>
               <w:rPr>
@@ -3319,8 +3709,19 @@
                 <w:szCs w:val="16"/>
                 <w:lang w:val="ru-RU"/>
               </w:rPr>
-              <w:t>в 1911 г., г. Харьков Украина; украинка; образование начальное; безработная, Безработная. Прож</w:t>
-            </w:r>
+              <w:t xml:space="preserve">в 1911 г., г. Харьков Украина; украинка; образование начальное; безработная, Безработная. </w:t>
+            </w:r>
+            <w:proofErr w:type="spellStart"/>
+            <w:r>
+              <w:rPr>
+                <w:rFonts w:ascii="Arial" w:hAnsi="Arial" w:cs="Arial"/>
+                <w:sz w:val="16"/>
+                <w:szCs w:val="16"/>
+                <w:lang w:val="ru-RU"/>
+              </w:rPr>
+              <w:t>Прож</w:t>
+            </w:r>
+            <w:proofErr w:type="spellEnd"/>
             <w:r>
               <w:rPr>
                 <w:rFonts w:ascii="Arial" w:hAnsi="Arial" w:cs="Arial"/>
@@ -3354,7 +3755,27 @@
                 <w:szCs w:val="16"/>
                 <w:lang w:val="ru-RU"/>
               </w:rPr>
-              <w:t>Виленская обл., Вилейский р-н, м. Раков.  Арестована 4 декабря 1927 г.  Приговорена: "тройка" 2 апреля 1928 г., обв.:</w:t>
+              <w:t xml:space="preserve">Виленская обл., Вилейский р-н, м. Раков.  Арестована 4 декабря 1927 г.  Приговорена: "тройка" 2 апреля 1928 г., </w:t>
+            </w:r>
+            <w:proofErr w:type="spellStart"/>
+            <w:r>
+              <w:rPr>
+                <w:rFonts w:ascii="Arial" w:hAnsi="Arial" w:cs="Arial"/>
+                <w:sz w:val="16"/>
+                <w:szCs w:val="16"/>
+                <w:lang w:val="ru-RU"/>
+              </w:rPr>
+              <w:t>обв</w:t>
+            </w:r>
+            <w:proofErr w:type="spellEnd"/>
+            <w:r>
+              <w:rPr>
+                <w:rFonts w:ascii="Arial" w:hAnsi="Arial" w:cs="Arial"/>
+                <w:sz w:val="16"/>
+                <w:szCs w:val="16"/>
+                <w:lang w:val="ru-RU"/>
+              </w:rPr>
+              <w:t>.:</w:t>
             </w:r>
             <w:r>
               <w:rPr>
@@ -3364,14 +3785,76 @@
               </w:rPr>
               <w:t> </w:t>
             </w:r>
-            <w:r>
-              <w:rPr>
-                <w:rFonts w:ascii="Arial" w:hAnsi="Arial" w:cs="Arial"/>
-                <w:sz w:val="16"/>
-                <w:szCs w:val="16"/>
-                <w:lang w:val="ru-RU"/>
-              </w:rPr>
-              <w:t xml:space="preserve">58-6, 9, 84 УК РСФСР - шпионаж в пользу Польши, к/банда, нелег.перех.границы.  Приговор: ВМН Реабилитирована 30 мая 1992 г. Военпрокуратура РБ. Архивное дело </w:t>
+            <w:proofErr w:type="gramStart"/>
+            <w:r>
+              <w:rPr>
+                <w:rFonts w:ascii="Arial" w:hAnsi="Arial" w:cs="Arial"/>
+                <w:sz w:val="16"/>
+                <w:szCs w:val="16"/>
+                <w:lang w:val="ru-RU"/>
+              </w:rPr>
+              <w:t>58-6</w:t>
+            </w:r>
+            <w:proofErr w:type="gramEnd"/>
+            <w:r>
+              <w:rPr>
+                <w:rFonts w:ascii="Arial" w:hAnsi="Arial" w:cs="Arial"/>
+                <w:sz w:val="16"/>
+                <w:szCs w:val="16"/>
+                <w:lang w:val="ru-RU"/>
+              </w:rPr>
+              <w:t xml:space="preserve">, 9, 84 УК РСФСР - шпионаж в пользу Польши, к/банда, </w:t>
+            </w:r>
+            <w:proofErr w:type="spellStart"/>
+            <w:proofErr w:type="gramStart"/>
+            <w:r>
+              <w:rPr>
+                <w:rFonts w:ascii="Arial" w:hAnsi="Arial" w:cs="Arial"/>
+                <w:sz w:val="16"/>
+                <w:szCs w:val="16"/>
+                <w:lang w:val="ru-RU"/>
+              </w:rPr>
+              <w:t>нелег.перех</w:t>
+            </w:r>
+            <w:proofErr w:type="gramEnd"/>
+            <w:r>
+              <w:rPr>
+                <w:rFonts w:ascii="Arial" w:hAnsi="Arial" w:cs="Arial"/>
+                <w:sz w:val="16"/>
+                <w:szCs w:val="16"/>
+                <w:lang w:val="ru-RU"/>
+              </w:rPr>
+              <w:t>.границы</w:t>
+            </w:r>
+            <w:proofErr w:type="spellEnd"/>
+            <w:r>
+              <w:rPr>
+                <w:rFonts w:ascii="Arial" w:hAnsi="Arial" w:cs="Arial"/>
+                <w:sz w:val="16"/>
+                <w:szCs w:val="16"/>
+                <w:lang w:val="ru-RU"/>
+              </w:rPr>
+              <w:t xml:space="preserve">.  Приговор: ВМН Реабилитирована 30 мая 1992 г. </w:t>
+            </w:r>
+            <w:proofErr w:type="spellStart"/>
+            <w:r>
+              <w:rPr>
+                <w:rFonts w:ascii="Arial" w:hAnsi="Arial" w:cs="Arial"/>
+                <w:sz w:val="16"/>
+                <w:szCs w:val="16"/>
+                <w:lang w:val="ru-RU"/>
+              </w:rPr>
+              <w:t>Военпрокуратура</w:t>
+            </w:r>
+            <w:proofErr w:type="spellEnd"/>
+            <w:r>
+              <w:rPr>
+                <w:rFonts w:ascii="Arial" w:hAnsi="Arial" w:cs="Arial"/>
+                <w:sz w:val="16"/>
+                <w:szCs w:val="16"/>
+                <w:lang w:val="ru-RU"/>
+              </w:rPr>
+              <w:t xml:space="preserve"> РБ. Архивное дело </w:t>
             </w:r>
             <w:r>
               <w:rPr>
@@ -3414,7 +3897,8 @@
               </w:rPr>
               <w:t xml:space="preserve">Источник: Белорусский "Мемориал";  </w:t>
             </w:r>
-            <w:hyperlink r:id="rId15" w:history="1">
+            <w:hyperlink r:id="rId16" w:history="1">
+              <w:proofErr w:type="spellStart"/>
               <w:r>
                 <w:rPr>
                   <w:rStyle w:val="Hyperlink"/>
@@ -3427,6 +3911,7 @@
                 </w:rPr>
                 <w:t>Мемориал</w:t>
               </w:r>
+              <w:proofErr w:type="spellEnd"/>
             </w:hyperlink>
           </w:p>
         </w:tc>
@@ -3456,16 +3941,66 @@
                 <w:lang w:val="ru-RU"/>
               </w:rPr>
             </w:pPr>
-            <w:r>
-              <w:rPr>
-                <w:rFonts w:ascii="Arial" w:hAnsi="Arial" w:cs="Arial"/>
-                <w:b/>
-                <w:bCs/>
-                <w:sz w:val="16"/>
-                <w:szCs w:val="16"/>
-                <w:lang w:val="ru-RU"/>
-              </w:rPr>
-              <w:t xml:space="preserve">Гмыль-Гунько Софья Мартыновна  27 лет  </w:t>
+            <w:proofErr w:type="spellStart"/>
+            <w:r>
+              <w:rPr>
+                <w:rFonts w:ascii="Arial" w:hAnsi="Arial" w:cs="Arial"/>
+                <w:b/>
+                <w:bCs/>
+                <w:sz w:val="16"/>
+                <w:szCs w:val="16"/>
+                <w:lang w:val="ru-RU"/>
+              </w:rPr>
+              <w:t>Гмыль</w:t>
+            </w:r>
+            <w:proofErr w:type="spellEnd"/>
+            <w:r>
+              <w:rPr>
+                <w:rFonts w:ascii="Arial" w:hAnsi="Arial" w:cs="Arial"/>
+                <w:b/>
+                <w:bCs/>
+                <w:sz w:val="16"/>
+                <w:szCs w:val="16"/>
+                <w:lang w:val="ru-RU"/>
+              </w:rPr>
+              <w:t xml:space="preserve">-Гунько Софья </w:t>
+            </w:r>
+            <w:proofErr w:type="spellStart"/>
+            <w:proofErr w:type="gramStart"/>
+            <w:r>
+              <w:rPr>
+                <w:rFonts w:ascii="Arial" w:hAnsi="Arial" w:cs="Arial"/>
+                <w:b/>
+                <w:bCs/>
+                <w:sz w:val="16"/>
+                <w:szCs w:val="16"/>
+                <w:lang w:val="ru-RU"/>
+              </w:rPr>
+              <w:t>Мартыновна</w:t>
+            </w:r>
+            <w:proofErr w:type="spellEnd"/>
+            <w:r>
+              <w:rPr>
+                <w:rFonts w:ascii="Arial" w:hAnsi="Arial" w:cs="Arial"/>
+                <w:b/>
+                <w:bCs/>
+                <w:sz w:val="16"/>
+                <w:szCs w:val="16"/>
+                <w:lang w:val="ru-RU"/>
+              </w:rPr>
+              <w:t xml:space="preserve">  27</w:t>
+            </w:r>
+            <w:proofErr w:type="gramEnd"/>
+            <w:r>
+              <w:rPr>
+                <w:rFonts w:ascii="Arial" w:hAnsi="Arial" w:cs="Arial"/>
+                <w:b/>
+                <w:bCs/>
+                <w:sz w:val="16"/>
+                <w:szCs w:val="16"/>
+                <w:lang w:val="ru-RU"/>
+              </w:rPr>
+              <w:t xml:space="preserve"> лет  </w:t>
             </w:r>
           </w:p>
           <w:p>
@@ -3510,7 +4045,107 @@
                 <w:szCs w:val="16"/>
                 <w:lang w:val="ru-RU"/>
               </w:rPr>
-              <w:t>в 1902 г., д. Подстарина Плещеницкого р-на Минского округа; прож.: там же,  полька; неграмотная; крестьянка, Единоличное хоз-во. Арестована 26 марта 1929 г.  Приговорена: Коллегия ОГПУ 22 июня 1929 г., обв.:</w:t>
+              <w:t xml:space="preserve">в 1902 г., д. </w:t>
+            </w:r>
+            <w:proofErr w:type="spellStart"/>
+            <w:r>
+              <w:rPr>
+                <w:rFonts w:ascii="Arial" w:hAnsi="Arial" w:cs="Arial"/>
+                <w:sz w:val="16"/>
+                <w:szCs w:val="16"/>
+                <w:lang w:val="ru-RU"/>
+              </w:rPr>
+              <w:t>Подстарина</w:t>
+            </w:r>
+            <w:proofErr w:type="spellEnd"/>
+            <w:r>
+              <w:rPr>
+                <w:rFonts w:ascii="Arial" w:hAnsi="Arial" w:cs="Arial"/>
+                <w:sz w:val="16"/>
+                <w:szCs w:val="16"/>
+                <w:lang w:val="ru-RU"/>
+              </w:rPr>
+              <w:t xml:space="preserve"> </w:t>
+            </w:r>
+            <w:proofErr w:type="spellStart"/>
+            <w:r>
+              <w:rPr>
+                <w:rFonts w:ascii="Arial" w:hAnsi="Arial" w:cs="Arial"/>
+                <w:sz w:val="16"/>
+                <w:szCs w:val="16"/>
+                <w:lang w:val="ru-RU"/>
+              </w:rPr>
+              <w:t>Плещеницкого</w:t>
+            </w:r>
+            <w:proofErr w:type="spellEnd"/>
+            <w:r>
+              <w:rPr>
+                <w:rFonts w:ascii="Arial" w:hAnsi="Arial" w:cs="Arial"/>
+                <w:sz w:val="16"/>
+                <w:szCs w:val="16"/>
+                <w:lang w:val="ru-RU"/>
+              </w:rPr>
+              <w:t xml:space="preserve"> р-на Минского округа; </w:t>
+            </w:r>
+            <w:proofErr w:type="spellStart"/>
+            <w:r>
+              <w:rPr>
+                <w:rFonts w:ascii="Arial" w:hAnsi="Arial" w:cs="Arial"/>
+                <w:sz w:val="16"/>
+                <w:szCs w:val="16"/>
+                <w:lang w:val="ru-RU"/>
+              </w:rPr>
+              <w:t>прож</w:t>
+            </w:r>
+            <w:proofErr w:type="spellEnd"/>
+            <w:r>
+              <w:rPr>
+                <w:rFonts w:ascii="Arial" w:hAnsi="Arial" w:cs="Arial"/>
+                <w:sz w:val="16"/>
+                <w:szCs w:val="16"/>
+                <w:lang w:val="ru-RU"/>
+              </w:rPr>
+              <w:t xml:space="preserve">.: там </w:t>
+            </w:r>
+            <w:proofErr w:type="gramStart"/>
+            <w:r>
+              <w:rPr>
+                <w:rFonts w:ascii="Arial" w:hAnsi="Arial" w:cs="Arial"/>
+                <w:sz w:val="16"/>
+                <w:szCs w:val="16"/>
+                <w:lang w:val="ru-RU"/>
+              </w:rPr>
+              <w:t>же,  полька</w:t>
+            </w:r>
+            <w:proofErr w:type="gramEnd"/>
+            <w:r>
+              <w:rPr>
+                <w:rFonts w:ascii="Arial" w:hAnsi="Arial" w:cs="Arial"/>
+                <w:sz w:val="16"/>
+                <w:szCs w:val="16"/>
+                <w:lang w:val="ru-RU"/>
+              </w:rPr>
+              <w:t xml:space="preserve">; неграмотная; крестьянка, Единоличное хоз-во. Арестована 26 марта 1929 г.  Приговорена: Коллегия ОГПУ 22 июня 1929 г., </w:t>
+            </w:r>
+            <w:proofErr w:type="spellStart"/>
+            <w:r>
+              <w:rPr>
+                <w:rFonts w:ascii="Arial" w:hAnsi="Arial" w:cs="Arial"/>
+                <w:sz w:val="16"/>
+                <w:szCs w:val="16"/>
+                <w:lang w:val="ru-RU"/>
+              </w:rPr>
+              <w:t>обв</w:t>
+            </w:r>
+            <w:proofErr w:type="spellEnd"/>
+            <w:r>
+              <w:rPr>
+                <w:rFonts w:ascii="Arial" w:hAnsi="Arial" w:cs="Arial"/>
+                <w:sz w:val="16"/>
+                <w:szCs w:val="16"/>
+                <w:lang w:val="ru-RU"/>
+              </w:rPr>
+              <w:t>.:</w:t>
             </w:r>
             <w:r>
               <w:rPr>
@@ -3520,14 +4155,25 @@
               </w:rPr>
               <w:t> </w:t>
             </w:r>
-            <w:r>
-              <w:rPr>
-                <w:rFonts w:ascii="Arial" w:hAnsi="Arial" w:cs="Arial"/>
-                <w:sz w:val="16"/>
-                <w:szCs w:val="16"/>
-                <w:lang w:val="ru-RU"/>
-              </w:rPr>
-              <w:t>58-6, -9 УК РСФСР - а/с деятельность.  Приговор: ВМН Реабилитирована 27 августа 1991 г. Прокуратура БВО</w:t>
+            <w:proofErr w:type="gramStart"/>
+            <w:r>
+              <w:rPr>
+                <w:rFonts w:ascii="Arial" w:hAnsi="Arial" w:cs="Arial"/>
+                <w:sz w:val="16"/>
+                <w:szCs w:val="16"/>
+                <w:lang w:val="ru-RU"/>
+              </w:rPr>
+              <w:t>58-6</w:t>
+            </w:r>
+            <w:proofErr w:type="gramEnd"/>
+            <w:r>
+              <w:rPr>
+                <w:rFonts w:ascii="Arial" w:hAnsi="Arial" w:cs="Arial"/>
+                <w:sz w:val="16"/>
+                <w:szCs w:val="16"/>
+                <w:lang w:val="ru-RU"/>
+              </w:rPr>
+              <w:t>, -9 УК РСФСР - а/с деятельность.  Приговор: ВМН Реабилитирована 27 августа 1991 г. Прокуратура БВО</w:t>
             </w:r>
           </w:p>
           <w:p>
@@ -3557,7 +4203,7 @@
               </w:rPr>
               <w:t xml:space="preserve">Источник: Белорусский "Мемориал";  </w:t>
             </w:r>
-            <w:hyperlink r:id="rId16" w:history="1">
+            <w:hyperlink r:id="rId17" w:history="1">
               <w:r>
                 <w:rPr>
                   <w:rStyle w:val="Hyperlink"/>
@@ -3602,16 +4248,53 @@
                 <w:lang w:val="ru-RU"/>
               </w:rPr>
             </w:pPr>
-            <w:r>
-              <w:rPr>
-                <w:rFonts w:ascii="Arial" w:hAnsi="Arial" w:cs="Arial"/>
-                <w:b/>
-                <w:bCs/>
-                <w:sz w:val="16"/>
-                <w:szCs w:val="16"/>
-                <w:lang w:val="ru-RU"/>
-              </w:rPr>
-              <w:t xml:space="preserve">Доротюк Степанида Степановна  21 год    </w:t>
+            <w:proofErr w:type="spellStart"/>
+            <w:r>
+              <w:rPr>
+                <w:rFonts w:ascii="Arial" w:hAnsi="Arial" w:cs="Arial"/>
+                <w:b/>
+                <w:bCs/>
+                <w:sz w:val="16"/>
+                <w:szCs w:val="16"/>
+                <w:lang w:val="ru-RU"/>
+              </w:rPr>
+              <w:t>Доротюк</w:t>
+            </w:r>
+            <w:proofErr w:type="spellEnd"/>
+            <w:r>
+              <w:rPr>
+                <w:rFonts w:ascii="Arial" w:hAnsi="Arial" w:cs="Arial"/>
+                <w:b/>
+                <w:bCs/>
+                <w:sz w:val="16"/>
+                <w:szCs w:val="16"/>
+                <w:lang w:val="ru-RU"/>
+              </w:rPr>
+              <w:t xml:space="preserve"> Степанида </w:t>
+            </w:r>
+            <w:proofErr w:type="gramStart"/>
+            <w:r>
+              <w:rPr>
+                <w:rFonts w:ascii="Arial" w:hAnsi="Arial" w:cs="Arial"/>
+                <w:b/>
+                <w:bCs/>
+                <w:sz w:val="16"/>
+                <w:szCs w:val="16"/>
+                <w:lang w:val="ru-RU"/>
+              </w:rPr>
+              <w:t>Степановна  21</w:t>
+            </w:r>
+            <w:proofErr w:type="gramEnd"/>
+            <w:r>
+              <w:rPr>
+                <w:rFonts w:ascii="Arial" w:hAnsi="Arial" w:cs="Arial"/>
+                <w:b/>
+                <w:bCs/>
+                <w:sz w:val="16"/>
+                <w:szCs w:val="16"/>
+                <w:lang w:val="ru-RU"/>
+              </w:rPr>
+              <w:t xml:space="preserve"> год    </w:t>
             </w:r>
           </w:p>
           <w:p>
@@ -3641,7 +4324,51 @@
                 <w:szCs w:val="16"/>
                 <w:lang w:val="ru-RU"/>
               </w:rPr>
-              <w:t xml:space="preserve">1908 г.р., м.р.: Хмельницкая обл. с. Щасновка Волочисского р-на, украинка, малограмотная, крестьянка-единоличница. Арестована 10.11.28. обвинение: шпионаж. Проскуровским окружным судом 09.08.29 приговорена к расстрелу с конфискацией имущества. Приговор исполнен. Реабилитирована войск прокуратурой Западного региона Украины от 28.04.98. архив УСБУ. Дело: П-30466. Информация внесена в банк репрессированных Украины: 11-10-2013  </w:t>
+              <w:t xml:space="preserve">1908 г.р., </w:t>
+            </w:r>
+            <w:proofErr w:type="spellStart"/>
+            <w:r>
+              <w:rPr>
+                <w:rFonts w:ascii="Arial" w:hAnsi="Arial" w:cs="Arial"/>
+                <w:bCs/>
+                <w:sz w:val="16"/>
+                <w:szCs w:val="16"/>
+                <w:lang w:val="ru-RU"/>
+              </w:rPr>
+              <w:t>м.р</w:t>
+            </w:r>
+            <w:proofErr w:type="spellEnd"/>
+            <w:r>
+              <w:rPr>
+                <w:rFonts w:ascii="Arial" w:hAnsi="Arial" w:cs="Arial"/>
+                <w:bCs/>
+                <w:sz w:val="16"/>
+                <w:szCs w:val="16"/>
+                <w:lang w:val="ru-RU"/>
+              </w:rPr>
+              <w:t xml:space="preserve">.: Хмельницкая обл. с. </w:t>
+            </w:r>
+            <w:proofErr w:type="spellStart"/>
+            <w:r>
+              <w:rPr>
+                <w:rFonts w:ascii="Arial" w:hAnsi="Arial" w:cs="Arial"/>
+                <w:bCs/>
+                <w:sz w:val="16"/>
+                <w:szCs w:val="16"/>
+                <w:lang w:val="ru-RU"/>
+              </w:rPr>
+              <w:t>Щасновка</w:t>
+            </w:r>
+            <w:proofErr w:type="spellEnd"/>
+            <w:r>
+              <w:rPr>
+                <w:rFonts w:ascii="Arial" w:hAnsi="Arial" w:cs="Arial"/>
+                <w:bCs/>
+                <w:sz w:val="16"/>
+                <w:szCs w:val="16"/>
+                <w:lang w:val="ru-RU"/>
+              </w:rPr>
+              <w:t xml:space="preserve"> Волочисского р-на, украинка, малограмотная, крестьянка-единоличница. Арестована 10.11.28. обвинение: шпионаж. Проскуровским окружным судом 09.08.29 приговорена к расстрелу с конфискацией имущества. Приговор исполнен. Реабилитирована войск прокуратурой Западного региона Украины от 28.04.98. архив УСБУ. Дело: П-30466. Информация внесена в банк репрессированных Украины: 11-10-2013  </w:t>
             </w:r>
           </w:p>
           <w:p>
@@ -3672,23 +4399,119 @@
                 <w:szCs w:val="16"/>
                 <w:lang w:val="ru-RU"/>
               </w:rPr>
-              <w:t xml:space="preserve">Источник: Национальный банк репрессированных;   </w:t>
-            </w:r>
-            <w:hyperlink r:id="rId17" w:history="1">
-              <w:r>
-                <w:rPr>
-                  <w:rStyle w:val="Hyperlink"/>
-                  <w:rFonts w:ascii="Arial" w:hAnsi="Arial" w:cs="Arial"/>
-                  <w:b/>
-                  <w:bCs/>
-                  <w:color w:val="auto"/>
-                  <w:sz w:val="16"/>
-                  <w:szCs w:val="16"/>
-                  <w:lang w:val="ru-RU"/>
-                </w:rPr>
-                <w:t>Архивная ссылка</w:t>
-              </w:r>
-            </w:hyperlink>
+              <w:lastRenderedPageBreak/>
+              <w:t xml:space="preserve">Источник: Национальный банк </w:t>
+            </w:r>
+            <w:proofErr w:type="gramStart"/>
+            <w:r>
+              <w:rPr>
+                <w:rFonts w:ascii="Arial" w:hAnsi="Arial" w:cs="Arial"/>
+                <w:b/>
+                <w:bCs/>
+                <w:sz w:val="16"/>
+                <w:szCs w:val="16"/>
+                <w:lang w:val="ru-RU"/>
+              </w:rPr>
+              <w:t xml:space="preserve">репрессированных;   </w:t>
+            </w:r>
+            <w:proofErr w:type="gramEnd"/>
+            <w:r>
+              <w:fldChar w:fldCharType="begin"/>
+            </w:r>
+            <w:r>
+              <w:instrText>HYPERLINK</w:instrText>
+            </w:r>
+            <w:r>
+              <w:rPr>
+                <w:lang w:val="ru-RU"/>
+              </w:rPr>
+              <w:instrText xml:space="preserve"> "</w:instrText>
+            </w:r>
+            <w:r>
+              <w:instrText>http</w:instrText>
+            </w:r>
+            <w:r>
+              <w:rPr>
+                <w:lang w:val="ru-RU"/>
+              </w:rPr>
+              <w:instrText>://</w:instrText>
+            </w:r>
+            <w:r>
+              <w:instrText>www</w:instrText>
+            </w:r>
+            <w:r>
+              <w:rPr>
+                <w:lang w:val="ru-RU"/>
+              </w:rPr>
+              <w:instrText>.</w:instrText>
+            </w:r>
+            <w:r>
+              <w:instrText>reabit</w:instrText>
+            </w:r>
+            <w:r>
+              <w:rPr>
+                <w:lang w:val="ru-RU"/>
+              </w:rPr>
+              <w:instrText>.</w:instrText>
+            </w:r>
+            <w:r>
+              <w:instrText>org</w:instrText>
+            </w:r>
+            <w:r>
+              <w:rPr>
+                <w:lang w:val="ru-RU"/>
+              </w:rPr>
+              <w:instrText>.</w:instrText>
+            </w:r>
+            <w:r>
+              <w:instrText>ua</w:instrText>
+            </w:r>
+            <w:r>
+              <w:rPr>
+                <w:lang w:val="ru-RU"/>
+              </w:rPr>
+              <w:instrText>/</w:instrText>
+            </w:r>
+            <w:r>
+              <w:instrText>nbr</w:instrText>
+            </w:r>
+            <w:r>
+              <w:rPr>
+                <w:lang w:val="ru-RU"/>
+              </w:rPr>
+              <w:instrText>/?</w:instrText>
+            </w:r>
+            <w:r>
+              <w:instrText>ID</w:instrText>
+            </w:r>
+            <w:r>
+              <w:rPr>
+                <w:lang w:val="ru-RU"/>
+              </w:rPr>
+              <w:instrText>=124524"</w:instrText>
+            </w:r>
+            <w:r>
+              <w:rPr>
+                <w:rFonts w:hint="eastAsia"/>
+              </w:rPr>
+              <w:fldChar w:fldCharType="separate"/>
+            </w:r>
+            <w:r>
+              <w:rPr>
+                <w:rStyle w:val="Hyperlink"/>
+                <w:rFonts w:ascii="Arial" w:hAnsi="Arial" w:cs="Arial"/>
+                <w:b/>
+                <w:bCs/>
+                <w:color w:val="auto"/>
+                <w:sz w:val="16"/>
+                <w:szCs w:val="16"/>
+                <w:lang w:val="ru-RU"/>
+              </w:rPr>
+              <w:t>Архивная ссылка</w:t>
+            </w:r>
+            <w:r>
+              <w:fldChar w:fldCharType="end"/>
+            </w:r>
           </w:p>
         </w:tc>
       </w:tr>
@@ -3722,7 +4545,32 @@
                 <w:szCs w:val="16"/>
                 <w:lang w:val="ru-RU"/>
               </w:rPr>
-              <w:t xml:space="preserve">Заремба Антонина Ивановна  25 лет  </w:t>
+              <w:lastRenderedPageBreak/>
+              <w:t xml:space="preserve">Заремба Антонина </w:t>
+            </w:r>
+            <w:proofErr w:type="gramStart"/>
+            <w:r>
+              <w:rPr>
+                <w:rFonts w:ascii="Arial" w:hAnsi="Arial" w:cs="Arial"/>
+                <w:b/>
+                <w:bCs/>
+                <w:sz w:val="16"/>
+                <w:szCs w:val="16"/>
+                <w:lang w:val="ru-RU"/>
+              </w:rPr>
+              <w:t>Ивановна  25</w:t>
+            </w:r>
+            <w:proofErr w:type="gramEnd"/>
+            <w:r>
+              <w:rPr>
+                <w:rFonts w:ascii="Arial" w:hAnsi="Arial" w:cs="Arial"/>
+                <w:b/>
+                <w:bCs/>
+                <w:sz w:val="16"/>
+                <w:szCs w:val="16"/>
+                <w:lang w:val="ru-RU"/>
+              </w:rPr>
+              <w:t xml:space="preserve"> лет  </w:t>
             </w:r>
           </w:p>
           <w:p>
@@ -3744,7 +4592,27 @@
                 <w:szCs w:val="16"/>
                 <w:lang w:val="ru-RU"/>
               </w:rPr>
-              <w:t>1900 г.р., Хмельницкая обл. пгт.. Летичев Летичевского р-на, полька, малограмотная, домохозяйка, арестован</w:t>
+              <w:t xml:space="preserve">1900 г.р., Хмельницкая обл. </w:t>
+            </w:r>
+            <w:proofErr w:type="gramStart"/>
+            <w:r>
+              <w:rPr>
+                <w:rFonts w:ascii="Arial" w:hAnsi="Arial" w:cs="Arial"/>
+                <w:sz w:val="16"/>
+                <w:szCs w:val="16"/>
+                <w:lang w:val="ru-RU"/>
+              </w:rPr>
+              <w:t>пгт..</w:t>
+            </w:r>
+            <w:proofErr w:type="gramEnd"/>
+            <w:r>
+              <w:rPr>
+                <w:rFonts w:ascii="Arial" w:hAnsi="Arial" w:cs="Arial"/>
+                <w:sz w:val="16"/>
+                <w:szCs w:val="16"/>
+                <w:lang w:val="ru-RU"/>
+              </w:rPr>
+              <w:t xml:space="preserve"> Летичев Летичевского р-на, полька, малограмотная, домохозяйка, арестован</w:t>
             </w:r>
             <w:r>
               <w:rPr>
@@ -3762,7 +4630,67 @@
                 <w:szCs w:val="16"/>
                 <w:lang w:val="ru-RU"/>
               </w:rPr>
-              <w:t xml:space="preserve"> 13.01.25. Обвинение: нелегальный переход границы. Подольским губернским судом  от 16.06.25 приговорена к расстрелу. Расстреляна 25.06.25. Реабилитирована  прокуратурой Западного региона Украины 13.08.96. П-29581, архив УСБУ,  Информация внесена в банк репрессированных Украины: 11-10-2013</w:t>
+              <w:t xml:space="preserve"> 13.01.25. Обвинение: нелегальный переход границы. Подольским губернским </w:t>
+            </w:r>
+            <w:proofErr w:type="gramStart"/>
+            <w:r>
+              <w:rPr>
+                <w:rFonts w:ascii="Arial" w:hAnsi="Arial" w:cs="Arial"/>
+                <w:sz w:val="16"/>
+                <w:szCs w:val="16"/>
+                <w:lang w:val="ru-RU"/>
+              </w:rPr>
+              <w:t>судом  от</w:t>
+            </w:r>
+            <w:proofErr w:type="gramEnd"/>
+            <w:r>
+              <w:rPr>
+                <w:rFonts w:ascii="Arial" w:hAnsi="Arial" w:cs="Arial"/>
+                <w:sz w:val="16"/>
+                <w:szCs w:val="16"/>
+                <w:lang w:val="ru-RU"/>
+              </w:rPr>
+              <w:t xml:space="preserve"> 16.06.25 приговорена к расстрелу. Расстреляна 25.06.25. </w:t>
+            </w:r>
+            <w:proofErr w:type="gramStart"/>
+            <w:r>
+              <w:rPr>
+                <w:rFonts w:ascii="Arial" w:hAnsi="Arial" w:cs="Arial"/>
+                <w:sz w:val="16"/>
+                <w:szCs w:val="16"/>
+                <w:lang w:val="ru-RU"/>
+              </w:rPr>
+              <w:t>Реабилитирована  прокуратурой</w:t>
+            </w:r>
+            <w:proofErr w:type="gramEnd"/>
+            <w:r>
+              <w:rPr>
+                <w:rFonts w:ascii="Arial" w:hAnsi="Arial" w:cs="Arial"/>
+                <w:sz w:val="16"/>
+                <w:szCs w:val="16"/>
+                <w:lang w:val="ru-RU"/>
+              </w:rPr>
+              <w:t xml:space="preserve"> Западного региона Украины 13.08.96. П-29581, архив </w:t>
+            </w:r>
+            <w:proofErr w:type="gramStart"/>
+            <w:r>
+              <w:rPr>
+                <w:rFonts w:ascii="Arial" w:hAnsi="Arial" w:cs="Arial"/>
+                <w:sz w:val="16"/>
+                <w:szCs w:val="16"/>
+                <w:lang w:val="ru-RU"/>
+              </w:rPr>
+              <w:t>УСБУ,  Информация</w:t>
+            </w:r>
+            <w:proofErr w:type="gramEnd"/>
+            <w:r>
+              <w:rPr>
+                <w:rFonts w:ascii="Arial" w:hAnsi="Arial" w:cs="Arial"/>
+                <w:sz w:val="16"/>
+                <w:szCs w:val="16"/>
+                <w:lang w:val="ru-RU"/>
+              </w:rPr>
+              <w:t xml:space="preserve"> внесена в банк репрессированных Украины: 11-10-2013</w:t>
             </w:r>
           </w:p>
           <w:p>
@@ -3792,7 +4720,333 @@
                 <w:szCs w:val="16"/>
                 <w:lang w:val="ru-RU"/>
               </w:rPr>
-              <w:t xml:space="preserve">Источник: Национальный банк репрессированных;   </w:t>
+              <w:t xml:space="preserve">Источник: Национальный банк </w:t>
+            </w:r>
+            <w:proofErr w:type="gramStart"/>
+            <w:r>
+              <w:rPr>
+                <w:rFonts w:ascii="Arial" w:hAnsi="Arial" w:cs="Arial"/>
+                <w:b/>
+                <w:bCs/>
+                <w:sz w:val="16"/>
+                <w:szCs w:val="16"/>
+                <w:lang w:val="ru-RU"/>
+              </w:rPr>
+              <w:t xml:space="preserve">репрессированных;   </w:t>
+            </w:r>
+            <w:proofErr w:type="gramEnd"/>
+            <w:r>
+              <w:fldChar w:fldCharType="begin"/>
+            </w:r>
+            <w:r>
+              <w:instrText>HYPERLINK</w:instrText>
+            </w:r>
+            <w:r>
+              <w:rPr>
+                <w:lang w:val="ru-RU"/>
+              </w:rPr>
+              <w:instrText xml:space="preserve"> "</w:instrText>
+            </w:r>
+            <w:r>
+              <w:instrText>http</w:instrText>
+            </w:r>
+            <w:r>
+              <w:rPr>
+                <w:lang w:val="ru-RU"/>
+              </w:rPr>
+              <w:instrText>://</w:instrText>
+            </w:r>
+            <w:r>
+              <w:instrText>www</w:instrText>
+            </w:r>
+            <w:r>
+              <w:rPr>
+                <w:lang w:val="ru-RU"/>
+              </w:rPr>
+              <w:instrText>.</w:instrText>
+            </w:r>
+            <w:r>
+              <w:instrText>reabit</w:instrText>
+            </w:r>
+            <w:r>
+              <w:rPr>
+                <w:lang w:val="ru-RU"/>
+              </w:rPr>
+              <w:instrText>.</w:instrText>
+            </w:r>
+            <w:r>
+              <w:instrText>org</w:instrText>
+            </w:r>
+            <w:r>
+              <w:rPr>
+                <w:lang w:val="ru-RU"/>
+              </w:rPr>
+              <w:instrText>.</w:instrText>
+            </w:r>
+            <w:r>
+              <w:instrText>ua</w:instrText>
+            </w:r>
+            <w:r>
+              <w:rPr>
+                <w:lang w:val="ru-RU"/>
+              </w:rPr>
+              <w:instrText>/</w:instrText>
+            </w:r>
+            <w:r>
+              <w:instrText>nbr</w:instrText>
+            </w:r>
+            <w:r>
+              <w:rPr>
+                <w:lang w:val="ru-RU"/>
+              </w:rPr>
+              <w:instrText>/?</w:instrText>
+            </w:r>
+            <w:r>
+              <w:instrText>ID</w:instrText>
+            </w:r>
+            <w:r>
+              <w:rPr>
+                <w:lang w:val="ru-RU"/>
+              </w:rPr>
+              <w:instrText>=154085"</w:instrText>
+            </w:r>
+            <w:r>
+              <w:rPr>
+                <w:rFonts w:hint="eastAsia"/>
+              </w:rPr>
+              <w:fldChar w:fldCharType="separate"/>
+            </w:r>
+            <w:r>
+              <w:rPr>
+                <w:rStyle w:val="Hyperlink"/>
+                <w:rFonts w:ascii="Arial" w:hAnsi="Arial" w:cs="Arial"/>
+                <w:b/>
+                <w:bCs/>
+                <w:color w:val="auto"/>
+                <w:sz w:val="16"/>
+                <w:szCs w:val="16"/>
+                <w:lang w:val="ru-RU"/>
+              </w:rPr>
+              <w:t>Архивная ссылка</w:t>
+            </w:r>
+            <w:r>
+              <w:fldChar w:fldCharType="end"/>
+            </w:r>
+          </w:p>
+        </w:tc>
+      </w:tr>
+      <w:tr>
+        <w:tc>
+          <w:tcPr>
+            <w:tcW w:w="10980" w:type="dxa"/>
+            <w:shd w:val="clear" w:color="auto" w:fill="auto"/>
+            <w:vAlign w:val="center"/>
+          </w:tcPr>
+          <w:p>
+            <w:pPr>
+              <w:pStyle w:val="BodyText"/>
+              <w:pBdr>
+                <w:top w:val="none" w:sz="0" w:space="0" w:color="000000"/>
+                <w:left w:val="none" w:sz="0" w:space="0" w:color="000000"/>
+                <w:bottom w:val="none" w:sz="0" w:space="0" w:color="000000"/>
+                <w:right w:val="none" w:sz="0" w:space="0" w:color="000000"/>
+              </w:pBdr>
+              <w:spacing w:after="0" w:line="240" w:lineRule="auto"/>
+              <w:rPr>
+                <w:rFonts w:ascii="Arial" w:hAnsi="Arial" w:cs="Arial"/>
+                <w:sz w:val="16"/>
+                <w:szCs w:val="16"/>
+                <w:lang w:val="ru-RU"/>
+              </w:rPr>
+            </w:pPr>
+            <w:r>
+              <w:rPr>
+                <w:rFonts w:ascii="Arial" w:hAnsi="Arial" w:cs="Arial"/>
+                <w:b/>
+                <w:bCs/>
+                <w:sz w:val="16"/>
+                <w:szCs w:val="16"/>
+                <w:lang w:val="ru-RU"/>
+              </w:rPr>
+              <w:t xml:space="preserve">Игнатова Валентина </w:t>
+            </w:r>
+            <w:proofErr w:type="gramStart"/>
+            <w:r>
+              <w:rPr>
+                <w:rFonts w:ascii="Arial" w:hAnsi="Arial" w:cs="Arial"/>
+                <w:b/>
+                <w:bCs/>
+                <w:sz w:val="16"/>
+                <w:szCs w:val="16"/>
+                <w:lang w:val="ru-RU"/>
+              </w:rPr>
+              <w:t>Алексеевна  31</w:t>
+            </w:r>
+            <w:proofErr w:type="gramEnd"/>
+            <w:r>
+              <w:rPr>
+                <w:rFonts w:ascii="Arial" w:hAnsi="Arial" w:cs="Arial"/>
+                <w:b/>
+                <w:bCs/>
+                <w:sz w:val="16"/>
+                <w:szCs w:val="16"/>
+                <w:lang w:val="ru-RU"/>
+              </w:rPr>
+              <w:t xml:space="preserve"> год  </w:t>
+            </w:r>
+          </w:p>
+          <w:p>
+            <w:pPr>
+              <w:pStyle w:val="BodyText"/>
+              <w:pBdr>
+                <w:top w:val="none" w:sz="0" w:space="0" w:color="000000"/>
+                <w:left w:val="none" w:sz="0" w:space="0" w:color="000000"/>
+                <w:bottom w:val="none" w:sz="0" w:space="0" w:color="000000"/>
+                <w:right w:val="none" w:sz="0" w:space="0" w:color="000000"/>
+              </w:pBdr>
+              <w:spacing w:after="0" w:line="240" w:lineRule="auto"/>
+              <w:rPr>
+                <w:rFonts w:ascii="Arial" w:hAnsi="Arial" w:cs="Arial"/>
+                <w:sz w:val="16"/>
+                <w:szCs w:val="16"/>
+                <w:lang w:val="ru-RU"/>
+              </w:rPr>
+            </w:pPr>
+            <w:r>
+              <w:rPr>
+                <w:rFonts w:ascii="Arial" w:hAnsi="Arial" w:cs="Arial"/>
+                <w:sz w:val="16"/>
+                <w:szCs w:val="16"/>
+                <w:lang w:val="ru-RU"/>
+              </w:rPr>
+              <w:t xml:space="preserve">Родилась в 1894 г., г. Москва; русская; образование высшее; б/п; сотрудник Исторического музея. </w:t>
+            </w:r>
+            <w:proofErr w:type="spellStart"/>
+            <w:r>
+              <w:rPr>
+                <w:rFonts w:ascii="Arial" w:hAnsi="Arial" w:cs="Arial"/>
+                <w:sz w:val="16"/>
+                <w:szCs w:val="16"/>
+                <w:lang w:val="ru-RU"/>
+              </w:rPr>
+              <w:t>Прож</w:t>
+            </w:r>
+            <w:proofErr w:type="spellEnd"/>
+            <w:r>
+              <w:rPr>
+                <w:rFonts w:ascii="Arial" w:hAnsi="Arial" w:cs="Arial"/>
+                <w:sz w:val="16"/>
+                <w:szCs w:val="16"/>
+                <w:lang w:val="ru-RU"/>
+              </w:rPr>
+              <w:t xml:space="preserve">.: г. Москва, </w:t>
+            </w:r>
+            <w:proofErr w:type="spellStart"/>
+            <w:r>
+              <w:rPr>
+                <w:rFonts w:ascii="Arial" w:hAnsi="Arial" w:cs="Arial"/>
+                <w:sz w:val="16"/>
+                <w:szCs w:val="16"/>
+                <w:lang w:val="ru-RU"/>
+              </w:rPr>
+              <w:t>Вспольный</w:t>
+            </w:r>
+            <w:proofErr w:type="spellEnd"/>
+            <w:r>
+              <w:rPr>
+                <w:rFonts w:ascii="Arial" w:hAnsi="Arial" w:cs="Arial"/>
+                <w:sz w:val="16"/>
+                <w:szCs w:val="16"/>
+                <w:lang w:val="ru-RU"/>
+              </w:rPr>
+              <w:t xml:space="preserve"> пер., </w:t>
+            </w:r>
+            <w:proofErr w:type="gramStart"/>
+            <w:r>
+              <w:rPr>
+                <w:rFonts w:ascii="Arial" w:hAnsi="Arial" w:cs="Arial"/>
+                <w:sz w:val="16"/>
+                <w:szCs w:val="16"/>
+                <w:lang w:val="ru-RU"/>
+              </w:rPr>
+              <w:t>14-4</w:t>
+            </w:r>
+            <w:proofErr w:type="gramEnd"/>
+            <w:r>
+              <w:rPr>
+                <w:rFonts w:ascii="Arial" w:hAnsi="Arial" w:cs="Arial"/>
+                <w:sz w:val="16"/>
+                <w:szCs w:val="16"/>
+                <w:lang w:val="ru-RU"/>
+              </w:rPr>
+              <w:t xml:space="preserve">.  Арестована 15 мая 1925 г.  Приговорена: Коллегией ОГПУ 28 июля 1925 г., </w:t>
+            </w:r>
+            <w:proofErr w:type="spellStart"/>
+            <w:r>
+              <w:rPr>
+                <w:rFonts w:ascii="Arial" w:hAnsi="Arial" w:cs="Arial"/>
+                <w:sz w:val="16"/>
+                <w:szCs w:val="16"/>
+                <w:lang w:val="ru-RU"/>
+              </w:rPr>
+              <w:t>обв</w:t>
+            </w:r>
+            <w:proofErr w:type="spellEnd"/>
+            <w:r>
+              <w:rPr>
+                <w:rFonts w:ascii="Arial" w:hAnsi="Arial" w:cs="Arial"/>
+                <w:sz w:val="16"/>
+                <w:szCs w:val="16"/>
+                <w:lang w:val="ru-RU"/>
+              </w:rPr>
+              <w:t>.:</w:t>
+            </w:r>
+            <w:r>
+              <w:rPr>
+                <w:rFonts w:ascii="Arial" w:hAnsi="Arial" w:cs="Arial"/>
+                <w:sz w:val="16"/>
+                <w:szCs w:val="16"/>
+              </w:rPr>
+              <w:t> </w:t>
+            </w:r>
+            <w:r>
+              <w:rPr>
+                <w:rFonts w:ascii="Arial" w:hAnsi="Arial" w:cs="Arial"/>
+                <w:sz w:val="16"/>
+                <w:szCs w:val="16"/>
+                <w:lang w:val="ru-RU"/>
+              </w:rPr>
+              <w:t>шпионаж. Расстреляна 1 августа 1925 г. Место захоронения - Москва, Яузская больница. Реабилитирована Закон РСФСР от 18 октября 1991 года</w:t>
+            </w:r>
+          </w:p>
+          <w:p>
+            <w:pPr>
+              <w:pStyle w:val="BodyText"/>
+              <w:pBdr>
+                <w:top w:val="none" w:sz="0" w:space="0" w:color="000000"/>
+                <w:left w:val="none" w:sz="0" w:space="0" w:color="000000"/>
+                <w:bottom w:val="none" w:sz="0" w:space="0" w:color="000000"/>
+                <w:right w:val="none" w:sz="0" w:space="0" w:color="000000"/>
+              </w:pBdr>
+              <w:snapToGrid w:val="0"/>
+              <w:spacing w:after="0" w:line="240" w:lineRule="auto"/>
+              <w:ind w:right="60"/>
+              <w:rPr>
+                <w:rFonts w:ascii="Arial" w:hAnsi="Arial" w:cs="Arial"/>
+                <w:sz w:val="16"/>
+                <w:szCs w:val="16"/>
+                <w:lang w:val="ru-RU"/>
+              </w:rPr>
+            </w:pPr>
+            <w:r>
+              <w:rPr>
+                <w:rFonts w:ascii="Arial" w:hAnsi="Arial" w:cs="Arial"/>
+                <w:i/>
+                <w:sz w:val="16"/>
+                <w:szCs w:val="16"/>
+                <w:lang w:val="ru-RU"/>
+              </w:rPr>
+              <w:t xml:space="preserve">Источник: Москва, расстрельные списки - Яузская больница;  </w:t>
             </w:r>
             <w:hyperlink r:id="rId18" w:history="1">
               <w:r>
@@ -3806,7 +5060,7 @@
                   <w:szCs w:val="16"/>
                   <w:lang w:val="ru-RU"/>
                 </w:rPr>
-                <w:t>Архивная ссылка</w:t>
+                <w:t>Открытый список</w:t>
               </w:r>
             </w:hyperlink>
           </w:p>
@@ -3828,24 +5082,311 @@
                 <w:bottom w:val="none" w:sz="0" w:space="0" w:color="000000"/>
                 <w:right w:val="none" w:sz="0" w:space="0" w:color="000000"/>
               </w:pBdr>
+              <w:snapToGrid w:val="0"/>
               <w:spacing w:after="0" w:line="240" w:lineRule="auto"/>
               <w:rPr>
                 <w:rFonts w:ascii="Arial" w:hAnsi="Arial" w:cs="Arial"/>
-                <w:sz w:val="16"/>
-                <w:szCs w:val="16"/>
-                <w:lang w:val="ru-RU"/>
-              </w:rPr>
-            </w:pPr>
-            <w:r>
-              <w:rPr>
-                <w:rFonts w:ascii="Arial" w:hAnsi="Arial" w:cs="Arial"/>
-                <w:b/>
-                <w:bCs/>
-                <w:sz w:val="16"/>
-                <w:szCs w:val="16"/>
-                <w:lang w:val="ru-RU"/>
-              </w:rPr>
-              <w:t xml:space="preserve">Игнатова Валентина Алексеевна  31 год  </w:t>
+                <w:b/>
+                <w:bCs/>
+                <w:sz w:val="16"/>
+                <w:szCs w:val="16"/>
+                <w:lang w:val="ru-RU"/>
+              </w:rPr>
+            </w:pPr>
+            <w:r>
+              <w:rPr>
+                <w:rFonts w:ascii="Arial" w:hAnsi="Arial" w:cs="Arial"/>
+                <w:b/>
+                <w:bCs/>
+                <w:sz w:val="16"/>
+                <w:szCs w:val="16"/>
+                <w:lang w:val="ru-RU"/>
+              </w:rPr>
+              <w:t xml:space="preserve">Киселевская Федора </w:t>
+            </w:r>
+            <w:proofErr w:type="gramStart"/>
+            <w:r>
+              <w:rPr>
+                <w:rFonts w:ascii="Arial" w:hAnsi="Arial" w:cs="Arial"/>
+                <w:b/>
+                <w:bCs/>
+                <w:sz w:val="16"/>
+                <w:szCs w:val="16"/>
+                <w:lang w:val="ru-RU"/>
+              </w:rPr>
+              <w:t>Захаровна  38</w:t>
+            </w:r>
+            <w:proofErr w:type="gramEnd"/>
+            <w:r>
+              <w:rPr>
+                <w:rFonts w:ascii="Arial" w:hAnsi="Arial" w:cs="Arial"/>
+                <w:b/>
+                <w:bCs/>
+                <w:sz w:val="16"/>
+                <w:szCs w:val="16"/>
+                <w:lang w:val="ru-RU"/>
+              </w:rPr>
+              <w:t xml:space="preserve"> лет    </w:t>
+            </w:r>
+          </w:p>
+          <w:p>
+            <w:pPr>
+              <w:rPr>
+                <w:rFonts w:ascii="Arial" w:hAnsi="Arial" w:cs="Arial"/>
+                <w:sz w:val="16"/>
+                <w:szCs w:val="16"/>
+                <w:lang w:val="ru-RU"/>
+              </w:rPr>
+            </w:pPr>
+            <w:r>
+              <w:rPr>
+                <w:rFonts w:ascii="Arial" w:hAnsi="Arial" w:cs="Arial"/>
+                <w:sz w:val="16"/>
+                <w:szCs w:val="16"/>
+                <w:lang w:val="ru-RU"/>
+              </w:rPr>
+              <w:t xml:space="preserve">1887 г.р., </w:t>
+            </w:r>
+            <w:proofErr w:type="spellStart"/>
+            <w:r>
+              <w:rPr>
+                <w:rFonts w:ascii="Arial" w:hAnsi="Arial" w:cs="Arial"/>
+                <w:sz w:val="16"/>
+                <w:szCs w:val="16"/>
+                <w:lang w:val="ru-RU"/>
+              </w:rPr>
+              <w:t>м.р</w:t>
+            </w:r>
+            <w:proofErr w:type="spellEnd"/>
+            <w:r>
+              <w:rPr>
+                <w:rFonts w:ascii="Arial" w:hAnsi="Arial" w:cs="Arial"/>
+                <w:sz w:val="16"/>
+                <w:szCs w:val="16"/>
+                <w:lang w:val="ru-RU"/>
+              </w:rPr>
+              <w:t xml:space="preserve">.: Хмельницкая обл. с. </w:t>
+            </w:r>
+            <w:proofErr w:type="spellStart"/>
+            <w:r>
+              <w:rPr>
+                <w:rFonts w:ascii="Arial" w:hAnsi="Arial" w:cs="Arial"/>
+                <w:sz w:val="16"/>
+                <w:szCs w:val="16"/>
+                <w:lang w:val="ru-RU"/>
+              </w:rPr>
+              <w:t>Репинцы</w:t>
+            </w:r>
+            <w:proofErr w:type="spellEnd"/>
+            <w:r>
+              <w:rPr>
+                <w:rFonts w:ascii="Arial" w:hAnsi="Arial" w:cs="Arial"/>
+                <w:sz w:val="16"/>
+                <w:szCs w:val="16"/>
+                <w:lang w:val="ru-RU"/>
+              </w:rPr>
+              <w:t xml:space="preserve"> Каменец-Подольского р-на, украинка, неграмотная, домохозяйка, Арестована 01.02.25. Чрезвычайной сессией Подольского губернского суда 25.05.25 приговорена к расстрелу с конфискацией имущества. Обвинение: шпионаж. Приговор исполнен. Реабилитирована прокуратурой Хмельницкой обл. 08.02.93.  Дело: П-28450, архив УСБУ. Информация внесена в банк репрессированных Украины: 11-10-2013. </w:t>
+            </w:r>
+          </w:p>
+          <w:p>
+            <w:pPr>
+              <w:pStyle w:val="BodyText"/>
+              <w:pBdr>
+                <w:top w:val="none" w:sz="0" w:space="0" w:color="000000"/>
+                <w:left w:val="none" w:sz="0" w:space="0" w:color="000000"/>
+                <w:bottom w:val="none" w:sz="0" w:space="0" w:color="000000"/>
+                <w:right w:val="none" w:sz="0" w:space="0" w:color="000000"/>
+              </w:pBdr>
+              <w:snapToGrid w:val="0"/>
+              <w:spacing w:after="0" w:line="240" w:lineRule="auto"/>
+              <w:rPr>
+                <w:rFonts w:ascii="Arial" w:hAnsi="Arial" w:cs="Arial"/>
+                <w:b/>
+                <w:sz w:val="16"/>
+                <w:szCs w:val="16"/>
+                <w:lang w:val="ru-RU"/>
+              </w:rPr>
+            </w:pPr>
+            <w:r>
+              <w:rPr>
+                <w:rFonts w:ascii="Arial" w:hAnsi="Arial" w:cs="Arial"/>
+                <w:b/>
+                <w:bCs/>
+                <w:sz w:val="16"/>
+                <w:szCs w:val="16"/>
+                <w:lang w:val="ru-RU"/>
+              </w:rPr>
+              <w:t xml:space="preserve">Источник: Национальный банк </w:t>
+            </w:r>
+            <w:proofErr w:type="gramStart"/>
+            <w:r>
+              <w:rPr>
+                <w:rFonts w:ascii="Arial" w:hAnsi="Arial" w:cs="Arial"/>
+                <w:b/>
+                <w:bCs/>
+                <w:sz w:val="16"/>
+                <w:szCs w:val="16"/>
+                <w:lang w:val="ru-RU"/>
+              </w:rPr>
+              <w:t xml:space="preserve">репрессированных;   </w:t>
+            </w:r>
+            <w:proofErr w:type="gramEnd"/>
+            <w:r>
+              <w:fldChar w:fldCharType="begin"/>
+            </w:r>
+            <w:r>
+              <w:instrText>HYPERLINK</w:instrText>
+            </w:r>
+            <w:r>
+              <w:rPr>
+                <w:lang w:val="ru-RU"/>
+              </w:rPr>
+              <w:instrText xml:space="preserve"> "</w:instrText>
+            </w:r>
+            <w:r>
+              <w:instrText>http</w:instrText>
+            </w:r>
+            <w:r>
+              <w:rPr>
+                <w:lang w:val="ru-RU"/>
+              </w:rPr>
+              <w:instrText>://</w:instrText>
+            </w:r>
+            <w:r>
+              <w:instrText>www</w:instrText>
+            </w:r>
+            <w:r>
+              <w:rPr>
+                <w:lang w:val="ru-RU"/>
+              </w:rPr>
+              <w:instrText>.</w:instrText>
+            </w:r>
+            <w:r>
+              <w:instrText>reabit</w:instrText>
+            </w:r>
+            <w:r>
+              <w:rPr>
+                <w:lang w:val="ru-RU"/>
+              </w:rPr>
+              <w:instrText>.</w:instrText>
+            </w:r>
+            <w:r>
+              <w:instrText>org</w:instrText>
+            </w:r>
+            <w:r>
+              <w:rPr>
+                <w:lang w:val="ru-RU"/>
+              </w:rPr>
+              <w:instrText>.</w:instrText>
+            </w:r>
+            <w:r>
+              <w:instrText>ua</w:instrText>
+            </w:r>
+            <w:r>
+              <w:rPr>
+                <w:lang w:val="ru-RU"/>
+              </w:rPr>
+              <w:instrText>/</w:instrText>
+            </w:r>
+            <w:r>
+              <w:instrText>nbr</w:instrText>
+            </w:r>
+            <w:r>
+              <w:rPr>
+                <w:lang w:val="ru-RU"/>
+              </w:rPr>
+              <w:instrText>/?</w:instrText>
+            </w:r>
+            <w:r>
+              <w:instrText>ID</w:instrText>
+            </w:r>
+            <w:r>
+              <w:rPr>
+                <w:lang w:val="ru-RU"/>
+              </w:rPr>
+              <w:instrText>=142921"</w:instrText>
+            </w:r>
+            <w:r>
+              <w:rPr>
+                <w:rFonts w:hint="eastAsia"/>
+              </w:rPr>
+              <w:fldChar w:fldCharType="separate"/>
+            </w:r>
+            <w:r>
+              <w:rPr>
+                <w:rStyle w:val="Hyperlink"/>
+                <w:rFonts w:ascii="Arial" w:hAnsi="Arial" w:cs="Arial"/>
+                <w:b/>
+                <w:bCs/>
+                <w:color w:val="auto"/>
+                <w:sz w:val="16"/>
+                <w:szCs w:val="16"/>
+                <w:lang w:val="ru-RU"/>
+              </w:rPr>
+              <w:t>Архивная ссылка</w:t>
+            </w:r>
+            <w:r>
+              <w:fldChar w:fldCharType="end"/>
+            </w:r>
+          </w:p>
+        </w:tc>
+      </w:tr>
+      <w:tr>
+        <w:tc>
+          <w:tcPr>
+            <w:tcW w:w="10980" w:type="dxa"/>
+            <w:shd w:val="clear" w:color="auto" w:fill="auto"/>
+            <w:vAlign w:val="center"/>
+          </w:tcPr>
+          <w:p>
+            <w:pPr>
+              <w:pStyle w:val="BodyText"/>
+              <w:pBdr>
+                <w:top w:val="none" w:sz="0" w:space="0" w:color="000000"/>
+                <w:left w:val="none" w:sz="0" w:space="0" w:color="000000"/>
+                <w:bottom w:val="none" w:sz="0" w:space="0" w:color="000000"/>
+                <w:right w:val="none" w:sz="0" w:space="0" w:color="000000"/>
+              </w:pBdr>
+              <w:snapToGrid w:val="0"/>
+              <w:spacing w:after="0" w:line="240" w:lineRule="auto"/>
+              <w:rPr>
+                <w:rFonts w:ascii="Arial" w:hAnsi="Arial" w:cs="Arial"/>
+                <w:sz w:val="16"/>
+                <w:szCs w:val="16"/>
+                <w:lang w:val="ru-RU"/>
+              </w:rPr>
+            </w:pPr>
+            <w:r>
+              <w:rPr>
+                <w:rFonts w:ascii="Arial" w:hAnsi="Arial" w:cs="Arial"/>
+                <w:b/>
+                <w:sz w:val="16"/>
+                <w:szCs w:val="16"/>
+                <w:lang w:val="ru-RU"/>
+              </w:rPr>
+              <w:t xml:space="preserve">Котова Елизавета </w:t>
+            </w:r>
+            <w:proofErr w:type="gramStart"/>
+            <w:r>
+              <w:rPr>
+                <w:rFonts w:ascii="Arial" w:hAnsi="Arial" w:cs="Arial"/>
+                <w:b/>
+                <w:sz w:val="16"/>
+                <w:szCs w:val="16"/>
+                <w:lang w:val="ru-RU"/>
+              </w:rPr>
+              <w:t>Ивановна  22</w:t>
+            </w:r>
+            <w:proofErr w:type="gramEnd"/>
+            <w:r>
+              <w:rPr>
+                <w:rFonts w:ascii="Arial" w:hAnsi="Arial" w:cs="Arial"/>
+                <w:b/>
+                <w:sz w:val="16"/>
+                <w:szCs w:val="16"/>
+                <w:lang w:val="ru-RU"/>
+              </w:rPr>
+              <w:t xml:space="preserve"> года     </w:t>
             </w:r>
           </w:p>
           <w:p>
@@ -3872,7 +5413,7 @@
                 <w:szCs w:val="16"/>
                 <w:lang w:val="ru-RU"/>
               </w:rPr>
-              <w:t>Родилась в 1894 г., г. Москва; русская; образование высшее; б/п; сотрудник Исторического музея. Прож.: г. Москва, Вспольный пер., 14-4.  Арестована 15 мая 1925 г.  Приговорена: Коллегией ОГПУ 28 июля 1925 г., обв.:</w:t>
+              <w:t>Родилась</w:t>
             </w:r>
             <w:r>
               <w:rPr>
@@ -3889,7 +5430,27 @@
                 <w:szCs w:val="16"/>
                 <w:lang w:val="ru-RU"/>
               </w:rPr>
-              <w:t>шпионаж. Расстреляна 1 августа 1925 г. Место захоронения - Москва, Яузская больница. Реабилитирована Закон РСФСР от 18 октября 1991 года</w:t>
+              <w:t xml:space="preserve">в 1901 г. социалист-революционер; </w:t>
+            </w:r>
+            <w:proofErr w:type="spellStart"/>
+            <w:r>
+              <w:rPr>
+                <w:rFonts w:ascii="Arial" w:hAnsi="Arial" w:cs="Arial"/>
+                <w:sz w:val="16"/>
+                <w:szCs w:val="16"/>
+                <w:lang w:val="ru-RU"/>
+              </w:rPr>
+              <w:t>Прож</w:t>
+            </w:r>
+            <w:proofErr w:type="spellEnd"/>
+            <w:r>
+              <w:rPr>
+                <w:rFonts w:ascii="Arial" w:hAnsi="Arial" w:cs="Arial"/>
+                <w:sz w:val="16"/>
+                <w:szCs w:val="16"/>
+                <w:lang w:val="ru-RU"/>
+              </w:rPr>
+              <w:t>.: г. Москва. Арестована 3 июня 1922 г. содержалась в Бутырской, затем в Ярославской тюрьмах. Приговорена: 25 ноября 1922 г. Приговор: 2 года заключения в концлагерь, убита охраной на Соловках Расстреляна 19 декабря 1923 г.</w:t>
             </w:r>
           </w:p>
           <w:p>
@@ -3919,7 +5480,343 @@
                 <w:szCs w:val="16"/>
                 <w:lang w:val="ru-RU"/>
               </w:rPr>
-              <w:t xml:space="preserve">Источник: Москва, расстрельные списки - Яузская больница;  </w:t>
+              <w:t>Источник: Материалы к биографическому словарю социалистов и анархистов, НИПЦ "Мемориал" (Москва</w:t>
+            </w:r>
+            <w:proofErr w:type="gramStart"/>
+            <w:r>
+              <w:rPr>
+                <w:rFonts w:ascii="Arial" w:hAnsi="Arial" w:cs="Arial"/>
+                <w:i/>
+                <w:sz w:val="16"/>
+                <w:szCs w:val="16"/>
+                <w:lang w:val="ru-RU"/>
+              </w:rPr>
+              <w:t xml:space="preserve">);   </w:t>
+            </w:r>
+            <w:proofErr w:type="gramEnd"/>
+            <w:r>
+              <w:fldChar w:fldCharType="begin"/>
+            </w:r>
+            <w:r>
+              <w:instrText>HYPERLINK</w:instrText>
+            </w:r>
+            <w:r>
+              <w:rPr>
+                <w:lang w:val="ru-RU"/>
+              </w:rPr>
+              <w:instrText xml:space="preserve"> "</w:instrText>
+            </w:r>
+            <w:r>
+              <w:instrText>https</w:instrText>
+            </w:r>
+            <w:r>
+              <w:rPr>
+                <w:lang w:val="ru-RU"/>
+              </w:rPr>
+              <w:instrText>://</w:instrText>
+            </w:r>
+            <w:r>
+              <w:instrText>ru</w:instrText>
+            </w:r>
+            <w:r>
+              <w:rPr>
+                <w:lang w:val="ru-RU"/>
+              </w:rPr>
+              <w:instrText>.</w:instrText>
+            </w:r>
+            <w:r>
+              <w:instrText>openlist</w:instrText>
+            </w:r>
+            <w:r>
+              <w:rPr>
+                <w:lang w:val="ru-RU"/>
+              </w:rPr>
+              <w:instrText>.</w:instrText>
+            </w:r>
+            <w:r>
+              <w:instrText>wiki</w:instrText>
+            </w:r>
+            <w:r>
+              <w:rPr>
+                <w:lang w:val="ru-RU"/>
+              </w:rPr>
+              <w:instrText>/Котова_Елизавета_Ивановна_(1901)"</w:instrText>
+            </w:r>
+            <w:r>
+              <w:rPr>
+                <w:rFonts w:hint="eastAsia"/>
+              </w:rPr>
+              <w:fldChar w:fldCharType="separate"/>
+            </w:r>
+            <w:r>
+              <w:rPr>
+                <w:rStyle w:val="Hyperlink"/>
+                <w:rFonts w:ascii="Arial" w:hAnsi="Arial" w:cs="Arial"/>
+                <w:b/>
+                <w:bCs/>
+                <w:color w:val="auto"/>
+                <w:sz w:val="16"/>
+                <w:szCs w:val="16"/>
+                <w:lang w:val="ru-RU"/>
+              </w:rPr>
+              <w:t>Открытый список</w:t>
+            </w:r>
+            <w:r>
+              <w:fldChar w:fldCharType="end"/>
+            </w:r>
+          </w:p>
+        </w:tc>
+      </w:tr>
+      <w:tr>
+        <w:tc>
+          <w:tcPr>
+            <w:tcW w:w="10980" w:type="dxa"/>
+            <w:shd w:val="clear" w:color="auto" w:fill="auto"/>
+            <w:vAlign w:val="center"/>
+          </w:tcPr>
+          <w:p>
+            <w:pPr>
+              <w:pStyle w:val="BodyText"/>
+              <w:pBdr>
+                <w:top w:val="none" w:sz="0" w:space="0" w:color="000000"/>
+                <w:left w:val="none" w:sz="0" w:space="0" w:color="000000"/>
+                <w:bottom w:val="none" w:sz="0" w:space="0" w:color="000000"/>
+                <w:right w:val="none" w:sz="0" w:space="0" w:color="000000"/>
+              </w:pBdr>
+              <w:snapToGrid w:val="0"/>
+              <w:spacing w:after="0" w:line="240" w:lineRule="auto"/>
+              <w:rPr>
+                <w:rFonts w:ascii="Arial" w:hAnsi="Arial" w:cs="Arial"/>
+                <w:b/>
+                <w:bCs/>
+                <w:sz w:val="16"/>
+                <w:szCs w:val="16"/>
+                <w:lang w:val="ru-RU"/>
+              </w:rPr>
+            </w:pPr>
+            <w:r>
+              <w:rPr>
+                <w:rFonts w:ascii="Arial" w:hAnsi="Arial" w:cs="Arial"/>
+                <w:b/>
+                <w:bCs/>
+                <w:sz w:val="16"/>
+                <w:szCs w:val="16"/>
+                <w:lang w:val="ru-RU"/>
+              </w:rPr>
+              <w:t xml:space="preserve">Ковриго Виктория </w:t>
+            </w:r>
+            <w:proofErr w:type="gramStart"/>
+            <w:r>
+              <w:rPr>
+                <w:rFonts w:ascii="Arial" w:hAnsi="Arial" w:cs="Arial"/>
+                <w:b/>
+                <w:bCs/>
+                <w:sz w:val="16"/>
+                <w:szCs w:val="16"/>
+                <w:lang w:val="ru-RU"/>
+              </w:rPr>
+              <w:t>Осиповна  55</w:t>
+            </w:r>
+            <w:proofErr w:type="gramEnd"/>
+            <w:r>
+              <w:rPr>
+                <w:rFonts w:ascii="Arial" w:hAnsi="Arial" w:cs="Arial"/>
+                <w:b/>
+                <w:bCs/>
+                <w:sz w:val="16"/>
+                <w:szCs w:val="16"/>
+                <w:lang w:val="ru-RU"/>
+              </w:rPr>
+              <w:t xml:space="preserve"> лет  </w:t>
+            </w:r>
+          </w:p>
+          <w:p>
+            <w:pPr>
+              <w:pStyle w:val="BodyText"/>
+              <w:pBdr>
+                <w:top w:val="none" w:sz="0" w:space="0" w:color="000000"/>
+                <w:left w:val="none" w:sz="0" w:space="0" w:color="000000"/>
+                <w:bottom w:val="none" w:sz="0" w:space="0" w:color="000000"/>
+                <w:right w:val="none" w:sz="0" w:space="0" w:color="000000"/>
+              </w:pBdr>
+              <w:spacing w:after="0" w:line="240" w:lineRule="auto"/>
+              <w:rPr>
+                <w:rFonts w:ascii="Arial" w:hAnsi="Arial" w:cs="Arial"/>
+                <w:sz w:val="16"/>
+                <w:szCs w:val="16"/>
+                <w:lang w:val="ru-RU"/>
+              </w:rPr>
+            </w:pPr>
+            <w:r>
+              <w:rPr>
+                <w:rFonts w:ascii="Arial" w:hAnsi="Arial" w:cs="Arial"/>
+                <w:sz w:val="16"/>
+                <w:szCs w:val="16"/>
+                <w:lang w:val="ru-RU"/>
+              </w:rPr>
+              <w:t>Родилась</w:t>
+            </w:r>
+            <w:r>
+              <w:rPr>
+                <w:rFonts w:ascii="Arial" w:hAnsi="Arial" w:cs="Arial"/>
+                <w:sz w:val="16"/>
+                <w:szCs w:val="16"/>
+              </w:rPr>
+              <w:t> </w:t>
+            </w:r>
+            <w:r>
+              <w:rPr>
+                <w:rFonts w:ascii="Arial" w:hAnsi="Arial" w:cs="Arial"/>
+                <w:sz w:val="16"/>
+                <w:szCs w:val="16"/>
+                <w:lang w:val="ru-RU"/>
+              </w:rPr>
+              <w:t xml:space="preserve">в 1870 г., </w:t>
+            </w:r>
+            <w:proofErr w:type="spellStart"/>
+            <w:r>
+              <w:rPr>
+                <w:rFonts w:ascii="Arial" w:hAnsi="Arial" w:cs="Arial"/>
+                <w:sz w:val="16"/>
+                <w:szCs w:val="16"/>
+                <w:lang w:val="ru-RU"/>
+              </w:rPr>
+              <w:t>ок</w:t>
+            </w:r>
+            <w:proofErr w:type="spellEnd"/>
+            <w:r>
+              <w:rPr>
+                <w:rFonts w:ascii="Arial" w:hAnsi="Arial" w:cs="Arial"/>
+                <w:sz w:val="16"/>
+                <w:szCs w:val="16"/>
+                <w:lang w:val="ru-RU"/>
+              </w:rPr>
+              <w:t xml:space="preserve">. </w:t>
+            </w:r>
+            <w:proofErr w:type="spellStart"/>
+            <w:r>
+              <w:rPr>
+                <w:rFonts w:ascii="Arial" w:hAnsi="Arial" w:cs="Arial"/>
+                <w:sz w:val="16"/>
+                <w:szCs w:val="16"/>
+                <w:lang w:val="ru-RU"/>
+              </w:rPr>
+              <w:t>Грабовец</w:t>
+            </w:r>
+            <w:proofErr w:type="spellEnd"/>
+            <w:r>
+              <w:rPr>
+                <w:rFonts w:ascii="Arial" w:hAnsi="Arial" w:cs="Arial"/>
+                <w:sz w:val="16"/>
+                <w:szCs w:val="16"/>
+                <w:lang w:val="ru-RU"/>
+              </w:rPr>
+              <w:t xml:space="preserve"> Быховского уезда Могилевской губ.; белоруска; неграмотная; Домохозяйка. </w:t>
+            </w:r>
+            <w:proofErr w:type="spellStart"/>
+            <w:r>
+              <w:rPr>
+                <w:rFonts w:ascii="Arial" w:hAnsi="Arial" w:cs="Arial"/>
+                <w:sz w:val="16"/>
+                <w:szCs w:val="16"/>
+                <w:lang w:val="ru-RU"/>
+              </w:rPr>
+              <w:t>Прож</w:t>
+            </w:r>
+            <w:proofErr w:type="spellEnd"/>
+            <w:r>
+              <w:rPr>
+                <w:rFonts w:ascii="Arial" w:hAnsi="Arial" w:cs="Arial"/>
+                <w:sz w:val="16"/>
+                <w:szCs w:val="16"/>
+                <w:lang w:val="ru-RU"/>
+              </w:rPr>
+              <w:t>.:</w:t>
+            </w:r>
+            <w:r>
+              <w:rPr>
+                <w:rFonts w:ascii="Arial" w:hAnsi="Arial" w:cs="Arial"/>
+                <w:sz w:val="16"/>
+                <w:szCs w:val="16"/>
+                <w:lang w:val="ru-RU"/>
+              </w:rPr>
+              <w:t xml:space="preserve"> г. </w:t>
+            </w:r>
+            <w:r>
+              <w:rPr>
+                <w:rFonts w:ascii="Arial" w:hAnsi="Arial" w:cs="Arial"/>
+                <w:sz w:val="16"/>
+                <w:szCs w:val="16"/>
+                <w:lang w:val="ru-RU"/>
+              </w:rPr>
+              <w:t xml:space="preserve">Минск, ул. Р. Люксембург 15 кв1. Арестована 30 марта 1925 г. Приговорена: судебный орган 6 июля 1925 г., </w:t>
+            </w:r>
+            <w:proofErr w:type="spellStart"/>
+            <w:r>
+              <w:rPr>
+                <w:rFonts w:ascii="Arial" w:hAnsi="Arial" w:cs="Arial"/>
+                <w:sz w:val="16"/>
+                <w:szCs w:val="16"/>
+                <w:lang w:val="ru-RU"/>
+              </w:rPr>
+              <w:t>обв</w:t>
+            </w:r>
+            <w:proofErr w:type="spellEnd"/>
+            <w:r>
+              <w:rPr>
+                <w:rFonts w:ascii="Arial" w:hAnsi="Arial" w:cs="Arial"/>
+                <w:sz w:val="16"/>
+                <w:szCs w:val="16"/>
+                <w:lang w:val="ru-RU"/>
+              </w:rPr>
+              <w:t>.:</w:t>
+            </w:r>
+            <w:r>
+              <w:rPr>
+                <w:rFonts w:ascii="Arial" w:hAnsi="Arial" w:cs="Arial"/>
+                <w:sz w:val="16"/>
+                <w:szCs w:val="16"/>
+              </w:rPr>
+              <w:t> </w:t>
+            </w:r>
+            <w:r>
+              <w:rPr>
+                <w:rFonts w:ascii="Arial" w:hAnsi="Arial" w:cs="Arial"/>
+                <w:sz w:val="16"/>
+                <w:szCs w:val="16"/>
+                <w:lang w:val="ru-RU"/>
+              </w:rPr>
+              <w:t>66 УК БССР - шпионаж в пользу Польши. Приговор: ВМН, конфискация имущества Реабилитирована 20 июня 1997 г. Президиум ВС РБ</w:t>
+            </w:r>
+          </w:p>
+          <w:p>
+            <w:pPr>
+              <w:pStyle w:val="BodyText"/>
+              <w:pBdr>
+                <w:top w:val="none" w:sz="0" w:space="0" w:color="000000"/>
+                <w:left w:val="none" w:sz="0" w:space="0" w:color="000000"/>
+                <w:bottom w:val="none" w:sz="0" w:space="0" w:color="000000"/>
+                <w:right w:val="none" w:sz="0" w:space="0" w:color="000000"/>
+              </w:pBdr>
+              <w:snapToGrid w:val="0"/>
+              <w:spacing w:after="0" w:line="240" w:lineRule="auto"/>
+              <w:ind w:right="60"/>
+              <w:rPr>
+                <w:rFonts w:ascii="Arial" w:hAnsi="Arial" w:cs="Arial"/>
+                <w:sz w:val="16"/>
+                <w:szCs w:val="16"/>
+                <w:lang w:val="ru-RU"/>
+              </w:rPr>
+            </w:pPr>
+            <w:r>
+              <w:rPr>
+                <w:rFonts w:ascii="Arial" w:hAnsi="Arial" w:cs="Arial"/>
+                <w:i/>
+                <w:sz w:val="16"/>
+                <w:szCs w:val="16"/>
+                <w:lang w:val="ru-RU"/>
+              </w:rPr>
+              <w:t xml:space="preserve">Источник: Белорусский "Мемориал";  </w:t>
             </w:r>
             <w:hyperlink r:id="rId19" w:history="1">
               <w:r>
@@ -3955,47 +5852,318 @@
                 <w:bottom w:val="none" w:sz="0" w:space="0" w:color="000000"/>
                 <w:right w:val="none" w:sz="0" w:space="0" w:color="000000"/>
               </w:pBdr>
-              <w:snapToGrid w:val="0"/>
               <w:spacing w:after="0" w:line="240" w:lineRule="auto"/>
               <w:rPr>
                 <w:rFonts w:ascii="Arial" w:hAnsi="Arial" w:cs="Arial"/>
-                <w:b/>
-                <w:bCs/>
-                <w:sz w:val="16"/>
-                <w:szCs w:val="16"/>
-                <w:lang w:val="ru-RU"/>
-              </w:rPr>
-            </w:pPr>
-            <w:r>
-              <w:rPr>
-                <w:rFonts w:ascii="Arial" w:hAnsi="Arial" w:cs="Arial"/>
-                <w:b/>
-                <w:bCs/>
-                <w:sz w:val="16"/>
-                <w:szCs w:val="16"/>
-                <w:lang w:val="ru-RU"/>
-              </w:rPr>
-              <w:t xml:space="preserve">Киселевская Федора Захаровна  38 лет    </w:t>
-            </w:r>
-          </w:p>
-          <w:p>
-            <w:pPr>
-              <w:rPr>
-                <w:rFonts w:ascii="Arial" w:hAnsi="Arial" w:cs="Arial"/>
-                <w:sz w:val="16"/>
-                <w:szCs w:val="16"/>
-                <w:lang w:val="ru-RU"/>
-              </w:rPr>
-            </w:pPr>
-            <w:r>
-              <w:rPr>
-                <w:rFonts w:ascii="Arial" w:hAnsi="Arial" w:cs="Arial"/>
-                <w:sz w:val="16"/>
-                <w:szCs w:val="16"/>
-                <w:lang w:val="ru-RU"/>
-              </w:rPr>
-              <w:t xml:space="preserve">1887 г.р., м.р.: Хмельницкая обл. с. Репинцы Каменец-Подольского р-на, украинка, неграмотная, домохозяйка, Арестована 01.02.25. Чрезвычайной сессией Подольского губернского суда 25.05.25 приговорена к расстрелу с конфискацией имущества. Обвинение: шпионаж. Приговор исполнен. Реабилитирована прокуратурой Хмельницкой обл. 08.02.93.  Дело: П-28450, архив УСБУ. Информация внесена в банк репрессированных Украины: 11-10-2013. </w:t>
-            </w:r>
+                <w:sz w:val="16"/>
+                <w:szCs w:val="16"/>
+                <w:lang w:val="ru-RU"/>
+              </w:rPr>
+            </w:pPr>
+            <w:r>
+              <w:rPr>
+                <w:rFonts w:ascii="Arial" w:hAnsi="Arial" w:cs="Arial"/>
+                <w:b/>
+                <w:bCs/>
+                <w:sz w:val="16"/>
+                <w:szCs w:val="16"/>
+                <w:lang w:val="ru-RU"/>
+              </w:rPr>
+              <w:t xml:space="preserve">Ковалевская Мария </w:t>
+            </w:r>
+            <w:proofErr w:type="gramStart"/>
+            <w:r>
+              <w:rPr>
+                <w:rFonts w:ascii="Arial" w:hAnsi="Arial" w:cs="Arial"/>
+                <w:b/>
+                <w:bCs/>
+                <w:sz w:val="16"/>
+                <w:szCs w:val="16"/>
+                <w:lang w:val="ru-RU"/>
+              </w:rPr>
+              <w:t>Иосифовна  27</w:t>
+            </w:r>
+            <w:proofErr w:type="gramEnd"/>
+            <w:r>
+              <w:rPr>
+                <w:rFonts w:ascii="Arial" w:hAnsi="Arial" w:cs="Arial"/>
+                <w:b/>
+                <w:bCs/>
+                <w:sz w:val="16"/>
+                <w:szCs w:val="16"/>
+                <w:lang w:val="ru-RU"/>
+              </w:rPr>
+              <w:t xml:space="preserve"> лет  </w:t>
+            </w:r>
+          </w:p>
+          <w:p>
+            <w:pPr>
+              <w:pStyle w:val="BodyText"/>
+              <w:pBdr>
+                <w:top w:val="none" w:sz="0" w:space="0" w:color="000000"/>
+                <w:left w:val="none" w:sz="0" w:space="0" w:color="000000"/>
+                <w:bottom w:val="none" w:sz="0" w:space="0" w:color="000000"/>
+                <w:right w:val="none" w:sz="0" w:space="0" w:color="000000"/>
+              </w:pBdr>
+              <w:spacing w:after="0" w:line="240" w:lineRule="auto"/>
+              <w:rPr>
+                <w:rFonts w:ascii="Arial" w:hAnsi="Arial" w:cs="Arial"/>
+                <w:sz w:val="16"/>
+                <w:szCs w:val="16"/>
+                <w:lang w:val="ru-RU"/>
+              </w:rPr>
+            </w:pPr>
+            <w:r>
+              <w:rPr>
+                <w:rFonts w:ascii="Arial" w:hAnsi="Arial" w:cs="Arial"/>
+                <w:sz w:val="16"/>
+                <w:szCs w:val="16"/>
+                <w:lang w:val="ru-RU"/>
+              </w:rPr>
+              <w:t>Родилась</w:t>
+            </w:r>
+            <w:r>
+              <w:rPr>
+                <w:rFonts w:ascii="Arial" w:hAnsi="Arial" w:cs="Arial"/>
+                <w:sz w:val="16"/>
+                <w:szCs w:val="16"/>
+              </w:rPr>
+              <w:t> </w:t>
+            </w:r>
+            <w:r>
+              <w:rPr>
+                <w:rFonts w:ascii="Arial" w:hAnsi="Arial" w:cs="Arial"/>
+                <w:sz w:val="16"/>
+                <w:szCs w:val="16"/>
+                <w:lang w:val="ru-RU"/>
+              </w:rPr>
+              <w:t xml:space="preserve">07.08.1900, г. </w:t>
+            </w:r>
+            <w:proofErr w:type="spellStart"/>
+            <w:r>
+              <w:rPr>
+                <w:rFonts w:ascii="Arial" w:hAnsi="Arial" w:cs="Arial"/>
+                <w:sz w:val="16"/>
+                <w:szCs w:val="16"/>
+                <w:lang w:val="ru-RU"/>
+              </w:rPr>
+              <w:t>Венгровец</w:t>
+            </w:r>
+            <w:proofErr w:type="spellEnd"/>
+            <w:r>
+              <w:rPr>
+                <w:rFonts w:ascii="Arial" w:hAnsi="Arial" w:cs="Arial"/>
+                <w:sz w:val="16"/>
+                <w:szCs w:val="16"/>
+                <w:lang w:val="ru-RU"/>
+              </w:rPr>
+              <w:t xml:space="preserve"> Познаньской губ. Польша; полька; образование н/среднее; секретный сотрудник, </w:t>
+            </w:r>
+            <w:proofErr w:type="spellStart"/>
+            <w:r>
+              <w:rPr>
+                <w:rFonts w:ascii="Arial" w:hAnsi="Arial" w:cs="Arial"/>
+                <w:sz w:val="16"/>
+                <w:szCs w:val="16"/>
+                <w:lang w:val="ru-RU"/>
+              </w:rPr>
+              <w:t>Полит.полиция</w:t>
+            </w:r>
+            <w:proofErr w:type="spellEnd"/>
+            <w:r>
+              <w:rPr>
+                <w:rFonts w:ascii="Arial" w:hAnsi="Arial" w:cs="Arial"/>
+                <w:sz w:val="16"/>
+                <w:szCs w:val="16"/>
+                <w:lang w:val="ru-RU"/>
+              </w:rPr>
+              <w:t xml:space="preserve"> Польши. </w:t>
+            </w:r>
+            <w:proofErr w:type="spellStart"/>
+            <w:r>
+              <w:rPr>
+                <w:rFonts w:ascii="Arial" w:hAnsi="Arial" w:cs="Arial"/>
+                <w:sz w:val="16"/>
+                <w:szCs w:val="16"/>
+                <w:lang w:val="ru-RU"/>
+              </w:rPr>
+              <w:t>Прож</w:t>
+            </w:r>
+            <w:proofErr w:type="spellEnd"/>
+            <w:r>
+              <w:rPr>
+                <w:rFonts w:ascii="Arial" w:hAnsi="Arial" w:cs="Arial"/>
+                <w:sz w:val="16"/>
+                <w:szCs w:val="16"/>
+                <w:lang w:val="ru-RU"/>
+              </w:rPr>
+              <w:t>.:</w:t>
+            </w:r>
+            <w:r>
+              <w:rPr>
+                <w:rFonts w:ascii="Arial" w:hAnsi="Arial" w:cs="Arial"/>
+                <w:sz w:val="16"/>
+                <w:szCs w:val="16"/>
+              </w:rPr>
+              <w:t> </w:t>
+            </w:r>
+            <w:r>
+              <w:rPr>
+                <w:rFonts w:ascii="Arial" w:hAnsi="Arial" w:cs="Arial"/>
+                <w:sz w:val="16"/>
+                <w:szCs w:val="16"/>
+                <w:lang w:val="ru-RU"/>
+              </w:rPr>
+              <w:t xml:space="preserve">г. Вильно, ул. Маева. Арестована 24 марта 1927 г. Приговорена: "тройка" 2 июля 1927 г., </w:t>
+            </w:r>
+            <w:proofErr w:type="spellStart"/>
+            <w:r>
+              <w:rPr>
+                <w:rFonts w:ascii="Arial" w:hAnsi="Arial" w:cs="Arial"/>
+                <w:sz w:val="16"/>
+                <w:szCs w:val="16"/>
+                <w:lang w:val="ru-RU"/>
+              </w:rPr>
+              <w:t>обв</w:t>
+            </w:r>
+            <w:proofErr w:type="spellEnd"/>
+            <w:r>
+              <w:rPr>
+                <w:rFonts w:ascii="Arial" w:hAnsi="Arial" w:cs="Arial"/>
+                <w:sz w:val="16"/>
+                <w:szCs w:val="16"/>
+                <w:lang w:val="ru-RU"/>
+              </w:rPr>
+              <w:t>.:</w:t>
+            </w:r>
+            <w:r>
+              <w:rPr>
+                <w:rFonts w:ascii="Arial" w:hAnsi="Arial" w:cs="Arial"/>
+                <w:sz w:val="16"/>
+                <w:szCs w:val="16"/>
+              </w:rPr>
+              <w:t> </w:t>
+            </w:r>
+            <w:r>
+              <w:rPr>
+                <w:rFonts w:ascii="Arial" w:hAnsi="Arial" w:cs="Arial"/>
+                <w:sz w:val="16"/>
+                <w:szCs w:val="16"/>
+                <w:lang w:val="ru-RU"/>
+              </w:rPr>
+              <w:t xml:space="preserve">66-1 УК БССР - </w:t>
+            </w:r>
+            <w:proofErr w:type="spellStart"/>
+            <w:r>
+              <w:rPr>
+                <w:rFonts w:ascii="Arial" w:hAnsi="Arial" w:cs="Arial"/>
+                <w:sz w:val="16"/>
+                <w:szCs w:val="16"/>
+                <w:lang w:val="ru-RU"/>
+              </w:rPr>
+              <w:t>нелег.переходе</w:t>
+            </w:r>
+            <w:proofErr w:type="spellEnd"/>
+            <w:r>
+              <w:rPr>
+                <w:rFonts w:ascii="Arial" w:hAnsi="Arial" w:cs="Arial"/>
+                <w:sz w:val="16"/>
+                <w:szCs w:val="16"/>
+                <w:lang w:val="ru-RU"/>
+              </w:rPr>
+              <w:t xml:space="preserve"> границы с </w:t>
+            </w:r>
+            <w:proofErr w:type="spellStart"/>
+            <w:r>
+              <w:rPr>
+                <w:rFonts w:ascii="Arial" w:hAnsi="Arial" w:cs="Arial"/>
+                <w:sz w:val="16"/>
+                <w:szCs w:val="16"/>
+                <w:lang w:val="ru-RU"/>
+              </w:rPr>
+              <w:t>развед.целями</w:t>
+            </w:r>
+            <w:proofErr w:type="spellEnd"/>
+            <w:r>
+              <w:rPr>
+                <w:rFonts w:ascii="Arial" w:hAnsi="Arial" w:cs="Arial"/>
+                <w:sz w:val="16"/>
+                <w:szCs w:val="16"/>
+                <w:lang w:val="ru-RU"/>
+              </w:rPr>
+              <w:t xml:space="preserve">, </w:t>
+            </w:r>
+            <w:proofErr w:type="spellStart"/>
+            <w:r>
+              <w:rPr>
+                <w:rFonts w:ascii="Arial" w:hAnsi="Arial" w:cs="Arial"/>
+                <w:sz w:val="16"/>
+                <w:szCs w:val="16"/>
+                <w:lang w:val="ru-RU"/>
+              </w:rPr>
+              <w:t>сотр.с</w:t>
+            </w:r>
+            <w:proofErr w:type="spellEnd"/>
+            <w:r>
+              <w:rPr>
+                <w:rFonts w:ascii="Arial" w:hAnsi="Arial" w:cs="Arial"/>
+                <w:sz w:val="16"/>
+                <w:szCs w:val="16"/>
+                <w:lang w:val="ru-RU"/>
+              </w:rPr>
+              <w:t xml:space="preserve"> </w:t>
+            </w:r>
+            <w:proofErr w:type="spellStart"/>
+            <w:r>
+              <w:rPr>
+                <w:rFonts w:ascii="Arial" w:hAnsi="Arial" w:cs="Arial"/>
+                <w:sz w:val="16"/>
+                <w:szCs w:val="16"/>
+                <w:lang w:val="ru-RU"/>
+              </w:rPr>
+              <w:t>поль.политполицией</w:t>
+            </w:r>
+            <w:proofErr w:type="spellEnd"/>
+            <w:r>
+              <w:rPr>
+                <w:rFonts w:ascii="Arial" w:hAnsi="Arial" w:cs="Arial"/>
+                <w:sz w:val="16"/>
+                <w:szCs w:val="16"/>
+                <w:lang w:val="ru-RU"/>
+              </w:rPr>
+              <w:t xml:space="preserve"> и 2 </w:t>
+            </w:r>
+            <w:proofErr w:type="spellStart"/>
+            <w:r>
+              <w:rPr>
+                <w:rFonts w:ascii="Arial" w:hAnsi="Arial" w:cs="Arial"/>
+                <w:sz w:val="16"/>
+                <w:szCs w:val="16"/>
+                <w:lang w:val="ru-RU"/>
+              </w:rPr>
+              <w:t>отд.Генштаб</w:t>
+            </w:r>
+            <w:proofErr w:type="spellEnd"/>
+            <w:r>
+              <w:rPr>
+                <w:rFonts w:ascii="Arial" w:hAnsi="Arial" w:cs="Arial"/>
+                <w:sz w:val="16"/>
+                <w:szCs w:val="16"/>
+                <w:lang w:val="ru-RU"/>
+              </w:rPr>
+              <w:t xml:space="preserve">. Приговор: ВМН Расстреляна 18 августа 1927 г. Реабилитирована 21 мая 1992 г. </w:t>
+            </w:r>
+            <w:proofErr w:type="spellStart"/>
+            <w:r>
+              <w:rPr>
+                <w:rFonts w:ascii="Arial" w:hAnsi="Arial" w:cs="Arial"/>
+                <w:sz w:val="16"/>
+                <w:szCs w:val="16"/>
+                <w:lang w:val="ru-RU"/>
+              </w:rPr>
+              <w:t>Белвоенпрокуратура</w:t>
+            </w:r>
+            <w:proofErr w:type="spellEnd"/>
           </w:p>
           <w:p>
             <w:pPr>
@@ -4008,24 +6176,23 @@
               </w:pBdr>
               <w:snapToGrid w:val="0"/>
               <w:spacing w:after="0" w:line="240" w:lineRule="auto"/>
-              <w:rPr>
-                <w:rFonts w:ascii="Arial" w:hAnsi="Arial" w:cs="Arial"/>
-                <w:b/>
-                <w:sz w:val="16"/>
-                <w:szCs w:val="16"/>
-                <w:lang w:val="ru-RU"/>
-              </w:rPr>
-            </w:pPr>
-            <w:r>
-              <w:rPr>
-                <w:rFonts w:ascii="Arial" w:hAnsi="Arial" w:cs="Arial"/>
-                <w:b/>
-                <w:bCs/>
-                <w:sz w:val="16"/>
-                <w:szCs w:val="16"/>
-                <w:lang w:val="ru-RU"/>
-              </w:rPr>
-              <w:t xml:space="preserve">Источник: Национальный банк репрессированных;   </w:t>
+              <w:ind w:right="60"/>
+              <w:rPr>
+                <w:rFonts w:ascii="Arial" w:hAnsi="Arial" w:cs="Arial"/>
+                <w:sz w:val="16"/>
+                <w:szCs w:val="16"/>
+                <w:lang w:val="ru-RU"/>
+              </w:rPr>
+            </w:pPr>
+            <w:r>
+              <w:rPr>
+                <w:rFonts w:ascii="Arial" w:hAnsi="Arial" w:cs="Arial"/>
+                <w:i/>
+                <w:sz w:val="16"/>
+                <w:szCs w:val="16"/>
+                <w:lang w:val="ru-RU"/>
+              </w:rPr>
+              <w:t xml:space="preserve">Источник: Белорусский "Мемориал";  </w:t>
             </w:r>
             <w:hyperlink r:id="rId20" w:history="1">
               <w:r>
@@ -4039,92 +6206,22 @@
                   <w:szCs w:val="16"/>
                   <w:lang w:val="ru-RU"/>
                 </w:rPr>
-                <w:t>Архивная ссылка</w:t>
+                <w:t>Открытый список</w:t>
               </w:r>
             </w:hyperlink>
           </w:p>
         </w:tc>
       </w:tr>
       <w:tr>
+        <w:trPr>
+          <w:trHeight w:val="576"/>
+        </w:trPr>
         <w:tc>
           <w:tcPr>
             <w:tcW w:w="10980" w:type="dxa"/>
             <w:shd w:val="clear" w:color="auto" w:fill="auto"/>
             <w:vAlign w:val="center"/>
           </w:tcPr>
-          <w:p>
-            <w:pPr>
-              <w:pStyle w:val="BodyText"/>
-              <w:pBdr>
-                <w:top w:val="none" w:sz="0" w:space="0" w:color="000000"/>
-                <w:left w:val="none" w:sz="0" w:space="0" w:color="000000"/>
-                <w:bottom w:val="none" w:sz="0" w:space="0" w:color="000000"/>
-                <w:right w:val="none" w:sz="0" w:space="0" w:color="000000"/>
-              </w:pBdr>
-              <w:snapToGrid w:val="0"/>
-              <w:spacing w:after="0" w:line="240" w:lineRule="auto"/>
-              <w:rPr>
-                <w:rFonts w:ascii="Arial" w:hAnsi="Arial" w:cs="Arial"/>
-                <w:sz w:val="16"/>
-                <w:szCs w:val="16"/>
-                <w:lang w:val="ru-RU"/>
-              </w:rPr>
-            </w:pPr>
-            <w:r>
-              <w:rPr>
-                <w:rFonts w:ascii="Arial" w:hAnsi="Arial" w:cs="Arial"/>
-                <w:b/>
-                <w:sz w:val="16"/>
-                <w:szCs w:val="16"/>
-                <w:lang w:val="ru-RU"/>
-              </w:rPr>
-              <w:t xml:space="preserve">Котова Елизавета Ивановна  22 года     </w:t>
-            </w:r>
-          </w:p>
-          <w:p>
-            <w:pPr>
-              <w:pStyle w:val="BodyText"/>
-              <w:pBdr>
-                <w:top w:val="none" w:sz="0" w:space="0" w:color="000000"/>
-                <w:left w:val="none" w:sz="0" w:space="0" w:color="000000"/>
-                <w:bottom w:val="none" w:sz="0" w:space="0" w:color="000000"/>
-                <w:right w:val="none" w:sz="0" w:space="0" w:color="000000"/>
-              </w:pBdr>
-              <w:spacing w:after="0" w:line="240" w:lineRule="auto"/>
-              <w:rPr>
-                <w:rFonts w:ascii="Arial" w:hAnsi="Arial" w:cs="Arial"/>
-                <w:sz w:val="16"/>
-                <w:szCs w:val="16"/>
-                <w:lang w:val="ru-RU"/>
-              </w:rPr>
-            </w:pPr>
-            <w:r>
-              <w:rPr>
-                <w:rFonts w:ascii="Arial" w:hAnsi="Arial" w:cs="Arial"/>
-                <w:sz w:val="16"/>
-                <w:szCs w:val="16"/>
-                <w:lang w:val="ru-RU"/>
-              </w:rPr>
-              <w:t>Родилась</w:t>
-            </w:r>
-            <w:r>
-              <w:rPr>
-                <w:rFonts w:ascii="Arial" w:hAnsi="Arial" w:cs="Arial"/>
-                <w:sz w:val="16"/>
-                <w:szCs w:val="16"/>
-              </w:rPr>
-              <w:t> </w:t>
-            </w:r>
-            <w:r>
-              <w:rPr>
-                <w:rFonts w:ascii="Arial" w:hAnsi="Arial" w:cs="Arial"/>
-                <w:sz w:val="16"/>
-                <w:szCs w:val="16"/>
-                <w:lang w:val="ru-RU"/>
-              </w:rPr>
-              <w:t>в 1901 г. социалист-революционер; Прож.: г. Москва. Арестована 3 июня 1922 г. содержалась в Бутырской, затем в Ярославской тюрьмах. Приговорена: 25 ноября 1922 г. Приговор: 2 года заключения в концлагерь, убита охраной на Соловках Расстреляна 19 декабря 1923 г.</w:t>
-            </w:r>
-          </w:p>
           <w:p>
             <w:pPr>
               <w:pStyle w:val="BodyText"/>
@@ -4139,12 +6236,196 @@
               <w:ind w:right="60"/>
               <w:rPr>
                 <w:rFonts w:ascii="Arial" w:hAnsi="Arial" w:cs="Arial"/>
-                <w:sz w:val="16"/>
-                <w:szCs w:val="16"/>
-                <w:lang w:val="ru-RU"/>
-              </w:rPr>
-            </w:pPr>
-            <w:r>
+                <w:iCs/>
+                <w:sz w:val="16"/>
+                <w:szCs w:val="16"/>
+                <w:lang w:val="ru-RU"/>
+              </w:rPr>
+            </w:pPr>
+            <w:r>
+              <w:rPr>
+                <w:rFonts w:ascii="Arial" w:hAnsi="Arial" w:cs="Arial"/>
+                <w:b/>
+                <w:bCs/>
+                <w:iCs/>
+                <w:sz w:val="16"/>
+                <w:szCs w:val="16"/>
+                <w:lang w:val="ru-RU"/>
+              </w:rPr>
+              <w:t>Литвинова Евдокия (</w:t>
+            </w:r>
+            <w:proofErr w:type="spellStart"/>
+            <w:r>
+              <w:rPr>
+                <w:rFonts w:ascii="Arial" w:hAnsi="Arial" w:cs="Arial"/>
+                <w:b/>
+                <w:bCs/>
+                <w:iCs/>
+                <w:sz w:val="16"/>
+                <w:szCs w:val="16"/>
+                <w:lang w:val="ru-RU"/>
+              </w:rPr>
+              <w:t>Ермиония</w:t>
+            </w:r>
+            <w:proofErr w:type="spellEnd"/>
+            <w:r>
+              <w:rPr>
+                <w:rFonts w:ascii="Arial" w:hAnsi="Arial" w:cs="Arial"/>
+                <w:b/>
+                <w:bCs/>
+                <w:iCs/>
+                <w:sz w:val="16"/>
+                <w:szCs w:val="16"/>
+                <w:lang w:val="ru-RU"/>
+              </w:rPr>
+              <w:t xml:space="preserve">) </w:t>
+            </w:r>
+            <w:proofErr w:type="gramStart"/>
+            <w:r>
+              <w:rPr>
+                <w:rFonts w:ascii="Arial" w:hAnsi="Arial" w:cs="Arial"/>
+                <w:b/>
+                <w:bCs/>
+                <w:iCs/>
+                <w:sz w:val="16"/>
+                <w:szCs w:val="16"/>
+                <w:lang w:val="ru-RU"/>
+              </w:rPr>
+              <w:t>Ивановна  55</w:t>
+            </w:r>
+            <w:proofErr w:type="gramEnd"/>
+            <w:r>
+              <w:rPr>
+                <w:rFonts w:ascii="Arial" w:hAnsi="Arial" w:cs="Arial"/>
+                <w:b/>
+                <w:bCs/>
+                <w:iCs/>
+                <w:sz w:val="16"/>
+                <w:szCs w:val="16"/>
+                <w:lang w:val="ru-RU"/>
+              </w:rPr>
+              <w:t xml:space="preserve"> лет</w:t>
+            </w:r>
+            <w:r>
+              <w:rPr>
+                <w:rFonts w:ascii="Arial" w:hAnsi="Arial" w:cs="Arial"/>
+                <w:iCs/>
+                <w:sz w:val="16"/>
+                <w:szCs w:val="16"/>
+                <w:lang w:val="ru-RU"/>
+              </w:rPr>
+              <w:t xml:space="preserve">  </w:t>
+            </w:r>
+          </w:p>
+          <w:p>
+            <w:pPr>
+              <w:pStyle w:val="BodyText"/>
+              <w:pBdr>
+                <w:top w:val="none" w:sz="0" w:space="0" w:color="000000"/>
+                <w:left w:val="none" w:sz="0" w:space="0" w:color="000000"/>
+                <w:bottom w:val="none" w:sz="0" w:space="0" w:color="000000"/>
+                <w:right w:val="none" w:sz="0" w:space="0" w:color="000000"/>
+              </w:pBdr>
+              <w:snapToGrid w:val="0"/>
+              <w:spacing w:after="0" w:line="240" w:lineRule="auto"/>
+              <w:ind w:right="60"/>
+              <w:rPr>
+                <w:rFonts w:ascii="Arial" w:hAnsi="Arial" w:cs="Arial"/>
+                <w:iCs/>
+                <w:sz w:val="16"/>
+                <w:szCs w:val="16"/>
+                <w:lang w:val="ru-RU"/>
+              </w:rPr>
+            </w:pPr>
+            <w:r>
+              <w:rPr>
+                <w:rFonts w:ascii="Arial" w:hAnsi="Arial" w:cs="Arial"/>
+                <w:iCs/>
+                <w:sz w:val="16"/>
+                <w:szCs w:val="16"/>
+                <w:lang w:val="ru-RU"/>
+              </w:rPr>
+              <w:t xml:space="preserve">1868 г.р., </w:t>
+            </w:r>
+            <w:proofErr w:type="spellStart"/>
+            <w:r>
+              <w:rPr>
+                <w:rFonts w:ascii="Arial" w:hAnsi="Arial" w:cs="Arial"/>
+                <w:iCs/>
+                <w:sz w:val="16"/>
+                <w:szCs w:val="16"/>
+                <w:lang w:val="ru-RU"/>
+              </w:rPr>
+              <w:t>м.р</w:t>
+            </w:r>
+            <w:proofErr w:type="spellEnd"/>
+            <w:r>
+              <w:rPr>
+                <w:rFonts w:ascii="Arial" w:hAnsi="Arial" w:cs="Arial"/>
+                <w:iCs/>
+                <w:sz w:val="16"/>
+                <w:szCs w:val="16"/>
+                <w:lang w:val="ru-RU"/>
+              </w:rPr>
+              <w:t xml:space="preserve">.: Самарская губ., Бугурусланский у., д. Алексеевка, игумения. Дата смерти: 1923 г. Место смерти: Оренбургская о., с. </w:t>
+            </w:r>
+            <w:proofErr w:type="spellStart"/>
+            <w:r>
+              <w:rPr>
+                <w:rFonts w:ascii="Arial" w:hAnsi="Arial" w:cs="Arial"/>
+                <w:iCs/>
+                <w:sz w:val="16"/>
+                <w:szCs w:val="16"/>
+                <w:lang w:val="ru-RU"/>
+              </w:rPr>
+              <w:t>Ключегорье</w:t>
+            </w:r>
+            <w:proofErr w:type="spellEnd"/>
+            <w:r>
+              <w:rPr>
+                <w:rFonts w:ascii="Arial" w:hAnsi="Arial" w:cs="Arial"/>
+                <w:iCs/>
+                <w:sz w:val="16"/>
+                <w:szCs w:val="16"/>
+                <w:lang w:val="ru-RU"/>
+              </w:rPr>
+              <w:t xml:space="preserve"> (Таллы), </w:t>
+            </w:r>
+            <w:proofErr w:type="spellStart"/>
+            <w:r>
+              <w:rPr>
+                <w:rFonts w:ascii="Arial" w:hAnsi="Arial" w:cs="Arial"/>
+                <w:iCs/>
+                <w:sz w:val="16"/>
+                <w:szCs w:val="16"/>
+                <w:lang w:val="ru-RU"/>
+              </w:rPr>
+              <w:t>Ключегорский</w:t>
+            </w:r>
+            <w:proofErr w:type="spellEnd"/>
+            <w:r>
+              <w:rPr>
+                <w:rFonts w:ascii="Arial" w:hAnsi="Arial" w:cs="Arial"/>
+                <w:iCs/>
+                <w:sz w:val="16"/>
+                <w:szCs w:val="16"/>
+                <w:lang w:val="ru-RU"/>
+              </w:rPr>
+              <w:t xml:space="preserve"> Казанско-Богородицкий женский монастырь</w:t>
+            </w:r>
+          </w:p>
+          <w:p>
+            <w:pPr>
+              <w:pStyle w:val="BodyText"/>
+              <w:pBdr>
+                <w:top w:val="none" w:sz="0" w:space="0" w:color="000000"/>
+                <w:left w:val="none" w:sz="0" w:space="0" w:color="000000"/>
+                <w:bottom w:val="none" w:sz="0" w:space="0" w:color="000000"/>
+                <w:right w:val="none" w:sz="0" w:space="0" w:color="000000"/>
+              </w:pBdr>
+              <w:snapToGrid w:val="0"/>
+              <w:spacing w:after="0" w:line="240" w:lineRule="auto"/>
+              <w:ind w:right="60"/>
               <w:rPr>
                 <w:rFonts w:ascii="Arial" w:hAnsi="Arial" w:cs="Arial"/>
                 <w:i/>
@@ -4152,7 +6433,16 @@
                 <w:szCs w:val="16"/>
                 <w:lang w:val="ru-RU"/>
               </w:rPr>
-              <w:t xml:space="preserve">Источник: Материалы к биографическому словарю социалистов и анархистов, НИПЦ "Мемориал" (Москва);   </w:t>
+            </w:pPr>
+            <w:r>
+              <w:rPr>
+                <w:rFonts w:ascii="Arial" w:hAnsi="Arial" w:cs="Arial"/>
+                <w:iCs/>
+                <w:sz w:val="16"/>
+                <w:szCs w:val="16"/>
+                <w:lang w:val="ru-RU"/>
+              </w:rPr>
+              <w:t xml:space="preserve">Источники данных: БД «Новомученики и исповедники Русской Православной Церкви XX века»; </w:t>
             </w:r>
             <w:hyperlink r:id="rId21" w:history="1">
               <w:r>
@@ -4182,33 +6472,46 @@
           <w:p>
             <w:pPr>
               <w:pStyle w:val="BodyText"/>
-              <w:pBdr>
-                <w:top w:val="none" w:sz="0" w:space="0" w:color="000000"/>
-                <w:left w:val="none" w:sz="0" w:space="0" w:color="000000"/>
-                <w:bottom w:val="none" w:sz="0" w:space="0" w:color="000000"/>
-                <w:right w:val="none" w:sz="0" w:space="0" w:color="000000"/>
-              </w:pBdr>
               <w:snapToGrid w:val="0"/>
               <w:spacing w:after="0" w:line="240" w:lineRule="auto"/>
               <w:rPr>
                 <w:rFonts w:ascii="Arial" w:hAnsi="Arial" w:cs="Arial"/>
-                <w:b/>
-                <w:bCs/>
-                <w:sz w:val="16"/>
-                <w:szCs w:val="16"/>
-                <w:lang w:val="ru-RU"/>
-              </w:rPr>
-            </w:pPr>
-            <w:r>
-              <w:rPr>
-                <w:rFonts w:ascii="Arial" w:hAnsi="Arial" w:cs="Arial"/>
-                <w:b/>
-                <w:bCs/>
-                <w:sz w:val="16"/>
-                <w:szCs w:val="16"/>
-                <w:lang w:val="ru-RU"/>
-              </w:rPr>
-              <w:t xml:space="preserve">Ковриго Виктория Осиповна  55 лет  </w:t>
+                <w:sz w:val="16"/>
+                <w:szCs w:val="16"/>
+                <w:lang w:val="ru-RU"/>
+              </w:rPr>
+            </w:pPr>
+            <w:r>
+              <w:rPr>
+                <w:rFonts w:ascii="Arial" w:hAnsi="Arial" w:cs="Arial"/>
+                <w:b/>
+                <w:sz w:val="16"/>
+                <w:szCs w:val="16"/>
+                <w:lang w:val="ru-RU"/>
+              </w:rPr>
+              <w:t xml:space="preserve">Мендель Ирма </w:t>
+            </w:r>
+            <w:proofErr w:type="gramStart"/>
+            <w:r>
+              <w:rPr>
+                <w:rFonts w:ascii="Arial" w:hAnsi="Arial" w:cs="Arial"/>
+                <w:b/>
+                <w:sz w:val="16"/>
+                <w:szCs w:val="16"/>
+                <w:lang w:val="ru-RU"/>
+              </w:rPr>
+              <w:t>Марковна  29</w:t>
+            </w:r>
+            <w:proofErr w:type="gramEnd"/>
+            <w:r>
+              <w:rPr>
+                <w:rFonts w:ascii="Arial" w:hAnsi="Arial" w:cs="Arial"/>
+                <w:b/>
+                <w:sz w:val="16"/>
+                <w:szCs w:val="16"/>
+                <w:lang w:val="ru-RU"/>
+              </w:rPr>
+              <w:t xml:space="preserve"> лет     </w:t>
             </w:r>
           </w:p>
           <w:p>
@@ -4221,6 +6524,7 @@
                 <w:right w:val="none" w:sz="0" w:space="0" w:color="000000"/>
               </w:pBdr>
               <w:spacing w:after="0" w:line="240" w:lineRule="auto"/>
+              <w:ind w:right="60"/>
               <w:rPr>
                 <w:rFonts w:ascii="Arial" w:hAnsi="Arial" w:cs="Arial"/>
                 <w:sz w:val="16"/>
@@ -4252,25 +6556,47 @@
                 <w:szCs w:val="16"/>
                 <w:lang w:val="ru-RU"/>
               </w:rPr>
-              <w:t>в 1870 г., ок. Грабовец Быховского уезда Могилевской губ.; белоруска; неграмотная; Домохозяйка. Прож.:</w:t>
-            </w:r>
-            <w:r>
-              <w:rPr>
-                <w:rFonts w:ascii="Arial" w:hAnsi="Arial" w:cs="Arial"/>
-                <w:sz w:val="16"/>
-                <w:szCs w:val="16"/>
-                <w:lang w:val="ru-RU"/>
-              </w:rPr>
-              <w:t xml:space="preserve"> г. </w:t>
-            </w:r>
-            <w:r>
-              <w:rPr>
-                <w:rFonts w:ascii="Arial" w:hAnsi="Arial" w:cs="Arial"/>
-                <w:sz w:val="16"/>
-                <w:szCs w:val="16"/>
-                <w:lang w:val="ru-RU"/>
-              </w:rPr>
-              <w:t>Минск, ул. Р. Люксембург 15 кв1. Арестована 30 марта 1925 г. Приговорена: судебный орган 6 июля 1925 г., обв.:</w:t>
+              <w:t xml:space="preserve">в 1898 г., г. Будапешт; венгерка; образование среднее; член компартии Венгрии; служащая, в 1925 эмигрировала в СССР. </w:t>
+            </w:r>
+            <w:proofErr w:type="spellStart"/>
+            <w:r>
+              <w:rPr>
+                <w:rFonts w:ascii="Arial" w:hAnsi="Arial" w:cs="Arial"/>
+                <w:sz w:val="16"/>
+                <w:szCs w:val="16"/>
+                <w:lang w:val="ru-RU"/>
+              </w:rPr>
+              <w:t>Прож</w:t>
+            </w:r>
+            <w:proofErr w:type="spellEnd"/>
+            <w:r>
+              <w:rPr>
+                <w:rFonts w:ascii="Arial" w:hAnsi="Arial" w:cs="Arial"/>
+                <w:sz w:val="16"/>
+                <w:szCs w:val="16"/>
+                <w:lang w:val="ru-RU"/>
+              </w:rPr>
+              <w:t xml:space="preserve">.: г. Москва, Воронцово Поле, 3.  Арестована 22 декабря 1925 г.  Приговорена: Коллегией ОГПУ 9 июня 1927 г., </w:t>
+            </w:r>
+            <w:proofErr w:type="spellStart"/>
+            <w:r>
+              <w:rPr>
+                <w:rFonts w:ascii="Arial" w:hAnsi="Arial" w:cs="Arial"/>
+                <w:sz w:val="16"/>
+                <w:szCs w:val="16"/>
+                <w:lang w:val="ru-RU"/>
+              </w:rPr>
+              <w:t>обв</w:t>
+            </w:r>
+            <w:proofErr w:type="spellEnd"/>
+            <w:r>
+              <w:rPr>
+                <w:rFonts w:ascii="Arial" w:hAnsi="Arial" w:cs="Arial"/>
+                <w:sz w:val="16"/>
+                <w:szCs w:val="16"/>
+                <w:lang w:val="ru-RU"/>
+              </w:rPr>
+              <w:t>.:</w:t>
             </w:r>
             <w:r>
               <w:rPr>
@@ -4287,7 +6613,29 @@
                 <w:szCs w:val="16"/>
                 <w:lang w:val="ru-RU"/>
               </w:rPr>
-              <w:t>66 УК БССР - шпионаж в пользу Польши. Приговор: ВМН, конфискация имущества Реабилитирована 20 июня 1997 г. Президиум ВС РБ</w:t>
+              <w:t xml:space="preserve">провокаторской деятельности в </w:t>
+            </w:r>
+            <w:proofErr w:type="spellStart"/>
+            <w:proofErr w:type="gramStart"/>
+            <w:r>
+              <w:rPr>
+                <w:rFonts w:ascii="Arial" w:hAnsi="Arial" w:cs="Arial"/>
+                <w:sz w:val="16"/>
+                <w:szCs w:val="16"/>
+                <w:lang w:val="ru-RU"/>
+              </w:rPr>
+              <w:t>рев.движении</w:t>
+            </w:r>
+            <w:proofErr w:type="spellEnd"/>
+            <w:proofErr w:type="gramEnd"/>
+            <w:r>
+              <w:rPr>
+                <w:rFonts w:ascii="Arial" w:hAnsi="Arial" w:cs="Arial"/>
+                <w:sz w:val="16"/>
+                <w:szCs w:val="16"/>
+                <w:lang w:val="ru-RU"/>
+              </w:rPr>
+              <w:t xml:space="preserve"> в Венгрии.  Расстреляна 30 сентября 1927 г. Место захоронения - Москва, Ваганьковское кладбище. Реабилитирована 7 июля 1993 г.</w:t>
             </w:r>
           </w:p>
           <w:p>
@@ -4304,20 +6652,21 @@
               <w:ind w:right="60"/>
               <w:rPr>
                 <w:rFonts w:ascii="Arial" w:hAnsi="Arial" w:cs="Arial"/>
-                <w:sz w:val="16"/>
-                <w:szCs w:val="16"/>
-                <w:lang w:val="ru-RU"/>
-              </w:rPr>
-            </w:pPr>
-            <w:r>
-              <w:rPr>
-                <w:rFonts w:ascii="Arial" w:hAnsi="Arial" w:cs="Arial"/>
                 <w:i/>
                 <w:sz w:val="16"/>
                 <w:szCs w:val="16"/>
                 <w:lang w:val="ru-RU"/>
               </w:rPr>
-              <w:t xml:space="preserve">Источник: Белорусский "Мемориал";  </w:t>
+            </w:pPr>
+            <w:r>
+              <w:rPr>
+                <w:rFonts w:ascii="Arial" w:hAnsi="Arial" w:cs="Arial"/>
+                <w:i/>
+                <w:sz w:val="16"/>
+                <w:szCs w:val="16"/>
+                <w:lang w:val="ru-RU"/>
+              </w:rPr>
+              <w:t xml:space="preserve">Источник: Москва, расстрельные списки - Ваганьковское кладбище;  </w:t>
             </w:r>
             <w:hyperlink r:id="rId22" w:history="1">
               <w:r>
@@ -4356,21 +6705,47 @@
               <w:spacing w:after="0" w:line="240" w:lineRule="auto"/>
               <w:rPr>
                 <w:rFonts w:ascii="Arial" w:hAnsi="Arial" w:cs="Arial"/>
-                <w:sz w:val="16"/>
-                <w:szCs w:val="16"/>
-                <w:lang w:val="ru-RU"/>
-              </w:rPr>
-            </w:pPr>
-            <w:r>
-              <w:rPr>
-                <w:rFonts w:ascii="Arial" w:hAnsi="Arial" w:cs="Arial"/>
-                <w:b/>
-                <w:bCs/>
-                <w:sz w:val="16"/>
-                <w:szCs w:val="16"/>
-                <w:lang w:val="ru-RU"/>
-              </w:rPr>
-              <w:t xml:space="preserve">Ковалевская Мария Иосифовна  27 лет  </w:t>
+                <w:b/>
+                <w:bCs/>
+                <w:sz w:val="16"/>
+                <w:szCs w:val="16"/>
+                <w:lang w:val="ru-RU"/>
+              </w:rPr>
+            </w:pPr>
+            <w:r>
+              <w:rPr>
+                <w:rFonts w:ascii="Arial" w:hAnsi="Arial" w:cs="Arial"/>
+                <w:b/>
+                <w:bCs/>
+                <w:sz w:val="16"/>
+                <w:szCs w:val="16"/>
+                <w:lang w:val="ru-RU"/>
+              </w:rPr>
+              <w:t xml:space="preserve">Макаровская Мавра </w:t>
+            </w:r>
+            <w:proofErr w:type="gramStart"/>
+            <w:r>
+              <w:rPr>
+                <w:rFonts w:ascii="Arial" w:hAnsi="Arial" w:cs="Arial"/>
+                <w:b/>
+                <w:bCs/>
+                <w:sz w:val="16"/>
+                <w:szCs w:val="16"/>
+                <w:lang w:val="ru-RU"/>
+              </w:rPr>
+              <w:t>Степановна  61</w:t>
+            </w:r>
+            <w:proofErr w:type="gramEnd"/>
+            <w:r>
+              <w:rPr>
+                <w:rFonts w:ascii="Arial" w:hAnsi="Arial" w:cs="Arial"/>
+                <w:b/>
+                <w:bCs/>
+                <w:sz w:val="16"/>
+                <w:szCs w:val="16"/>
+                <w:lang w:val="ru-RU"/>
+              </w:rPr>
+              <w:t xml:space="preserve"> год  </w:t>
             </w:r>
           </w:p>
           <w:p>
@@ -4397,13 +6772,144 @@
                 <w:szCs w:val="16"/>
                 <w:lang w:val="ru-RU"/>
               </w:rPr>
-              <w:t>Родилась</w:t>
-            </w:r>
-            <w:r>
-              <w:rPr>
-                <w:rFonts w:ascii="Arial" w:hAnsi="Arial" w:cs="Arial"/>
-                <w:sz w:val="16"/>
-                <w:szCs w:val="16"/>
+              <w:t xml:space="preserve">1868 г.р., </w:t>
+            </w:r>
+            <w:proofErr w:type="spellStart"/>
+            <w:r>
+              <w:rPr>
+                <w:rFonts w:ascii="Arial" w:hAnsi="Arial" w:cs="Arial"/>
+                <w:sz w:val="16"/>
+                <w:szCs w:val="16"/>
+                <w:lang w:val="ru-RU"/>
+              </w:rPr>
+              <w:t>м.р</w:t>
+            </w:r>
+            <w:proofErr w:type="spellEnd"/>
+            <w:r>
+              <w:rPr>
+                <w:rFonts w:ascii="Arial" w:hAnsi="Arial" w:cs="Arial"/>
+                <w:sz w:val="16"/>
+                <w:szCs w:val="16"/>
+                <w:lang w:val="ru-RU"/>
+              </w:rPr>
+              <w:t xml:space="preserve">.: г. Краснодар, </w:t>
+            </w:r>
+            <w:r>
+              <w:rPr>
+                <w:rFonts w:ascii="Arial" w:hAnsi="Arial" w:cs="Arial"/>
+                <w:sz w:val="16"/>
+                <w:szCs w:val="16"/>
+                <w:shd w:val="clear" w:color="auto" w:fill="FFFFFF"/>
+                <w:lang w:val="ru-RU"/>
+              </w:rPr>
+              <w:t xml:space="preserve">из мещан г. </w:t>
+            </w:r>
+            <w:proofErr w:type="gramStart"/>
+            <w:r>
+              <w:rPr>
+                <w:rFonts w:ascii="Arial" w:hAnsi="Arial" w:cs="Arial"/>
+                <w:sz w:val="16"/>
+                <w:szCs w:val="16"/>
+                <w:shd w:val="clear" w:color="auto" w:fill="FFFFFF"/>
+                <w:lang w:val="ru-RU"/>
+              </w:rPr>
+              <w:t>Екатеринодара</w:t>
+            </w:r>
+            <w:r>
+              <w:rPr>
+                <w:rFonts w:ascii="Arial" w:hAnsi="Arial" w:cs="Arial"/>
+                <w:sz w:val="16"/>
+                <w:szCs w:val="16"/>
+                <w:lang w:val="ru-RU"/>
+              </w:rPr>
+              <w:t xml:space="preserve"> ,</w:t>
+            </w:r>
+            <w:proofErr w:type="gramEnd"/>
+            <w:r>
+              <w:rPr>
+                <w:rFonts w:ascii="Arial" w:hAnsi="Arial" w:cs="Arial"/>
+                <w:sz w:val="16"/>
+                <w:szCs w:val="16"/>
+                <w:lang w:val="ru-RU"/>
+              </w:rPr>
+              <w:t xml:space="preserve"> русская, образование: начальное, б/п, чернорабочая. </w:t>
+            </w:r>
+            <w:proofErr w:type="spellStart"/>
+            <w:r>
+              <w:rPr>
+                <w:rFonts w:ascii="Arial" w:hAnsi="Arial" w:cs="Arial"/>
+                <w:sz w:val="16"/>
+                <w:szCs w:val="16"/>
+                <w:lang w:val="ru-RU"/>
+              </w:rPr>
+              <w:t>прож</w:t>
+            </w:r>
+            <w:proofErr w:type="spellEnd"/>
+            <w:r>
+              <w:rPr>
+                <w:rFonts w:ascii="Arial" w:hAnsi="Arial" w:cs="Arial"/>
+                <w:sz w:val="16"/>
+                <w:szCs w:val="16"/>
+                <w:lang w:val="ru-RU"/>
+              </w:rPr>
+              <w:t xml:space="preserve">.: Крымский р-н, с. </w:t>
+            </w:r>
+            <w:proofErr w:type="spellStart"/>
+            <w:r>
+              <w:rPr>
+                <w:rFonts w:ascii="Arial" w:hAnsi="Arial" w:cs="Arial"/>
+                <w:sz w:val="16"/>
+                <w:szCs w:val="16"/>
+                <w:lang w:val="ru-RU"/>
+              </w:rPr>
+              <w:t>Псебепс</w:t>
+            </w:r>
+            <w:proofErr w:type="spellEnd"/>
+            <w:r>
+              <w:rPr>
+                <w:rFonts w:ascii="Arial" w:hAnsi="Arial" w:cs="Arial"/>
+                <w:sz w:val="16"/>
+                <w:szCs w:val="16"/>
+                <w:lang w:val="ru-RU"/>
+              </w:rPr>
+              <w:t xml:space="preserve">. Приговор: тройка при ПП ОГПУ Сев. </w:t>
+            </w:r>
+            <w:proofErr w:type="spellStart"/>
+            <w:r>
+              <w:rPr>
+                <w:rFonts w:ascii="Arial" w:hAnsi="Arial" w:cs="Arial"/>
+                <w:sz w:val="16"/>
+                <w:szCs w:val="16"/>
+                <w:lang w:val="ru-RU"/>
+              </w:rPr>
+              <w:t>Кав.края</w:t>
+            </w:r>
+            <w:proofErr w:type="spellEnd"/>
+            <w:r>
+              <w:rPr>
+                <w:rFonts w:ascii="Arial" w:hAnsi="Arial" w:cs="Arial"/>
+                <w:sz w:val="16"/>
+                <w:szCs w:val="16"/>
+                <w:lang w:val="ru-RU"/>
+              </w:rPr>
+              <w:t xml:space="preserve"> и Даг. ССР, 08.07.1929 — ВМН. </w:t>
+            </w:r>
+            <w:r>
+              <w:rPr>
+                <w:rFonts w:ascii="Arial" w:hAnsi="Arial" w:cs="Arial"/>
+                <w:sz w:val="16"/>
+                <w:szCs w:val="16"/>
+                <w:shd w:val="clear" w:color="auto" w:fill="FFFFFF"/>
+                <w:lang w:val="ru-RU"/>
+              </w:rPr>
+              <w:t>Дата расстрела:</w:t>
+            </w:r>
+            <w:r>
+              <w:rPr>
+                <w:rFonts w:ascii="Arial" w:hAnsi="Arial" w:cs="Arial"/>
+                <w:sz w:val="16"/>
+                <w:szCs w:val="16"/>
+                <w:shd w:val="clear" w:color="auto" w:fill="FFFFFF"/>
               </w:rPr>
               <w:t> </w:t>
             </w:r>
@@ -4412,15 +6918,17 @@
                 <w:rFonts w:ascii="Arial" w:hAnsi="Arial" w:cs="Arial"/>
                 <w:sz w:val="16"/>
                 <w:szCs w:val="16"/>
-                <w:lang w:val="ru-RU"/>
-              </w:rPr>
-              <w:t>07.08.1900, г. Венгровец Познаньской губ. Польша; полька; образование н/среднее; секретный сотрудник, Полит.полиция Польши. Прож.:</w:t>
-            </w:r>
-            <w:r>
-              <w:rPr>
-                <w:rFonts w:ascii="Arial" w:hAnsi="Arial" w:cs="Arial"/>
-                <w:sz w:val="16"/>
-                <w:szCs w:val="16"/>
+                <w:shd w:val="clear" w:color="auto" w:fill="FFFFFF"/>
+                <w:lang w:val="ru-RU"/>
+              </w:rPr>
+              <w:t>17 июля 1929</w:t>
+            </w:r>
+            <w:r>
+              <w:rPr>
+                <w:rFonts w:ascii="Arial" w:hAnsi="Arial" w:cs="Arial"/>
+                <w:sz w:val="16"/>
+                <w:szCs w:val="16"/>
+                <w:shd w:val="clear" w:color="auto" w:fill="FFFFFF"/>
               </w:rPr>
               <w:t> </w:t>
             </w:r>
@@ -4429,26 +6937,39 @@
                 <w:rFonts w:ascii="Arial" w:hAnsi="Arial" w:cs="Arial"/>
                 <w:sz w:val="16"/>
                 <w:szCs w:val="16"/>
-                <w:lang w:val="ru-RU"/>
-              </w:rPr>
-              <w:t>г. Вильно, ул. Маева. Арестована 24 марта 1927 г. Приговорена: "тройка" 2 июля 1927 г., обв.:</w:t>
-            </w:r>
-            <w:r>
-              <w:rPr>
-                <w:rFonts w:ascii="Arial" w:hAnsi="Arial" w:cs="Arial"/>
-                <w:sz w:val="16"/>
-                <w:szCs w:val="16"/>
-              </w:rPr>
-              <w:t> </w:t>
-            </w:r>
-            <w:r>
-              <w:rPr>
-                <w:rFonts w:ascii="Arial" w:hAnsi="Arial" w:cs="Arial"/>
-                <w:sz w:val="16"/>
-                <w:szCs w:val="16"/>
-                <w:lang w:val="ru-RU"/>
-              </w:rPr>
-              <w:t>66-1 УК БССР - нелег.переходе границы с развед.целями, сотр.с поль.политполицией и 2 отд.Генштаб. Приговор: ВМН Расстреляна 18 августа 1927 г. Реабилитирована 21 мая 1992 г. Белвоенпрокуратура</w:t>
+                <w:shd w:val="clear" w:color="auto" w:fill="FFFFFF"/>
+                <w:lang w:val="ru-RU"/>
+              </w:rPr>
+              <w:t xml:space="preserve">г. </w:t>
+            </w:r>
+            <w:r>
+              <w:rPr>
+                <w:rFonts w:ascii="Arial" w:hAnsi="Arial" w:cs="Arial"/>
+                <w:sz w:val="16"/>
+                <w:szCs w:val="16"/>
+                <w:lang w:val="ru-RU"/>
+              </w:rPr>
+              <w:t xml:space="preserve">Реабилитация: на основании закона РСФСР от 18.10.1991. </w:t>
+            </w:r>
+            <w:proofErr w:type="spellStart"/>
+            <w:r>
+              <w:rPr>
+                <w:rFonts w:ascii="Arial" w:hAnsi="Arial" w:cs="Arial"/>
+                <w:sz w:val="16"/>
+                <w:szCs w:val="16"/>
+                <w:lang w:val="ru-RU"/>
+              </w:rPr>
+              <w:t>Арх.дело</w:t>
+            </w:r>
+            <w:proofErr w:type="spellEnd"/>
+            <w:r>
+              <w:rPr>
+                <w:rFonts w:ascii="Arial" w:hAnsi="Arial" w:cs="Arial"/>
+                <w:sz w:val="16"/>
+                <w:szCs w:val="16"/>
+                <w:lang w:val="ru-RU"/>
+              </w:rPr>
+              <w:t>: 63796</w:t>
             </w:r>
           </w:p>
           <w:p>
@@ -4465,21 +6986,40 @@
               <w:ind w:right="60"/>
               <w:rPr>
                 <w:rFonts w:ascii="Arial" w:hAnsi="Arial" w:cs="Arial"/>
-                <w:sz w:val="16"/>
-                <w:szCs w:val="16"/>
-                <w:lang w:val="ru-RU"/>
-              </w:rPr>
-            </w:pPr>
-            <w:r>
-              <w:rPr>
-                <w:rFonts w:ascii="Arial" w:hAnsi="Arial" w:cs="Arial"/>
                 <w:i/>
                 <w:sz w:val="16"/>
                 <w:szCs w:val="16"/>
                 <w:lang w:val="ru-RU"/>
               </w:rPr>
-              <w:lastRenderedPageBreak/>
-              <w:t xml:space="preserve">Источник: Белорусский "Мемориал";  </w:t>
+            </w:pPr>
+            <w:r>
+              <w:rPr>
+                <w:rFonts w:ascii="Arial" w:hAnsi="Arial" w:cs="Arial"/>
+                <w:sz w:val="16"/>
+                <w:szCs w:val="16"/>
+                <w:lang w:val="ru-RU"/>
+              </w:rPr>
+              <w:t xml:space="preserve">Источник: Книга памяти Краснодарского </w:t>
+            </w:r>
+            <w:proofErr w:type="gramStart"/>
+            <w:r>
+              <w:rPr>
+                <w:rFonts w:ascii="Arial" w:hAnsi="Arial" w:cs="Arial"/>
+                <w:sz w:val="16"/>
+                <w:szCs w:val="16"/>
+                <w:lang w:val="ru-RU"/>
+              </w:rPr>
+              <w:t>края ,</w:t>
+            </w:r>
+            <w:proofErr w:type="gramEnd"/>
+            <w:r>
+              <w:rPr>
+                <w:rFonts w:ascii="Arial" w:hAnsi="Arial" w:cs="Arial"/>
+                <w:sz w:val="16"/>
+                <w:szCs w:val="16"/>
+                <w:lang w:val="ru-RU"/>
+              </w:rPr>
+              <w:t xml:space="preserve"> подготовительные материалы;  </w:t>
             </w:r>
             <w:hyperlink r:id="rId23" w:history="1">
               <w:r>
@@ -4500,15 +7040,193 @@
         </w:tc>
       </w:tr>
       <w:tr>
-        <w:trPr>
-          <w:trHeight w:val="576"/>
-        </w:trPr>
         <w:tc>
           <w:tcPr>
             <w:tcW w:w="10980" w:type="dxa"/>
             <w:shd w:val="clear" w:color="auto" w:fill="auto"/>
             <w:vAlign w:val="center"/>
           </w:tcPr>
+          <w:p>
+            <w:pPr>
+              <w:pStyle w:val="BodyText"/>
+              <w:pBdr>
+                <w:top w:val="none" w:sz="0" w:space="0" w:color="000000"/>
+                <w:left w:val="none" w:sz="0" w:space="0" w:color="000000"/>
+                <w:bottom w:val="none" w:sz="0" w:space="0" w:color="000000"/>
+                <w:right w:val="none" w:sz="0" w:space="0" w:color="000000"/>
+              </w:pBdr>
+              <w:spacing w:after="0" w:line="240" w:lineRule="auto"/>
+              <w:rPr>
+                <w:rFonts w:ascii="Arial" w:hAnsi="Arial" w:cs="Arial"/>
+                <w:sz w:val="16"/>
+                <w:szCs w:val="16"/>
+                <w:lang w:val="ru-RU"/>
+              </w:rPr>
+            </w:pPr>
+            <w:r>
+              <w:rPr>
+                <w:rFonts w:ascii="Arial" w:hAnsi="Arial" w:cs="Arial"/>
+                <w:b/>
+                <w:sz w:val="16"/>
+                <w:szCs w:val="16"/>
+                <w:lang w:val="ru-RU"/>
+              </w:rPr>
+              <w:t xml:space="preserve">Малинина Аделаида </w:t>
+            </w:r>
+            <w:proofErr w:type="gramStart"/>
+            <w:r>
+              <w:rPr>
+                <w:rFonts w:ascii="Arial" w:hAnsi="Arial" w:cs="Arial"/>
+                <w:b/>
+                <w:sz w:val="16"/>
+                <w:szCs w:val="16"/>
+                <w:lang w:val="ru-RU"/>
+              </w:rPr>
+              <w:t>Яковлевна  36</w:t>
+            </w:r>
+            <w:proofErr w:type="gramEnd"/>
+            <w:r>
+              <w:rPr>
+                <w:rFonts w:ascii="Arial" w:hAnsi="Arial" w:cs="Arial"/>
+                <w:b/>
+                <w:sz w:val="16"/>
+                <w:szCs w:val="16"/>
+                <w:lang w:val="ru-RU"/>
+              </w:rPr>
+              <w:t xml:space="preserve"> лет     </w:t>
+            </w:r>
+          </w:p>
+          <w:p>
+            <w:pPr>
+              <w:pStyle w:val="BodyText"/>
+              <w:pBdr>
+                <w:top w:val="none" w:sz="0" w:space="0" w:color="000000"/>
+                <w:left w:val="none" w:sz="0" w:space="0" w:color="000000"/>
+                <w:bottom w:val="none" w:sz="0" w:space="0" w:color="000000"/>
+                <w:right w:val="none" w:sz="0" w:space="0" w:color="000000"/>
+              </w:pBdr>
+              <w:spacing w:after="0" w:line="240" w:lineRule="auto"/>
+              <w:rPr>
+                <w:rFonts w:ascii="Arial" w:hAnsi="Arial" w:cs="Arial"/>
+                <w:sz w:val="16"/>
+                <w:szCs w:val="16"/>
+                <w:lang w:val="ru-RU"/>
+              </w:rPr>
+            </w:pPr>
+            <w:r>
+              <w:rPr>
+                <w:rFonts w:ascii="Arial" w:hAnsi="Arial" w:cs="Arial"/>
+                <w:sz w:val="16"/>
+                <w:szCs w:val="16"/>
+                <w:lang w:val="ru-RU"/>
+              </w:rPr>
+              <w:t xml:space="preserve">(варианты фамилии: </w:t>
+            </w:r>
+            <w:proofErr w:type="spellStart"/>
+            <w:r>
+              <w:rPr>
+                <w:rFonts w:ascii="Arial" w:hAnsi="Arial" w:cs="Arial"/>
+                <w:sz w:val="16"/>
+                <w:szCs w:val="16"/>
+                <w:lang w:val="ru-RU"/>
+              </w:rPr>
+              <w:t>Кеске</w:t>
+            </w:r>
+            <w:proofErr w:type="spellEnd"/>
+            <w:r>
+              <w:rPr>
+                <w:rFonts w:ascii="Arial" w:hAnsi="Arial" w:cs="Arial"/>
+                <w:sz w:val="16"/>
+                <w:szCs w:val="16"/>
+                <w:lang w:val="ru-RU"/>
+              </w:rPr>
+              <w:t>) Родилась</w:t>
+            </w:r>
+            <w:r>
+              <w:rPr>
+                <w:rFonts w:ascii="Arial" w:hAnsi="Arial" w:cs="Arial"/>
+                <w:sz w:val="16"/>
+                <w:szCs w:val="16"/>
+              </w:rPr>
+              <w:t> </w:t>
+            </w:r>
+            <w:r>
+              <w:rPr>
+                <w:rFonts w:ascii="Arial" w:hAnsi="Arial" w:cs="Arial"/>
+                <w:sz w:val="16"/>
+                <w:szCs w:val="16"/>
+                <w:lang w:val="ru-RU"/>
+              </w:rPr>
+              <w:t xml:space="preserve">в 1893 г., уроженка села </w:t>
+            </w:r>
+            <w:proofErr w:type="spellStart"/>
+            <w:r>
+              <w:rPr>
+                <w:rFonts w:ascii="Arial" w:hAnsi="Arial" w:cs="Arial"/>
+                <w:sz w:val="16"/>
+                <w:szCs w:val="16"/>
+                <w:lang w:val="ru-RU"/>
+              </w:rPr>
+              <w:t>Князево</w:t>
+            </w:r>
+            <w:proofErr w:type="spellEnd"/>
+            <w:r>
+              <w:rPr>
+                <w:rFonts w:ascii="Arial" w:hAnsi="Arial" w:cs="Arial"/>
+                <w:sz w:val="16"/>
+                <w:szCs w:val="16"/>
+                <w:lang w:val="ru-RU"/>
+              </w:rPr>
+              <w:t xml:space="preserve"> Гдовского р-на; Домохозяйка.  Арестована 26 марта 1929 г.</w:t>
+            </w:r>
+            <w:r>
+              <w:rPr>
+                <w:rFonts w:ascii="Arial" w:hAnsi="Arial" w:cs="Arial"/>
+                <w:sz w:val="16"/>
+                <w:szCs w:val="16"/>
+                <w:lang w:val="ru-RU"/>
+              </w:rPr>
+              <w:br/>
+              <w:t xml:space="preserve">Приговорена: органами ОГПУ 4 ноября 1929 г., </w:t>
+            </w:r>
+            <w:proofErr w:type="spellStart"/>
+            <w:r>
+              <w:rPr>
+                <w:rFonts w:ascii="Arial" w:hAnsi="Arial" w:cs="Arial"/>
+                <w:sz w:val="16"/>
+                <w:szCs w:val="16"/>
+                <w:lang w:val="ru-RU"/>
+              </w:rPr>
+              <w:t>обв</w:t>
+            </w:r>
+            <w:proofErr w:type="spellEnd"/>
+            <w:r>
+              <w:rPr>
+                <w:rFonts w:ascii="Arial" w:hAnsi="Arial" w:cs="Arial"/>
+                <w:sz w:val="16"/>
+                <w:szCs w:val="16"/>
+                <w:lang w:val="ru-RU"/>
+              </w:rPr>
+              <w:t>.:</w:t>
+            </w:r>
+            <w:r>
+              <w:rPr>
+                <w:rFonts w:ascii="Arial" w:hAnsi="Arial" w:cs="Arial"/>
+                <w:sz w:val="16"/>
+                <w:szCs w:val="16"/>
+              </w:rPr>
+              <w:t> </w:t>
+            </w:r>
+            <w:r>
+              <w:rPr>
+                <w:rFonts w:ascii="Arial" w:hAnsi="Arial" w:cs="Arial"/>
+                <w:sz w:val="16"/>
+                <w:szCs w:val="16"/>
+                <w:lang w:val="ru-RU"/>
+              </w:rPr>
+              <w:t>ст.58-6 УК РСФСР.  Приговор: к расстрелу. Реабилитирована 9 декабря 2002 г. реабилитирована</w:t>
+            </w:r>
+          </w:p>
           <w:p>
             <w:pPr>
               <w:pStyle w:val="BodyText"/>
@@ -4523,81 +7241,6 @@
               <w:ind w:right="60"/>
               <w:rPr>
                 <w:rFonts w:ascii="Arial" w:hAnsi="Arial" w:cs="Arial"/>
-                <w:iCs/>
-                <w:sz w:val="16"/>
-                <w:szCs w:val="16"/>
-                <w:lang w:val="ru-RU"/>
-              </w:rPr>
-            </w:pPr>
-            <w:r>
-              <w:rPr>
-                <w:rFonts w:ascii="Arial" w:hAnsi="Arial" w:cs="Arial"/>
-                <w:b/>
-                <w:bCs/>
-                <w:iCs/>
-                <w:sz w:val="16"/>
-                <w:szCs w:val="16"/>
-                <w:lang w:val="ru-RU"/>
-              </w:rPr>
-              <w:lastRenderedPageBreak/>
-              <w:t>Литвинова Евдокия (Ермиония) Ивановна  55 лет</w:t>
-            </w:r>
-            <w:r>
-              <w:rPr>
-                <w:rFonts w:ascii="Arial" w:hAnsi="Arial" w:cs="Arial"/>
-                <w:iCs/>
-                <w:sz w:val="16"/>
-                <w:szCs w:val="16"/>
-                <w:lang w:val="ru-RU"/>
-              </w:rPr>
-              <w:t xml:space="preserve">  </w:t>
-            </w:r>
-          </w:p>
-          <w:p>
-            <w:pPr>
-              <w:pStyle w:val="BodyText"/>
-              <w:pBdr>
-                <w:top w:val="none" w:sz="0" w:space="0" w:color="000000"/>
-                <w:left w:val="none" w:sz="0" w:space="0" w:color="000000"/>
-                <w:bottom w:val="none" w:sz="0" w:space="0" w:color="000000"/>
-                <w:right w:val="none" w:sz="0" w:space="0" w:color="000000"/>
-              </w:pBdr>
-              <w:snapToGrid w:val="0"/>
-              <w:spacing w:after="0" w:line="240" w:lineRule="auto"/>
-              <w:ind w:right="60"/>
-              <w:rPr>
-                <w:rFonts w:ascii="Arial" w:hAnsi="Arial" w:cs="Arial"/>
-                <w:iCs/>
-                <w:sz w:val="16"/>
-                <w:szCs w:val="16"/>
-                <w:lang w:val="ru-RU"/>
-              </w:rPr>
-            </w:pPr>
-            <w:r>
-              <w:rPr>
-                <w:rFonts w:ascii="Arial" w:hAnsi="Arial" w:cs="Arial"/>
-                <w:iCs/>
-                <w:sz w:val="16"/>
-                <w:szCs w:val="16"/>
-                <w:lang w:val="ru-RU"/>
-              </w:rPr>
-              <w:t>1868 г.р., м.р.: Самарская губ., Бугурусланский у., д. Алексеевка, игумения. Дата смерти: 1923 г. Место смерти: Оренбургская о., с. Ключегорье (Таллы), Ключегорский Казанско-Богородицкий женский монастырь</w:t>
-            </w:r>
-          </w:p>
-          <w:p>
-            <w:pPr>
-              <w:pStyle w:val="BodyText"/>
-              <w:pBdr>
-                <w:top w:val="none" w:sz="0" w:space="0" w:color="000000"/>
-                <w:left w:val="none" w:sz="0" w:space="0" w:color="000000"/>
-                <w:bottom w:val="none" w:sz="0" w:space="0" w:color="000000"/>
-                <w:right w:val="none" w:sz="0" w:space="0" w:color="000000"/>
-              </w:pBdr>
-              <w:snapToGrid w:val="0"/>
-              <w:spacing w:after="0" w:line="240" w:lineRule="auto"/>
-              <w:ind w:right="60"/>
-              <w:rPr>
-                <w:rFonts w:ascii="Arial" w:hAnsi="Arial" w:cs="Arial"/>
                 <w:i/>
                 <w:sz w:val="16"/>
                 <w:szCs w:val="16"/>
@@ -4607,12 +7250,12 @@
             <w:r>
               <w:rPr>
                 <w:rFonts w:ascii="Arial" w:hAnsi="Arial" w:cs="Arial"/>
-                <w:iCs/>
-                <w:sz w:val="16"/>
-                <w:szCs w:val="16"/>
-                <w:lang w:val="ru-RU"/>
-              </w:rPr>
-              <w:t xml:space="preserve">Источники данных: БД «Новомученики и исповедники Русской Православной Церкви XX века»; </w:t>
+                <w:i/>
+                <w:sz w:val="16"/>
+                <w:szCs w:val="16"/>
+                <w:lang w:val="ru-RU"/>
+              </w:rPr>
+              <w:t xml:space="preserve">Источник: Книга памяти Псковской обл.;  </w:t>
             </w:r>
             <w:hyperlink r:id="rId24" w:history="1">
               <w:r>
@@ -4641,497 +7284,15 @@
           </w:tcPr>
           <w:p>
             <w:pPr>
-              <w:pStyle w:val="BodyText"/>
-              <w:snapToGrid w:val="0"/>
-              <w:spacing w:after="0" w:line="240" w:lineRule="auto"/>
-              <w:rPr>
-                <w:rFonts w:ascii="Arial" w:hAnsi="Arial" w:cs="Arial"/>
-                <w:sz w:val="16"/>
-                <w:szCs w:val="16"/>
-                <w:lang w:val="ru-RU"/>
-              </w:rPr>
-            </w:pPr>
-            <w:r>
-              <w:rPr>
-                <w:rFonts w:ascii="Arial" w:hAnsi="Arial" w:cs="Arial"/>
-                <w:b/>
-                <w:sz w:val="16"/>
-                <w:szCs w:val="16"/>
-                <w:lang w:val="ru-RU"/>
-              </w:rPr>
-              <w:t xml:space="preserve">Мендель Ирма Марковна  29 лет     </w:t>
-            </w:r>
-          </w:p>
-          <w:p>
-            <w:pPr>
-              <w:pStyle w:val="BodyText"/>
-              <w:pBdr>
-                <w:top w:val="none" w:sz="0" w:space="0" w:color="000000"/>
-                <w:left w:val="none" w:sz="0" w:space="0" w:color="000000"/>
-                <w:bottom w:val="none" w:sz="0" w:space="0" w:color="000000"/>
-                <w:right w:val="none" w:sz="0" w:space="0" w:color="000000"/>
-              </w:pBdr>
-              <w:spacing w:after="0" w:line="240" w:lineRule="auto"/>
-              <w:ind w:right="60"/>
-              <w:rPr>
-                <w:rFonts w:ascii="Arial" w:hAnsi="Arial" w:cs="Arial"/>
-                <w:sz w:val="16"/>
-                <w:szCs w:val="16"/>
-                <w:lang w:val="ru-RU"/>
-              </w:rPr>
-            </w:pPr>
-            <w:r>
-              <w:rPr>
-                <w:rFonts w:ascii="Arial" w:hAnsi="Arial" w:cs="Arial"/>
-                <w:sz w:val="16"/>
-                <w:szCs w:val="16"/>
-                <w:lang w:val="ru-RU"/>
-              </w:rPr>
-              <w:t>Родилась</w:t>
-            </w:r>
-            <w:r>
-              <w:rPr>
-                <w:rFonts w:ascii="Arial" w:hAnsi="Arial" w:cs="Arial"/>
-                <w:sz w:val="16"/>
-                <w:szCs w:val="16"/>
-              </w:rPr>
-              <w:t> </w:t>
-            </w:r>
-            <w:r>
-              <w:rPr>
-                <w:rFonts w:ascii="Arial" w:hAnsi="Arial" w:cs="Arial"/>
-                <w:sz w:val="16"/>
-                <w:szCs w:val="16"/>
-                <w:lang w:val="ru-RU"/>
-              </w:rPr>
-              <w:t>в 1898 г., г. Будапешт; венгерка; образование среднее; член компартии Венгрии; служащая, в 1925 эмигрировала в СССР. Прож.: г. Москва, Воронцово Поле, 3.  Арестована 22 декабря 1925 г.  Приговорена: Коллегией ОГПУ 9 июня 1927 г., обв.:</w:t>
-            </w:r>
-            <w:r>
-              <w:rPr>
-                <w:rFonts w:ascii="Arial" w:hAnsi="Arial" w:cs="Arial"/>
-                <w:sz w:val="16"/>
-                <w:szCs w:val="16"/>
-              </w:rPr>
-              <w:t> </w:t>
-            </w:r>
-            <w:r>
-              <w:rPr>
-                <w:rFonts w:ascii="Arial" w:hAnsi="Arial" w:cs="Arial"/>
-                <w:sz w:val="16"/>
-                <w:szCs w:val="16"/>
-                <w:lang w:val="ru-RU"/>
-              </w:rPr>
-              <w:t>провокаторской деятельности в рев.движении в Венгрии.  Расстреляна 30 сентября 1927 г. Место захоронения - Москва, Ваганьковское кладбище. Реабилитирована 7 июля 1993 г.</w:t>
-            </w:r>
-          </w:p>
-          <w:p>
-            <w:pPr>
-              <w:pStyle w:val="BodyText"/>
-              <w:pBdr>
-                <w:top w:val="none" w:sz="0" w:space="0" w:color="000000"/>
-                <w:left w:val="none" w:sz="0" w:space="0" w:color="000000"/>
-                <w:bottom w:val="none" w:sz="0" w:space="0" w:color="000000"/>
-                <w:right w:val="none" w:sz="0" w:space="0" w:color="000000"/>
-              </w:pBdr>
-              <w:snapToGrid w:val="0"/>
-              <w:spacing w:after="0" w:line="240" w:lineRule="auto"/>
-              <w:ind w:right="60"/>
-              <w:rPr>
-                <w:rFonts w:ascii="Arial" w:hAnsi="Arial" w:cs="Arial"/>
-                <w:i/>
-                <w:sz w:val="16"/>
-                <w:szCs w:val="16"/>
-                <w:lang w:val="ru-RU"/>
-              </w:rPr>
-            </w:pPr>
-            <w:r>
-              <w:rPr>
-                <w:rFonts w:ascii="Arial" w:hAnsi="Arial" w:cs="Arial"/>
-                <w:i/>
-                <w:sz w:val="16"/>
-                <w:szCs w:val="16"/>
-                <w:lang w:val="ru-RU"/>
-              </w:rPr>
-              <w:t xml:space="preserve">Источник: Москва, расстрельные списки - Ваганьковское кладбище;  </w:t>
-            </w:r>
+              <w:suppressAutoHyphens w:val="0"/>
+              <w:rPr>
+                <w:rFonts w:ascii="Arial" w:eastAsia="Times New Roman" w:hAnsi="Arial" w:cs="Arial"/>
+                <w:sz w:val="16"/>
+                <w:szCs w:val="16"/>
+                <w:lang w:val="ru-RU" w:eastAsia="en-US" w:bidi="ar-SA"/>
+              </w:rPr>
+            </w:pPr>
             <w:hyperlink r:id="rId25" w:history="1">
-              <w:r>
-                <w:rPr>
-                  <w:rStyle w:val="Hyperlink"/>
-                  <w:rFonts w:ascii="Arial" w:hAnsi="Arial" w:cs="Arial"/>
-                  <w:b/>
-                  <w:bCs/>
-                  <w:color w:val="auto"/>
-                  <w:sz w:val="16"/>
-                  <w:szCs w:val="16"/>
-                  <w:lang w:val="ru-RU"/>
-                </w:rPr>
-                <w:t>Открытый список</w:t>
-              </w:r>
-            </w:hyperlink>
-          </w:p>
-        </w:tc>
-      </w:tr>
-      <w:tr>
-        <w:tc>
-          <w:tcPr>
-            <w:tcW w:w="10980" w:type="dxa"/>
-            <w:shd w:val="clear" w:color="auto" w:fill="auto"/>
-            <w:vAlign w:val="center"/>
-          </w:tcPr>
-          <w:p>
-            <w:pPr>
-              <w:pStyle w:val="BodyText"/>
-              <w:pBdr>
-                <w:top w:val="none" w:sz="0" w:space="0" w:color="000000"/>
-                <w:left w:val="none" w:sz="0" w:space="0" w:color="000000"/>
-                <w:bottom w:val="none" w:sz="0" w:space="0" w:color="000000"/>
-                <w:right w:val="none" w:sz="0" w:space="0" w:color="000000"/>
-              </w:pBdr>
-              <w:spacing w:after="0" w:line="240" w:lineRule="auto"/>
-              <w:rPr>
-                <w:rFonts w:ascii="Arial" w:hAnsi="Arial" w:cs="Arial"/>
-                <w:b/>
-                <w:bCs/>
-                <w:sz w:val="16"/>
-                <w:szCs w:val="16"/>
-                <w:lang w:val="ru-RU"/>
-              </w:rPr>
-            </w:pPr>
-            <w:r>
-              <w:rPr>
-                <w:rFonts w:ascii="Arial" w:hAnsi="Arial" w:cs="Arial"/>
-                <w:b/>
-                <w:bCs/>
-                <w:sz w:val="16"/>
-                <w:szCs w:val="16"/>
-                <w:lang w:val="ru-RU"/>
-              </w:rPr>
-              <w:t xml:space="preserve">Макаровская Мавра Степановна  61 год  </w:t>
-            </w:r>
-          </w:p>
-          <w:p>
-            <w:pPr>
-              <w:pStyle w:val="BodyText"/>
-              <w:pBdr>
-                <w:top w:val="none" w:sz="0" w:space="0" w:color="000000"/>
-                <w:left w:val="none" w:sz="0" w:space="0" w:color="000000"/>
-                <w:bottom w:val="none" w:sz="0" w:space="0" w:color="000000"/>
-                <w:right w:val="none" w:sz="0" w:space="0" w:color="000000"/>
-              </w:pBdr>
-              <w:spacing w:after="0" w:line="240" w:lineRule="auto"/>
-              <w:rPr>
-                <w:rFonts w:ascii="Arial" w:hAnsi="Arial" w:cs="Arial"/>
-                <w:sz w:val="16"/>
-                <w:szCs w:val="16"/>
-                <w:lang w:val="ru-RU"/>
-              </w:rPr>
-            </w:pPr>
-            <w:r>
-              <w:rPr>
-                <w:rFonts w:ascii="Arial" w:hAnsi="Arial" w:cs="Arial"/>
-                <w:sz w:val="16"/>
-                <w:szCs w:val="16"/>
-                <w:lang w:val="ru-RU"/>
-              </w:rPr>
-              <w:t xml:space="preserve">1868 г.р., м.р.: г. Краснодар, </w:t>
-            </w:r>
-            <w:r>
-              <w:rPr>
-                <w:rFonts w:ascii="Arial" w:hAnsi="Arial" w:cs="Arial"/>
-                <w:sz w:val="16"/>
-                <w:szCs w:val="16"/>
-                <w:shd w:val="clear" w:color="auto" w:fill="FFFFFF"/>
-                <w:lang w:val="ru-RU"/>
-              </w:rPr>
-              <w:t>из мещан г. Екатеринодара</w:t>
-            </w:r>
-            <w:r>
-              <w:rPr>
-                <w:rFonts w:ascii="Arial" w:hAnsi="Arial" w:cs="Arial"/>
-                <w:sz w:val="16"/>
-                <w:szCs w:val="16"/>
-                <w:lang w:val="ru-RU"/>
-              </w:rPr>
-              <w:t xml:space="preserve"> , русская, образование: начальное, б/п, чернорабочая. прож.: Крымский р-н, с. Псебепс. Приговор: тройка при ПП ОГПУ Сев. Кав.края и Даг. ССР, 08.07.1929 — ВМН. </w:t>
-            </w:r>
-            <w:r>
-              <w:rPr>
-                <w:rFonts w:ascii="Arial" w:hAnsi="Arial" w:cs="Arial"/>
-                <w:sz w:val="16"/>
-                <w:szCs w:val="16"/>
-                <w:shd w:val="clear" w:color="auto" w:fill="FFFFFF"/>
-                <w:lang w:val="ru-RU"/>
-              </w:rPr>
-              <w:t>Дата расстрела:</w:t>
-            </w:r>
-            <w:r>
-              <w:rPr>
-                <w:rFonts w:ascii="Arial" w:hAnsi="Arial" w:cs="Arial"/>
-                <w:sz w:val="16"/>
-                <w:szCs w:val="16"/>
-                <w:shd w:val="clear" w:color="auto" w:fill="FFFFFF"/>
-              </w:rPr>
-              <w:t> </w:t>
-            </w:r>
-            <w:r>
-              <w:rPr>
-                <w:rFonts w:ascii="Arial" w:hAnsi="Arial" w:cs="Arial"/>
-                <w:sz w:val="16"/>
-                <w:szCs w:val="16"/>
-                <w:shd w:val="clear" w:color="auto" w:fill="FFFFFF"/>
-                <w:lang w:val="ru-RU"/>
-              </w:rPr>
-              <w:t>17 июля 1929</w:t>
-            </w:r>
-            <w:r>
-              <w:rPr>
-                <w:rFonts w:ascii="Arial" w:hAnsi="Arial" w:cs="Arial"/>
-                <w:sz w:val="16"/>
-                <w:szCs w:val="16"/>
-                <w:shd w:val="clear" w:color="auto" w:fill="FFFFFF"/>
-              </w:rPr>
-              <w:t> </w:t>
-            </w:r>
-            <w:r>
-              <w:rPr>
-                <w:rFonts w:ascii="Arial" w:hAnsi="Arial" w:cs="Arial"/>
-                <w:sz w:val="16"/>
-                <w:szCs w:val="16"/>
-                <w:shd w:val="clear" w:color="auto" w:fill="FFFFFF"/>
-                <w:lang w:val="ru-RU"/>
-              </w:rPr>
-              <w:t xml:space="preserve">г. </w:t>
-            </w:r>
-            <w:r>
-              <w:rPr>
-                <w:rFonts w:ascii="Arial" w:hAnsi="Arial" w:cs="Arial"/>
-                <w:sz w:val="16"/>
-                <w:szCs w:val="16"/>
-                <w:lang w:val="ru-RU"/>
-              </w:rPr>
-              <w:t>Реабилитация: на основании закона РСФСР от 18.10.1991. Арх.дело: 63796</w:t>
-            </w:r>
-          </w:p>
-          <w:p>
-            <w:pPr>
-              <w:pStyle w:val="BodyText"/>
-              <w:pBdr>
-                <w:top w:val="none" w:sz="0" w:space="0" w:color="000000"/>
-                <w:left w:val="none" w:sz="0" w:space="0" w:color="000000"/>
-                <w:bottom w:val="none" w:sz="0" w:space="0" w:color="000000"/>
-                <w:right w:val="none" w:sz="0" w:space="0" w:color="000000"/>
-              </w:pBdr>
-              <w:snapToGrid w:val="0"/>
-              <w:spacing w:after="0" w:line="240" w:lineRule="auto"/>
-              <w:ind w:right="60"/>
-              <w:rPr>
-                <w:rFonts w:ascii="Arial" w:hAnsi="Arial" w:cs="Arial"/>
-                <w:i/>
-                <w:sz w:val="16"/>
-                <w:szCs w:val="16"/>
-                <w:lang w:val="ru-RU"/>
-              </w:rPr>
-            </w:pPr>
-            <w:r>
-              <w:rPr>
-                <w:rFonts w:ascii="Arial" w:hAnsi="Arial" w:cs="Arial"/>
-                <w:sz w:val="16"/>
-                <w:szCs w:val="16"/>
-                <w:lang w:val="ru-RU"/>
-              </w:rPr>
-              <w:t xml:space="preserve">Источник: Книга памяти Краснодарского края , подготовительные материалы;  </w:t>
-            </w:r>
-            <w:hyperlink r:id="rId26" w:history="1">
-              <w:r>
-                <w:rPr>
-                  <w:rStyle w:val="Hyperlink"/>
-                  <w:rFonts w:ascii="Arial" w:hAnsi="Arial" w:cs="Arial"/>
-                  <w:b/>
-                  <w:bCs/>
-                  <w:color w:val="auto"/>
-                  <w:sz w:val="16"/>
-                  <w:szCs w:val="16"/>
-                  <w:lang w:val="ru-RU"/>
-                </w:rPr>
-                <w:t>Открытый список</w:t>
-              </w:r>
-            </w:hyperlink>
-          </w:p>
-        </w:tc>
-      </w:tr>
-      <w:tr>
-        <w:tc>
-          <w:tcPr>
-            <w:tcW w:w="10980" w:type="dxa"/>
-            <w:shd w:val="clear" w:color="auto" w:fill="auto"/>
-            <w:vAlign w:val="center"/>
-          </w:tcPr>
-          <w:p>
-            <w:pPr>
-              <w:pStyle w:val="BodyText"/>
-              <w:pBdr>
-                <w:top w:val="none" w:sz="0" w:space="0" w:color="000000"/>
-                <w:left w:val="none" w:sz="0" w:space="0" w:color="000000"/>
-                <w:bottom w:val="none" w:sz="0" w:space="0" w:color="000000"/>
-                <w:right w:val="none" w:sz="0" w:space="0" w:color="000000"/>
-              </w:pBdr>
-              <w:spacing w:after="0" w:line="240" w:lineRule="auto"/>
-              <w:rPr>
-                <w:rFonts w:ascii="Arial" w:hAnsi="Arial" w:cs="Arial"/>
-                <w:sz w:val="16"/>
-                <w:szCs w:val="16"/>
-                <w:lang w:val="ru-RU"/>
-              </w:rPr>
-            </w:pPr>
-            <w:r>
-              <w:rPr>
-                <w:rFonts w:ascii="Arial" w:hAnsi="Arial" w:cs="Arial"/>
-                <w:b/>
-                <w:sz w:val="16"/>
-                <w:szCs w:val="16"/>
-                <w:lang w:val="ru-RU"/>
-              </w:rPr>
-              <w:t xml:space="preserve">Малинина Аделаида Яковлевна  36 лет     </w:t>
-            </w:r>
-          </w:p>
-          <w:p>
-            <w:pPr>
-              <w:pStyle w:val="BodyText"/>
-              <w:pBdr>
-                <w:top w:val="none" w:sz="0" w:space="0" w:color="000000"/>
-                <w:left w:val="none" w:sz="0" w:space="0" w:color="000000"/>
-                <w:bottom w:val="none" w:sz="0" w:space="0" w:color="000000"/>
-                <w:right w:val="none" w:sz="0" w:space="0" w:color="000000"/>
-              </w:pBdr>
-              <w:spacing w:after="0" w:line="240" w:lineRule="auto"/>
-              <w:rPr>
-                <w:rFonts w:ascii="Arial" w:hAnsi="Arial" w:cs="Arial"/>
-                <w:sz w:val="16"/>
-                <w:szCs w:val="16"/>
-                <w:lang w:val="ru-RU"/>
-              </w:rPr>
-            </w:pPr>
-            <w:r>
-              <w:rPr>
-                <w:rFonts w:ascii="Arial" w:hAnsi="Arial" w:cs="Arial"/>
-                <w:sz w:val="16"/>
-                <w:szCs w:val="16"/>
-                <w:lang w:val="ru-RU"/>
-              </w:rPr>
-              <w:t>(варианты фамилии: Кеске) Родилась</w:t>
-            </w:r>
-            <w:r>
-              <w:rPr>
-                <w:rFonts w:ascii="Arial" w:hAnsi="Arial" w:cs="Arial"/>
-                <w:sz w:val="16"/>
-                <w:szCs w:val="16"/>
-              </w:rPr>
-              <w:t> </w:t>
-            </w:r>
-            <w:r>
-              <w:rPr>
-                <w:rFonts w:ascii="Arial" w:hAnsi="Arial" w:cs="Arial"/>
-                <w:sz w:val="16"/>
-                <w:szCs w:val="16"/>
-                <w:lang w:val="ru-RU"/>
-              </w:rPr>
-              <w:t>в 1893 г., уроженка села Князево Гдовского р-на; Домохозяйка.  Арестована 26 марта 1929 г.</w:t>
-            </w:r>
-            <w:r>
-              <w:rPr>
-                <w:rFonts w:ascii="Arial" w:hAnsi="Arial" w:cs="Arial"/>
-                <w:sz w:val="16"/>
-                <w:szCs w:val="16"/>
-                <w:lang w:val="ru-RU"/>
-              </w:rPr>
-              <w:br/>
-              <w:t>Приговорена: органами ОГПУ 4 ноября 1929 г., обв.:</w:t>
-            </w:r>
-            <w:r>
-              <w:rPr>
-                <w:rFonts w:ascii="Arial" w:hAnsi="Arial" w:cs="Arial"/>
-                <w:sz w:val="16"/>
-                <w:szCs w:val="16"/>
-              </w:rPr>
-              <w:t> </w:t>
-            </w:r>
-            <w:r>
-              <w:rPr>
-                <w:rFonts w:ascii="Arial" w:hAnsi="Arial" w:cs="Arial"/>
-                <w:sz w:val="16"/>
-                <w:szCs w:val="16"/>
-                <w:lang w:val="ru-RU"/>
-              </w:rPr>
-              <w:t>ст.58-6 УК РСФСР.  Приговор: к расстрелу. Реабилитирована 9 декабря 2002 г. реабилитирована</w:t>
-            </w:r>
-          </w:p>
-          <w:p>
-            <w:pPr>
-              <w:pStyle w:val="BodyText"/>
-              <w:pBdr>
-                <w:top w:val="none" w:sz="0" w:space="0" w:color="000000"/>
-                <w:left w:val="none" w:sz="0" w:space="0" w:color="000000"/>
-                <w:bottom w:val="none" w:sz="0" w:space="0" w:color="000000"/>
-                <w:right w:val="none" w:sz="0" w:space="0" w:color="000000"/>
-              </w:pBdr>
-              <w:snapToGrid w:val="0"/>
-              <w:spacing w:after="0" w:line="240" w:lineRule="auto"/>
-              <w:ind w:right="60"/>
-              <w:rPr>
-                <w:rFonts w:ascii="Arial" w:hAnsi="Arial" w:cs="Arial"/>
-                <w:i/>
-                <w:sz w:val="16"/>
-                <w:szCs w:val="16"/>
-                <w:lang w:val="ru-RU"/>
-              </w:rPr>
-            </w:pPr>
-            <w:r>
-              <w:rPr>
-                <w:rFonts w:ascii="Arial" w:hAnsi="Arial" w:cs="Arial"/>
-                <w:i/>
-                <w:sz w:val="16"/>
-                <w:szCs w:val="16"/>
-                <w:lang w:val="ru-RU"/>
-              </w:rPr>
-              <w:t xml:space="preserve">Источник: Книга памяти Псковской обл.;  </w:t>
-            </w:r>
-            <w:hyperlink r:id="rId27" w:history="1">
-              <w:r>
-                <w:rPr>
-                  <w:rStyle w:val="Hyperlink"/>
-                  <w:rFonts w:ascii="Arial" w:hAnsi="Arial" w:cs="Arial"/>
-                  <w:b/>
-                  <w:bCs/>
-                  <w:color w:val="auto"/>
-                  <w:sz w:val="16"/>
-                  <w:szCs w:val="16"/>
-                  <w:lang w:val="ru-RU"/>
-                </w:rPr>
-                <w:t>Открытый список</w:t>
-              </w:r>
-            </w:hyperlink>
-          </w:p>
-        </w:tc>
-      </w:tr>
-      <w:tr>
-        <w:tc>
-          <w:tcPr>
-            <w:tcW w:w="10980" w:type="dxa"/>
-            <w:shd w:val="clear" w:color="auto" w:fill="auto"/>
-            <w:vAlign w:val="center"/>
-          </w:tcPr>
-          <w:p>
-            <w:pPr>
-              <w:suppressAutoHyphens w:val="0"/>
-              <w:rPr>
-                <w:rFonts w:ascii="Arial" w:eastAsia="Times New Roman" w:hAnsi="Arial" w:cs="Arial"/>
-                <w:sz w:val="16"/>
-                <w:szCs w:val="16"/>
-                <w:lang w:val="ru-RU" w:eastAsia="en-US" w:bidi="ar-SA"/>
-              </w:rPr>
-            </w:pPr>
-            <w:hyperlink r:id="rId28" w:history="1">
               <w:r>
                 <w:rPr>
                   <w:rStyle w:val="Hyperlink"/>
@@ -5189,7 +7350,87 @@
                 <w:szCs w:val="16"/>
                 <w:lang w:val="ru-RU"/>
               </w:rPr>
-              <w:t>1909 г.р., м.р.: Куйбышевская обл., Большеглушицкий р-н, с. Большая Глушица.Обвинение: по ст. ст. 58-10 и 58-11. Приговор: тройка при ПП ОГПУ по Средне-Волжскому краю, 19.12.1929 — ВМН. Реабилитация: Закон от _18.10.1991_</w:t>
+              <w:t xml:space="preserve">1909 г.р., </w:t>
+            </w:r>
+            <w:proofErr w:type="spellStart"/>
+            <w:r>
+              <w:rPr>
+                <w:rFonts w:ascii="Arial" w:hAnsi="Arial" w:cs="Arial"/>
+                <w:sz w:val="16"/>
+                <w:szCs w:val="16"/>
+                <w:lang w:val="ru-RU"/>
+              </w:rPr>
+              <w:t>м.р</w:t>
+            </w:r>
+            <w:proofErr w:type="spellEnd"/>
+            <w:r>
+              <w:rPr>
+                <w:rFonts w:ascii="Arial" w:hAnsi="Arial" w:cs="Arial"/>
+                <w:sz w:val="16"/>
+                <w:szCs w:val="16"/>
+                <w:lang w:val="ru-RU"/>
+              </w:rPr>
+              <w:t xml:space="preserve">.: Куйбышевская обл., Большеглушицкий р-н, с. Большая </w:t>
+            </w:r>
+            <w:proofErr w:type="spellStart"/>
+            <w:r>
+              <w:rPr>
+                <w:rFonts w:ascii="Arial" w:hAnsi="Arial" w:cs="Arial"/>
+                <w:sz w:val="16"/>
+                <w:szCs w:val="16"/>
+                <w:lang w:val="ru-RU"/>
+              </w:rPr>
+              <w:t>Глушица.Обвинение</w:t>
+            </w:r>
+            <w:proofErr w:type="spellEnd"/>
+            <w:r>
+              <w:rPr>
+                <w:rFonts w:ascii="Arial" w:hAnsi="Arial" w:cs="Arial"/>
+                <w:sz w:val="16"/>
+                <w:szCs w:val="16"/>
+                <w:lang w:val="ru-RU"/>
+              </w:rPr>
+              <w:t xml:space="preserve">: по ст. ст. </w:t>
+            </w:r>
+            <w:proofErr w:type="gramStart"/>
+            <w:r>
+              <w:rPr>
+                <w:rFonts w:ascii="Arial" w:hAnsi="Arial" w:cs="Arial"/>
+                <w:sz w:val="16"/>
+                <w:szCs w:val="16"/>
+                <w:lang w:val="ru-RU"/>
+              </w:rPr>
+              <w:t>58-10</w:t>
+            </w:r>
+            <w:proofErr w:type="gramEnd"/>
+            <w:r>
+              <w:rPr>
+                <w:rFonts w:ascii="Arial" w:hAnsi="Arial" w:cs="Arial"/>
+                <w:sz w:val="16"/>
+                <w:szCs w:val="16"/>
+                <w:lang w:val="ru-RU"/>
+              </w:rPr>
+              <w:t xml:space="preserve"> и </w:t>
+            </w:r>
+            <w:proofErr w:type="gramStart"/>
+            <w:r>
+              <w:rPr>
+                <w:rFonts w:ascii="Arial" w:hAnsi="Arial" w:cs="Arial"/>
+                <w:sz w:val="16"/>
+                <w:szCs w:val="16"/>
+                <w:lang w:val="ru-RU"/>
+              </w:rPr>
+              <w:t>58-11</w:t>
+            </w:r>
+            <w:proofErr w:type="gramEnd"/>
+            <w:r>
+              <w:rPr>
+                <w:rFonts w:ascii="Arial" w:hAnsi="Arial" w:cs="Arial"/>
+                <w:sz w:val="16"/>
+                <w:szCs w:val="16"/>
+                <w:lang w:val="ru-RU"/>
+              </w:rPr>
+              <w:t>. Приговор: тройка при ПП ОГПУ по Средне-Волжскому краю, 19.12.1929 — ВМН. Реабилитация: Закон от _18.10.1991_</w:t>
             </w:r>
           </w:p>
           <w:p>
@@ -5212,9 +7453,29 @@
                 <w:szCs w:val="16"/>
                 <w:lang w:val="ru-RU"/>
               </w:rPr>
-              <w:t xml:space="preserve">Источник: Книга памяти Самарской обл. , т.19 (Большеглушицкий р-н);  </w:t>
-            </w:r>
-            <w:hyperlink r:id="rId29" w:history="1">
+              <w:t xml:space="preserve">Источник: Книга памяти Самарской </w:t>
+            </w:r>
+            <w:proofErr w:type="gramStart"/>
+            <w:r>
+              <w:rPr>
+                <w:rFonts w:ascii="Arial" w:hAnsi="Arial" w:cs="Arial"/>
+                <w:sz w:val="16"/>
+                <w:szCs w:val="16"/>
+                <w:lang w:val="ru-RU"/>
+              </w:rPr>
+              <w:t>обл. ,</w:t>
+            </w:r>
+            <w:proofErr w:type="gramEnd"/>
+            <w:r>
+              <w:rPr>
+                <w:rFonts w:ascii="Arial" w:hAnsi="Arial" w:cs="Arial"/>
+                <w:sz w:val="16"/>
+                <w:szCs w:val="16"/>
+                <w:lang w:val="ru-RU"/>
+              </w:rPr>
+              <w:t xml:space="preserve"> т.19 (Большеглушицкий р-н);  </w:t>
+            </w:r>
+            <w:hyperlink r:id="rId26" w:history="1">
               <w:r>
                 <w:rPr>
                   <w:rStyle w:val="Hyperlink"/>
@@ -5265,7 +7526,29 @@
                 <w:szCs w:val="16"/>
                 <w:lang w:val="ru-RU"/>
               </w:rPr>
-              <w:t xml:space="preserve">Михельсон Нонна Арнольдовна  23 года       </w:t>
+              <w:t xml:space="preserve">Михельсон Нонна </w:t>
+            </w:r>
+            <w:proofErr w:type="gramStart"/>
+            <w:r>
+              <w:rPr>
+                <w:rFonts w:ascii="Arial" w:hAnsi="Arial" w:cs="Arial"/>
+                <w:b/>
+                <w:sz w:val="16"/>
+                <w:szCs w:val="16"/>
+                <w:lang w:val="ru-RU"/>
+              </w:rPr>
+              <w:t>Арнольдовна  23</w:t>
+            </w:r>
+            <w:proofErr w:type="gramEnd"/>
+            <w:r>
+              <w:rPr>
+                <w:rFonts w:ascii="Arial" w:hAnsi="Arial" w:cs="Arial"/>
+                <w:b/>
+                <w:sz w:val="16"/>
+                <w:szCs w:val="16"/>
+                <w:lang w:val="ru-RU"/>
+              </w:rPr>
+              <w:t xml:space="preserve"> года       </w:t>
             </w:r>
           </w:p>
           <w:p>
@@ -5309,7 +7592,27 @@
                 <w:szCs w:val="16"/>
                 <w:lang w:val="ru-RU"/>
               </w:rPr>
-              <w:t>в 1906 г., уроженка г. Риги; крестьянка. Прож.: в Островском р-не. Арестована 6 ноября 1928 г.</w:t>
+              <w:t xml:space="preserve">в 1906 г., уроженка г. Риги; крестьянка. </w:t>
+            </w:r>
+            <w:proofErr w:type="spellStart"/>
+            <w:r>
+              <w:rPr>
+                <w:rFonts w:ascii="Arial" w:hAnsi="Arial" w:cs="Arial"/>
+                <w:sz w:val="16"/>
+                <w:szCs w:val="16"/>
+                <w:lang w:val="ru-RU"/>
+              </w:rPr>
+              <w:t>Прож</w:t>
+            </w:r>
+            <w:proofErr w:type="spellEnd"/>
+            <w:r>
+              <w:rPr>
+                <w:rFonts w:ascii="Arial" w:hAnsi="Arial" w:cs="Arial"/>
+                <w:sz w:val="16"/>
+                <w:szCs w:val="16"/>
+                <w:lang w:val="ru-RU"/>
+              </w:rPr>
+              <w:t>.: в Островском р-не. Арестована 6 ноября 1928 г.</w:t>
             </w:r>
             <w:r>
               <w:rPr>
@@ -5319,7 +7622,27 @@
                 <w:lang w:val="ru-RU"/>
               </w:rPr>
               <w:br/>
-              <w:t>Приговорена: органами ОГПУ 21 августа 1929 г., обв.:</w:t>
+              <w:t xml:space="preserve">Приговорена: органами ОГПУ 21 августа 1929 г., </w:t>
+            </w:r>
+            <w:proofErr w:type="spellStart"/>
+            <w:r>
+              <w:rPr>
+                <w:rFonts w:ascii="Arial" w:hAnsi="Arial" w:cs="Arial"/>
+                <w:sz w:val="16"/>
+                <w:szCs w:val="16"/>
+                <w:lang w:val="ru-RU"/>
+              </w:rPr>
+              <w:t>обв</w:t>
+            </w:r>
+            <w:proofErr w:type="spellEnd"/>
+            <w:r>
+              <w:rPr>
+                <w:rFonts w:ascii="Arial" w:hAnsi="Arial" w:cs="Arial"/>
+                <w:sz w:val="16"/>
+                <w:szCs w:val="16"/>
+                <w:lang w:val="ru-RU"/>
+              </w:rPr>
+              <w:t>.:</w:t>
             </w:r>
             <w:r>
               <w:rPr>
@@ -5401,7 +7724,31 @@
                 <w:szCs w:val="16"/>
                 <w:lang w:val="ru-RU"/>
               </w:rPr>
-              <w:t xml:space="preserve">Пантелеева Нина Андреевна  33 года  </w:t>
+              <w:t xml:space="preserve">Пантелеева Нина </w:t>
+            </w:r>
+            <w:proofErr w:type="gramStart"/>
+            <w:r>
+              <w:rPr>
+                <w:rFonts w:ascii="Arial" w:hAnsi="Arial" w:cs="Arial"/>
+                <w:b/>
+                <w:bCs/>
+                <w:sz w:val="16"/>
+                <w:szCs w:val="16"/>
+                <w:lang w:val="ru-RU"/>
+              </w:rPr>
+              <w:t>Андреевна  33</w:t>
+            </w:r>
+            <w:proofErr w:type="gramEnd"/>
+            <w:r>
+              <w:rPr>
+                <w:rFonts w:ascii="Arial" w:hAnsi="Arial" w:cs="Arial"/>
+                <w:b/>
+                <w:bCs/>
+                <w:sz w:val="16"/>
+                <w:szCs w:val="16"/>
+                <w:lang w:val="ru-RU"/>
+              </w:rPr>
+              <w:t xml:space="preserve"> года  </w:t>
             </w:r>
           </w:p>
           <w:p>
@@ -5422,7 +7769,27 @@
                 <w:szCs w:val="16"/>
                 <w:lang w:val="ru-RU"/>
               </w:rPr>
-              <w:t>(Нина Дмитриевна, Шаховская, Фетинг) Родилась</w:t>
+              <w:t xml:space="preserve">(Нина Дмитриевна, Шаховская, </w:t>
+            </w:r>
+            <w:proofErr w:type="spellStart"/>
+            <w:r>
+              <w:rPr>
+                <w:rFonts w:ascii="Arial" w:hAnsi="Arial" w:cs="Arial"/>
+                <w:sz w:val="16"/>
+                <w:szCs w:val="16"/>
+                <w:lang w:val="ru-RU"/>
+              </w:rPr>
+              <w:t>Фетинг</w:t>
+            </w:r>
+            <w:proofErr w:type="spellEnd"/>
+            <w:r>
+              <w:rPr>
+                <w:rFonts w:ascii="Arial" w:hAnsi="Arial" w:cs="Arial"/>
+                <w:sz w:val="16"/>
+                <w:szCs w:val="16"/>
+                <w:lang w:val="ru-RU"/>
+              </w:rPr>
+              <w:t>) Родилась</w:t>
             </w:r>
             <w:r>
               <w:rPr>
@@ -5439,7 +7806,27 @@
                 <w:szCs w:val="16"/>
                 <w:lang w:val="ru-RU"/>
               </w:rPr>
-              <w:t>в 1893 г., г. Вологда; русская; образование высшее; безработная. Прож.:</w:t>
+              <w:t xml:space="preserve">в 1893 г., г. Вологда; русская; образование высшее; безработная. </w:t>
+            </w:r>
+            <w:proofErr w:type="spellStart"/>
+            <w:r>
+              <w:rPr>
+                <w:rFonts w:ascii="Arial" w:hAnsi="Arial" w:cs="Arial"/>
+                <w:sz w:val="16"/>
+                <w:szCs w:val="16"/>
+                <w:lang w:val="ru-RU"/>
+              </w:rPr>
+              <w:t>Прож</w:t>
+            </w:r>
+            <w:proofErr w:type="spellEnd"/>
+            <w:r>
+              <w:rPr>
+                <w:rFonts w:ascii="Arial" w:hAnsi="Arial" w:cs="Arial"/>
+                <w:sz w:val="16"/>
+                <w:szCs w:val="16"/>
+                <w:lang w:val="ru-RU"/>
+              </w:rPr>
+              <w:t>.:</w:t>
             </w:r>
             <w:r>
               <w:rPr>
@@ -5456,7 +7843,27 @@
                 <w:szCs w:val="16"/>
                 <w:lang w:val="ru-RU"/>
               </w:rPr>
-              <w:t>г. Ленинград. Арестована 13 мая 1925 г.  Приговорена: Коллегией ОГПУ 5 января 1926 г., обв.:</w:t>
+              <w:t xml:space="preserve">г. Ленинград. Арестована 13 мая 1925 г.  Приговорена: Коллегией ОГПУ 5 января 1926 г., </w:t>
+            </w:r>
+            <w:proofErr w:type="spellStart"/>
+            <w:r>
+              <w:rPr>
+                <w:rFonts w:ascii="Arial" w:hAnsi="Arial" w:cs="Arial"/>
+                <w:sz w:val="16"/>
+                <w:szCs w:val="16"/>
+                <w:lang w:val="ru-RU"/>
+              </w:rPr>
+              <w:t>обв</w:t>
+            </w:r>
+            <w:proofErr w:type="spellEnd"/>
+            <w:r>
+              <w:rPr>
+                <w:rFonts w:ascii="Arial" w:hAnsi="Arial" w:cs="Arial"/>
+                <w:sz w:val="16"/>
+                <w:szCs w:val="16"/>
+                <w:lang w:val="ru-RU"/>
+              </w:rPr>
+              <w:t>.:</w:t>
             </w:r>
             <w:r>
               <w:rPr>
@@ -5560,6 +7967,7 @@
                 <w:szCs w:val="16"/>
                 <w:lang w:val="ru-RU"/>
               </w:rPr>
+              <w:lastRenderedPageBreak/>
               <w:t>Рихтер</w:t>
             </w:r>
             <w:r>
@@ -5581,7 +7989,31 @@
                 <w:szCs w:val="16"/>
                 <w:lang w:val="ru-RU"/>
               </w:rPr>
-              <w:t xml:space="preserve">Елена Михайловна  49 лет    </w:t>
+              <w:t xml:space="preserve">Елена </w:t>
+            </w:r>
+            <w:proofErr w:type="gramStart"/>
+            <w:r>
+              <w:rPr>
+                <w:rFonts w:ascii="Arial" w:hAnsi="Arial" w:cs="Arial"/>
+                <w:b/>
+                <w:bCs/>
+                <w:sz w:val="16"/>
+                <w:szCs w:val="16"/>
+                <w:lang w:val="ru-RU"/>
+              </w:rPr>
+              <w:t>Михайловна  49</w:t>
+            </w:r>
+            <w:proofErr w:type="gramEnd"/>
+            <w:r>
+              <w:rPr>
+                <w:rFonts w:ascii="Arial" w:hAnsi="Arial" w:cs="Arial"/>
+                <w:b/>
+                <w:bCs/>
+                <w:sz w:val="16"/>
+                <w:szCs w:val="16"/>
+                <w:lang w:val="ru-RU"/>
+              </w:rPr>
+              <w:t xml:space="preserve"> лет    </w:t>
             </w:r>
           </w:p>
           <w:p>
@@ -5610,7 +8042,27 @@
                 <w:szCs w:val="16"/>
                 <w:lang w:val="ru-RU"/>
               </w:rPr>
-              <w:t xml:space="preserve">1876 г. р., уроженка Курской губ., б/п, домохозяйка, прож.: г. Ленинград, Рождественский пер., д. 9, кв. 2. Арестована 15 февраля 1925 г. Постановлением Коллегии ОГПУ 22 июня 1925 г. приговорена к расстрелу. Расстреляна в г. Ленинград 10 июля 1925 г. </w:t>
+              <w:t xml:space="preserve">1876 г. р., уроженка Курской губ., б/п, домохозяйка, </w:t>
+            </w:r>
+            <w:proofErr w:type="spellStart"/>
+            <w:r>
+              <w:rPr>
+                <w:rFonts w:ascii="Arial" w:hAnsi="Arial" w:cs="Arial"/>
+                <w:sz w:val="16"/>
+                <w:szCs w:val="16"/>
+                <w:lang w:val="ru-RU"/>
+              </w:rPr>
+              <w:t>прож</w:t>
+            </w:r>
+            <w:proofErr w:type="spellEnd"/>
+            <w:r>
+              <w:rPr>
+                <w:rFonts w:ascii="Arial" w:hAnsi="Arial" w:cs="Arial"/>
+                <w:sz w:val="16"/>
+                <w:szCs w:val="16"/>
+                <w:lang w:val="ru-RU"/>
+              </w:rPr>
+              <w:t xml:space="preserve">.: г. Ленинград, Рождественский пер., д. 9, кв. 2. Арестована 15 февраля 1925 г. Постановлением Коллегии ОГПУ 22 июня 1925 г. приговорена к расстрелу. Расстреляна в г. Ленинград 10 июля 1925 г. </w:t>
             </w:r>
           </w:p>
           <w:p>
@@ -5644,7 +8096,7 @@
               </w:rPr>
               <w:t xml:space="preserve">Источник:  </w:t>
             </w:r>
-            <w:hyperlink r:id="rId30" w:history="1">
+            <w:hyperlink r:id="rId27" w:history="1">
               <w:r>
                 <w:rPr>
                   <w:rStyle w:val="Hyperlink"/>
@@ -5717,7 +8169,31 @@
                 <w:szCs w:val="16"/>
                 <w:lang w:val="ru-RU"/>
               </w:rPr>
-              <w:t xml:space="preserve">Синкевич Дарья (Дарья) Иосифовна  48 лет  </w:t>
+              <w:t xml:space="preserve">Синкевич Дарья (Дарья) </w:t>
+            </w:r>
+            <w:proofErr w:type="gramStart"/>
+            <w:r>
+              <w:rPr>
+                <w:rFonts w:ascii="Arial" w:hAnsi="Arial" w:cs="Arial"/>
+                <w:b/>
+                <w:bCs/>
+                <w:sz w:val="16"/>
+                <w:szCs w:val="16"/>
+                <w:lang w:val="ru-RU"/>
+              </w:rPr>
+              <w:t>Иосифовна  48</w:t>
+            </w:r>
+            <w:proofErr w:type="gramEnd"/>
+            <w:r>
+              <w:rPr>
+                <w:rFonts w:ascii="Arial" w:hAnsi="Arial" w:cs="Arial"/>
+                <w:b/>
+                <w:bCs/>
+                <w:sz w:val="16"/>
+                <w:szCs w:val="16"/>
+                <w:lang w:val="ru-RU"/>
+              </w:rPr>
+              <w:t xml:space="preserve"> лет  </w:t>
             </w:r>
             <w:r>
               <w:rPr>
@@ -5754,7 +8230,67 @@
                 <w:szCs w:val="16"/>
                 <w:lang w:val="ru-RU"/>
               </w:rPr>
-              <w:t>1879 г.р., м.р.: Гродненская губ., Кобранский у., мест. Иваново, игумения, прож.: г. Сычевка, Смоленская губ., при кладбищенской церкви</w:t>
+              <w:t xml:space="preserve">1879 г.р., </w:t>
+            </w:r>
+            <w:proofErr w:type="spellStart"/>
+            <w:r>
+              <w:rPr>
+                <w:rFonts w:ascii="Arial" w:hAnsi="Arial" w:cs="Arial"/>
+                <w:sz w:val="16"/>
+                <w:szCs w:val="16"/>
+                <w:lang w:val="ru-RU"/>
+              </w:rPr>
+              <w:t>м.р</w:t>
+            </w:r>
+            <w:proofErr w:type="spellEnd"/>
+            <w:r>
+              <w:rPr>
+                <w:rFonts w:ascii="Arial" w:hAnsi="Arial" w:cs="Arial"/>
+                <w:sz w:val="16"/>
+                <w:szCs w:val="16"/>
+                <w:lang w:val="ru-RU"/>
+              </w:rPr>
+              <w:t xml:space="preserve">.: Гродненская губ., </w:t>
+            </w:r>
+            <w:proofErr w:type="spellStart"/>
+            <w:r>
+              <w:rPr>
+                <w:rFonts w:ascii="Arial" w:hAnsi="Arial" w:cs="Arial"/>
+                <w:sz w:val="16"/>
+                <w:szCs w:val="16"/>
+                <w:lang w:val="ru-RU"/>
+              </w:rPr>
+              <w:t>Кобранский</w:t>
+            </w:r>
+            <w:proofErr w:type="spellEnd"/>
+            <w:r>
+              <w:rPr>
+                <w:rFonts w:ascii="Arial" w:hAnsi="Arial" w:cs="Arial"/>
+                <w:sz w:val="16"/>
+                <w:szCs w:val="16"/>
+                <w:lang w:val="ru-RU"/>
+              </w:rPr>
+              <w:t xml:space="preserve"> у., мест. Иваново, игумения, </w:t>
+            </w:r>
+            <w:proofErr w:type="spellStart"/>
+            <w:r>
+              <w:rPr>
+                <w:rFonts w:ascii="Arial" w:hAnsi="Arial" w:cs="Arial"/>
+                <w:sz w:val="16"/>
+                <w:szCs w:val="16"/>
+                <w:lang w:val="ru-RU"/>
+              </w:rPr>
+              <w:t>прож</w:t>
+            </w:r>
+            <w:proofErr w:type="spellEnd"/>
+            <w:r>
+              <w:rPr>
+                <w:rFonts w:ascii="Arial" w:hAnsi="Arial" w:cs="Arial"/>
+                <w:sz w:val="16"/>
+                <w:szCs w:val="16"/>
+                <w:lang w:val="ru-RU"/>
+              </w:rPr>
+              <w:t>.: г. Сычевка, Смоленская губ., при кладбищенской церкви</w:t>
             </w:r>
           </w:p>
           <w:p>
@@ -5782,7 +8318,27 @@
                 <w:szCs w:val="16"/>
                 <w:lang w:val="ru-RU"/>
               </w:rPr>
-              <w:t>Арестована: Смоленская губ., г. Сычевка. Дата ареста: 14 января 1927 г. Обвинение: "участница к/р монархической группировки, к/р-монархическая деятельность, распространение провокационных слухов о падении Соввласти и восстановлении монархии, монархическая пропаганда". Осуждение: 29 августа 1927 г. Особое Совещание при Коллегии ОГПУ СССР. Статья: 58-6 УК РСФСР</w:t>
+              <w:t xml:space="preserve">Арестована: Смоленская губ., г. Сычевка. Дата ареста: 14 января 1927 г. Обвинение: "участница к/р монархической группировки, к/р-монархическая деятельность, распространение провокационных слухов о падении Соввласти и восстановлении монархии, монархическая пропаганда". Осуждение: 29 августа 1927 г. Особое Совещание при Коллегии ОГПУ СССР. Статья: </w:t>
+            </w:r>
+            <w:proofErr w:type="gramStart"/>
+            <w:r>
+              <w:rPr>
+                <w:rFonts w:ascii="Arial" w:hAnsi="Arial" w:cs="Arial"/>
+                <w:sz w:val="16"/>
+                <w:szCs w:val="16"/>
+                <w:lang w:val="ru-RU"/>
+              </w:rPr>
+              <w:t>58-6</w:t>
+            </w:r>
+            <w:proofErr w:type="gramEnd"/>
+            <w:r>
+              <w:rPr>
+                <w:rFonts w:ascii="Arial" w:hAnsi="Arial" w:cs="Arial"/>
+                <w:sz w:val="16"/>
+                <w:szCs w:val="16"/>
+                <w:lang w:val="ru-RU"/>
+              </w:rPr>
+              <w:t xml:space="preserve"> УК РСФСР</w:t>
             </w:r>
           </w:p>
           <w:p>
@@ -5871,16 +8427,53 @@
                 <w:lang w:val="ru-RU"/>
               </w:rPr>
             </w:pPr>
-            <w:r>
-              <w:rPr>
-                <w:rFonts w:ascii="Arial" w:hAnsi="Arial" w:cs="Arial"/>
-                <w:b/>
-                <w:bCs/>
-                <w:sz w:val="16"/>
-                <w:szCs w:val="16"/>
-                <w:lang w:val="ru-RU"/>
-              </w:rPr>
-              <w:t xml:space="preserve">Сугер Надежда Ефремовна  27 лет  </w:t>
+            <w:proofErr w:type="spellStart"/>
+            <w:r>
+              <w:rPr>
+                <w:rFonts w:ascii="Arial" w:hAnsi="Arial" w:cs="Arial"/>
+                <w:b/>
+                <w:bCs/>
+                <w:sz w:val="16"/>
+                <w:szCs w:val="16"/>
+                <w:lang w:val="ru-RU"/>
+              </w:rPr>
+              <w:t>Сугер</w:t>
+            </w:r>
+            <w:proofErr w:type="spellEnd"/>
+            <w:r>
+              <w:rPr>
+                <w:rFonts w:ascii="Arial" w:hAnsi="Arial" w:cs="Arial"/>
+                <w:b/>
+                <w:bCs/>
+                <w:sz w:val="16"/>
+                <w:szCs w:val="16"/>
+                <w:lang w:val="ru-RU"/>
+              </w:rPr>
+              <w:t xml:space="preserve"> Надежда </w:t>
+            </w:r>
+            <w:proofErr w:type="gramStart"/>
+            <w:r>
+              <w:rPr>
+                <w:rFonts w:ascii="Arial" w:hAnsi="Arial" w:cs="Arial"/>
+                <w:b/>
+                <w:bCs/>
+                <w:sz w:val="16"/>
+                <w:szCs w:val="16"/>
+                <w:lang w:val="ru-RU"/>
+              </w:rPr>
+              <w:t>Ефремовна  27</w:t>
+            </w:r>
+            <w:proofErr w:type="gramEnd"/>
+            <w:r>
+              <w:rPr>
+                <w:rFonts w:ascii="Arial" w:hAnsi="Arial" w:cs="Arial"/>
+                <w:b/>
+                <w:bCs/>
+                <w:sz w:val="16"/>
+                <w:szCs w:val="16"/>
+                <w:lang w:val="ru-RU"/>
+              </w:rPr>
+              <w:t xml:space="preserve"> лет  </w:t>
             </w:r>
             <w:r>
               <w:rPr>
@@ -5917,7 +8510,47 @@
                 <w:szCs w:val="16"/>
                 <w:lang w:val="ru-RU"/>
               </w:rPr>
-              <w:t>1901 г.р., Статья обвинения: 54-6 УК УССР, 80 УК УССР, 56-24 УК УССР.  Чрезвычайная сессия Харьковского окружного суда. Приговор: расстрел</w:t>
+              <w:t xml:space="preserve">1901 г.р., Статья обвинения: </w:t>
+            </w:r>
+            <w:proofErr w:type="gramStart"/>
+            <w:r>
+              <w:rPr>
+                <w:rFonts w:ascii="Arial" w:hAnsi="Arial" w:cs="Arial"/>
+                <w:sz w:val="16"/>
+                <w:szCs w:val="16"/>
+                <w:lang w:val="ru-RU"/>
+              </w:rPr>
+              <w:t>54-6</w:t>
+            </w:r>
+            <w:proofErr w:type="gramEnd"/>
+            <w:r>
+              <w:rPr>
+                <w:rFonts w:ascii="Arial" w:hAnsi="Arial" w:cs="Arial"/>
+                <w:sz w:val="16"/>
+                <w:szCs w:val="16"/>
+                <w:lang w:val="ru-RU"/>
+              </w:rPr>
+              <w:t xml:space="preserve"> УК УССР, 80 УК УССР, </w:t>
+            </w:r>
+            <w:proofErr w:type="gramStart"/>
+            <w:r>
+              <w:rPr>
+                <w:rFonts w:ascii="Arial" w:hAnsi="Arial" w:cs="Arial"/>
+                <w:sz w:val="16"/>
+                <w:szCs w:val="16"/>
+                <w:lang w:val="ru-RU"/>
+              </w:rPr>
+              <w:t>56-24</w:t>
+            </w:r>
+            <w:proofErr w:type="gramEnd"/>
+            <w:r>
+              <w:rPr>
+                <w:rFonts w:ascii="Arial" w:hAnsi="Arial" w:cs="Arial"/>
+                <w:sz w:val="16"/>
+                <w:szCs w:val="16"/>
+                <w:lang w:val="ru-RU"/>
+              </w:rPr>
+              <w:t xml:space="preserve"> УК УССР.  Чрезвычайная сессия Харьковского окружного суда. Приговор: расстрел</w:t>
             </w:r>
           </w:p>
           <w:p>
@@ -5979,9 +8612,33 @@
                 <w:szCs w:val="16"/>
                 <w:lang w:val="ru-RU"/>
               </w:rPr>
-              <w:t xml:space="preserve">Источник: Гос.Архив Украины;  </w:t>
-            </w:r>
-            <w:hyperlink r:id="rId31" w:history="1">
+              <w:t xml:space="preserve">Источник: </w:t>
+            </w:r>
+            <w:proofErr w:type="spellStart"/>
+            <w:r>
+              <w:rPr>
+                <w:rFonts w:ascii="Arial" w:hAnsi="Arial" w:cs="Arial"/>
+                <w:b/>
+                <w:bCs/>
+                <w:sz w:val="16"/>
+                <w:szCs w:val="16"/>
+                <w:lang w:val="ru-RU"/>
+              </w:rPr>
+              <w:t>Гос.Архив</w:t>
+            </w:r>
+            <w:proofErr w:type="spellEnd"/>
+            <w:r>
+              <w:rPr>
+                <w:rFonts w:ascii="Arial" w:hAnsi="Arial" w:cs="Arial"/>
+                <w:b/>
+                <w:bCs/>
+                <w:sz w:val="16"/>
+                <w:szCs w:val="16"/>
+                <w:lang w:val="ru-RU"/>
+              </w:rPr>
+              <w:t xml:space="preserve"> Украины;  </w:t>
+            </w:r>
+            <w:hyperlink r:id="rId28" w:history="1">
               <w:r>
                 <w:rPr>
                   <w:rStyle w:val="Hyperlink"/>
@@ -6019,16 +8676,53 @@
                 <w:lang w:val="ru-RU"/>
               </w:rPr>
             </w:pPr>
-            <w:r>
-              <w:rPr>
-                <w:rFonts w:ascii="Arial" w:hAnsi="Arial" w:cs="Arial"/>
-                <w:b/>
-                <w:bCs/>
-                <w:sz w:val="16"/>
-                <w:szCs w:val="16"/>
-                <w:lang w:val="ru-RU"/>
-              </w:rPr>
-              <w:t xml:space="preserve">Тищук Анна Дмитриевна  31 год   </w:t>
+            <w:proofErr w:type="spellStart"/>
+            <w:r>
+              <w:rPr>
+                <w:rFonts w:ascii="Arial" w:hAnsi="Arial" w:cs="Arial"/>
+                <w:b/>
+                <w:bCs/>
+                <w:sz w:val="16"/>
+                <w:szCs w:val="16"/>
+                <w:lang w:val="ru-RU"/>
+              </w:rPr>
+              <w:t>Тищук</w:t>
+            </w:r>
+            <w:proofErr w:type="spellEnd"/>
+            <w:r>
+              <w:rPr>
+                <w:rFonts w:ascii="Arial" w:hAnsi="Arial" w:cs="Arial"/>
+                <w:b/>
+                <w:bCs/>
+                <w:sz w:val="16"/>
+                <w:szCs w:val="16"/>
+                <w:lang w:val="ru-RU"/>
+              </w:rPr>
+              <w:t xml:space="preserve"> Анна </w:t>
+            </w:r>
+            <w:proofErr w:type="gramStart"/>
+            <w:r>
+              <w:rPr>
+                <w:rFonts w:ascii="Arial" w:hAnsi="Arial" w:cs="Arial"/>
+                <w:b/>
+                <w:bCs/>
+                <w:sz w:val="16"/>
+                <w:szCs w:val="16"/>
+                <w:lang w:val="ru-RU"/>
+              </w:rPr>
+              <w:t>Дмитриевна  31</w:t>
+            </w:r>
+            <w:proofErr w:type="gramEnd"/>
+            <w:r>
+              <w:rPr>
+                <w:rFonts w:ascii="Arial" w:hAnsi="Arial" w:cs="Arial"/>
+                <w:b/>
+                <w:bCs/>
+                <w:sz w:val="16"/>
+                <w:szCs w:val="16"/>
+                <w:lang w:val="ru-RU"/>
+              </w:rPr>
+              <w:t xml:space="preserve"> год   </w:t>
             </w:r>
           </w:p>
           <w:p>
@@ -6049,7 +8743,67 @@
                 <w:szCs w:val="16"/>
                 <w:lang w:val="ru-RU"/>
               </w:rPr>
-              <w:t>Родилась в 1898 г., м.р.: с. Булажевка (Польша), украинка, неграмотная, домохозяйка, прож.: Хмельницкая обл. с. Великая Боровица. Арестована 25.01.1928 г. Обвинение: сотрудничество с польской разведкой Проскуровским окружным судом от 09.08.29 приговорена к расстрелу с конфискацией имущества. Приговор исполнен. Место захоронения неизвестно. Реабилитирована войск прокуратурой Западного региона Украины 28.04.98. Архивное дело: П-30466, архив УСБУ</w:t>
+              <w:t xml:space="preserve">Родилась в 1898 г., </w:t>
+            </w:r>
+            <w:proofErr w:type="spellStart"/>
+            <w:r>
+              <w:rPr>
+                <w:rFonts w:ascii="Arial" w:hAnsi="Arial" w:cs="Arial"/>
+                <w:sz w:val="16"/>
+                <w:szCs w:val="16"/>
+                <w:lang w:val="ru-RU"/>
+              </w:rPr>
+              <w:t>м.р</w:t>
+            </w:r>
+            <w:proofErr w:type="spellEnd"/>
+            <w:r>
+              <w:rPr>
+                <w:rFonts w:ascii="Arial" w:hAnsi="Arial" w:cs="Arial"/>
+                <w:sz w:val="16"/>
+                <w:szCs w:val="16"/>
+                <w:lang w:val="ru-RU"/>
+              </w:rPr>
+              <w:t xml:space="preserve">.: с. </w:t>
+            </w:r>
+            <w:proofErr w:type="spellStart"/>
+            <w:r>
+              <w:rPr>
+                <w:rFonts w:ascii="Arial" w:hAnsi="Arial" w:cs="Arial"/>
+                <w:sz w:val="16"/>
+                <w:szCs w:val="16"/>
+                <w:lang w:val="ru-RU"/>
+              </w:rPr>
+              <w:t>Булажевка</w:t>
+            </w:r>
+            <w:proofErr w:type="spellEnd"/>
+            <w:r>
+              <w:rPr>
+                <w:rFonts w:ascii="Arial" w:hAnsi="Arial" w:cs="Arial"/>
+                <w:sz w:val="16"/>
+                <w:szCs w:val="16"/>
+                <w:lang w:val="ru-RU"/>
+              </w:rPr>
+              <w:t xml:space="preserve"> (Польша), украинка, неграмотная, домохозяйка, </w:t>
+            </w:r>
+            <w:proofErr w:type="spellStart"/>
+            <w:r>
+              <w:rPr>
+                <w:rFonts w:ascii="Arial" w:hAnsi="Arial" w:cs="Arial"/>
+                <w:sz w:val="16"/>
+                <w:szCs w:val="16"/>
+                <w:lang w:val="ru-RU"/>
+              </w:rPr>
+              <w:t>прож</w:t>
+            </w:r>
+            <w:proofErr w:type="spellEnd"/>
+            <w:r>
+              <w:rPr>
+                <w:rFonts w:ascii="Arial" w:hAnsi="Arial" w:cs="Arial"/>
+                <w:sz w:val="16"/>
+                <w:szCs w:val="16"/>
+                <w:lang w:val="ru-RU"/>
+              </w:rPr>
+              <w:t>.: Хмельницкая обл. с. Великая Боровица. Арестована 25.01.1928 г. Обвинение: сотрудничество с польской разведкой Проскуровским окружным судом от 09.08.29 приговорена к расстрелу с конфискацией имущества. Приговор исполнен. Место захоронения неизвестно. Реабилитирована войск прокуратурой Западного региона Украины 28.04.98. Архивное дело: П-30466, архив УСБУ</w:t>
             </w:r>
           </w:p>
           <w:p>
@@ -6081,23 +8835,91 @@
                 <w:szCs w:val="16"/>
                 <w:lang w:val="ru-RU"/>
               </w:rPr>
-              <w:t xml:space="preserve">Источник: Национальный банк репрессированных;   </w:t>
-            </w:r>
-            <w:hyperlink r:id="rId32" w:history="1">
-              <w:r>
-                <w:rPr>
-                  <w:rStyle w:val="Hyperlink"/>
-                  <w:rFonts w:ascii="Arial" w:hAnsi="Arial" w:cs="Arial"/>
-                  <w:b/>
-                  <w:bCs/>
-                  <w:color w:val="auto"/>
-                  <w:sz w:val="16"/>
-                  <w:szCs w:val="16"/>
-                  <w:lang w:val="ru-RU"/>
-                </w:rPr>
-                <w:t>Архивная ссылка</w:t>
-              </w:r>
-            </w:hyperlink>
+              <w:t xml:space="preserve">Источник: Национальный банк </w:t>
+            </w:r>
+            <w:proofErr w:type="gramStart"/>
+            <w:r>
+              <w:rPr>
+                <w:rFonts w:ascii="Arial" w:hAnsi="Arial" w:cs="Arial"/>
+                <w:b/>
+                <w:bCs/>
+                <w:sz w:val="16"/>
+                <w:szCs w:val="16"/>
+                <w:lang w:val="ru-RU"/>
+              </w:rPr>
+              <w:t xml:space="preserve">репрессированных;   </w:t>
+            </w:r>
+            <w:proofErr w:type="gramEnd"/>
+            <w:r>
+              <w:fldChar w:fldCharType="begin"/>
+            </w:r>
+            <w:r>
+              <w:instrText>HYPERLINK</w:instrText>
+            </w:r>
+            <w:r>
+              <w:rPr>
+                <w:lang w:val="ru-RU"/>
+              </w:rPr>
+              <w:instrText xml:space="preserve"> "</w:instrText>
+            </w:r>
+            <w:r>
+              <w:instrText>https</w:instrText>
+            </w:r>
+            <w:r>
+              <w:rPr>
+                <w:lang w:val="ru-RU"/>
+              </w:rPr>
+              <w:instrText>://</w:instrText>
+            </w:r>
+            <w:r>
+              <w:instrText>ua</w:instrText>
+            </w:r>
+            <w:r>
+              <w:rPr>
+                <w:lang w:val="ru-RU"/>
+              </w:rPr>
+              <w:instrText>.</w:instrText>
+            </w:r>
+            <w:r>
+              <w:instrText>openlist</w:instrText>
+            </w:r>
+            <w:r>
+              <w:rPr>
+                <w:lang w:val="ru-RU"/>
+              </w:rPr>
+              <w:instrText>.</w:instrText>
+            </w:r>
+            <w:r>
+              <w:instrText>wiki</w:instrText>
+            </w:r>
+            <w:r>
+              <w:rPr>
+                <w:lang w:val="ru-RU"/>
+              </w:rPr>
+              <w:instrText>/Тищук_Ганна_Дмитрівна_(1898)"</w:instrText>
+            </w:r>
+            <w:r>
+              <w:rPr>
+                <w:rFonts w:hint="eastAsia"/>
+              </w:rPr>
+              <w:fldChar w:fldCharType="separate"/>
+            </w:r>
+            <w:r>
+              <w:rPr>
+                <w:rStyle w:val="Hyperlink"/>
+                <w:rFonts w:ascii="Arial" w:hAnsi="Arial" w:cs="Arial"/>
+                <w:b/>
+                <w:bCs/>
+                <w:color w:val="auto"/>
+                <w:sz w:val="16"/>
+                <w:szCs w:val="16"/>
+                <w:lang w:val="ru-RU"/>
+              </w:rPr>
+              <w:t>Архивная ссылка</w:t>
+            </w:r>
+            <w:r>
+              <w:fldChar w:fldCharType="end"/>
+            </w:r>
           </w:p>
         </w:tc>
       </w:tr>
@@ -6135,7 +8957,31 @@
                 <w:szCs w:val="16"/>
                 <w:lang w:val="ru-RU"/>
               </w:rPr>
-              <w:t xml:space="preserve">Третьякова Надежда Ивановна  27 лет  </w:t>
+              <w:t xml:space="preserve">Третьякова Надежда </w:t>
+            </w:r>
+            <w:proofErr w:type="gramStart"/>
+            <w:r>
+              <w:rPr>
+                <w:rFonts w:ascii="Arial" w:hAnsi="Arial" w:cs="Arial"/>
+                <w:b/>
+                <w:bCs/>
+                <w:sz w:val="16"/>
+                <w:szCs w:val="16"/>
+                <w:lang w:val="ru-RU"/>
+              </w:rPr>
+              <w:t>Ивановна  27</w:t>
+            </w:r>
+            <w:proofErr w:type="gramEnd"/>
+            <w:r>
+              <w:rPr>
+                <w:rFonts w:ascii="Arial" w:hAnsi="Arial" w:cs="Arial"/>
+                <w:b/>
+                <w:bCs/>
+                <w:sz w:val="16"/>
+                <w:szCs w:val="16"/>
+                <w:lang w:val="ru-RU"/>
+              </w:rPr>
+              <w:t xml:space="preserve"> лет  </w:t>
             </w:r>
           </w:p>
           <w:p>
@@ -6163,7 +9009,89 @@
                 <w:szCs w:val="16"/>
                 <w:lang w:val="ru-RU"/>
               </w:rPr>
-              <w:t>1902 г.р., м.р.: г. Феодосия, русская, из мещан, образование: среднее, б/п,прож.: г. Феодосия, арестована ОО 3 сд 13.12.1929. Обвинение: служила у белых в контрразведке. Приговор: тройкой — ВМН. Реабилитация: Прокуратурой АРК, 10.05.1995. Арх.дело: ГААРК, ф.р-4808, оп.1, д. 021605. Состав семьи: не замужем</w:t>
+              <w:t xml:space="preserve">1902 г.р., </w:t>
+            </w:r>
+            <w:proofErr w:type="spellStart"/>
+            <w:r>
+              <w:rPr>
+                <w:rFonts w:ascii="Arial" w:hAnsi="Arial" w:cs="Arial"/>
+                <w:sz w:val="16"/>
+                <w:szCs w:val="16"/>
+                <w:lang w:val="ru-RU"/>
+              </w:rPr>
+              <w:t>м.р</w:t>
+            </w:r>
+            <w:proofErr w:type="spellEnd"/>
+            <w:r>
+              <w:rPr>
+                <w:rFonts w:ascii="Arial" w:hAnsi="Arial" w:cs="Arial"/>
+                <w:sz w:val="16"/>
+                <w:szCs w:val="16"/>
+                <w:lang w:val="ru-RU"/>
+              </w:rPr>
+              <w:t>.: г. Феодосия, русская, из мещан, образование: среднее, б/</w:t>
+            </w:r>
+            <w:proofErr w:type="spellStart"/>
+            <w:proofErr w:type="gramStart"/>
+            <w:r>
+              <w:rPr>
+                <w:rFonts w:ascii="Arial" w:hAnsi="Arial" w:cs="Arial"/>
+                <w:sz w:val="16"/>
+                <w:szCs w:val="16"/>
+                <w:lang w:val="ru-RU"/>
+              </w:rPr>
+              <w:t>п,прож</w:t>
+            </w:r>
+            <w:proofErr w:type="spellEnd"/>
+            <w:proofErr w:type="gramEnd"/>
+            <w:r>
+              <w:rPr>
+                <w:rFonts w:ascii="Arial" w:hAnsi="Arial" w:cs="Arial"/>
+                <w:sz w:val="16"/>
+                <w:szCs w:val="16"/>
+                <w:lang w:val="ru-RU"/>
+              </w:rPr>
+              <w:t xml:space="preserve">.: г. Феодосия, арестована ОО 3 </w:t>
+            </w:r>
+            <w:proofErr w:type="spellStart"/>
+            <w:r>
+              <w:rPr>
+                <w:rFonts w:ascii="Arial" w:hAnsi="Arial" w:cs="Arial"/>
+                <w:sz w:val="16"/>
+                <w:szCs w:val="16"/>
+                <w:lang w:val="ru-RU"/>
+              </w:rPr>
+              <w:t>сд</w:t>
+            </w:r>
+            <w:proofErr w:type="spellEnd"/>
+            <w:r>
+              <w:rPr>
+                <w:rFonts w:ascii="Arial" w:hAnsi="Arial" w:cs="Arial"/>
+                <w:sz w:val="16"/>
+                <w:szCs w:val="16"/>
+                <w:lang w:val="ru-RU"/>
+              </w:rPr>
+              <w:t xml:space="preserve"> 13.12.1929. Обвинение: служила у белых в контрразведке. Приговор: тройкой — ВМН. Реабилитация: Прокуратурой АРК, 10.05.1995. </w:t>
+            </w:r>
+            <w:proofErr w:type="spellStart"/>
+            <w:r>
+              <w:rPr>
+                <w:rFonts w:ascii="Arial" w:hAnsi="Arial" w:cs="Arial"/>
+                <w:sz w:val="16"/>
+                <w:szCs w:val="16"/>
+                <w:lang w:val="ru-RU"/>
+              </w:rPr>
+              <w:t>Арх.дело</w:t>
+            </w:r>
+            <w:proofErr w:type="spellEnd"/>
+            <w:r>
+              <w:rPr>
+                <w:rFonts w:ascii="Arial" w:hAnsi="Arial" w:cs="Arial"/>
+                <w:sz w:val="16"/>
+                <w:szCs w:val="16"/>
+                <w:lang w:val="ru-RU"/>
+              </w:rPr>
+              <w:t>: ГААРК, ф.р-4808, оп.1, д. 021605. Состав семьи: не замужем</w:t>
             </w:r>
           </w:p>
           <w:p>
@@ -6195,7 +9123,47 @@
                 <w:szCs w:val="16"/>
                 <w:lang w:val="ru-RU"/>
               </w:rPr>
-              <w:t>Источник: Реабилитированные историей : Автономная Республика Крым , т. 5</w:t>
+              <w:t xml:space="preserve">Источник: Реабилитированные </w:t>
+            </w:r>
+            <w:proofErr w:type="gramStart"/>
+            <w:r>
+              <w:rPr>
+                <w:rFonts w:ascii="Arial" w:hAnsi="Arial" w:cs="Arial"/>
+                <w:sz w:val="16"/>
+                <w:szCs w:val="16"/>
+                <w:lang w:val="ru-RU"/>
+              </w:rPr>
+              <w:t>историей :</w:t>
+            </w:r>
+            <w:proofErr w:type="gramEnd"/>
+            <w:r>
+              <w:rPr>
+                <w:rFonts w:ascii="Arial" w:hAnsi="Arial" w:cs="Arial"/>
+                <w:sz w:val="16"/>
+                <w:szCs w:val="16"/>
+                <w:lang w:val="ru-RU"/>
+              </w:rPr>
+              <w:t xml:space="preserve"> Автономная Республика </w:t>
+            </w:r>
+            <w:proofErr w:type="gramStart"/>
+            <w:r>
+              <w:rPr>
+                <w:rFonts w:ascii="Arial" w:hAnsi="Arial" w:cs="Arial"/>
+                <w:sz w:val="16"/>
+                <w:szCs w:val="16"/>
+                <w:lang w:val="ru-RU"/>
+              </w:rPr>
+              <w:t>Крым ,</w:t>
+            </w:r>
+            <w:proofErr w:type="gramEnd"/>
+            <w:r>
+              <w:rPr>
+                <w:rFonts w:ascii="Arial" w:hAnsi="Arial" w:cs="Arial"/>
+                <w:sz w:val="16"/>
+                <w:szCs w:val="16"/>
+                <w:lang w:val="ru-RU"/>
+              </w:rPr>
+              <w:t xml:space="preserve"> т. 5</w:t>
             </w:r>
           </w:p>
         </w:tc>
@@ -6230,7 +9198,7 @@
 </file>
 
 <file path=word/styles.xml><?xml version="1.0" encoding="utf-8"?>
-<w:styles xmlns:mc="http://schemas.openxmlformats.org/markup-compatibility/2006" xmlns:r="http://schemas.openxmlformats.org/officeDocument/2006/relationships" xmlns:w="http://schemas.openxmlformats.org/wordprocessingml/2006/main" xmlns:w14="http://schemas.microsoft.com/office/word/2010/wordml" xmlns:w15="http://schemas.microsoft.com/office/word/2012/wordml" xmlns:w16cex="http://schemas.microsoft.com/office/word/2018/wordml/cex" xmlns:w16cid="http://schemas.microsoft.com/office/word/2016/wordml/cid" xmlns:w16="http://schemas.microsoft.com/office/word/2018/wordml" xmlns:w16du="http://schemas.microsoft.com/office/word/2023/wordml/word16du" xmlns:w16sdtdh="http://schemas.microsoft.com/office/word/2020/wordml/sdtdatahash" xmlns:w16se="http://schemas.microsoft.com/office/word/2015/wordml/symex" mc:Ignorable="w14 w15 w16se w16cid w16 w16cex w16sdtdh w16du">
+<w:styles xmlns:mc="http://schemas.openxmlformats.org/markup-compatibility/2006" xmlns:r="http://schemas.openxmlformats.org/officeDocument/2006/relationships" xmlns:w="http://schemas.openxmlformats.org/wordprocessingml/2006/main" xmlns:w14="http://schemas.microsoft.com/office/word/2010/wordml" xmlns:w15="http://schemas.microsoft.com/office/word/2012/wordml" xmlns:w16cex="http://schemas.microsoft.com/office/word/2018/wordml/cex" xmlns:w16cid="http://schemas.microsoft.com/office/word/2016/wordml/cid" xmlns:w16="http://schemas.microsoft.com/office/word/2018/wordml" xmlns:w16du="http://schemas.microsoft.com/office/word/2023/wordml/word16du" xmlns:w16sdtdh="http://schemas.microsoft.com/office/word/2020/wordml/sdtdatahash" xmlns:w16sdtfl="http://schemas.microsoft.com/office/word/2024/wordml/sdtformatlock" xmlns:w16se="http://schemas.microsoft.com/office/word/2015/wordml/symex" mc:Ignorable="w14 w15 w16se w16cid w16 w16cex w16sdtdh w16sdtfl w16du">
   <w:docDefaults>
     <w:rPrDefault>
       <w:rPr>

--- a/docs/BYYEAR/Расстреляны_1923-1929.docx
+++ b/docs/BYYEAR/Расстреляны_1923-1929.docx
@@ -3563,9 +3563,6 @@
               <w:instrText>=104681"</w:instrText>
             </w:r>
             <w:r>
-              <w:rPr>
-                <w:rFonts w:hint="eastAsia"/>
-              </w:rPr>
               <w:fldChar w:fldCharType="separate"/>
             </w:r>
             <w:r>
@@ -4491,9 +4488,6 @@
               <w:instrText>=124524"</w:instrText>
             </w:r>
             <w:r>
-              <w:rPr>
-                <w:rFonts w:hint="eastAsia"/>
-              </w:rPr>
               <w:fldChar w:fldCharType="separate"/>
             </w:r>
             <w:r>
@@ -4811,9 +4805,6 @@
               <w:instrText>=154085"</w:instrText>
             </w:r>
             <w:r>
-              <w:rPr>
-                <w:rFonts w:hint="eastAsia"/>
-              </w:rPr>
               <w:fldChar w:fldCharType="separate"/>
             </w:r>
             <w:r>
@@ -5307,9 +5298,6 @@
               <w:instrText>=142921"</w:instrText>
             </w:r>
             <w:r>
-              <w:rPr>
-                <w:rFonts w:hint="eastAsia"/>
-              </w:rPr>
               <w:fldChar w:fldCharType="separate"/>
             </w:r>
             <w:r>
@@ -5543,9 +5531,6 @@
               <w:instrText>/Котова_Елизавета_Ивановна_(1901)"</w:instrText>
             </w:r>
             <w:r>
-              <w:rPr>
-                <w:rFonts w:hint="eastAsia"/>
-              </w:rPr>
               <w:fldChar w:fldCharType="separate"/>
             </w:r>
             <w:r>
@@ -7676,12 +7661,27 @@
               <w:ind w:right="60"/>
               <w:rPr>
                 <w:rFonts w:ascii="Arial" w:hAnsi="Arial" w:cs="Arial"/>
+                <w:b/>
+                <w:bCs/>
                 <w:i/>
-                <w:sz w:val="16"/>
-                <w:szCs w:val="16"/>
-                <w:lang w:val="ru-RU"/>
-              </w:rPr>
-            </w:pPr>
+                <w:iCs/>
+                <w:sz w:val="16"/>
+                <w:szCs w:val="16"/>
+                <w:lang w:val="ru-RU"/>
+              </w:rPr>
+            </w:pPr>
+            <w:r>
+              <w:rPr>
+                <w:rFonts w:ascii="Arial" w:hAnsi="Arial" w:cs="Arial"/>
+                <w:b/>
+                <w:bCs/>
+                <w:iCs/>
+                <w:sz w:val="16"/>
+                <w:szCs w:val="16"/>
+                <w:lang w:val="ru-RU"/>
+              </w:rPr>
+              <w:t>Источник: Книга памяти Псковской обл.</w:t>
+            </w:r>
             <w:r>
               <w:rPr>
                 <w:rFonts w:ascii="Arial" w:hAnsi="Arial" w:cs="Arial"/>
@@ -7690,8 +7690,22 @@
                 <w:szCs w:val="16"/>
                 <w:lang w:val="ru-RU"/>
               </w:rPr>
-              <w:t xml:space="preserve">Источник: Книга памяти Псковской обл. </w:t>
-            </w:r>
+              <w:t xml:space="preserve"> </w:t>
+            </w:r>
+            <w:hyperlink r:id="rId27" w:tgtFrame="_blank" w:history="1">
+              <w:r>
+                <w:rPr>
+                  <w:rStyle w:val="Hyperlink"/>
+                  <w:rFonts w:ascii="Arial" w:hAnsi="Arial" w:cs="Arial"/>
+                  <w:b/>
+                  <w:bCs/>
+                  <w:sz w:val="16"/>
+                  <w:szCs w:val="16"/>
+                  <w:lang w:val="ru-RU"/>
+                </w:rPr>
+                <w:t>Архивная ссылка</w:t>
+              </w:r>
+            </w:hyperlink>
           </w:p>
         </w:tc>
       </w:tr>
@@ -7914,21 +7928,64 @@
               <w:ind w:right="60"/>
               <w:rPr>
                 <w:rFonts w:ascii="Arial" w:hAnsi="Arial" w:cs="Arial"/>
-                <w:sz w:val="16"/>
-                <w:szCs w:val="16"/>
-                <w:lang w:val="ru-RU"/>
-              </w:rPr>
-            </w:pPr>
-            <w:r>
-              <w:rPr>
-                <w:rFonts w:ascii="Arial" w:hAnsi="Arial" w:cs="Arial"/>
-                <w:i/>
+                <w:b/>
+                <w:bCs/>
+                <w:iCs/>
+                <w:sz w:val="16"/>
+                <w:szCs w:val="16"/>
+                <w:lang w:val="ru-RU"/>
+              </w:rPr>
+            </w:pPr>
+            <w:r>
+              <w:rPr>
+                <w:rFonts w:ascii="Arial" w:hAnsi="Arial" w:cs="Arial"/>
+                <w:b/>
+                <w:bCs/>
+                <w:iCs/>
                 <w:sz w:val="16"/>
                 <w:szCs w:val="16"/>
                 <w:lang w:val="ru-RU"/>
               </w:rPr>
               <w:t>Источник: Москва, расстрельные списки - Яузская больница</w:t>
             </w:r>
+            <w:r>
+              <w:rPr>
+                <w:rFonts w:ascii="Arial" w:hAnsi="Arial" w:cs="Arial"/>
+                <w:b/>
+                <w:bCs/>
+                <w:iCs/>
+                <w:sz w:val="16"/>
+                <w:szCs w:val="16"/>
+                <w:lang w:val="ru-RU"/>
+              </w:rPr>
+              <w:t>;</w:t>
+            </w:r>
+            <w:r>
+              <w:rPr>
+                <w:rFonts w:ascii="Arial" w:hAnsi="Arial" w:cs="Arial"/>
+                <w:b/>
+                <w:bCs/>
+                <w:iCs/>
+                <w:sz w:val="16"/>
+                <w:szCs w:val="16"/>
+                <w:lang w:val="ru-RU"/>
+              </w:rPr>
+              <w:t xml:space="preserve"> </w:t>
+            </w:r>
+            <w:hyperlink r:id="rId28" w:tgtFrame="_blank" w:history="1">
+              <w:r>
+                <w:rPr>
+                  <w:rStyle w:val="Hyperlink"/>
+                  <w:rFonts w:ascii="Arial" w:hAnsi="Arial" w:cs="Arial"/>
+                  <w:b/>
+                  <w:bCs/>
+                  <w:sz w:val="16"/>
+                  <w:szCs w:val="16"/>
+                  <w:lang w:val="ru-RU"/>
+                </w:rPr>
+                <w:t>Архивная ссылка</w:t>
+              </w:r>
+            </w:hyperlink>
           </w:p>
         </w:tc>
       </w:tr>
@@ -8096,7 +8153,7 @@
               </w:rPr>
               <w:t xml:space="preserve">Источник:  </w:t>
             </w:r>
-            <w:hyperlink r:id="rId27" w:history="1">
+            <w:hyperlink r:id="rId29" w:history="1">
               <w:r>
                 <w:rPr>
                   <w:rStyle w:val="Hyperlink"/>
@@ -8169,7 +8226,29 @@
                 <w:szCs w:val="16"/>
                 <w:lang w:val="ru-RU"/>
               </w:rPr>
-              <w:t xml:space="preserve">Синкевич Дарья (Дарья) </w:t>
+              <w:t>Синкевич Дарья (</w:t>
+            </w:r>
+            <w:r>
+              <w:rPr>
+                <w:rFonts w:ascii="Arial" w:hAnsi="Arial" w:cs="Arial"/>
+                <w:b/>
+                <w:bCs/>
+                <w:sz w:val="16"/>
+                <w:szCs w:val="16"/>
+                <w:lang w:val="ru-RU"/>
+              </w:rPr>
+              <w:t>Софья</w:t>
+            </w:r>
+            <w:r>
+              <w:rPr>
+                <w:rFonts w:ascii="Arial" w:hAnsi="Arial" w:cs="Arial"/>
+                <w:b/>
+                <w:bCs/>
+                <w:sz w:val="16"/>
+                <w:szCs w:val="16"/>
+                <w:lang w:val="ru-RU"/>
+              </w:rPr>
+              <w:t xml:space="preserve">) </w:t>
             </w:r>
             <w:proofErr w:type="gramStart"/>
             <w:r>
@@ -8393,12 +8472,48 @@
             <w:r>
               <w:rPr>
                 <w:rFonts w:ascii="Arial" w:hAnsi="Arial" w:cs="Arial"/>
+                <w:b/>
+                <w:bCs/>
                 <w:sz w:val="16"/>
                 <w:szCs w:val="16"/>
                 <w:lang w:val="ru-RU"/>
               </w:rPr>
               <w:t>Источники данных: БД «Новомученики и исповедники Русской Православной Церкви XX века»</w:t>
             </w:r>
+            <w:r>
+              <w:rPr>
+                <w:rFonts w:ascii="Arial" w:hAnsi="Arial" w:cs="Arial"/>
+                <w:b/>
+                <w:bCs/>
+                <w:sz w:val="16"/>
+                <w:szCs w:val="16"/>
+                <w:lang w:val="ru-RU"/>
+              </w:rPr>
+              <w:t>;</w:t>
+            </w:r>
+            <w:r>
+              <w:rPr>
+                <w:rFonts w:ascii="Arial" w:hAnsi="Arial" w:cs="Arial"/>
+                <w:sz w:val="16"/>
+                <w:szCs w:val="16"/>
+                <w:lang w:val="ru-RU"/>
+              </w:rPr>
+              <w:t xml:space="preserve"> </w:t>
+            </w:r>
+            <w:hyperlink r:id="rId30" w:tgtFrame="_blank" w:history="1">
+              <w:r>
+                <w:rPr>
+                  <w:rStyle w:val="Hyperlink"/>
+                  <w:rFonts w:ascii="Arial" w:hAnsi="Arial" w:cs="Arial"/>
+                  <w:b/>
+                  <w:bCs/>
+                  <w:sz w:val="16"/>
+                  <w:szCs w:val="16"/>
+                  <w:lang w:val="ru-RU"/>
+                </w:rPr>
+                <w:t>Архивная ссылка</w:t>
+              </w:r>
+            </w:hyperlink>
           </w:p>
         </w:tc>
       </w:tr>
@@ -8638,7 +8753,7 @@
               </w:rPr>
               <w:t xml:space="preserve"> Украины;  </w:t>
             </w:r>
-            <w:hyperlink r:id="rId28" w:history="1">
+            <w:hyperlink r:id="rId31" w:history="1">
               <w:r>
                 <w:rPr>
                   <w:rStyle w:val="Hyperlink"/>
@@ -8899,9 +9014,6 @@
               <w:instrText>/Тищук_Ганна_Дмитрівна_(1898)"</w:instrText>
             </w:r>
             <w:r>
-              <w:rPr>
-                <w:rFonts w:hint="eastAsia"/>
-              </w:rPr>
               <w:fldChar w:fldCharType="separate"/>
             </w:r>
             <w:r>
@@ -9119,52 +9231,50 @@
             <w:r>
               <w:rPr>
                 <w:rFonts w:ascii="Arial" w:hAnsi="Arial" w:cs="Arial"/>
-                <w:sz w:val="16"/>
-                <w:szCs w:val="16"/>
-                <w:lang w:val="ru-RU"/>
-              </w:rPr>
-              <w:t xml:space="preserve">Источник: Реабилитированные </w:t>
-            </w:r>
-            <w:proofErr w:type="gramStart"/>
-            <w:r>
-              <w:rPr>
-                <w:rFonts w:ascii="Arial" w:hAnsi="Arial" w:cs="Arial"/>
-                <w:sz w:val="16"/>
-                <w:szCs w:val="16"/>
-                <w:lang w:val="ru-RU"/>
-              </w:rPr>
-              <w:t>историей :</w:t>
-            </w:r>
-            <w:proofErr w:type="gramEnd"/>
-            <w:r>
-              <w:rPr>
-                <w:rFonts w:ascii="Arial" w:hAnsi="Arial" w:cs="Arial"/>
-                <w:sz w:val="16"/>
-                <w:szCs w:val="16"/>
-                <w:lang w:val="ru-RU"/>
-              </w:rPr>
-              <w:t xml:space="preserve"> Автономная Республика </w:t>
-            </w:r>
-            <w:proofErr w:type="gramStart"/>
-            <w:r>
-              <w:rPr>
-                <w:rFonts w:ascii="Arial" w:hAnsi="Arial" w:cs="Arial"/>
-                <w:sz w:val="16"/>
-                <w:szCs w:val="16"/>
-                <w:lang w:val="ru-RU"/>
-              </w:rPr>
-              <w:t>Крым ,</w:t>
-            </w:r>
-            <w:proofErr w:type="gramEnd"/>
-            <w:r>
-              <w:rPr>
-                <w:rFonts w:ascii="Arial" w:hAnsi="Arial" w:cs="Arial"/>
-                <w:sz w:val="16"/>
-                <w:szCs w:val="16"/>
-                <w:lang w:val="ru-RU"/>
-              </w:rPr>
-              <w:t xml:space="preserve"> т. 5</w:t>
-            </w:r>
+                <w:b/>
+                <w:bCs/>
+                <w:sz w:val="16"/>
+                <w:szCs w:val="16"/>
+                <w:lang w:val="ru-RU"/>
+              </w:rPr>
+              <w:t>Источник: Реабилитированные историей : Автономная Республика Крым , т. 5</w:t>
+            </w:r>
+            <w:r>
+              <w:rPr>
+                <w:rFonts w:ascii="Arial" w:hAnsi="Arial" w:cs="Arial"/>
+                <w:b/>
+                <w:bCs/>
+                <w:sz w:val="16"/>
+                <w:szCs w:val="16"/>
+                <w:lang w:val="ru-RU"/>
+              </w:rPr>
+              <w:t>;</w:t>
+            </w:r>
+            <w:r>
+              <w:rPr>
+                <w:rFonts w:ascii="Arial" w:hAnsi="Arial" w:cs="Arial"/>
+                <w:b/>
+                <w:bCs/>
+                <w:sz w:val="16"/>
+                <w:szCs w:val="16"/>
+                <w:lang w:val="ru-RU"/>
+              </w:rPr>
+              <w:t xml:space="preserve"> </w:t>
+            </w:r>
+            <w:hyperlink r:id="rId32" w:tgtFrame="_blank" w:history="1">
+              <w:r>
+                <w:rPr>
+                  <w:rStyle w:val="Hyperlink"/>
+                  <w:rFonts w:ascii="Arial" w:hAnsi="Arial" w:cs="Arial"/>
+                  <w:b/>
+                  <w:bCs/>
+                  <w:sz w:val="16"/>
+                  <w:szCs w:val="16"/>
+                  <w:lang w:val="ru-RU"/>
+                </w:rPr>
+                <w:t>Архивная ссылка</w:t>
+              </w:r>
+            </w:hyperlink>
           </w:p>
         </w:tc>
       </w:tr>

--- a/docs/BYYEAR/Расстреляны_1923-1929.docx
+++ b/docs/BYYEAR/Расстреляны_1923-1929.docx
@@ -142,6 +142,19 @@
           <w:lang w:val="ru-RU"/>
         </w:rPr>
       </w:pPr>
+    </w:p>
+    <w:p>
+      <w:pPr>
+        <w:jc w:val="center"/>
+        <w:rPr>
+          <w:rFonts w:ascii="Arial" w:hAnsi="Arial" w:cs="Arial"/>
+          <w:b/>
+          <w:bCs/>
+          <w:sz w:val="16"/>
+          <w:szCs w:val="16"/>
+          <w:lang w:val="ru-RU"/>
+        </w:rPr>
+      </w:pPr>
       <w:r>
         <w:rPr>
           <w:rFonts w:ascii="Arial" w:hAnsi="Arial" w:cs="Arial"/>
@@ -287,7 +300,25 @@
                 <w:szCs w:val="16"/>
                 <w:lang w:val="ru-RU"/>
               </w:rPr>
-              <w:t xml:space="preserve">Данный расстрельный список составлен на основе открытых и доступных на </w:t>
+              <w:t xml:space="preserve">Данный расстрельный список составлен на основе открытых и доступных </w:t>
+            </w:r>
+            <w:r>
+              <w:rPr>
+                <w:rFonts w:ascii="Arial" w:hAnsi="Arial" w:cs="Arial"/>
+                <w:sz w:val="16"/>
+                <w:szCs w:val="16"/>
+                <w:lang w:val="ru-RU"/>
+              </w:rPr>
+              <w:t>в</w:t>
+            </w:r>
+            <w:r>
+              <w:rPr>
+                <w:rFonts w:ascii="Arial" w:hAnsi="Arial" w:cs="Arial"/>
+                <w:sz w:val="16"/>
+                <w:szCs w:val="16"/>
+                <w:lang w:val="ru-RU"/>
+              </w:rPr>
+              <w:t xml:space="preserve"> </w:t>
             </w:r>
             <w:r>
               <w:rPr>
@@ -320,23 +351,11 @@
             <w:r>
               <w:rPr>
                 <w:rFonts w:ascii="Arial" w:hAnsi="Arial" w:cs="Arial"/>
-                <w:b/>
-                <w:bCs/>
-                <w:sz w:val="16"/>
-                <w:szCs w:val="16"/>
-                <w:u w:val="single"/>
-                <w:lang w:val="ru-RU"/>
-              </w:rPr>
-              <w:t>Возрастной разброс</w:t>
-            </w:r>
-            <w:r>
-              <w:rPr>
-                <w:rFonts w:ascii="Arial" w:hAnsi="Arial" w:cs="Arial"/>
-                <w:sz w:val="16"/>
-                <w:szCs w:val="16"/>
-                <w:lang w:val="ru-RU"/>
-              </w:rPr>
-              <w:t>: 17 – 61 год; Возраст известен – 31; нет даты рождения/</w:t>
+                <w:sz w:val="16"/>
+                <w:szCs w:val="16"/>
+                <w:lang w:val="ru-RU"/>
+              </w:rPr>
+              <w:t>Возрастной разброс: 17 – 61 год; Возраст известен – 31; нет даты рождения/</w:t>
             </w:r>
             <w:bookmarkStart w:id="0" w:name="OLE_LINK599"/>
             <w:r>
@@ -362,23 +381,11 @@
             <w:r>
               <w:rPr>
                 <w:rFonts w:ascii="Arial" w:hAnsi="Arial" w:cs="Arial"/>
-                <w:b/>
-                <w:bCs/>
-                <w:sz w:val="16"/>
-                <w:szCs w:val="16"/>
-                <w:u w:val="single"/>
-                <w:lang w:val="ru-RU"/>
-              </w:rPr>
-              <w:t>Национальность</w:t>
-            </w:r>
-            <w:r>
-              <w:rPr>
-                <w:rFonts w:ascii="Arial" w:hAnsi="Arial" w:cs="Arial"/>
-                <w:sz w:val="16"/>
-                <w:szCs w:val="16"/>
-                <w:lang w:val="ru-RU"/>
-              </w:rPr>
-              <w:t>: неизвестна – 14; русская</w:t>
+                <w:sz w:val="16"/>
+                <w:szCs w:val="16"/>
+                <w:lang w:val="ru-RU"/>
+              </w:rPr>
+              <w:t>Национальность: неизвестна – 14; русская</w:t>
             </w:r>
             <w:bookmarkStart w:id="1" w:name="OLE_LINK597"/>
             <w:r>
@@ -413,14 +420,77 @@
             <w:r>
               <w:rPr>
                 <w:rFonts w:ascii="Arial" w:hAnsi="Arial" w:cs="Arial"/>
-                <w:b/>
-                <w:bCs/>
-                <w:sz w:val="16"/>
-                <w:szCs w:val="16"/>
-                <w:u w:val="single"/>
-                <w:lang w:val="ru-RU"/>
-              </w:rPr>
-              <w:t>Социальная страта/специальность</w:t>
+                <w:sz w:val="16"/>
+                <w:szCs w:val="16"/>
+                <w:lang w:val="ru-RU"/>
+              </w:rPr>
+              <w:t>Социальная страта/специальность: домохозяйка – 8; крестьянка – 5; участни</w:t>
+            </w:r>
+            <w:r>
+              <w:rPr>
+                <w:rFonts w:ascii="Arial" w:hAnsi="Arial" w:cs="Arial"/>
+                <w:sz w:val="16"/>
+                <w:szCs w:val="16"/>
+                <w:lang w:val="ru-RU"/>
+              </w:rPr>
+              <w:t>ца</w:t>
+            </w:r>
+            <w:r>
+              <w:rPr>
+                <w:rFonts w:ascii="Arial" w:hAnsi="Arial" w:cs="Arial"/>
+                <w:sz w:val="16"/>
+                <w:szCs w:val="16"/>
+                <w:lang w:val="ru-RU"/>
+              </w:rPr>
+              <w:t xml:space="preserve"> </w:t>
+            </w:r>
+            <w:r>
+              <w:rPr>
+                <w:rFonts w:ascii="Arial" w:hAnsi="Arial" w:cs="Arial"/>
+                <w:sz w:val="16"/>
+                <w:szCs w:val="16"/>
+                <w:shd w:val="clear" w:color="auto" w:fill="FFFFFF"/>
+                <w:lang w:val="ru-RU"/>
+              </w:rPr>
+              <w:t>Белого движения – 1</w:t>
+            </w:r>
+          </w:p>
+          <w:p>
+            <w:pPr>
+              <w:rPr>
+                <w:rFonts w:ascii="Arial" w:hAnsi="Arial" w:cs="Arial"/>
+                <w:sz w:val="16"/>
+                <w:szCs w:val="16"/>
+                <w:lang w:val="ru-RU"/>
+              </w:rPr>
+            </w:pPr>
+            <w:r>
+              <w:rPr>
+                <w:rFonts w:ascii="Arial" w:hAnsi="Arial" w:cs="Arial"/>
+                <w:sz w:val="16"/>
+                <w:szCs w:val="16"/>
+                <w:lang w:val="ru-RU"/>
+              </w:rPr>
+              <w:t xml:space="preserve">Образование: среднее – 5; высшее – 4; малограмотная – 4; неграмотная – 3; начальное – 2; </w:t>
+            </w:r>
+          </w:p>
+          <w:p>
+            <w:pPr>
+              <w:rPr>
+                <w:rFonts w:ascii="Arial" w:hAnsi="Arial" w:cs="Arial"/>
+                <w:sz w:val="16"/>
+                <w:szCs w:val="16"/>
+                <w:lang w:val="ru-RU"/>
+              </w:rPr>
+            </w:pPr>
+            <w:r>
+              <w:rPr>
+                <w:rFonts w:ascii="Arial" w:hAnsi="Arial" w:cs="Arial"/>
+                <w:sz w:val="16"/>
+                <w:szCs w:val="16"/>
+                <w:lang w:val="ru-RU"/>
+              </w:rPr>
+              <w:t>Партийность</w:t>
             </w:r>
             <w:r>
               <w:rPr>
@@ -438,106 +508,16 @@
                 <w:szCs w:val="16"/>
                 <w:lang w:val="ru-RU"/>
               </w:rPr>
-              <w:t>д</w:t>
-            </w:r>
-            <w:r>
-              <w:rPr>
-                <w:rFonts w:ascii="Arial" w:hAnsi="Arial" w:cs="Arial"/>
-                <w:sz w:val="16"/>
-                <w:szCs w:val="16"/>
-                <w:lang w:val="ru-RU"/>
-              </w:rPr>
-              <w:t xml:space="preserve">омохозяйка – 8; крестьянка – 5; </w:t>
-            </w:r>
-            <w:r>
-              <w:rPr>
-                <w:rFonts w:ascii="Arial" w:hAnsi="Arial" w:cs="Arial"/>
-                <w:sz w:val="16"/>
-                <w:szCs w:val="16"/>
-                <w:lang w:val="ru-RU"/>
-              </w:rPr>
-              <w:t>у</w:t>
-            </w:r>
-            <w:r>
-              <w:rPr>
-                <w:rFonts w:ascii="Arial" w:hAnsi="Arial" w:cs="Arial"/>
-                <w:sz w:val="16"/>
-                <w:szCs w:val="16"/>
-                <w:lang w:val="ru-RU"/>
-              </w:rPr>
-              <w:t xml:space="preserve">частники </w:t>
-            </w:r>
-            <w:r>
-              <w:rPr>
-                <w:rFonts w:ascii="Arial" w:hAnsi="Arial" w:cs="Arial"/>
-                <w:sz w:val="16"/>
-                <w:szCs w:val="16"/>
-                <w:shd w:val="clear" w:color="auto" w:fill="FFFFFF"/>
-                <w:lang w:val="ru-RU"/>
-              </w:rPr>
-              <w:t>Белого движения – 1</w:t>
-            </w:r>
-          </w:p>
-          <w:p>
-            <w:pPr>
-              <w:rPr>
-                <w:rFonts w:ascii="Arial" w:hAnsi="Arial" w:cs="Arial"/>
-                <w:sz w:val="16"/>
-                <w:szCs w:val="16"/>
-                <w:lang w:val="ru-RU"/>
-              </w:rPr>
-            </w:pPr>
-            <w:r>
-              <w:rPr>
-                <w:rFonts w:ascii="Arial" w:hAnsi="Arial" w:cs="Arial"/>
-                <w:b/>
-                <w:bCs/>
-                <w:sz w:val="16"/>
-                <w:szCs w:val="16"/>
-                <w:u w:val="single"/>
-                <w:lang w:val="ru-RU"/>
-              </w:rPr>
-              <w:t>Образование</w:t>
-            </w:r>
-            <w:r>
-              <w:rPr>
-                <w:rFonts w:ascii="Arial" w:hAnsi="Arial" w:cs="Arial"/>
-                <w:sz w:val="16"/>
-                <w:szCs w:val="16"/>
-                <w:lang w:val="ru-RU"/>
-              </w:rPr>
-              <w:t xml:space="preserve">: среднее – 5; высшее – 4; малограмотная – 4; неграмотная – 3; начальное – 2; </w:t>
-            </w:r>
-          </w:p>
-          <w:p>
-            <w:pPr>
-              <w:rPr>
-                <w:rFonts w:ascii="Arial" w:hAnsi="Arial" w:cs="Arial"/>
-                <w:sz w:val="16"/>
-                <w:szCs w:val="16"/>
-                <w:lang w:val="ru-RU"/>
-              </w:rPr>
-            </w:pPr>
-            <w:r>
-              <w:rPr>
-                <w:rFonts w:ascii="Arial" w:hAnsi="Arial" w:cs="Arial"/>
-                <w:b/>
-                <w:bCs/>
-                <w:sz w:val="16"/>
-                <w:szCs w:val="16"/>
-                <w:u w:val="single"/>
-                <w:lang w:val="ru-RU"/>
-              </w:rPr>
-              <w:t>Партийность</w:t>
-            </w:r>
-            <w:r>
-              <w:rPr>
-                <w:rFonts w:ascii="Arial" w:hAnsi="Arial" w:cs="Arial"/>
-                <w:sz w:val="16"/>
-                <w:szCs w:val="16"/>
-                <w:lang w:val="ru-RU"/>
-              </w:rPr>
-              <w:t xml:space="preserve">: Беспартийная – 9; </w:t>
+              <w:t>б</w:t>
+            </w:r>
+            <w:r>
+              <w:rPr>
+                <w:rFonts w:ascii="Arial" w:hAnsi="Arial" w:cs="Arial"/>
+                <w:sz w:val="16"/>
+                <w:szCs w:val="16"/>
+                <w:lang w:val="ru-RU"/>
+              </w:rPr>
+              <w:t xml:space="preserve">еспартийная – 9; </w:t>
             </w:r>
             <w:r>
               <w:rPr>
@@ -556,7 +536,17 @@
                 <w:szCs w:val="16"/>
                 <w:lang w:val="ru-RU"/>
               </w:rPr>
-              <w:t xml:space="preserve"> – 2; член ВКП(б) – 1; Член КП Финляндии – </w:t>
+              <w:t xml:space="preserve"> – 2; член ВКП(б) – 1; Член КП Финляндии </w:t>
+            </w:r>
+            <w:proofErr w:type="gramStart"/>
+            <w:r>
+              <w:rPr>
+                <w:rFonts w:ascii="Arial" w:hAnsi="Arial" w:cs="Arial"/>
+                <w:sz w:val="16"/>
+                <w:szCs w:val="16"/>
+                <w:lang w:val="ru-RU"/>
+              </w:rPr>
+              <w:t xml:space="preserve">– </w:t>
             </w:r>
             <w:r>
               <w:rPr>
@@ -574,7 +564,36 @@
                 <w:szCs w:val="16"/>
                 <w:lang w:val="ru-RU"/>
               </w:rPr>
-              <w:t>1; член КП Венгрии – 1; Реабилитирована – 27(84%)</w:t>
+              <w:t>1</w:t>
+            </w:r>
+            <w:proofErr w:type="gramEnd"/>
+            <w:r>
+              <w:rPr>
+                <w:rFonts w:ascii="Arial" w:hAnsi="Arial" w:cs="Arial"/>
+                <w:sz w:val="16"/>
+                <w:szCs w:val="16"/>
+                <w:lang w:val="ru-RU"/>
+              </w:rPr>
+              <w:t xml:space="preserve">; член КП Венгрии – 1; </w:t>
+            </w:r>
+          </w:p>
+          <w:p>
+            <w:pPr>
+              <w:rPr>
+                <w:rFonts w:ascii="Arial" w:hAnsi="Arial" w:cs="Arial"/>
+                <w:sz w:val="16"/>
+                <w:szCs w:val="16"/>
+                <w:lang w:val="ru-RU"/>
+              </w:rPr>
+            </w:pPr>
+            <w:r>
+              <w:rPr>
+                <w:rFonts w:ascii="Arial" w:hAnsi="Arial" w:cs="Arial"/>
+                <w:sz w:val="16"/>
+                <w:szCs w:val="16"/>
+                <w:lang w:val="ru-RU"/>
+              </w:rPr>
+              <w:t>Реабилитирована – 27(84%)</w:t>
             </w:r>
           </w:p>
           <w:p>
@@ -592,6 +611,15 @@
                 <w:lang w:val="ru-RU"/>
               </w:rPr>
               <w:t>14 женщин проживали в городах: Москва – 7; Ленинград – 2; Вильно, Владивосток, Минск, Симферополь, Феодосия</w:t>
+            </w:r>
+            <w:r>
+              <w:rPr>
+                <w:rFonts w:ascii="Arial" w:hAnsi="Arial" w:cs="Arial"/>
+                <w:sz w:val="16"/>
+                <w:szCs w:val="16"/>
+                <w:lang w:val="ru-RU"/>
+              </w:rPr>
+              <w:t>.</w:t>
             </w:r>
           </w:p>
         </w:tc>
@@ -1144,6 +1172,7 @@
                 <w:szCs w:val="16"/>
                 <w:lang w:val="ru-RU"/>
               </w:rPr>
+              <w:lastRenderedPageBreak/>
               <w:t xml:space="preserve">Источник: Книга памяти Псковской обл.;  </w:t>
             </w:r>
             <w:hyperlink r:id="rId6" w:history="1">
@@ -1191,6 +1220,7 @@
                 <w:szCs w:val="16"/>
                 <w:lang w:val="ru-RU"/>
               </w:rPr>
+              <w:lastRenderedPageBreak/>
               <w:t>Арямова</w:t>
             </w:r>
             <w:proofErr w:type="spellEnd"/>
@@ -1223,7 +1253,6 @@
                 <w:szCs w:val="16"/>
                 <w:lang w:val="ru-RU"/>
               </w:rPr>
-              <w:lastRenderedPageBreak/>
               <w:t>Родилась</w:t>
             </w:r>
             <w:r>
@@ -1426,7 +1455,6 @@
                 <w:szCs w:val="16"/>
                 <w:lang w:val="ru-RU"/>
               </w:rPr>
-              <w:lastRenderedPageBreak/>
               <w:t>Банкул</w:t>
             </w:r>
             <w:proofErr w:type="spellEnd"/>
@@ -4321,6 +4349,7 @@
                 <w:szCs w:val="16"/>
                 <w:lang w:val="ru-RU"/>
               </w:rPr>
+              <w:lastRenderedPageBreak/>
               <w:t xml:space="preserve">1908 г.р., </w:t>
             </w:r>
             <w:proofErr w:type="spellStart"/>
@@ -4396,7 +4425,6 @@
                 <w:szCs w:val="16"/>
                 <w:lang w:val="ru-RU"/>
               </w:rPr>
-              <w:lastRenderedPageBreak/>
               <w:t xml:space="preserve">Источник: Национальный банк </w:t>
             </w:r>
             <w:proofErr w:type="gramStart"/>
@@ -7783,6 +7811,7 @@
                 <w:szCs w:val="16"/>
                 <w:lang w:val="ru-RU"/>
               </w:rPr>
+              <w:lastRenderedPageBreak/>
               <w:t xml:space="preserve">(Нина Дмитриевна, Шаховская, </w:t>
             </w:r>
             <w:proofErr w:type="spellStart"/>

--- a/docs/BYYEAR/Расстреляны_1923-1929.docx
+++ b/docs/BYYEAR/Расстреляны_1923-1929.docx
@@ -225,27 +225,7 @@
                 <w:szCs w:val="16"/>
                 <w:lang w:val="ru-RU"/>
               </w:rPr>
-              <w:t xml:space="preserve">За 7 лет Советской власти с </w:t>
-            </w:r>
-            <w:proofErr w:type="gramStart"/>
-            <w:r>
-              <w:rPr>
-                <w:rFonts w:ascii="Arial" w:hAnsi="Arial" w:cs="Arial"/>
-                <w:sz w:val="16"/>
-                <w:szCs w:val="16"/>
-                <w:lang w:val="ru-RU"/>
-              </w:rPr>
-              <w:t>1923-1929</w:t>
-            </w:r>
-            <w:proofErr w:type="gramEnd"/>
-            <w:r>
-              <w:rPr>
-                <w:rFonts w:ascii="Arial" w:hAnsi="Arial" w:cs="Arial"/>
-                <w:sz w:val="16"/>
-                <w:szCs w:val="16"/>
-                <w:lang w:val="ru-RU"/>
-              </w:rPr>
-              <w:t xml:space="preserve"> годы в России расстреляли 32 женщины</w:t>
+              <w:t>За 7 лет</w:t>
             </w:r>
             <w:r>
               <w:rPr>
@@ -263,6 +243,96 @@
                 <w:szCs w:val="16"/>
                 <w:lang w:val="ru-RU"/>
               </w:rPr>
+              <w:t xml:space="preserve"> с 1923</w:t>
+            </w:r>
+            <w:r>
+              <w:rPr>
+                <w:rFonts w:ascii="Arial" w:hAnsi="Arial" w:cs="Arial"/>
+                <w:sz w:val="16"/>
+                <w:szCs w:val="16"/>
+                <w:lang w:val="ru-RU"/>
+              </w:rPr>
+              <w:t xml:space="preserve"> по </w:t>
+            </w:r>
+            <w:r>
+              <w:rPr>
+                <w:rFonts w:ascii="Arial" w:hAnsi="Arial" w:cs="Arial"/>
+                <w:sz w:val="16"/>
+                <w:szCs w:val="16"/>
+                <w:lang w:val="ru-RU"/>
+              </w:rPr>
+              <w:t>1929 год</w:t>
+            </w:r>
+            <w:r>
+              <w:rPr>
+                <w:rFonts w:ascii="Arial" w:hAnsi="Arial" w:cs="Arial"/>
+                <w:sz w:val="16"/>
+                <w:szCs w:val="16"/>
+                <w:lang w:val="ru-RU"/>
+              </w:rPr>
+              <w:t>,</w:t>
+            </w:r>
+            <w:r>
+              <w:rPr>
+                <w:rFonts w:ascii="Arial" w:hAnsi="Arial" w:cs="Arial"/>
+                <w:sz w:val="16"/>
+                <w:szCs w:val="16"/>
+                <w:lang w:val="ru-RU"/>
+              </w:rPr>
+              <w:t xml:space="preserve"> в России </w:t>
+            </w:r>
+            <w:r>
+              <w:rPr>
+                <w:rFonts w:ascii="Arial" w:hAnsi="Arial" w:cs="Arial"/>
+                <w:sz w:val="16"/>
+                <w:szCs w:val="16"/>
+                <w:lang w:val="ru-RU"/>
+              </w:rPr>
+              <w:t xml:space="preserve">были </w:t>
+            </w:r>
+            <w:r>
+              <w:rPr>
+                <w:rFonts w:ascii="Arial" w:hAnsi="Arial" w:cs="Arial"/>
+                <w:sz w:val="16"/>
+                <w:szCs w:val="16"/>
+                <w:lang w:val="ru-RU"/>
+              </w:rPr>
+              <w:t>расстреля</w:t>
+            </w:r>
+            <w:r>
+              <w:rPr>
+                <w:rFonts w:ascii="Arial" w:hAnsi="Arial" w:cs="Arial"/>
+                <w:sz w:val="16"/>
+                <w:szCs w:val="16"/>
+                <w:lang w:val="ru-RU"/>
+              </w:rPr>
+              <w:t>ны</w:t>
+            </w:r>
+            <w:r>
+              <w:rPr>
+                <w:rFonts w:ascii="Arial" w:hAnsi="Arial" w:cs="Arial"/>
+                <w:sz w:val="16"/>
+                <w:szCs w:val="16"/>
+                <w:lang w:val="ru-RU"/>
+              </w:rPr>
+              <w:t xml:space="preserve"> 32 женщины</w:t>
+            </w:r>
+            <w:r>
+              <w:rPr>
+                <w:rFonts w:ascii="Arial" w:hAnsi="Arial" w:cs="Arial"/>
+                <w:sz w:val="16"/>
+                <w:szCs w:val="16"/>
+                <w:lang w:val="ru-RU"/>
+              </w:rPr>
+              <w:t>,</w:t>
+            </w:r>
+            <w:r>
+              <w:rPr>
+                <w:rFonts w:ascii="Arial" w:hAnsi="Arial" w:cs="Arial"/>
+                <w:sz w:val="16"/>
+                <w:szCs w:val="16"/>
+                <w:lang w:val="ru-RU"/>
+              </w:rPr>
               <w:t xml:space="preserve"> из них 2 женщин</w:t>
             </w:r>
             <w:r>
@@ -282,6 +352,15 @@
                 <w:lang w:val="ru-RU"/>
               </w:rPr>
               <w:t xml:space="preserve"> были убиты охраной Соловецкого лагеря</w:t>
+            </w:r>
+            <w:r>
+              <w:rPr>
+                <w:rFonts w:ascii="Arial" w:hAnsi="Arial" w:cs="Arial"/>
+                <w:sz w:val="16"/>
+                <w:szCs w:val="16"/>
+                <w:lang w:val="ru-RU"/>
+              </w:rPr>
+              <w:t>.</w:t>
             </w:r>
           </w:p>
           <w:p>
@@ -353,9 +432,19 @@
                 <w:rFonts w:ascii="Arial" w:hAnsi="Arial" w:cs="Arial"/>
                 <w:sz w:val="16"/>
                 <w:szCs w:val="16"/>
-                <w:lang w:val="ru-RU"/>
-              </w:rPr>
-              <w:t>Возрастной разброс: 17 – 61 год; Возраст известен – 31; нет даты рождения/</w:t>
+                <w:u w:val="single"/>
+                <w:lang w:val="ru-RU"/>
+              </w:rPr>
+              <w:t>Возрастной разброс: 17 – 61 год</w:t>
+            </w:r>
+            <w:r>
+              <w:rPr>
+                <w:rFonts w:ascii="Arial" w:hAnsi="Arial" w:cs="Arial"/>
+                <w:sz w:val="16"/>
+                <w:szCs w:val="16"/>
+                <w:lang w:val="ru-RU"/>
+              </w:rPr>
+              <w:t>; Возраст известен – 31; нет даты рождения/</w:t>
             </w:r>
             <w:bookmarkStart w:id="0" w:name="OLE_LINK599"/>
             <w:r>
@@ -383,9 +472,19 @@
                 <w:rFonts w:ascii="Arial" w:hAnsi="Arial" w:cs="Arial"/>
                 <w:sz w:val="16"/>
                 <w:szCs w:val="16"/>
-                <w:lang w:val="ru-RU"/>
-              </w:rPr>
-              <w:t>Национальность: неизвестна – 14; русская</w:t>
+                <w:u w:val="single"/>
+                <w:lang w:val="ru-RU"/>
+              </w:rPr>
+              <w:t>Национальность</w:t>
+            </w:r>
+            <w:r>
+              <w:rPr>
+                <w:rFonts w:ascii="Arial" w:hAnsi="Arial" w:cs="Arial"/>
+                <w:sz w:val="16"/>
+                <w:szCs w:val="16"/>
+                <w:lang w:val="ru-RU"/>
+              </w:rPr>
+              <w:t>: неизвестна – 14; русская</w:t>
             </w:r>
             <w:bookmarkStart w:id="1" w:name="OLE_LINK597"/>
             <w:r>
@@ -422,9 +521,19 @@
                 <w:rFonts w:ascii="Arial" w:hAnsi="Arial" w:cs="Arial"/>
                 <w:sz w:val="16"/>
                 <w:szCs w:val="16"/>
-                <w:lang w:val="ru-RU"/>
-              </w:rPr>
-              <w:t>Социальная страта/специальность: домохозяйка – 8; крестьянка – 5; участни</w:t>
+                <w:u w:val="single"/>
+                <w:lang w:val="ru-RU"/>
+              </w:rPr>
+              <w:t>Социальная страта/специальность</w:t>
+            </w:r>
+            <w:r>
+              <w:rPr>
+                <w:rFonts w:ascii="Arial" w:hAnsi="Arial" w:cs="Arial"/>
+                <w:sz w:val="16"/>
+                <w:szCs w:val="16"/>
+                <w:lang w:val="ru-RU"/>
+              </w:rPr>
+              <w:t>: домохозяйка – 8; крестьянка – 5; участни</w:t>
             </w:r>
             <w:r>
               <w:rPr>
@@ -469,9 +578,19 @@
                 <w:rFonts w:ascii="Arial" w:hAnsi="Arial" w:cs="Arial"/>
                 <w:sz w:val="16"/>
                 <w:szCs w:val="16"/>
-                <w:lang w:val="ru-RU"/>
-              </w:rPr>
-              <w:t xml:space="preserve">Образование: среднее – 5; высшее – 4; малограмотная – 4; неграмотная – 3; начальное – 2; </w:t>
+                <w:u w:val="single"/>
+                <w:lang w:val="ru-RU"/>
+              </w:rPr>
+              <w:t>Образование</w:t>
+            </w:r>
+            <w:r>
+              <w:rPr>
+                <w:rFonts w:ascii="Arial" w:hAnsi="Arial" w:cs="Arial"/>
+                <w:sz w:val="16"/>
+                <w:szCs w:val="16"/>
+                <w:lang w:val="ru-RU"/>
+              </w:rPr>
+              <w:t xml:space="preserve">: среднее – 5; высшее – 4; малограмотная – 4; неграмотная – 3; начальное – 2; </w:t>
             </w:r>
           </w:p>
           <w:p>
@@ -488,6 +607,7 @@
                 <w:rFonts w:ascii="Arial" w:hAnsi="Arial" w:cs="Arial"/>
                 <w:sz w:val="16"/>
                 <w:szCs w:val="16"/>
+                <w:u w:val="single"/>
                 <w:lang w:val="ru-RU"/>
               </w:rPr>
               <w:t>Партийность</w:t>
@@ -538,7 +658,6 @@
               </w:rPr>
               <w:t xml:space="preserve"> – 2; член ВКП(б) – 1; Член КП Финляндии </w:t>
             </w:r>
-            <w:proofErr w:type="gramStart"/>
             <w:r>
               <w:rPr>
                 <w:rFonts w:ascii="Arial" w:hAnsi="Arial" w:cs="Arial"/>
@@ -555,18 +674,8 @@
                 <w:szCs w:val="16"/>
                 <w:lang w:val="ru-RU"/>
               </w:rPr>
-              <w:t xml:space="preserve"> </w:t>
-            </w:r>
-            <w:r>
-              <w:rPr>
-                <w:rFonts w:ascii="Arial" w:hAnsi="Arial" w:cs="Arial"/>
-                <w:sz w:val="16"/>
-                <w:szCs w:val="16"/>
-                <w:lang w:val="ru-RU"/>
-              </w:rPr>
               <w:t>1</w:t>
             </w:r>
-            <w:proofErr w:type="gramEnd"/>
             <w:r>
               <w:rPr>
                 <w:rFonts w:ascii="Arial" w:hAnsi="Arial" w:cs="Arial"/>
@@ -593,7 +702,34 @@
                 <w:szCs w:val="16"/>
                 <w:lang w:val="ru-RU"/>
               </w:rPr>
-              <w:t>Реабилитирована – 27(84%)</w:t>
+              <w:t>Реабилитирован</w:t>
+            </w:r>
+            <w:r>
+              <w:rPr>
+                <w:rFonts w:ascii="Arial" w:hAnsi="Arial" w:cs="Arial"/>
+                <w:sz w:val="16"/>
+                <w:szCs w:val="16"/>
+                <w:lang w:val="ru-RU"/>
+              </w:rPr>
+              <w:t>ы</w:t>
+            </w:r>
+            <w:r>
+              <w:rPr>
+                <w:rFonts w:ascii="Arial" w:hAnsi="Arial" w:cs="Arial"/>
+                <w:sz w:val="16"/>
+                <w:szCs w:val="16"/>
+                <w:lang w:val="ru-RU"/>
+              </w:rPr>
+              <w:t xml:space="preserve"> – 27(84%)</w:t>
+            </w:r>
+            <w:r>
+              <w:rPr>
+                <w:rFonts w:ascii="Arial" w:hAnsi="Arial" w:cs="Arial"/>
+                <w:sz w:val="16"/>
+                <w:szCs w:val="16"/>
+                <w:lang w:val="ru-RU"/>
+              </w:rPr>
+              <w:t>.</w:t>
             </w:r>
           </w:p>
           <w:p>
@@ -608,9 +744,19 @@
                 <w:rFonts w:ascii="Arial" w:hAnsi="Arial" w:cs="Arial"/>
                 <w:sz w:val="16"/>
                 <w:szCs w:val="16"/>
-                <w:lang w:val="ru-RU"/>
-              </w:rPr>
-              <w:t>14 женщин проживали в городах: Москва – 7; Ленинград – 2; Вильно, Владивосток, Минск, Симферополь, Феодосия</w:t>
+                <w:u w:val="single"/>
+                <w:lang w:val="ru-RU"/>
+              </w:rPr>
+              <w:t>14 женщин проживали в городах</w:t>
+            </w:r>
+            <w:r>
+              <w:rPr>
+                <w:rFonts w:ascii="Arial" w:hAnsi="Arial" w:cs="Arial"/>
+                <w:sz w:val="16"/>
+                <w:szCs w:val="16"/>
+                <w:lang w:val="ru-RU"/>
+              </w:rPr>
+              <w:t>: Москва – 7; Ленинград – 2; Вильно, Владивосток, Минск, Симферополь, Феодосия</w:t>
             </w:r>
             <w:r>
               <w:rPr>
@@ -1001,7 +1147,6 @@
         <w:tc>
           <w:tcPr>
             <w:tcW w:w="10980" w:type="dxa"/>
-            <w:shd w:val="clear" w:color="auto" w:fill="auto"/>
             <w:vAlign w:val="center"/>
           </w:tcPr>
           <w:p>
@@ -1197,7 +1342,6 @@
         <w:tc>
           <w:tcPr>
             <w:tcW w:w="10980" w:type="dxa"/>
-            <w:shd w:val="clear" w:color="auto" w:fill="auto"/>
             <w:vAlign w:val="center"/>
           </w:tcPr>
           <w:p>
@@ -1422,7 +1566,6 @@
         <w:tc>
           <w:tcPr>
             <w:tcW w:w="10980" w:type="dxa"/>
-            <w:shd w:val="clear" w:color="auto" w:fill="auto"/>
             <w:vAlign w:val="center"/>
           </w:tcPr>
           <w:p>
@@ -1596,7 +1739,6 @@
         <w:tc>
           <w:tcPr>
             <w:tcW w:w="10980" w:type="dxa"/>
-            <w:shd w:val="clear" w:color="auto" w:fill="auto"/>
             <w:vAlign w:val="center"/>
           </w:tcPr>
           <w:p>
@@ -1850,7 +1992,6 @@
         <w:tc>
           <w:tcPr>
             <w:tcW w:w="10980" w:type="dxa"/>
-            <w:shd w:val="clear" w:color="auto" w:fill="auto"/>
             <w:vAlign w:val="center"/>
           </w:tcPr>
           <w:p>
@@ -2064,7 +2205,6 @@
         <w:tc>
           <w:tcPr>
             <w:tcW w:w="10980" w:type="dxa"/>
-            <w:shd w:val="clear" w:color="auto" w:fill="auto"/>
             <w:vAlign w:val="center"/>
           </w:tcPr>
           <w:p>
@@ -2341,7 +2481,6 @@
         <w:tc>
           <w:tcPr>
             <w:tcW w:w="10980" w:type="dxa"/>
-            <w:shd w:val="clear" w:color="auto" w:fill="auto"/>
             <w:vAlign w:val="center"/>
           </w:tcPr>
           <w:p>
@@ -2658,7 +2797,6 @@
         <w:tc>
           <w:tcPr>
             <w:tcW w:w="10980" w:type="dxa"/>
-            <w:shd w:val="clear" w:color="auto" w:fill="auto"/>
             <w:vAlign w:val="center"/>
           </w:tcPr>
           <w:p>
@@ -2929,7 +3067,6 @@
         <w:tc>
           <w:tcPr>
             <w:tcW w:w="10980" w:type="dxa"/>
-            <w:shd w:val="clear" w:color="auto" w:fill="auto"/>
             <w:vAlign w:val="center"/>
           </w:tcPr>
           <w:p>
@@ -3076,7 +3213,6 @@
         <w:tc>
           <w:tcPr>
             <w:tcW w:w="10980" w:type="dxa"/>
-            <w:shd w:val="clear" w:color="auto" w:fill="auto"/>
             <w:vAlign w:val="center"/>
           </w:tcPr>
           <w:p>
@@ -3303,7 +3439,6 @@
         <w:tc>
           <w:tcPr>
             <w:tcW w:w="10980" w:type="dxa"/>
-            <w:shd w:val="clear" w:color="auto" w:fill="auto"/>
             <w:vAlign w:val="center"/>
           </w:tcPr>
           <w:p>
@@ -3616,7 +3751,6 @@
         <w:tc>
           <w:tcPr>
             <w:tcW w:w="10980" w:type="dxa"/>
-            <w:shd w:val="clear" w:color="auto" w:fill="auto"/>
             <w:vAlign w:val="center"/>
           </w:tcPr>
           <w:p>
@@ -3945,7 +4079,6 @@
         <w:tc>
           <w:tcPr>
             <w:tcW w:w="10980" w:type="dxa"/>
-            <w:shd w:val="clear" w:color="auto" w:fill="auto"/>
             <w:vAlign w:val="center"/>
           </w:tcPr>
           <w:p>
@@ -4250,7 +4383,6 @@
         <w:tc>
           <w:tcPr>
             <w:tcW w:w="10980" w:type="dxa"/>
-            <w:shd w:val="clear" w:color="auto" w:fill="auto"/>
             <w:vAlign w:val="center"/>
           </w:tcPr>
           <w:p>
@@ -4541,7 +4673,6 @@
         <w:tc>
           <w:tcPr>
             <w:tcW w:w="10980" w:type="dxa"/>
-            <w:shd w:val="clear" w:color="auto" w:fill="auto"/>
             <w:vAlign w:val="center"/>
           </w:tcPr>
           <w:p>
@@ -4858,7 +4989,6 @@
         <w:tc>
           <w:tcPr>
             <w:tcW w:w="10980" w:type="dxa"/>
-            <w:shd w:val="clear" w:color="auto" w:fill="auto"/>
             <w:vAlign w:val="center"/>
           </w:tcPr>
           <w:p>
@@ -5089,7 +5219,6 @@
         <w:tc>
           <w:tcPr>
             <w:tcW w:w="10980" w:type="dxa"/>
-            <w:shd w:val="clear" w:color="auto" w:fill="auto"/>
             <w:vAlign w:val="center"/>
           </w:tcPr>
           <w:p>
@@ -5351,7 +5480,6 @@
         <w:tc>
           <w:tcPr>
             <w:tcW w:w="10980" w:type="dxa"/>
-            <w:shd w:val="clear" w:color="auto" w:fill="auto"/>
             <w:vAlign w:val="center"/>
           </w:tcPr>
           <w:p>
@@ -5584,7 +5712,6 @@
         <w:tc>
           <w:tcPr>
             <w:tcW w:w="10980" w:type="dxa"/>
-            <w:shd w:val="clear" w:color="auto" w:fill="auto"/>
             <w:vAlign w:val="center"/>
           </w:tcPr>
           <w:p>
@@ -5853,7 +5980,6 @@
         <w:tc>
           <w:tcPr>
             <w:tcW w:w="10980" w:type="dxa"/>
-            <w:shd w:val="clear" w:color="auto" w:fill="auto"/>
             <w:vAlign w:val="center"/>
           </w:tcPr>
           <w:p>
@@ -6232,7 +6358,6 @@
         <w:tc>
           <w:tcPr>
             <w:tcW w:w="10980" w:type="dxa"/>
-            <w:shd w:val="clear" w:color="auto" w:fill="auto"/>
             <w:vAlign w:val="center"/>
           </w:tcPr>
           <w:p>
@@ -6479,7 +6604,6 @@
         <w:tc>
           <w:tcPr>
             <w:tcW w:w="10980" w:type="dxa"/>
-            <w:shd w:val="clear" w:color="auto" w:fill="auto"/>
             <w:vAlign w:val="center"/>
           </w:tcPr>
           <w:p>
@@ -6703,7 +6827,6 @@
         <w:tc>
           <w:tcPr>
             <w:tcW w:w="10980" w:type="dxa"/>
-            <w:shd w:val="clear" w:color="auto" w:fill="auto"/>
             <w:vAlign w:val="center"/>
           </w:tcPr>
           <w:p>
@@ -7056,7 +7179,6 @@
         <w:tc>
           <w:tcPr>
             <w:tcW w:w="10980" w:type="dxa"/>
-            <w:shd w:val="clear" w:color="auto" w:fill="auto"/>
             <w:vAlign w:val="center"/>
           </w:tcPr>
           <w:p>
@@ -7292,7 +7414,6 @@
         <w:tc>
           <w:tcPr>
             <w:tcW w:w="10980" w:type="dxa"/>
-            <w:shd w:val="clear" w:color="auto" w:fill="auto"/>
             <w:vAlign w:val="center"/>
           </w:tcPr>
           <w:p>
@@ -7510,7 +7631,6 @@
         <w:tc>
           <w:tcPr>
             <w:tcW w:w="10980" w:type="dxa"/>
-            <w:shd w:val="clear" w:color="auto" w:fill="auto"/>
             <w:vAlign w:val="center"/>
           </w:tcPr>
           <w:p>
@@ -7741,7 +7861,6 @@
         <w:tc>
           <w:tcPr>
             <w:tcW w:w="10980" w:type="dxa"/>
-            <w:shd w:val="clear" w:color="auto" w:fill="auto"/>
             <w:vAlign w:val="center"/>
           </w:tcPr>
           <w:p>
@@ -8022,7 +8141,6 @@
         <w:tc>
           <w:tcPr>
             <w:tcW w:w="10980" w:type="dxa"/>
-            <w:shd w:val="clear" w:color="auto" w:fill="auto"/>
             <w:vAlign w:val="center"/>
           </w:tcPr>
           <w:p>
@@ -8225,7 +8343,6 @@
         <w:tc>
           <w:tcPr>
             <w:tcW w:w="10980" w:type="dxa"/>
-            <w:shd w:val="clear" w:color="auto" w:fill="auto"/>
             <w:vAlign w:val="center"/>
           </w:tcPr>
           <w:p>
@@ -8550,7 +8667,6 @@
         <w:tc>
           <w:tcPr>
             <w:tcW w:w="10980" w:type="dxa"/>
-            <w:shd w:val="clear" w:color="auto" w:fill="auto"/>
             <w:vAlign w:val="center"/>
           </w:tcPr>
           <w:p>
@@ -8804,7 +8920,6 @@
         <w:tc>
           <w:tcPr>
             <w:tcW w:w="10980" w:type="dxa"/>
-            <w:shd w:val="clear" w:color="auto" w:fill="auto"/>
             <w:vAlign w:val="center"/>
           </w:tcPr>
           <w:p>
@@ -9068,7 +9183,6 @@
         <w:tc>
           <w:tcPr>
             <w:tcW w:w="10980" w:type="dxa"/>
-            <w:shd w:val="clear" w:color="auto" w:fill="auto"/>
             <w:vAlign w:val="center"/>
           </w:tcPr>
           <w:p>
